--- a/docs/project-guide/cen429-proje-rehberi-ders-notu.en.docx
+++ b/docs/project-guide/cen429-proje-rehberi-ders-notu.en.docx
@@ -2,7 +2,7 @@
 <file path=word/document.xml><?xml version="1.0" encoding="utf-8"?>
 <w:document xmlns:w="http://schemas.openxmlformats.org/wordprocessingml/2006/main" xmlns:m="http://schemas.openxmlformats.org/officeDocument/2006/math" xmlns:r="http://schemas.openxmlformats.org/officeDocument/2006/relationships" xmlns:o="urn:schemas-microsoft-com:office:office" xmlns:v="urn:schemas-microsoft-com:vml" xmlns:w10="urn:schemas-microsoft-com:office:word" xmlns:a="http://schemas.openxmlformats.org/drawingml/2006/main" xmlns:pic="http://schemas.openxmlformats.org/drawingml/2006/picture" xmlns:wp="http://schemas.openxmlformats.org/drawingml/2006/wordprocessingDrawing">
   <w:body>
-    <w:bookmarkStart w:id="73" w:name="cen429-term-project-project-guide"/>
+    <w:bookmarkStart w:id="76" w:name="cen429-term-project-project-guide"/>
     <w:p>
       <w:pPr>
         <w:pStyle w:val="Heading1"/>
@@ -1509,7 +1509,7 @@
     </w:p>
     <w:bookmarkEnd w:id="22"/>
     <w:bookmarkEnd w:id="23"/>
-    <w:bookmarkStart w:id="26" w:name="tools-and-setup"/>
+    <w:bookmarkStart w:id="29" w:name="tools-and-setup"/>
     <w:p>
       <w:pPr>
         <w:pStyle w:val="Heading2"/>
@@ -1980,17 +1980,36 @@
           <w:t xml:space="preserve">ucoruh/cpp-cmake-ctest-template</w:t>
         </w:r>
       </w:hyperlink>
-      <w:r>
-        <w:t xml:space="preserve"> </w:t>
-      </w:r>
-      <w:r>
-        <w:t xml:space="preserve">—</w:t>
-      </w:r>
-      <w:r>
-        <w:t xml:space="preserve"> </w:t>
-      </w:r>
-      <w:r>
-        <w:t xml:space="preserve">fork it, name it</w:t>
+    </w:p>
+    <w:p>
+      <w:pPr>
+        <w:pStyle w:val="BodyText"/>
+      </w:pPr>
+      <w:r>
+        <w:rPr>
+          <w:b/>
+          <w:bCs/>
+        </w:rPr>
+        <w:t xml:space="preserve">Do not fork.</w:t>
+      </w:r>
+      <w:r>
+        <w:t xml:space="preserve"> </w:t>
+      </w:r>
+      <w:r>
+        <w:t xml:space="preserve">A fork of a public repository cannot be made private on GitHub, so create your own repository from the template instead: on the template page click</w:t>
+      </w:r>
+      <w:r>
+        <w:t xml:space="preserve"> </w:t>
+      </w:r>
+      <w:r>
+        <w:rPr>
+          <w:b/>
+          <w:bCs/>
+        </w:rPr>
+        <w:t xml:space="preserve">Use this template → Create a new repository</w:t>
+      </w:r>
+      <w:r>
+        <w:t xml:space="preserve">, choose the owner, type the repository name</w:t>
       </w:r>
       <w:r>
         <w:t xml:space="preserve"> </w:t>
@@ -2002,26 +2021,32 @@
         <w:t xml:space="preserve">cen429-project-name-surname-cpp</w:t>
       </w:r>
       <w:r>
-        <w:t xml:space="preserve">, make it</w:t>
-      </w:r>
-      <w:r>
-        <w:t xml:space="preserve"> </w:t>
-      </w:r>
-      <w:r>
-        <w:rPr>
-          <w:b/>
-          <w:bCs/>
-        </w:rPr>
-        <w:t xml:space="preserve">private</w:t>
-      </w:r>
-      <w:r>
-        <w:t xml:space="preserve">, and add the instructor and your teammate</w:t>
-      </w:r>
-      <w:r>
-        <w:t xml:space="preserve"> </w:t>
-      </w:r>
-      <w:r>
-        <w:t xml:space="preserve">(if any) as</w:t>
+        <w:t xml:space="preserve">, select</w:t>
+      </w:r>
+      <w:r>
+        <w:t xml:space="preserve"> </w:t>
+      </w:r>
+      <w:r>
+        <w:rPr>
+          <w:b/>
+          <w:bCs/>
+        </w:rPr>
+        <w:t xml:space="preserve">Private</w:t>
+      </w:r>
+      <w:r>
+        <w:t xml:space="preserve"> </w:t>
+      </w:r>
+      <w:r>
+        <w:t xml:space="preserve">and create it. Then add the instructor (</w:t>
+      </w:r>
+      <w:r>
+        <w:rPr>
+          <w:rStyle w:val="VerbatimChar"/>
+        </w:rPr>
+        <w:t xml:space="preserve">ucoruh</w:t>
+      </w:r>
+      <w:r>
+        <w:t xml:space="preserve">) and your teammate (if any) as</w:t>
       </w:r>
       <w:r>
         <w:t xml:space="preserve"> </w:t>
@@ -2034,7 +2059,20 @@
         <w:t xml:space="preserve">collaborators</w:t>
       </w:r>
       <w:r>
-        <w:t xml:space="preserve">.</w:t>
+        <w:t xml:space="preserve"> </w:t>
+      </w:r>
+      <w:r>
+        <w:t xml:space="preserve">(</w:t>
+      </w:r>
+      <w:r>
+        <w:rPr>
+          <w:i/>
+          <w:iCs/>
+        </w:rPr>
+        <w:t xml:space="preserve">Settings → Collaborators</w:t>
+      </w:r>
+      <w:r>
+        <w:t xml:space="preserve">).</w:t>
       </w:r>
     </w:p>
     <w:p>
@@ -2179,8 +2217,493 @@
         <w:t xml:space="preserve">.</w:t>
       </w:r>
     </w:p>
-    <w:bookmarkEnd w:id="26"/>
-    <w:bookmarkStart w:id="27" w:name="topic-selection"/>
+    <w:bookmarkStart w:id="27" w:name="showing-your-project-locally"/>
+    <w:p>
+      <w:pPr>
+        <w:pStyle w:val="Heading3"/>
+      </w:pPr>
+      <w:r>
+        <w:t xml:space="preserve">Showing your project locally</w:t>
+      </w:r>
+    </w:p>
+    <w:p>
+      <w:pPr>
+        <w:pStyle w:val="FirstParagraph"/>
+      </w:pPr>
+      <w:r>
+        <w:t xml:space="preserve">A private repository on GitHub Free has no GitHub Pages site, so you show everything</w:t>
+      </w:r>
+      <w:r>
+        <w:t xml:space="preserve"> </w:t>
+      </w:r>
+      <w:r>
+        <w:rPr>
+          <w:b/>
+          <w:bCs/>
+        </w:rPr>
+        <w:t xml:space="preserve">on your own computer</w:t>
+      </w:r>
+      <w:r>
+        <w:t xml:space="preserve">:</w:t>
+      </w:r>
+    </w:p>
+    <w:p>
+      <w:pPr>
+        <w:pStyle w:val="Compact"/>
+        <w:numPr>
+          <w:ilvl w:val="0"/>
+          <w:numId w:val="1005"/>
+        </w:numPr>
+      </w:pPr>
+      <w:r>
+        <w:t xml:space="preserve">Run</w:t>
+      </w:r>
+      <w:r>
+        <w:t xml:space="preserve"> </w:t>
+      </w:r>
+      <w:r>
+        <w:rPr>
+          <w:rStyle w:val="VerbatimChar"/>
+        </w:rPr>
+        <w:t xml:space="preserve">7-build-all-windows.bat</w:t>
+      </w:r>
+      <w:r>
+        <w:t xml:space="preserve"> </w:t>
+      </w:r>
+      <w:r>
+        <w:t xml:space="preserve">(or</w:t>
+      </w:r>
+      <w:r>
+        <w:t xml:space="preserve"> </w:t>
+      </w:r>
+      <w:r>
+        <w:rPr>
+          <w:rStyle w:val="VerbatimChar"/>
+        </w:rPr>
+        <w:t xml:space="preserve">7-build-all-linux.sh</w:t>
+      </w:r>
+      <w:r>
+        <w:t xml:space="preserve"> </w:t>
+      </w:r>
+      <w:r>
+        <w:t xml:space="preserve">on Linux/WSL). It builds the project, runs the tests and produces every report.</w:t>
+      </w:r>
+    </w:p>
+    <w:p>
+      <w:pPr>
+        <w:pStyle w:val="Compact"/>
+        <w:numPr>
+          <w:ilvl w:val="0"/>
+          <w:numId w:val="1005"/>
+        </w:numPr>
+      </w:pPr>
+      <w:r>
+        <w:t xml:space="preserve">Run</w:t>
+      </w:r>
+      <w:r>
+        <w:t xml:space="preserve"> </w:t>
+      </w:r>
+      <w:r>
+        <w:rPr>
+          <w:rStyle w:val="VerbatimChar"/>
+        </w:rPr>
+        <w:t xml:space="preserve">9-open-site-windows.bat</w:t>
+      </w:r>
+      <w:r>
+        <w:t xml:space="preserve"> </w:t>
+      </w:r>
+      <w:r>
+        <w:t xml:space="preserve">(or</w:t>
+      </w:r>
+      <w:r>
+        <w:t xml:space="preserve"> </w:t>
+      </w:r>
+      <w:r>
+        <w:rPr>
+          <w:rStyle w:val="VerbatimChar"/>
+        </w:rPr>
+        <w:t xml:space="preserve">9-open-site-linux.sh</w:t>
+      </w:r>
+      <w:r>
+        <w:t xml:space="preserve">). The full project site opens on</w:t>
+      </w:r>
+      <w:r>
+        <w:t xml:space="preserve"> </w:t>
+      </w:r>
+      <w:r>
+        <w:rPr>
+          <w:rStyle w:val="VerbatimChar"/>
+        </w:rPr>
+        <w:t xml:space="preserve">http://localhost</w:t>
+      </w:r>
+      <w:r>
+        <w:t xml:space="preserve">: every report (tests, code coverage, documentation coverage, separately for Windows and Linux) and the API docs.</w:t>
+      </w:r>
+    </w:p>
+    <w:p>
+      <w:pPr>
+        <w:pStyle w:val="Compact"/>
+        <w:numPr>
+          <w:ilvl w:val="0"/>
+          <w:numId w:val="1005"/>
+        </w:numPr>
+      </w:pPr>
+      <w:r>
+        <w:t xml:space="preserve">The</w:t>
+      </w:r>
+      <w:r>
+        <w:t xml:space="preserve"> </w:t>
+      </w:r>
+      <w:r>
+        <w:rPr>
+          <w:rStyle w:val="VerbatimChar"/>
+        </w:rPr>
+        <w:t xml:space="preserve">release/</w:t>
+      </w:r>
+      <w:r>
+        <w:t xml:space="preserve"> </w:t>
+      </w:r>
+      <w:r>
+        <w:t xml:space="preserve">folder holds every output: the app/exe, the library, every report, the API docs,</w:t>
+      </w:r>
+      <w:r>
+        <w:t xml:space="preserve"> </w:t>
+      </w:r>
+      <w:r>
+        <w:rPr>
+          <w:rStyle w:val="VerbatimChar"/>
+        </w:rPr>
+        <w:t xml:space="preserve">site.zip</w:t>
+      </w:r>
+      <w:r>
+        <w:t xml:space="preserve">, the source,</w:t>
+      </w:r>
+      <w:r>
+        <w:t xml:space="preserve"> </w:t>
+      </w:r>
+      <w:r>
+        <w:rPr>
+          <w:rStyle w:val="VerbatimChar"/>
+        </w:rPr>
+        <w:t xml:space="preserve">ASSETS.md</w:t>
+      </w:r>
+      <w:r>
+        <w:t xml:space="preserve"> </w:t>
+      </w:r>
+      <w:r>
+        <w:t xml:space="preserve">and</w:t>
+      </w:r>
+      <w:r>
+        <w:t xml:space="preserve"> </w:t>
+      </w:r>
+      <w:r>
+        <w:rPr>
+          <w:rStyle w:val="VerbatimChar"/>
+        </w:rPr>
+        <w:t xml:space="preserve">SHA256SUMS.txt</w:t>
+      </w:r>
+      <w:r>
+        <w:t xml:space="preserve">.</w:t>
+      </w:r>
+    </w:p>
+    <w:p>
+      <w:pPr>
+        <w:pStyle w:val="Compact"/>
+        <w:numPr>
+          <w:ilvl w:val="0"/>
+          <w:numId w:val="1005"/>
+        </w:numPr>
+      </w:pPr>
+      <w:r>
+        <w:t xml:space="preserve">Make a GitHub Release with</w:t>
+      </w:r>
+      <w:r>
+        <w:t xml:space="preserve"> </w:t>
+      </w:r>
+      <w:r>
+        <w:rPr>
+          <w:rStyle w:val="VerbatimChar"/>
+        </w:rPr>
+        <w:t xml:space="preserve">10-release-windows.bat</w:t>
+      </w:r>
+      <w:r>
+        <w:t xml:space="preserve"> </w:t>
+      </w:r>
+      <w:r>
+        <w:t xml:space="preserve">(or</w:t>
+      </w:r>
+      <w:r>
+        <w:t xml:space="preserve"> </w:t>
+      </w:r>
+      <w:r>
+        <w:rPr>
+          <w:rStyle w:val="VerbatimChar"/>
+        </w:rPr>
+        <w:t xml:space="preserve">10-release-linux.sh</w:t>
+      </w:r>
+      <w:r>
+        <w:t xml:space="preserve">). Releases work on private repositories, and collaborators can see them.</w:t>
+      </w:r>
+    </w:p>
+    <w:p>
+      <w:pPr>
+        <w:pStyle w:val="FirstParagraph"/>
+      </w:pPr>
+      <w:r>
+        <w:t xml:space="preserve">Each template’s README and guide have the details; see the page</w:t>
+      </w:r>
+      <w:r>
+        <w:t xml:space="preserve"> </w:t>
+      </w:r>
+      <w:r>
+        <w:t xml:space="preserve">“Showing your project without GitHub Pages”</w:t>
+      </w:r>
+      <w:r>
+        <w:t xml:space="preserve"> </w:t>
+      </w:r>
+      <w:r>
+        <w:t xml:space="preserve">in the template’s</w:t>
+      </w:r>
+      <w:r>
+        <w:t xml:space="preserve"> </w:t>
+      </w:r>
+      <w:r>
+        <w:rPr>
+          <w:rStyle w:val="VerbatimChar"/>
+        </w:rPr>
+        <w:t xml:space="preserve">docs/guide/</w:t>
+      </w:r>
+      <w:r>
+        <w:t xml:space="preserve"> </w:t>
+      </w:r>
+      <w:r>
+        <w:t xml:space="preserve">folder:</w:t>
+      </w:r>
+      <w:r>
+        <w:t xml:space="preserve"> </w:t>
+      </w:r>
+      <w:hyperlink r:id="rId26">
+        <w:r>
+          <w:rPr>
+            <w:rStyle w:val="Hyperlink"/>
+          </w:rPr>
+          <w:t xml:space="preserve">C/C++</w:t>
+        </w:r>
+      </w:hyperlink>
+      <w:r>
+        <w:t xml:space="preserve">.</w:t>
+      </w:r>
+    </w:p>
+    <w:bookmarkEnd w:id="27"/>
+    <w:bookmarkStart w:id="28" w:name="demo-checklist"/>
+    <w:p>
+      <w:pPr>
+        <w:pStyle w:val="Heading3"/>
+      </w:pPr>
+      <w:r>
+        <w:t xml:space="preserve">Demo checklist</w:t>
+      </w:r>
+    </w:p>
+    <w:p>
+      <w:pPr>
+        <w:pStyle w:val="FirstParagraph"/>
+      </w:pPr>
+      <w:r>
+        <w:t xml:space="preserve">What you open and show, in this order:</w:t>
+      </w:r>
+    </w:p>
+    <w:p>
+      <w:pPr>
+        <w:pStyle w:val="Compact"/>
+        <w:numPr>
+          <w:ilvl w:val="0"/>
+          <w:numId w:val="1006"/>
+        </w:numPr>
+      </w:pPr>
+      <w:r>
+        <w:t xml:space="preserve">The</w:t>
+      </w:r>
+      <w:r>
+        <w:t xml:space="preserve"> </w:t>
+      </w:r>
+      <w:r>
+        <w:rPr>
+          <w:b/>
+          <w:bCs/>
+        </w:rPr>
+        <w:t xml:space="preserve">home page</w:t>
+      </w:r>
+      <w:r>
+        <w:t xml:space="preserve"> </w:t>
+      </w:r>
+      <w:r>
+        <w:t xml:space="preserve">of the local site (</w:t>
+      </w:r>
+      <w:r>
+        <w:rPr>
+          <w:rStyle w:val="VerbatimChar"/>
+        </w:rPr>
+        <w:t xml:space="preserve">9-open-site-...</w:t>
+      </w:r>
+      <w:r>
+        <w:t xml:space="preserve">, on</w:t>
+      </w:r>
+      <w:r>
+        <w:t xml:space="preserve"> </w:t>
+      </w:r>
+      <w:r>
+        <w:rPr>
+          <w:rStyle w:val="VerbatimChar"/>
+        </w:rPr>
+        <w:t xml:space="preserve">http://localhost</w:t>
+      </w:r>
+      <w:r>
+        <w:t xml:space="preserve">).</w:t>
+      </w:r>
+    </w:p>
+    <w:p>
+      <w:pPr>
+        <w:pStyle w:val="Compact"/>
+        <w:numPr>
+          <w:ilvl w:val="0"/>
+          <w:numId w:val="1006"/>
+        </w:numPr>
+      </w:pPr>
+      <w:r>
+        <w:rPr>
+          <w:b/>
+          <w:bCs/>
+        </w:rPr>
+        <w:t xml:space="preserve">Each report page:</w:t>
+      </w:r>
+      <w:r>
+        <w:t xml:space="preserve"> </w:t>
+      </w:r>
+      <w:r>
+        <w:t xml:space="preserve">tests, code coverage, documentation coverage (Windows and Linux).</w:t>
+      </w:r>
+    </w:p>
+    <w:p>
+      <w:pPr>
+        <w:pStyle w:val="Compact"/>
+        <w:numPr>
+          <w:ilvl w:val="0"/>
+          <w:numId w:val="1006"/>
+        </w:numPr>
+      </w:pPr>
+      <w:r>
+        <w:t xml:space="preserve">The</w:t>
+      </w:r>
+      <w:r>
+        <w:t xml:space="preserve"> </w:t>
+      </w:r>
+      <w:r>
+        <w:rPr>
+          <w:b/>
+          <w:bCs/>
+        </w:rPr>
+        <w:t xml:space="preserve">API docs</w:t>
+      </w:r>
+      <w:r>
+        <w:t xml:space="preserve">.</w:t>
+      </w:r>
+    </w:p>
+    <w:p>
+      <w:pPr>
+        <w:pStyle w:val="Compact"/>
+        <w:numPr>
+          <w:ilvl w:val="0"/>
+          <w:numId w:val="1006"/>
+        </w:numPr>
+      </w:pPr>
+      <w:r>
+        <w:t xml:space="preserve">The</w:t>
+      </w:r>
+      <w:r>
+        <w:t xml:space="preserve"> </w:t>
+      </w:r>
+      <w:r>
+        <w:rPr>
+          <w:rStyle w:val="VerbatimChar"/>
+          <w:b/>
+          <w:bCs/>
+        </w:rPr>
+        <w:t xml:space="preserve">release/</w:t>
+      </w:r>
+      <w:r>
+        <w:rPr>
+          <w:b/>
+          <w:bCs/>
+        </w:rPr>
+        <w:t xml:space="preserve"> </w:t>
+      </w:r>
+      <w:r>
+        <w:rPr>
+          <w:b/>
+          <w:bCs/>
+        </w:rPr>
+        <w:t xml:space="preserve">folder</w:t>
+      </w:r>
+      <w:r>
+        <w:t xml:space="preserve"> </w:t>
+      </w:r>
+      <w:r>
+        <w:t xml:space="preserve">listing.</w:t>
+      </w:r>
+    </w:p>
+    <w:p>
+      <w:pPr>
+        <w:pStyle w:val="Compact"/>
+        <w:numPr>
+          <w:ilvl w:val="0"/>
+          <w:numId w:val="1006"/>
+        </w:numPr>
+      </w:pPr>
+      <w:r>
+        <w:rPr>
+          <w:b/>
+          <w:bCs/>
+        </w:rPr>
+        <w:t xml:space="preserve">Run the app</w:t>
+      </w:r>
+      <w:r>
+        <w:t xml:space="preserve"> </w:t>
+      </w:r>
+      <w:r>
+        <w:t xml:space="preserve">from the release archive.</w:t>
+      </w:r>
+    </w:p>
+    <w:p>
+      <w:pPr>
+        <w:pStyle w:val="Compact"/>
+        <w:numPr>
+          <w:ilvl w:val="0"/>
+          <w:numId w:val="1006"/>
+        </w:numPr>
+      </w:pPr>
+      <w:r>
+        <w:t xml:space="preserve">The</w:t>
+      </w:r>
+      <w:r>
+        <w:t xml:space="preserve"> </w:t>
+      </w:r>
+      <w:r>
+        <w:rPr>
+          <w:b/>
+          <w:bCs/>
+        </w:rPr>
+        <w:t xml:space="preserve">GitHub Release page</w:t>
+      </w:r>
+      <w:r>
+        <w:t xml:space="preserve"> </w:t>
+      </w:r>
+      <w:r>
+        <w:t xml:space="preserve">of your private repository (the instructor is a collaborator).</w:t>
+      </w:r>
+    </w:p>
+    <w:bookmarkEnd w:id="28"/>
+    <w:bookmarkEnd w:id="29"/>
+    <w:bookmarkStart w:id="30" w:name="topic-selection"/>
     <w:p>
       <w:pPr>
         <w:pStyle w:val="Heading2"/>
@@ -2279,7 +2802,7 @@
         <w:pStyle w:val="Compact"/>
         <w:numPr>
           <w:ilvl w:val="0"/>
-          <w:numId w:val="1005"/>
+          <w:numId w:val="1007"/>
         </w:numPr>
       </w:pPr>
       <w:r>
@@ -2291,7 +2814,7 @@
         <w:pStyle w:val="Compact"/>
         <w:numPr>
           <w:ilvl w:val="0"/>
-          <w:numId w:val="1005"/>
+          <w:numId w:val="1007"/>
         </w:numPr>
       </w:pPr>
       <w:r>
@@ -2346,7 +2869,7 @@
         <w:pStyle w:val="Compact"/>
         <w:numPr>
           <w:ilvl w:val="0"/>
-          <w:numId w:val="1005"/>
+          <w:numId w:val="1007"/>
         </w:numPr>
       </w:pPr>
       <w:r>
@@ -2364,7 +2887,7 @@
         <w:pStyle w:val="Compact"/>
         <w:numPr>
           <w:ilvl w:val="0"/>
-          <w:numId w:val="1006"/>
+          <w:numId w:val="1008"/>
         </w:numPr>
       </w:pPr>
       <w:r>
@@ -2404,7 +2927,7 @@
         <w:pStyle w:val="Compact"/>
         <w:numPr>
           <w:ilvl w:val="0"/>
-          <w:numId w:val="1006"/>
+          <w:numId w:val="1008"/>
         </w:numPr>
       </w:pPr>
       <w:r>
@@ -2422,7 +2945,7 @@
         <w:pStyle w:val="Compact"/>
         <w:numPr>
           <w:ilvl w:val="0"/>
-          <w:numId w:val="1006"/>
+          <w:numId w:val="1008"/>
         </w:numPr>
       </w:pPr>
       <w:r>
@@ -2442,8 +2965,8 @@
         <w:t xml:space="preserve">.</w:t>
       </w:r>
     </w:p>
-    <w:bookmarkEnd w:id="27"/>
-    <w:bookmarkStart w:id="57" w:name="requirements"/>
+    <w:bookmarkEnd w:id="30"/>
+    <w:bookmarkStart w:id="60" w:name="requirements"/>
     <w:p>
       <w:pPr>
         <w:pStyle w:val="Heading2"/>
@@ -2534,7 +3057,7 @@
         <w:t xml:space="preserve">(Week 13, S14).</w:t>
       </w:r>
     </w:p>
-    <w:bookmarkStart w:id="45" w:name="midterm-scope-rap1"/>
+    <w:bookmarkStart w:id="48" w:name="midterm-scope-rap1"/>
     <w:p>
       <w:pPr>
         <w:pStyle w:val="Heading3"/>
@@ -2543,7 +3066,7 @@
         <w:t xml:space="preserve">5.1 Midterm scope (RAP1)</w:t>
       </w:r>
     </w:p>
-    <w:bookmarkStart w:id="30" w:name="X51e260253adf393f60d581c2cc7ffdce4f36216"/>
+    <w:bookmarkStart w:id="33" w:name="X51e260253adf393f60d581c2cc7ffdce4f36216"/>
     <w:p>
       <w:pPr>
         <w:pStyle w:val="Heading4"/>
@@ -2562,7 +3085,7 @@
       <w:r>
         <w:t xml:space="preserve"> </w:t>
       </w:r>
-      <w:hyperlink r:id="rId28">
+      <w:hyperlink r:id="rId31">
         <w:r>
           <w:rPr>
             <w:rStyle w:val="Hyperlink"/>
@@ -2579,7 +3102,7 @@
       <w:r>
         <w:t xml:space="preserve"> </w:t>
       </w:r>
-      <w:hyperlink r:id="rId29">
+      <w:hyperlink r:id="rId32">
         <w:r>
           <w:rPr>
             <w:rStyle w:val="Hyperlink"/>
@@ -2593,7 +3116,7 @@
         <w:pStyle w:val="Compact"/>
         <w:numPr>
           <w:ilvl w:val="0"/>
-          <w:numId w:val="1007"/>
+          <w:numId w:val="1009"/>
         </w:numPr>
       </w:pPr>
       <w:r>
@@ -2627,7 +3150,7 @@
         <w:pStyle w:val="Compact"/>
         <w:numPr>
           <w:ilvl w:val="0"/>
-          <w:numId w:val="1007"/>
+          <w:numId w:val="1009"/>
         </w:numPr>
       </w:pPr>
       <w:r>
@@ -2652,15 +3175,15 @@
         <w:pStyle w:val="Compact"/>
         <w:numPr>
           <w:ilvl w:val="0"/>
-          <w:numId w:val="1007"/>
+          <w:numId w:val="1009"/>
         </w:numPr>
       </w:pPr>
       <w:r>
         <w:t xml:space="preserve">Development host/server security (short policy).</w:t>
       </w:r>
     </w:p>
-    <w:bookmarkEnd w:id="30"/>
-    <w:bookmarkStart w:id="33" w:name="data-in-use-security-weeks-3-6-s7"/>
+    <w:bookmarkEnd w:id="33"/>
+    <w:bookmarkStart w:id="36" w:name="data-in-use-security-weeks-3-6-s7"/>
     <w:p>
       <w:pPr>
         <w:pStyle w:val="Heading4"/>
@@ -2679,7 +3202,7 @@
       <w:r>
         <w:t xml:space="preserve"> </w:t>
       </w:r>
-      <w:hyperlink r:id="rId31">
+      <w:hyperlink r:id="rId34">
         <w:r>
           <w:rPr>
             <w:rStyle w:val="Hyperlink"/>
@@ -2696,7 +3219,7 @@
       <w:r>
         <w:t xml:space="preserve"> </w:t>
       </w:r>
-      <w:hyperlink r:id="rId32">
+      <w:hyperlink r:id="rId35">
         <w:r>
           <w:rPr>
             <w:rStyle w:val="Hyperlink"/>
@@ -2710,7 +3233,7 @@
         <w:pStyle w:val="Compact"/>
         <w:numPr>
           <w:ilvl w:val="0"/>
-          <w:numId w:val="1008"/>
+          <w:numId w:val="1010"/>
         </w:numPr>
       </w:pPr>
       <w:r>
@@ -2747,15 +3270,15 @@
         <w:pStyle w:val="Compact"/>
         <w:numPr>
           <w:ilvl w:val="0"/>
-          <w:numId w:val="1008"/>
+          <w:numId w:val="1010"/>
         </w:numPr>
       </w:pPr>
       <w:r>
         <w:t xml:space="preserve">Runtime data protection (shadow copy / integrity — Week 6).</w:t>
       </w:r>
     </w:p>
-    <w:bookmarkEnd w:id="33"/>
-    <w:bookmarkStart w:id="35" w:name="Xb454399084b6746fbfd5ee9facce5679e25e0d3"/>
+    <w:bookmarkEnd w:id="36"/>
+    <w:bookmarkStart w:id="38" w:name="Xb454399084b6746fbfd5ee9facce5679e25e0d3"/>
     <w:p>
       <w:pPr>
         <w:pStyle w:val="Heading4"/>
@@ -2774,7 +3297,7 @@
       <w:r>
         <w:t xml:space="preserve"> </w:t>
       </w:r>
-      <w:hyperlink r:id="rId31">
+      <w:hyperlink r:id="rId34">
         <w:r>
           <w:rPr>
             <w:rStyle w:val="Hyperlink"/>
@@ -2791,7 +3314,7 @@
       <w:r>
         <w:t xml:space="preserve"> </w:t>
       </w:r>
-      <w:hyperlink r:id="rId34">
+      <w:hyperlink r:id="rId37">
         <w:r>
           <w:rPr>
             <w:rStyle w:val="Hyperlink"/>
@@ -2805,7 +3328,7 @@
         <w:pStyle w:val="Compact"/>
         <w:numPr>
           <w:ilvl w:val="0"/>
-          <w:numId w:val="1009"/>
+          <w:numId w:val="1011"/>
         </w:numPr>
       </w:pPr>
       <w:r>
@@ -2856,7 +3379,7 @@
         <w:pStyle w:val="Compact"/>
         <w:numPr>
           <w:ilvl w:val="0"/>
-          <w:numId w:val="1009"/>
+          <w:numId w:val="1011"/>
         </w:numPr>
       </w:pPr>
       <w:r>
@@ -2889,8 +3412,8 @@
         <w:t xml:space="preserve">; integrity + authentication; server verification code.</w:t>
       </w:r>
     </w:p>
-    <w:bookmarkEnd w:id="35"/>
-    <w:bookmarkStart w:id="37" w:name="data-at-rest-security-weeks-3-10-11-s8"/>
+    <w:bookmarkEnd w:id="38"/>
+    <w:bookmarkStart w:id="40" w:name="data-at-rest-security-weeks-3-10-11-s8"/>
     <w:p>
       <w:pPr>
         <w:pStyle w:val="Heading4"/>
@@ -2909,7 +3432,7 @@
       <w:r>
         <w:t xml:space="preserve"> </w:t>
       </w:r>
-      <w:hyperlink r:id="rId31">
+      <w:hyperlink r:id="rId34">
         <w:r>
           <w:rPr>
             <w:rStyle w:val="Hyperlink"/>
@@ -2926,7 +3449,7 @@
       <w:r>
         <w:t xml:space="preserve"> </w:t>
       </w:r>
-      <w:hyperlink r:id="rId34">
+      <w:hyperlink r:id="rId37">
         <w:r>
           <w:rPr>
             <w:rStyle w:val="Hyperlink"/>
@@ -2943,7 +3466,7 @@
       <w:r>
         <w:t xml:space="preserve"> </w:t>
       </w:r>
-      <w:hyperlink r:id="rId36">
+      <w:hyperlink r:id="rId39">
         <w:r>
           <w:rPr>
             <w:rStyle w:val="Hyperlink"/>
@@ -2957,7 +3480,7 @@
         <w:pStyle w:val="Compact"/>
         <w:numPr>
           <w:ilvl w:val="0"/>
-          <w:numId w:val="1010"/>
+          <w:numId w:val="1012"/>
         </w:numPr>
       </w:pPr>
       <w:r>
@@ -2985,7 +3508,7 @@
         <w:pStyle w:val="Compact"/>
         <w:numPr>
           <w:ilvl w:val="0"/>
-          <w:numId w:val="1010"/>
+          <w:numId w:val="1012"/>
         </w:numPr>
       </w:pPr>
       <w:r>
@@ -3037,8 +3560,8 @@
         <w:t xml:space="preserve">the choice (Week 11).</w:t>
       </w:r>
     </w:p>
-    <w:bookmarkEnd w:id="37"/>
-    <w:bookmarkStart w:id="39" w:name="X934e7a7239efeb0d414b865a412a0a222f9650d"/>
+    <w:bookmarkEnd w:id="40"/>
+    <w:bookmarkStart w:id="42" w:name="X934e7a7239efeb0d414b865a412a0a222f9650d"/>
     <w:p>
       <w:pPr>
         <w:pStyle w:val="Heading4"/>
@@ -3057,7 +3580,7 @@
       <w:r>
         <w:t xml:space="preserve"> </w:t>
       </w:r>
-      <w:hyperlink r:id="rId28">
+      <w:hyperlink r:id="rId31">
         <w:r>
           <w:rPr>
             <w:rStyle w:val="Hyperlink"/>
@@ -3074,7 +3597,7 @@
       <w:r>
         <w:t xml:space="preserve"> </w:t>
       </w:r>
-      <w:hyperlink r:id="rId38">
+      <w:hyperlink r:id="rId41">
         <w:r>
           <w:rPr>
             <w:rStyle w:val="Hyperlink"/>
@@ -3088,7 +3611,7 @@
         <w:pStyle w:val="Compact"/>
         <w:numPr>
           <w:ilvl w:val="0"/>
-          <w:numId w:val="1011"/>
+          <w:numId w:val="1013"/>
         </w:numPr>
       </w:pPr>
       <w:r>
@@ -3108,8 +3631,8 @@
         <w:t xml:space="preserve">.</w:t>
       </w:r>
     </w:p>
-    <w:bookmarkEnd w:id="39"/>
-    <w:bookmarkStart w:id="42" w:name="code-hardening-weeks-4-9-14-s9"/>
+    <w:bookmarkEnd w:id="42"/>
+    <w:bookmarkStart w:id="45" w:name="code-hardening-weeks-4-9-14-s9"/>
     <w:p>
       <w:pPr>
         <w:pStyle w:val="Heading4"/>
@@ -3128,7 +3651,7 @@
       <w:r>
         <w:t xml:space="preserve"> </w:t>
       </w:r>
-      <w:hyperlink r:id="rId38">
+      <w:hyperlink r:id="rId41">
         <w:r>
           <w:rPr>
             <w:rStyle w:val="Hyperlink"/>
@@ -3145,7 +3668,7 @@
       <w:r>
         <w:t xml:space="preserve"> </w:t>
       </w:r>
-      <w:hyperlink r:id="rId40">
+      <w:hyperlink r:id="rId43">
         <w:r>
           <w:rPr>
             <w:rStyle w:val="Hyperlink"/>
@@ -3162,7 +3685,7 @@
       <w:r>
         <w:t xml:space="preserve"> </w:t>
       </w:r>
-      <w:hyperlink r:id="rId41">
+      <w:hyperlink r:id="rId44">
         <w:r>
           <w:rPr>
             <w:rStyle w:val="Hyperlink"/>
@@ -3176,7 +3699,7 @@
         <w:pStyle w:val="Compact"/>
         <w:numPr>
           <w:ilvl w:val="0"/>
-          <w:numId w:val="1012"/>
+          <w:numId w:val="1014"/>
         </w:numPr>
       </w:pPr>
       <w:r>
@@ -3231,8 +3754,8 @@
         <w:t xml:space="preserve">the cost (Week 9/14 demos).</w:t>
       </w:r>
     </w:p>
-    <w:bookmarkEnd w:id="42"/>
-    <w:bookmarkStart w:id="43" w:name="rasp-week-6-s10"/>
+    <w:bookmarkEnd w:id="45"/>
+    <w:bookmarkStart w:id="46" w:name="rasp-week-6-s10"/>
     <w:p>
       <w:pPr>
         <w:pStyle w:val="Heading4"/>
@@ -3251,7 +3774,7 @@
       <w:r>
         <w:t xml:space="preserve"> </w:t>
       </w:r>
-      <w:hyperlink r:id="rId32">
+      <w:hyperlink r:id="rId35">
         <w:r>
           <w:rPr>
             <w:rStyle w:val="Hyperlink"/>
@@ -3265,7 +3788,7 @@
         <w:pStyle w:val="Compact"/>
         <w:numPr>
           <w:ilvl w:val="0"/>
-          <w:numId w:val="1013"/>
+          <w:numId w:val="1015"/>
         </w:numPr>
       </w:pPr>
       <w:r>
@@ -3291,8 +3814,8 @@
         <w:t xml:space="preserve">detection + response, control-flow counter.</w:t>
       </w:r>
     </w:p>
-    <w:bookmarkEnd w:id="43"/>
-    <w:bookmarkStart w:id="44" w:name="memory-protection-week-4-s9"/>
+    <w:bookmarkEnd w:id="46"/>
+    <w:bookmarkStart w:id="47" w:name="memory-protection-week-4-s9"/>
     <w:p>
       <w:pPr>
         <w:pStyle w:val="Heading4"/>
@@ -3311,7 +3834,7 @@
       <w:r>
         <w:t xml:space="preserve"> </w:t>
       </w:r>
-      <w:hyperlink r:id="rId38">
+      <w:hyperlink r:id="rId41">
         <w:r>
           <w:rPr>
             <w:rStyle w:val="Hyperlink"/>
@@ -3325,16 +3848,16 @@
         <w:pStyle w:val="Compact"/>
         <w:numPr>
           <w:ilvl w:val="0"/>
-          <w:numId w:val="1014"/>
+          <w:numId w:val="1016"/>
         </w:numPr>
       </w:pPr>
       <w:r>
         <w:t xml:space="preserve">Compiler/OS protections (stack canary, PIE, RELRO, NX, CFI); sensitive memory cleared after use.</w:t>
       </w:r>
     </w:p>
-    <w:bookmarkEnd w:id="44"/>
-    <w:bookmarkEnd w:id="45"/>
-    <w:bookmarkStart w:id="55" w:name="final-scope-rap2"/>
+    <w:bookmarkEnd w:id="47"/>
+    <w:bookmarkEnd w:id="48"/>
+    <w:bookmarkStart w:id="58" w:name="final-scope-rap2"/>
     <w:p>
       <w:pPr>
         <w:pStyle w:val="Heading3"/>
@@ -3343,7 +3866,7 @@
         <w:t xml:space="preserve">5.2 Final scope (RAP2)</w:t>
       </w:r>
     </w:p>
-    <w:bookmarkStart w:id="46" w:name="X8e4165fce7496f174dc39d969a830a3d425aebe"/>
+    <w:bookmarkStart w:id="49" w:name="X8e4165fce7496f174dc39d969a830a3d425aebe"/>
     <w:p>
       <w:pPr>
         <w:pStyle w:val="Heading4"/>
@@ -3362,7 +3885,7 @@
       <w:r>
         <w:t xml:space="preserve"> </w:t>
       </w:r>
-      <w:hyperlink r:id="rId28">
+      <w:hyperlink r:id="rId31">
         <w:r>
           <w:rPr>
             <w:rStyle w:val="Hyperlink"/>
@@ -3379,7 +3902,7 @@
       <w:r>
         <w:t xml:space="preserve"> </w:t>
       </w:r>
-      <w:hyperlink r:id="rId38">
+      <w:hyperlink r:id="rId41">
         <w:r>
           <w:rPr>
             <w:rStyle w:val="Hyperlink"/>
@@ -3396,7 +3919,7 @@
       <w:r>
         <w:t xml:space="preserve"> </w:t>
       </w:r>
-      <w:hyperlink r:id="rId40">
+      <w:hyperlink r:id="rId43">
         <w:r>
           <w:rPr>
             <w:rStyle w:val="Hyperlink"/>
@@ -3410,15 +3933,15 @@
         <w:pStyle w:val="Compact"/>
         <w:numPr>
           <w:ilvl w:val="0"/>
-          <w:numId w:val="1015"/>
+          <w:numId w:val="1017"/>
         </w:numPr>
       </w:pPr>
       <w:r>
         <w:t xml:space="preserve">Secret keys, digests, source code, resources: encryption + access control + obfuscation.</w:t>
       </w:r>
     </w:p>
-    <w:bookmarkEnd w:id="46"/>
-    <w:bookmarkStart w:id="47" w:name="dynamic-asset-protection-weeks-3-6-s5-s8"/>
+    <w:bookmarkEnd w:id="49"/>
+    <w:bookmarkStart w:id="50" w:name="dynamic-asset-protection-weeks-3-6-s5-s8"/>
     <w:p>
       <w:pPr>
         <w:pStyle w:val="Heading4"/>
@@ -3437,7 +3960,7 @@
       <w:r>
         <w:t xml:space="preserve"> </w:t>
       </w:r>
-      <w:hyperlink r:id="rId31">
+      <w:hyperlink r:id="rId34">
         <w:r>
           <w:rPr>
             <w:rStyle w:val="Hyperlink"/>
@@ -3454,7 +3977,7 @@
       <w:r>
         <w:t xml:space="preserve"> </w:t>
       </w:r>
-      <w:hyperlink r:id="rId32">
+      <w:hyperlink r:id="rId35">
         <w:r>
           <w:rPr>
             <w:rStyle w:val="Hyperlink"/>
@@ -3468,15 +3991,15 @@
         <w:pStyle w:val="Compact"/>
         <w:numPr>
           <w:ilvl w:val="0"/>
-          <w:numId w:val="1016"/>
+          <w:numId w:val="1018"/>
         </w:numPr>
       </w:pPr>
       <w:r>
         <w:t xml:space="preserve">Device/app fingerprints, session data, dynamic keys are encrypted.</w:t>
       </w:r>
     </w:p>
-    <w:bookmarkEnd w:id="47"/>
-    <w:bookmarkStart w:id="49" w:name="asset-management-weeks-1-3-13-s5"/>
+    <w:bookmarkEnd w:id="50"/>
+    <w:bookmarkStart w:id="52" w:name="asset-management-weeks-1-3-13-s5"/>
     <w:p>
       <w:pPr>
         <w:pStyle w:val="Heading4"/>
@@ -3495,7 +4018,7 @@
       <w:r>
         <w:t xml:space="preserve"> </w:t>
       </w:r>
-      <w:hyperlink r:id="rId28">
+      <w:hyperlink r:id="rId31">
         <w:r>
           <w:rPr>
             <w:rStyle w:val="Hyperlink"/>
@@ -3512,7 +4035,7 @@
       <w:r>
         <w:t xml:space="preserve"> </w:t>
       </w:r>
-      <w:hyperlink r:id="rId31">
+      <w:hyperlink r:id="rId34">
         <w:r>
           <w:rPr>
             <w:rStyle w:val="Hyperlink"/>
@@ -3529,7 +4052,7 @@
       <w:r>
         <w:t xml:space="preserve"> </w:t>
       </w:r>
-      <w:hyperlink r:id="rId48">
+      <w:hyperlink r:id="rId51">
         <w:r>
           <w:rPr>
             <w:rStyle w:val="Hyperlink"/>
@@ -3573,8 +4096,8 @@
         <w:t xml:space="preserve">.</w:t>
       </w:r>
     </w:p>
-    <w:bookmarkEnd w:id="49"/>
-    <w:bookmarkStart w:id="50" w:name="X9ebdef6053c0d7492e630ad3c5b2ba5fb739296"/>
+    <w:bookmarkEnd w:id="52"/>
+    <w:bookmarkStart w:id="53" w:name="X9ebdef6053c0d7492e630ad3c5b2ba5fb739296"/>
     <w:p>
       <w:pPr>
         <w:pStyle w:val="Heading4"/>
@@ -3593,7 +4116,7 @@
       <w:r>
         <w:t xml:space="preserve"> </w:t>
       </w:r>
-      <w:hyperlink r:id="rId31">
+      <w:hyperlink r:id="rId34">
         <w:r>
           <w:rPr>
             <w:rStyle w:val="Hyperlink"/>
@@ -3610,7 +4133,7 @@
       <w:r>
         <w:t xml:space="preserve"> </w:t>
       </w:r>
-      <w:hyperlink r:id="rId34">
+      <w:hyperlink r:id="rId37">
         <w:r>
           <w:rPr>
             <w:rStyle w:val="Hyperlink"/>
@@ -3624,7 +4147,7 @@
         <w:pStyle w:val="Compact"/>
         <w:numPr>
           <w:ilvl w:val="0"/>
-          <w:numId w:val="1017"/>
+          <w:numId w:val="1019"/>
         </w:numPr>
       </w:pPr>
       <w:r>
@@ -3646,8 +4169,8 @@
         <w:t xml:space="preserve">authentication.</w:t>
       </w:r>
     </w:p>
-    <w:bookmarkEnd w:id="50"/>
-    <w:bookmarkStart w:id="51" w:name="X7d951cda03c43b63a15e08d8873ee08473425c4"/>
+    <w:bookmarkEnd w:id="53"/>
+    <w:bookmarkStart w:id="54" w:name="X7d951cda03c43b63a15e08d8873ee08473425c4"/>
     <w:p>
       <w:pPr>
         <w:pStyle w:val="Heading4"/>
@@ -3666,7 +4189,7 @@
       <w:r>
         <w:t xml:space="preserve"> </w:t>
       </w:r>
-      <w:hyperlink r:id="rId29">
+      <w:hyperlink r:id="rId32">
         <w:r>
           <w:rPr>
             <w:rStyle w:val="Hyperlink"/>
@@ -3683,7 +4206,7 @@
       <w:r>
         <w:t xml:space="preserve"> </w:t>
       </w:r>
-      <w:hyperlink r:id="rId48">
+      <w:hyperlink r:id="rId51">
         <w:r>
           <w:rPr>
             <w:rStyle w:val="Hyperlink"/>
@@ -3697,7 +4220,7 @@
         <w:pStyle w:val="Compact"/>
         <w:numPr>
           <w:ilvl w:val="0"/>
-          <w:numId w:val="1018"/>
+          <w:numId w:val="1020"/>
         </w:numPr>
       </w:pPr>
       <w:r>
@@ -3739,8 +4262,8 @@
         <w:t xml:space="preserve">; attack potential + CVSS.</w:t>
       </w:r>
     </w:p>
-    <w:bookmarkEnd w:id="51"/>
-    <w:bookmarkStart w:id="52" w:name="X6af3ca2b31213daf5049a43fa69a9aabbe927d2"/>
+    <w:bookmarkEnd w:id="54"/>
+    <w:bookmarkStart w:id="55" w:name="X6af3ca2b31213daf5049a43fa69a9aabbe927d2"/>
     <w:p>
       <w:pPr>
         <w:pStyle w:val="Heading4"/>
@@ -3759,7 +4282,7 @@
       <w:r>
         <w:t xml:space="preserve"> </w:t>
       </w:r>
-      <w:hyperlink r:id="rId32">
+      <w:hyperlink r:id="rId35">
         <w:r>
           <w:rPr>
             <w:rStyle w:val="Hyperlink"/>
@@ -3776,7 +4299,7 @@
       <w:r>
         <w:t xml:space="preserve"> </w:t>
       </w:r>
-      <w:hyperlink r:id="rId40">
+      <w:hyperlink r:id="rId43">
         <w:r>
           <w:rPr>
             <w:rStyle w:val="Hyperlink"/>
@@ -3793,7 +4316,7 @@
       <w:r>
         <w:t xml:space="preserve"> </w:t>
       </w:r>
-      <w:hyperlink r:id="rId36">
+      <w:hyperlink r:id="rId39">
         <w:r>
           <w:rPr>
             <w:rStyle w:val="Hyperlink"/>
@@ -3810,7 +4333,7 @@
       <w:r>
         <w:t xml:space="preserve"> </w:t>
       </w:r>
-      <w:hyperlink r:id="rId41">
+      <w:hyperlink r:id="rId44">
         <w:r>
           <w:rPr>
             <w:rStyle w:val="Hyperlink"/>
@@ -3824,7 +4347,7 @@
         <w:pStyle w:val="Compact"/>
         <w:numPr>
           <w:ilvl w:val="0"/>
-          <w:numId w:val="1019"/>
+          <w:numId w:val="1021"/>
         </w:numPr>
       </w:pPr>
       <w:r>
@@ -3879,8 +4402,8 @@
         <w:t xml:space="preserve">(response/shutdown policy).</w:t>
       </w:r>
     </w:p>
-    <w:bookmarkEnd w:id="52"/>
-    <w:bookmarkStart w:id="54" w:name="Xe967f7d4e9065b0f463ee44e66e94fbf1ddb4f0"/>
+    <w:bookmarkEnd w:id="55"/>
+    <w:bookmarkStart w:id="57" w:name="Xe967f7d4e9065b0f463ee44e66e94fbf1ddb4f0"/>
     <w:p>
       <w:pPr>
         <w:pStyle w:val="Heading4"/>
@@ -3899,7 +4422,7 @@
       <w:r>
         <w:t xml:space="preserve"> </w:t>
       </w:r>
-      <w:hyperlink r:id="rId53">
+      <w:hyperlink r:id="rId56">
         <w:r>
           <w:rPr>
             <w:rStyle w:val="Hyperlink"/>
@@ -3916,7 +4439,7 @@
       <w:r>
         <w:t xml:space="preserve"> </w:t>
       </w:r>
-      <w:hyperlink r:id="rId41">
+      <w:hyperlink r:id="rId44">
         <w:r>
           <w:rPr>
             <w:rStyle w:val="Hyperlink"/>
@@ -3930,7 +4453,7 @@
         <w:pStyle w:val="Compact"/>
         <w:numPr>
           <w:ilvl w:val="0"/>
-          <w:numId w:val="1020"/>
+          <w:numId w:val="1022"/>
         </w:numPr>
       </w:pPr>
       <w:r>
@@ -3953,9 +4476,9 @@
         <w:t xml:space="preserve">(CycloneDX) + dependency scan; build pipeline with obfuscation + signing.</w:t>
       </w:r>
     </w:p>
-    <w:bookmarkEnd w:id="54"/>
-    <w:bookmarkEnd w:id="55"/>
-    <w:bookmarkStart w:id="56" w:name="rules-for-both-checkpoints"/>
+    <w:bookmarkEnd w:id="57"/>
+    <w:bookmarkEnd w:id="58"/>
+    <w:bookmarkStart w:id="59" w:name="rules-for-both-checkpoints"/>
     <w:p>
       <w:pPr>
         <w:pStyle w:val="Heading3"/>
@@ -3969,7 +4492,7 @@
         <w:pStyle w:val="Compact"/>
         <w:numPr>
           <w:ilvl w:val="0"/>
-          <w:numId w:val="1021"/>
+          <w:numId w:val="1023"/>
         </w:numPr>
       </w:pPr>
       <w:r>
@@ -3994,7 +4517,7 @@
         <w:pStyle w:val="Compact"/>
         <w:numPr>
           <w:ilvl w:val="0"/>
-          <w:numId w:val="1021"/>
+          <w:numId w:val="1023"/>
         </w:numPr>
       </w:pPr>
       <w:r>
@@ -4044,7 +4567,7 @@
         <w:pStyle w:val="Compact"/>
         <w:numPr>
           <w:ilvl w:val="0"/>
-          <w:numId w:val="1021"/>
+          <w:numId w:val="1023"/>
         </w:numPr>
       </w:pPr>
       <w:r>
@@ -4078,16 +4601,16 @@
         <w:pStyle w:val="Compact"/>
         <w:numPr>
           <w:ilvl w:val="0"/>
-          <w:numId w:val="1021"/>
+          <w:numId w:val="1023"/>
         </w:numPr>
       </w:pPr>
       <w:r>
         <w:t xml:space="preserve">The application runs only on your own computer (localhost); it must not harm any other system or data.</w:t>
       </w:r>
     </w:p>
-    <w:bookmarkEnd w:id="56"/>
-    <w:bookmarkEnd w:id="57"/>
-    <w:bookmarkStart w:id="61" w:name="deliverables"/>
+    <w:bookmarkEnd w:id="59"/>
+    <w:bookmarkEnd w:id="60"/>
+    <w:bookmarkStart w:id="64" w:name="deliverables"/>
     <w:p>
       <w:pPr>
         <w:pStyle w:val="Heading2"/>
@@ -4096,7 +4619,7 @@
         <w:t xml:space="preserve">6. Deliverables</w:t>
       </w:r>
     </w:p>
-    <w:bookmarkStart w:id="58" w:name="deliverables-table"/>
+    <w:bookmarkStart w:id="61" w:name="deliverables-table"/>
     <w:p>
       <w:pPr>
         <w:pStyle w:val="Heading3"/>
@@ -4197,7 +4720,7 @@
               <w:pStyle w:val="Compact"/>
             </w:pPr>
             <w:r>
-              <w:t xml:space="preserve">Git repository (fork)</w:t>
+              <w:t xml:space="preserve">Git repository (created from the template)</w:t>
             </w:r>
           </w:p>
         </w:tc>
@@ -4588,8 +5111,8 @@
         </w:tc>
       </w:tr>
     </w:tbl>
-    <w:bookmarkEnd w:id="58"/>
-    <w:bookmarkStart w:id="59" w:name="security-guide-sections-s0s17"/>
+    <w:bookmarkEnd w:id="61"/>
+    <w:bookmarkStart w:id="62" w:name="security-guide-sections-s0s17"/>
     <w:p>
       <w:pPr>
         <w:pStyle w:val="Heading3"/>
@@ -5085,8 +5608,8 @@
         </w:tc>
       </w:tr>
     </w:tbl>
-    <w:bookmarkEnd w:id="59"/>
-    <w:bookmarkStart w:id="60" w:name="single-zip-archive-structure"/>
+    <w:bookmarkEnd w:id="62"/>
+    <w:bookmarkStart w:id="63" w:name="single-zip-archive-structure"/>
     <w:p>
       <w:pPr>
         <w:pStyle w:val="Heading3"/>
@@ -5284,9 +5807,9 @@
         <w:t xml:space="preserve">.</w:t>
       </w:r>
     </w:p>
-    <w:bookmarkEnd w:id="60"/>
-    <w:bookmarkEnd w:id="61"/>
-    <w:bookmarkStart w:id="63" w:name="team-workflow-and-engineering-practices"/>
+    <w:bookmarkEnd w:id="63"/>
+    <w:bookmarkEnd w:id="64"/>
+    <w:bookmarkStart w:id="66" w:name="team-workflow-and-engineering-practices"/>
     <w:p>
       <w:pPr>
         <w:pStyle w:val="Heading2"/>
@@ -5300,7 +5823,7 @@
         <w:pStyle w:val="Compact"/>
         <w:numPr>
           <w:ilvl w:val="0"/>
-          <w:numId w:val="1022"/>
+          <w:numId w:val="1024"/>
         </w:numPr>
       </w:pPr>
       <w:r>
@@ -5350,7 +5873,7 @@
         <w:pStyle w:val="Compact"/>
         <w:numPr>
           <w:ilvl w:val="0"/>
-          <w:numId w:val="1022"/>
+          <w:numId w:val="1024"/>
         </w:numPr>
       </w:pPr>
       <w:r>
@@ -5363,7 +5886,7 @@
       <w:r>
         <w:t xml:space="preserve"> </w:t>
       </w:r>
-      <w:hyperlink r:id="rId62">
+      <w:hyperlink r:id="rId65">
         <w:r>
           <w:rPr>
             <w:rStyle w:val="Hyperlink"/>
@@ -5416,7 +5939,7 @@
         <w:pStyle w:val="Compact"/>
         <w:numPr>
           <w:ilvl w:val="0"/>
-          <w:numId w:val="1022"/>
+          <w:numId w:val="1024"/>
         </w:numPr>
       </w:pPr>
       <w:r>
@@ -5460,7 +5983,7 @@
         <w:pStyle w:val="Compact"/>
         <w:numPr>
           <w:ilvl w:val="0"/>
-          <w:numId w:val="1022"/>
+          <w:numId w:val="1024"/>
         </w:numPr>
       </w:pPr>
       <w:r>
@@ -5488,7 +6011,7 @@
         <w:pStyle w:val="Compact"/>
         <w:numPr>
           <w:ilvl w:val="0"/>
-          <w:numId w:val="1022"/>
+          <w:numId w:val="1024"/>
         </w:numPr>
       </w:pPr>
       <w:r>
@@ -5522,7 +6045,7 @@
         <w:pStyle w:val="Compact"/>
         <w:numPr>
           <w:ilvl w:val="0"/>
-          <w:numId w:val="1022"/>
+          <w:numId w:val="1024"/>
         </w:numPr>
       </w:pPr>
       <w:r>
@@ -5571,7 +6094,7 @@
         <w:pStyle w:val="Compact"/>
         <w:numPr>
           <w:ilvl w:val="0"/>
-          <w:numId w:val="1022"/>
+          <w:numId w:val="1024"/>
         </w:numPr>
       </w:pPr>
       <w:r>
@@ -5594,8 +6117,8 @@
         <w:t xml:space="preserve">the PR was reviewed and approved · CI is green · the matching S section of the security guide was updated.</w:t>
       </w:r>
     </w:p>
-    <w:bookmarkEnd w:id="63"/>
-    <w:bookmarkStart w:id="67" w:name="rubrics"/>
+    <w:bookmarkEnd w:id="66"/>
+    <w:bookmarkStart w:id="70" w:name="rubrics"/>
     <w:p>
       <w:pPr>
         <w:pStyle w:val="Heading2"/>
@@ -5628,7 +6151,7 @@
         <w:t xml:space="preserve">scale: points = (level ÷ 5) × criterion points.</w:t>
       </w:r>
     </w:p>
-    <w:bookmarkStart w:id="64" w:name="achievement-levels"/>
+    <w:bookmarkStart w:id="67" w:name="achievement-levels"/>
     <w:p>
       <w:pPr>
         <w:pStyle w:val="Heading3"/>
@@ -5816,8 +6339,8 @@
         </w:tc>
       </w:tr>
     </w:tbl>
-    <w:bookmarkEnd w:id="64"/>
-    <w:bookmarkStart w:id="65" w:name="X961988d422ff8f741a9ce19934878c5a4111363"/>
+    <w:bookmarkEnd w:id="67"/>
+    <w:bookmarkStart w:id="68" w:name="X961988d422ff8f741a9ce19934878c5a4111363"/>
     <w:p>
       <w:pPr>
         <w:pStyle w:val="Heading3"/>
@@ -6356,8 +6879,8 @@
         </w:tc>
       </w:tr>
     </w:tbl>
-    <w:bookmarkEnd w:id="65"/>
-    <w:bookmarkStart w:id="66" w:name="X3d4a8fdd7abb6333b29bc53ca630fd5bce35d06"/>
+    <w:bookmarkEnd w:id="68"/>
+    <w:bookmarkStart w:id="69" w:name="X3d4a8fdd7abb6333b29bc53ca630fd5bce35d06"/>
     <w:p>
       <w:pPr>
         <w:pStyle w:val="Heading3"/>
@@ -6929,9 +7452,9 @@
         <w:t xml:space="preserve">row without evidence counts as unmet (Week 13).</w:t>
       </w:r>
     </w:p>
-    <w:bookmarkEnd w:id="66"/>
-    <w:bookmarkEnd w:id="67"/>
-    <w:bookmarkStart w:id="68" w:name="acceptance-conditions"/>
+    <w:bookmarkEnd w:id="69"/>
+    <w:bookmarkEnd w:id="70"/>
+    <w:bookmarkStart w:id="71" w:name="acceptance-conditions"/>
     <w:p>
       <w:pPr>
         <w:pStyle w:val="Heading2"/>
@@ -6957,7 +7480,7 @@
         <w:pStyle w:val="Compact"/>
         <w:numPr>
           <w:ilvl w:val="0"/>
-          <w:numId w:val="1023"/>
+          <w:numId w:val="1025"/>
         </w:numPr>
       </w:pPr>
       <w:r>
@@ -6982,7 +7505,7 @@
         <w:pStyle w:val="Compact"/>
         <w:numPr>
           <w:ilvl w:val="0"/>
-          <w:numId w:val="1023"/>
+          <w:numId w:val="1025"/>
         </w:numPr>
       </w:pPr>
       <w:r>
@@ -6994,7 +7517,7 @@
         <w:pStyle w:val="Compact"/>
         <w:numPr>
           <w:ilvl w:val="0"/>
-          <w:numId w:val="1023"/>
+          <w:numId w:val="1025"/>
         </w:numPr>
       </w:pPr>
       <w:r>
@@ -7052,7 +7575,7 @@
         <w:pStyle w:val="Compact"/>
         <w:numPr>
           <w:ilvl w:val="0"/>
-          <w:numId w:val="1023"/>
+          <w:numId w:val="1025"/>
         </w:numPr>
       </w:pPr>
       <w:r>
@@ -7064,7 +7587,7 @@
         <w:pStyle w:val="Compact"/>
         <w:numPr>
           <w:ilvl w:val="0"/>
-          <w:numId w:val="1023"/>
+          <w:numId w:val="1025"/>
         </w:numPr>
       </w:pPr>
       <w:r>
@@ -7092,7 +7615,7 @@
         <w:pStyle w:val="Compact"/>
         <w:numPr>
           <w:ilvl w:val="0"/>
-          <w:numId w:val="1023"/>
+          <w:numId w:val="1025"/>
         </w:numPr>
       </w:pPr>
       <w:r>
@@ -7104,7 +7627,7 @@
         <w:pStyle w:val="Compact"/>
         <w:numPr>
           <w:ilvl w:val="0"/>
-          <w:numId w:val="1023"/>
+          <w:numId w:val="1025"/>
         </w:numPr>
       </w:pPr>
       <w:r>
@@ -7121,8 +7644,8 @@
         <w:t xml:space="preserve">is detected.</w:t>
       </w:r>
     </w:p>
-    <w:bookmarkEnd w:id="68"/>
-    <w:bookmarkStart w:id="69" w:name="questions-asked-in-the-demo"/>
+    <w:bookmarkEnd w:id="71"/>
+    <w:bookmarkStart w:id="72" w:name="questions-asked-in-the-demo"/>
     <w:p>
       <w:pPr>
         <w:pStyle w:val="Heading2"/>
@@ -7136,7 +7659,7 @@
         <w:pStyle w:val="Compact"/>
         <w:numPr>
           <w:ilvl w:val="0"/>
-          <w:numId w:val="1024"/>
+          <w:numId w:val="1026"/>
         </w:numPr>
       </w:pPr>
       <w:r>
@@ -7150,7 +7673,7 @@
         <w:t xml:space="preserve"> </w:t>
       </w:r>
       <w:r>
-        <w:t xml:space="preserve">Did you fork the template with the correct name? Is the repository private, is the instructor a</w:t>
+        <w:t xml:space="preserve">Did you create the repository from the template with the correct name? Is the repository private, is the instructor a</w:t>
       </w:r>
       <w:r>
         <w:t xml:space="preserve"> </w:t>
@@ -7164,7 +7687,7 @@
         <w:pStyle w:val="Compact"/>
         <w:numPr>
           <w:ilvl w:val="0"/>
-          <w:numId w:val="1024"/>
+          <w:numId w:val="1026"/>
         </w:numPr>
       </w:pPr>
       <w:r>
@@ -7219,7 +7742,7 @@
         <w:pStyle w:val="Compact"/>
         <w:numPr>
           <w:ilvl w:val="0"/>
-          <w:numId w:val="1024"/>
+          <w:numId w:val="1026"/>
         </w:numPr>
       </w:pPr>
       <w:r>
@@ -7247,7 +7770,7 @@
         <w:pStyle w:val="Compact"/>
         <w:numPr>
           <w:ilvl w:val="0"/>
-          <w:numId w:val="1024"/>
+          <w:numId w:val="1026"/>
         </w:numPr>
       </w:pPr>
       <w:r>
@@ -7275,7 +7798,7 @@
         <w:pStyle w:val="Compact"/>
         <w:numPr>
           <w:ilvl w:val="0"/>
-          <w:numId w:val="1024"/>
+          <w:numId w:val="1026"/>
         </w:numPr>
       </w:pPr>
       <w:r>
@@ -7297,7 +7820,7 @@
         <w:pStyle w:val="Compact"/>
         <w:numPr>
           <w:ilvl w:val="0"/>
-          <w:numId w:val="1024"/>
+          <w:numId w:val="1026"/>
         </w:numPr>
       </w:pPr>
       <w:r>
@@ -7320,8 +7843,8 @@
         <w:t xml:space="preserve">variables and the stack in a debugger.</w:t>
       </w:r>
     </w:p>
-    <w:bookmarkEnd w:id="69"/>
-    <w:bookmarkStart w:id="70" w:name="X56d9e6dfc06fd57c96398a42ec9937acc750a02"/>
+    <w:bookmarkEnd w:id="72"/>
+    <w:bookmarkStart w:id="73" w:name="X56d9e6dfc06fd57c96398a42ec9937acc750a02"/>
     <w:p>
       <w:pPr>
         <w:pStyle w:val="Heading2"/>
@@ -7335,7 +7858,7 @@
         <w:pStyle w:val="Compact"/>
         <w:numPr>
           <w:ilvl w:val="0"/>
-          <w:numId w:val="1025"/>
+          <w:numId w:val="1027"/>
         </w:numPr>
       </w:pPr>
       <w:r>
@@ -7363,7 +7886,7 @@
         <w:pStyle w:val="Compact"/>
         <w:numPr>
           <w:ilvl w:val="0"/>
-          <w:numId w:val="1025"/>
+          <w:numId w:val="1027"/>
         </w:numPr>
       </w:pPr>
       <w:r>
@@ -7375,7 +7898,7 @@
         <w:pStyle w:val="Compact"/>
         <w:numPr>
           <w:ilvl w:val="0"/>
-          <w:numId w:val="1025"/>
+          <w:numId w:val="1027"/>
         </w:numPr>
       </w:pPr>
       <w:r>
@@ -7400,7 +7923,7 @@
         <w:pStyle w:val="Compact"/>
         <w:numPr>
           <w:ilvl w:val="0"/>
-          <w:numId w:val="1025"/>
+          <w:numId w:val="1027"/>
         </w:numPr>
       </w:pPr>
       <w:r>
@@ -7422,7 +7945,7 @@
         <w:pStyle w:val="Compact"/>
         <w:numPr>
           <w:ilvl w:val="0"/>
-          <w:numId w:val="1025"/>
+          <w:numId w:val="1027"/>
         </w:numPr>
       </w:pPr>
       <w:r>
@@ -7490,8 +8013,8 @@
         <w:t xml:space="preserve">secret, key, or personal data may enter the repo. Your application must not harm anyone else’s system or data.</w:t>
       </w:r>
     </w:p>
-    <w:bookmarkEnd w:id="70"/>
-    <w:bookmarkStart w:id="71" w:name="frequently-asked-questions"/>
+    <w:bookmarkEnd w:id="73"/>
+    <w:bookmarkStart w:id="74" w:name="frequently-asked-questions"/>
     <w:p>
       <w:pPr>
         <w:pStyle w:val="Heading2"/>
@@ -7710,8 +8233,8 @@
         </w:pict>
       </w:r>
     </w:p>
-    <w:bookmarkEnd w:id="71"/>
-    <w:bookmarkStart w:id="72" w:name="appendix-project-topic-list"/>
+    <w:bookmarkEnd w:id="74"/>
+    <w:bookmarkStart w:id="75" w:name="appendix-project-topic-list"/>
     <w:p>
       <w:pPr>
         <w:pStyle w:val="Heading2"/>
@@ -7863,7 +8386,7 @@
         <w:pStyle w:val="Compact"/>
         <w:numPr>
           <w:ilvl w:val="0"/>
-          <w:numId w:val="1026"/>
+          <w:numId w:val="1028"/>
         </w:numPr>
       </w:pPr>
       <w:r>
@@ -7885,7 +8408,7 @@
         <w:pStyle w:val="Compact"/>
         <w:numPr>
           <w:ilvl w:val="0"/>
-          <w:numId w:val="1026"/>
+          <w:numId w:val="1028"/>
         </w:numPr>
       </w:pPr>
       <w:r>
@@ -7913,7 +8436,7 @@
         <w:pStyle w:val="Compact"/>
         <w:numPr>
           <w:ilvl w:val="0"/>
-          <w:numId w:val="1026"/>
+          <w:numId w:val="1028"/>
         </w:numPr>
       </w:pPr>
       <w:r>
@@ -7935,7 +8458,7 @@
         <w:pStyle w:val="Compact"/>
         <w:numPr>
           <w:ilvl w:val="0"/>
-          <w:numId w:val="1026"/>
+          <w:numId w:val="1028"/>
         </w:numPr>
       </w:pPr>
       <w:r>
@@ -7969,7 +8492,7 @@
         <w:pStyle w:val="Compact"/>
         <w:numPr>
           <w:ilvl w:val="0"/>
-          <w:numId w:val="1027"/>
+          <w:numId w:val="1029"/>
         </w:numPr>
       </w:pPr>
       <w:r>
@@ -7991,7 +8514,7 @@
         <w:pStyle w:val="Compact"/>
         <w:numPr>
           <w:ilvl w:val="0"/>
-          <w:numId w:val="1027"/>
+          <w:numId w:val="1029"/>
         </w:numPr>
       </w:pPr>
       <w:r>
@@ -8013,7 +8536,7 @@
         <w:pStyle w:val="Compact"/>
         <w:numPr>
           <w:ilvl w:val="0"/>
-          <w:numId w:val="1027"/>
+          <w:numId w:val="1029"/>
         </w:numPr>
       </w:pPr>
       <w:r>
@@ -8035,7 +8558,7 @@
         <w:pStyle w:val="Compact"/>
         <w:numPr>
           <w:ilvl w:val="0"/>
-          <w:numId w:val="1027"/>
+          <w:numId w:val="1029"/>
         </w:numPr>
       </w:pPr>
       <w:r>
@@ -8171,7 +8694,7 @@
         <w:pStyle w:val="Compact"/>
         <w:numPr>
           <w:ilvl w:val="0"/>
-          <w:numId w:val="1028"/>
+          <w:numId w:val="1030"/>
         </w:numPr>
       </w:pPr>
       <w:r>
@@ -8193,7 +8716,7 @@
         <w:pStyle w:val="Compact"/>
         <w:numPr>
           <w:ilvl w:val="0"/>
-          <w:numId w:val="1028"/>
+          <w:numId w:val="1030"/>
         </w:numPr>
       </w:pPr>
       <w:r>
@@ -8215,7 +8738,7 @@
         <w:pStyle w:val="Compact"/>
         <w:numPr>
           <w:ilvl w:val="0"/>
-          <w:numId w:val="1028"/>
+          <w:numId w:val="1030"/>
         </w:numPr>
       </w:pPr>
       <w:r>
@@ -8249,7 +8772,7 @@
         <w:pStyle w:val="Compact"/>
         <w:numPr>
           <w:ilvl w:val="0"/>
-          <w:numId w:val="1029"/>
+          <w:numId w:val="1031"/>
         </w:numPr>
       </w:pPr>
       <w:r>
@@ -8271,7 +8794,7 @@
         <w:pStyle w:val="Compact"/>
         <w:numPr>
           <w:ilvl w:val="0"/>
-          <w:numId w:val="1029"/>
+          <w:numId w:val="1031"/>
         </w:numPr>
       </w:pPr>
       <w:r>
@@ -8293,7 +8816,7 @@
         <w:pStyle w:val="Compact"/>
         <w:numPr>
           <w:ilvl w:val="0"/>
-          <w:numId w:val="1029"/>
+          <w:numId w:val="1031"/>
         </w:numPr>
       </w:pPr>
       <w:r>
@@ -8315,7 +8838,7 @@
         <w:pStyle w:val="Compact"/>
         <w:numPr>
           <w:ilvl w:val="0"/>
-          <w:numId w:val="1029"/>
+          <w:numId w:val="1031"/>
         </w:numPr>
       </w:pPr>
       <w:r>
@@ -8451,7 +8974,7 @@
         <w:pStyle w:val="Compact"/>
         <w:numPr>
           <w:ilvl w:val="0"/>
-          <w:numId w:val="1030"/>
+          <w:numId w:val="1032"/>
         </w:numPr>
       </w:pPr>
       <w:r>
@@ -8473,7 +8996,7 @@
         <w:pStyle w:val="Compact"/>
         <w:numPr>
           <w:ilvl w:val="0"/>
-          <w:numId w:val="1030"/>
+          <w:numId w:val="1032"/>
         </w:numPr>
       </w:pPr>
       <w:r>
@@ -8495,7 +9018,7 @@
         <w:pStyle w:val="Compact"/>
         <w:numPr>
           <w:ilvl w:val="0"/>
-          <w:numId w:val="1030"/>
+          <w:numId w:val="1032"/>
         </w:numPr>
       </w:pPr>
       <w:r>
@@ -8529,7 +9052,7 @@
         <w:pStyle w:val="Compact"/>
         <w:numPr>
           <w:ilvl w:val="0"/>
-          <w:numId w:val="1031"/>
+          <w:numId w:val="1033"/>
         </w:numPr>
       </w:pPr>
       <w:r>
@@ -8551,7 +9074,7 @@
         <w:pStyle w:val="Compact"/>
         <w:numPr>
           <w:ilvl w:val="0"/>
-          <w:numId w:val="1031"/>
+          <w:numId w:val="1033"/>
         </w:numPr>
       </w:pPr>
       <w:r>
@@ -8573,7 +9096,7 @@
         <w:pStyle w:val="Compact"/>
         <w:numPr>
           <w:ilvl w:val="0"/>
-          <w:numId w:val="1031"/>
+          <w:numId w:val="1033"/>
         </w:numPr>
       </w:pPr>
       <w:r>
@@ -8595,7 +9118,7 @@
         <w:pStyle w:val="Compact"/>
         <w:numPr>
           <w:ilvl w:val="0"/>
-          <w:numId w:val="1031"/>
+          <w:numId w:val="1033"/>
         </w:numPr>
       </w:pPr>
       <w:r>
@@ -8725,7 +9248,7 @@
         <w:pStyle w:val="Compact"/>
         <w:numPr>
           <w:ilvl w:val="0"/>
-          <w:numId w:val="1032"/>
+          <w:numId w:val="1034"/>
         </w:numPr>
       </w:pPr>
       <w:r>
@@ -8747,7 +9270,7 @@
         <w:pStyle w:val="Compact"/>
         <w:numPr>
           <w:ilvl w:val="0"/>
-          <w:numId w:val="1032"/>
+          <w:numId w:val="1034"/>
         </w:numPr>
       </w:pPr>
       <w:r>
@@ -8769,7 +9292,7 @@
         <w:pStyle w:val="Compact"/>
         <w:numPr>
           <w:ilvl w:val="0"/>
-          <w:numId w:val="1032"/>
+          <w:numId w:val="1034"/>
         </w:numPr>
       </w:pPr>
       <w:r>
@@ -8803,7 +9326,7 @@
         <w:pStyle w:val="Compact"/>
         <w:numPr>
           <w:ilvl w:val="0"/>
-          <w:numId w:val="1033"/>
+          <w:numId w:val="1035"/>
         </w:numPr>
       </w:pPr>
       <w:r>
@@ -8825,7 +9348,7 @@
         <w:pStyle w:val="Compact"/>
         <w:numPr>
           <w:ilvl w:val="0"/>
-          <w:numId w:val="1033"/>
+          <w:numId w:val="1035"/>
         </w:numPr>
       </w:pPr>
       <w:r>
@@ -8847,7 +9370,7 @@
         <w:pStyle w:val="Compact"/>
         <w:numPr>
           <w:ilvl w:val="0"/>
-          <w:numId w:val="1033"/>
+          <w:numId w:val="1035"/>
         </w:numPr>
       </w:pPr>
       <w:r>
@@ -8869,7 +9392,7 @@
         <w:pStyle w:val="Compact"/>
         <w:numPr>
           <w:ilvl w:val="0"/>
-          <w:numId w:val="1033"/>
+          <w:numId w:val="1035"/>
         </w:numPr>
       </w:pPr>
       <w:r>
@@ -9011,7 +9534,7 @@
         <w:pStyle w:val="Compact"/>
         <w:numPr>
           <w:ilvl w:val="0"/>
-          <w:numId w:val="1034"/>
+          <w:numId w:val="1036"/>
         </w:numPr>
       </w:pPr>
       <w:r>
@@ -9033,7 +9556,7 @@
         <w:pStyle w:val="Compact"/>
         <w:numPr>
           <w:ilvl w:val="0"/>
-          <w:numId w:val="1034"/>
+          <w:numId w:val="1036"/>
         </w:numPr>
       </w:pPr>
       <w:r>
@@ -9055,7 +9578,7 @@
         <w:pStyle w:val="Compact"/>
         <w:numPr>
           <w:ilvl w:val="0"/>
-          <w:numId w:val="1034"/>
+          <w:numId w:val="1036"/>
         </w:numPr>
       </w:pPr>
       <w:r>
@@ -9089,7 +9612,7 @@
         <w:pStyle w:val="Compact"/>
         <w:numPr>
           <w:ilvl w:val="0"/>
-          <w:numId w:val="1035"/>
+          <w:numId w:val="1037"/>
         </w:numPr>
       </w:pPr>
       <w:r>
@@ -9111,7 +9634,7 @@
         <w:pStyle w:val="Compact"/>
         <w:numPr>
           <w:ilvl w:val="0"/>
-          <w:numId w:val="1035"/>
+          <w:numId w:val="1037"/>
         </w:numPr>
       </w:pPr>
       <w:r>
@@ -9133,7 +9656,7 @@
         <w:pStyle w:val="Compact"/>
         <w:numPr>
           <w:ilvl w:val="0"/>
-          <w:numId w:val="1035"/>
+          <w:numId w:val="1037"/>
         </w:numPr>
       </w:pPr>
       <w:r>
@@ -9155,7 +9678,7 @@
         <w:pStyle w:val="Compact"/>
         <w:numPr>
           <w:ilvl w:val="0"/>
-          <w:numId w:val="1035"/>
+          <w:numId w:val="1037"/>
         </w:numPr>
       </w:pPr>
       <w:r>
@@ -9291,7 +9814,7 @@
         <w:pStyle w:val="Compact"/>
         <w:numPr>
           <w:ilvl w:val="0"/>
-          <w:numId w:val="1036"/>
+          <w:numId w:val="1038"/>
         </w:numPr>
       </w:pPr>
       <w:r>
@@ -9313,7 +9836,7 @@
         <w:pStyle w:val="Compact"/>
         <w:numPr>
           <w:ilvl w:val="0"/>
-          <w:numId w:val="1036"/>
+          <w:numId w:val="1038"/>
         </w:numPr>
       </w:pPr>
       <w:r>
@@ -9335,7 +9858,7 @@
         <w:pStyle w:val="Compact"/>
         <w:numPr>
           <w:ilvl w:val="0"/>
-          <w:numId w:val="1036"/>
+          <w:numId w:val="1038"/>
         </w:numPr>
       </w:pPr>
       <w:r>
@@ -9369,7 +9892,7 @@
         <w:pStyle w:val="Compact"/>
         <w:numPr>
           <w:ilvl w:val="0"/>
-          <w:numId w:val="1037"/>
+          <w:numId w:val="1039"/>
         </w:numPr>
       </w:pPr>
       <w:r>
@@ -9391,7 +9914,7 @@
         <w:pStyle w:val="Compact"/>
         <w:numPr>
           <w:ilvl w:val="0"/>
-          <w:numId w:val="1037"/>
+          <w:numId w:val="1039"/>
         </w:numPr>
       </w:pPr>
       <w:r>
@@ -9413,7 +9936,7 @@
         <w:pStyle w:val="Compact"/>
         <w:numPr>
           <w:ilvl w:val="0"/>
-          <w:numId w:val="1037"/>
+          <w:numId w:val="1039"/>
         </w:numPr>
       </w:pPr>
       <w:r>
@@ -9435,7 +9958,7 @@
         <w:pStyle w:val="Compact"/>
         <w:numPr>
           <w:ilvl w:val="0"/>
-          <w:numId w:val="1037"/>
+          <w:numId w:val="1039"/>
         </w:numPr>
       </w:pPr>
       <w:r>
@@ -9571,7 +10094,7 @@
         <w:pStyle w:val="Compact"/>
         <w:numPr>
           <w:ilvl w:val="0"/>
-          <w:numId w:val="1038"/>
+          <w:numId w:val="1040"/>
         </w:numPr>
       </w:pPr>
       <w:r>
@@ -9599,7 +10122,7 @@
         <w:pStyle w:val="Compact"/>
         <w:numPr>
           <w:ilvl w:val="0"/>
-          <w:numId w:val="1038"/>
+          <w:numId w:val="1040"/>
         </w:numPr>
       </w:pPr>
       <w:r>
@@ -9621,7 +10144,7 @@
         <w:pStyle w:val="Compact"/>
         <w:numPr>
           <w:ilvl w:val="0"/>
-          <w:numId w:val="1038"/>
+          <w:numId w:val="1040"/>
         </w:numPr>
       </w:pPr>
       <w:r>
@@ -9655,7 +10178,7 @@
         <w:pStyle w:val="Compact"/>
         <w:numPr>
           <w:ilvl w:val="0"/>
-          <w:numId w:val="1039"/>
+          <w:numId w:val="1041"/>
         </w:numPr>
       </w:pPr>
       <w:r>
@@ -9677,7 +10200,7 @@
         <w:pStyle w:val="Compact"/>
         <w:numPr>
           <w:ilvl w:val="0"/>
-          <w:numId w:val="1039"/>
+          <w:numId w:val="1041"/>
         </w:numPr>
       </w:pPr>
       <w:r>
@@ -9699,7 +10222,7 @@
         <w:pStyle w:val="Compact"/>
         <w:numPr>
           <w:ilvl w:val="0"/>
-          <w:numId w:val="1039"/>
+          <w:numId w:val="1041"/>
         </w:numPr>
       </w:pPr>
       <w:r>
@@ -9721,7 +10244,7 @@
         <w:pStyle w:val="Compact"/>
         <w:numPr>
           <w:ilvl w:val="0"/>
-          <w:numId w:val="1039"/>
+          <w:numId w:val="1041"/>
         </w:numPr>
       </w:pPr>
       <w:r>
@@ -9857,7 +10380,7 @@
         <w:pStyle w:val="Compact"/>
         <w:numPr>
           <w:ilvl w:val="0"/>
-          <w:numId w:val="1040"/>
+          <w:numId w:val="1042"/>
         </w:numPr>
       </w:pPr>
       <w:r>
@@ -9879,7 +10402,7 @@
         <w:pStyle w:val="Compact"/>
         <w:numPr>
           <w:ilvl w:val="0"/>
-          <w:numId w:val="1040"/>
+          <w:numId w:val="1042"/>
         </w:numPr>
       </w:pPr>
       <w:r>
@@ -9901,7 +10424,7 @@
         <w:pStyle w:val="Compact"/>
         <w:numPr>
           <w:ilvl w:val="0"/>
-          <w:numId w:val="1040"/>
+          <w:numId w:val="1042"/>
         </w:numPr>
       </w:pPr>
       <w:r>
@@ -9935,7 +10458,7 @@
         <w:pStyle w:val="Compact"/>
         <w:numPr>
           <w:ilvl w:val="0"/>
-          <w:numId w:val="1041"/>
+          <w:numId w:val="1043"/>
         </w:numPr>
       </w:pPr>
       <w:r>
@@ -9957,7 +10480,7 @@
         <w:pStyle w:val="Compact"/>
         <w:numPr>
           <w:ilvl w:val="0"/>
-          <w:numId w:val="1041"/>
+          <w:numId w:val="1043"/>
         </w:numPr>
       </w:pPr>
       <w:r>
@@ -9979,7 +10502,7 @@
         <w:pStyle w:val="Compact"/>
         <w:numPr>
           <w:ilvl w:val="0"/>
-          <w:numId w:val="1041"/>
+          <w:numId w:val="1043"/>
         </w:numPr>
       </w:pPr>
       <w:r>
@@ -10001,7 +10524,7 @@
         <w:pStyle w:val="Compact"/>
         <w:numPr>
           <w:ilvl w:val="0"/>
-          <w:numId w:val="1041"/>
+          <w:numId w:val="1043"/>
         </w:numPr>
       </w:pPr>
       <w:r>
@@ -10131,7 +10654,7 @@
         <w:pStyle w:val="Compact"/>
         <w:numPr>
           <w:ilvl w:val="0"/>
-          <w:numId w:val="1042"/>
+          <w:numId w:val="1044"/>
         </w:numPr>
       </w:pPr>
       <w:r>
@@ -10153,7 +10676,7 @@
         <w:pStyle w:val="Compact"/>
         <w:numPr>
           <w:ilvl w:val="0"/>
-          <w:numId w:val="1042"/>
+          <w:numId w:val="1044"/>
         </w:numPr>
       </w:pPr>
       <w:r>
@@ -10175,7 +10698,7 @@
         <w:pStyle w:val="Compact"/>
         <w:numPr>
           <w:ilvl w:val="0"/>
-          <w:numId w:val="1042"/>
+          <w:numId w:val="1044"/>
         </w:numPr>
       </w:pPr>
       <w:r>
@@ -10209,7 +10732,7 @@
         <w:pStyle w:val="Compact"/>
         <w:numPr>
           <w:ilvl w:val="0"/>
-          <w:numId w:val="1043"/>
+          <w:numId w:val="1045"/>
         </w:numPr>
       </w:pPr>
       <w:r>
@@ -10231,7 +10754,7 @@
         <w:pStyle w:val="Compact"/>
         <w:numPr>
           <w:ilvl w:val="0"/>
-          <w:numId w:val="1043"/>
+          <w:numId w:val="1045"/>
         </w:numPr>
       </w:pPr>
       <w:r>
@@ -10253,7 +10776,7 @@
         <w:pStyle w:val="Compact"/>
         <w:numPr>
           <w:ilvl w:val="0"/>
-          <w:numId w:val="1043"/>
+          <w:numId w:val="1045"/>
         </w:numPr>
       </w:pPr>
       <w:r>
@@ -10275,7 +10798,7 @@
         <w:pStyle w:val="Compact"/>
         <w:numPr>
           <w:ilvl w:val="0"/>
-          <w:numId w:val="1043"/>
+          <w:numId w:val="1045"/>
         </w:numPr>
       </w:pPr>
       <w:r>
@@ -10405,7 +10928,7 @@
         <w:pStyle w:val="Compact"/>
         <w:numPr>
           <w:ilvl w:val="0"/>
-          <w:numId w:val="1044"/>
+          <w:numId w:val="1046"/>
         </w:numPr>
       </w:pPr>
       <w:r>
@@ -10427,7 +10950,7 @@
         <w:pStyle w:val="Compact"/>
         <w:numPr>
           <w:ilvl w:val="0"/>
-          <w:numId w:val="1044"/>
+          <w:numId w:val="1046"/>
         </w:numPr>
       </w:pPr>
       <w:r>
@@ -10449,7 +10972,7 @@
         <w:pStyle w:val="Compact"/>
         <w:numPr>
           <w:ilvl w:val="0"/>
-          <w:numId w:val="1044"/>
+          <w:numId w:val="1046"/>
         </w:numPr>
       </w:pPr>
       <w:r>
@@ -10483,7 +11006,7 @@
         <w:pStyle w:val="Compact"/>
         <w:numPr>
           <w:ilvl w:val="0"/>
-          <w:numId w:val="1045"/>
+          <w:numId w:val="1047"/>
         </w:numPr>
       </w:pPr>
       <w:r>
@@ -10505,7 +11028,7 @@
         <w:pStyle w:val="Compact"/>
         <w:numPr>
           <w:ilvl w:val="0"/>
-          <w:numId w:val="1045"/>
+          <w:numId w:val="1047"/>
         </w:numPr>
       </w:pPr>
       <w:r>
@@ -10527,7 +11050,7 @@
         <w:pStyle w:val="Compact"/>
         <w:numPr>
           <w:ilvl w:val="0"/>
-          <w:numId w:val="1045"/>
+          <w:numId w:val="1047"/>
         </w:numPr>
       </w:pPr>
       <w:r>
@@ -10549,7 +11072,7 @@
         <w:pStyle w:val="Compact"/>
         <w:numPr>
           <w:ilvl w:val="0"/>
-          <w:numId w:val="1045"/>
+          <w:numId w:val="1047"/>
         </w:numPr>
       </w:pPr>
       <w:r>
@@ -10685,7 +11208,7 @@
         <w:pStyle w:val="Compact"/>
         <w:numPr>
           <w:ilvl w:val="0"/>
-          <w:numId w:val="1046"/>
+          <w:numId w:val="1048"/>
         </w:numPr>
       </w:pPr>
       <w:r>
@@ -10707,7 +11230,7 @@
         <w:pStyle w:val="Compact"/>
         <w:numPr>
           <w:ilvl w:val="0"/>
-          <w:numId w:val="1046"/>
+          <w:numId w:val="1048"/>
         </w:numPr>
       </w:pPr>
       <w:r>
@@ -10729,7 +11252,7 @@
         <w:pStyle w:val="Compact"/>
         <w:numPr>
           <w:ilvl w:val="0"/>
-          <w:numId w:val="1046"/>
+          <w:numId w:val="1048"/>
         </w:numPr>
       </w:pPr>
       <w:r>
@@ -10763,7 +11286,7 @@
         <w:pStyle w:val="Compact"/>
         <w:numPr>
           <w:ilvl w:val="0"/>
-          <w:numId w:val="1047"/>
+          <w:numId w:val="1049"/>
         </w:numPr>
       </w:pPr>
       <w:r>
@@ -10785,7 +11308,7 @@
         <w:pStyle w:val="Compact"/>
         <w:numPr>
           <w:ilvl w:val="0"/>
-          <w:numId w:val="1047"/>
+          <w:numId w:val="1049"/>
         </w:numPr>
       </w:pPr>
       <w:r>
@@ -10807,7 +11330,7 @@
         <w:pStyle w:val="Compact"/>
         <w:numPr>
           <w:ilvl w:val="0"/>
-          <w:numId w:val="1047"/>
+          <w:numId w:val="1049"/>
         </w:numPr>
       </w:pPr>
       <w:r>
@@ -10829,7 +11352,7 @@
         <w:pStyle w:val="Compact"/>
         <w:numPr>
           <w:ilvl w:val="0"/>
-          <w:numId w:val="1047"/>
+          <w:numId w:val="1049"/>
         </w:numPr>
       </w:pPr>
       <w:r>
@@ -10959,7 +11482,7 @@
         <w:pStyle w:val="Compact"/>
         <w:numPr>
           <w:ilvl w:val="0"/>
-          <w:numId w:val="1048"/>
+          <w:numId w:val="1050"/>
         </w:numPr>
       </w:pPr>
       <w:r>
@@ -10981,7 +11504,7 @@
         <w:pStyle w:val="Compact"/>
         <w:numPr>
           <w:ilvl w:val="0"/>
-          <w:numId w:val="1048"/>
+          <w:numId w:val="1050"/>
         </w:numPr>
       </w:pPr>
       <w:r>
@@ -11003,7 +11526,7 @@
         <w:pStyle w:val="Compact"/>
         <w:numPr>
           <w:ilvl w:val="0"/>
-          <w:numId w:val="1048"/>
+          <w:numId w:val="1050"/>
         </w:numPr>
       </w:pPr>
       <w:r>
@@ -11037,7 +11560,7 @@
         <w:pStyle w:val="Compact"/>
         <w:numPr>
           <w:ilvl w:val="0"/>
-          <w:numId w:val="1049"/>
+          <w:numId w:val="1051"/>
         </w:numPr>
       </w:pPr>
       <w:r>
@@ -11059,7 +11582,7 @@
         <w:pStyle w:val="Compact"/>
         <w:numPr>
           <w:ilvl w:val="0"/>
-          <w:numId w:val="1049"/>
+          <w:numId w:val="1051"/>
         </w:numPr>
       </w:pPr>
       <w:r>
@@ -11081,7 +11604,7 @@
         <w:pStyle w:val="Compact"/>
         <w:numPr>
           <w:ilvl w:val="0"/>
-          <w:numId w:val="1049"/>
+          <w:numId w:val="1051"/>
         </w:numPr>
       </w:pPr>
       <w:r>
@@ -11103,7 +11626,7 @@
         <w:pStyle w:val="Compact"/>
         <w:numPr>
           <w:ilvl w:val="0"/>
-          <w:numId w:val="1049"/>
+          <w:numId w:val="1051"/>
         </w:numPr>
       </w:pPr>
       <w:r>
@@ -11245,7 +11768,7 @@
         <w:pStyle w:val="Compact"/>
         <w:numPr>
           <w:ilvl w:val="0"/>
-          <w:numId w:val="1050"/>
+          <w:numId w:val="1052"/>
         </w:numPr>
       </w:pPr>
       <w:r>
@@ -11267,7 +11790,7 @@
         <w:pStyle w:val="Compact"/>
         <w:numPr>
           <w:ilvl w:val="0"/>
-          <w:numId w:val="1050"/>
+          <w:numId w:val="1052"/>
         </w:numPr>
       </w:pPr>
       <w:r>
@@ -11289,7 +11812,7 @@
         <w:pStyle w:val="Compact"/>
         <w:numPr>
           <w:ilvl w:val="0"/>
-          <w:numId w:val="1050"/>
+          <w:numId w:val="1052"/>
         </w:numPr>
       </w:pPr>
       <w:r>
@@ -11323,7 +11846,7 @@
         <w:pStyle w:val="Compact"/>
         <w:numPr>
           <w:ilvl w:val="0"/>
-          <w:numId w:val="1051"/>
+          <w:numId w:val="1053"/>
         </w:numPr>
       </w:pPr>
       <w:r>
@@ -11345,7 +11868,7 @@
         <w:pStyle w:val="Compact"/>
         <w:numPr>
           <w:ilvl w:val="0"/>
-          <w:numId w:val="1051"/>
+          <w:numId w:val="1053"/>
         </w:numPr>
       </w:pPr>
       <w:r>
@@ -11367,7 +11890,7 @@
         <w:pStyle w:val="Compact"/>
         <w:numPr>
           <w:ilvl w:val="0"/>
-          <w:numId w:val="1051"/>
+          <w:numId w:val="1053"/>
         </w:numPr>
       </w:pPr>
       <w:r>
@@ -11389,7 +11912,7 @@
         <w:pStyle w:val="Compact"/>
         <w:numPr>
           <w:ilvl w:val="0"/>
-          <w:numId w:val="1051"/>
+          <w:numId w:val="1053"/>
         </w:numPr>
       </w:pPr>
       <w:r>
@@ -11525,7 +12048,7 @@
         <w:pStyle w:val="Compact"/>
         <w:numPr>
           <w:ilvl w:val="0"/>
-          <w:numId w:val="1052"/>
+          <w:numId w:val="1054"/>
         </w:numPr>
       </w:pPr>
       <w:r>
@@ -11547,7 +12070,7 @@
         <w:pStyle w:val="Compact"/>
         <w:numPr>
           <w:ilvl w:val="0"/>
-          <w:numId w:val="1052"/>
+          <w:numId w:val="1054"/>
         </w:numPr>
       </w:pPr>
       <w:r>
@@ -11569,7 +12092,7 @@
         <w:pStyle w:val="Compact"/>
         <w:numPr>
           <w:ilvl w:val="0"/>
-          <w:numId w:val="1052"/>
+          <w:numId w:val="1054"/>
         </w:numPr>
       </w:pPr>
       <w:r>
@@ -11603,7 +12126,7 @@
         <w:pStyle w:val="Compact"/>
         <w:numPr>
           <w:ilvl w:val="0"/>
-          <w:numId w:val="1053"/>
+          <w:numId w:val="1055"/>
         </w:numPr>
       </w:pPr>
       <w:r>
@@ -11625,7 +12148,7 @@
         <w:pStyle w:val="Compact"/>
         <w:numPr>
           <w:ilvl w:val="0"/>
-          <w:numId w:val="1053"/>
+          <w:numId w:val="1055"/>
         </w:numPr>
       </w:pPr>
       <w:r>
@@ -11647,7 +12170,7 @@
         <w:pStyle w:val="Compact"/>
         <w:numPr>
           <w:ilvl w:val="0"/>
-          <w:numId w:val="1053"/>
+          <w:numId w:val="1055"/>
         </w:numPr>
       </w:pPr>
       <w:r>
@@ -11669,7 +12192,7 @@
         <w:pStyle w:val="Compact"/>
         <w:numPr>
           <w:ilvl w:val="0"/>
-          <w:numId w:val="1053"/>
+          <w:numId w:val="1055"/>
         </w:numPr>
       </w:pPr>
       <w:r>
@@ -11799,7 +12322,7 @@
         <w:pStyle w:val="Compact"/>
         <w:numPr>
           <w:ilvl w:val="0"/>
-          <w:numId w:val="1054"/>
+          <w:numId w:val="1056"/>
         </w:numPr>
       </w:pPr>
       <w:r>
@@ -11821,7 +12344,7 @@
         <w:pStyle w:val="Compact"/>
         <w:numPr>
           <w:ilvl w:val="0"/>
-          <w:numId w:val="1054"/>
+          <w:numId w:val="1056"/>
         </w:numPr>
       </w:pPr>
       <w:r>
@@ -11843,7 +12366,7 @@
         <w:pStyle w:val="Compact"/>
         <w:numPr>
           <w:ilvl w:val="0"/>
-          <w:numId w:val="1054"/>
+          <w:numId w:val="1056"/>
         </w:numPr>
       </w:pPr>
       <w:r>
@@ -11877,7 +12400,7 @@
         <w:pStyle w:val="Compact"/>
         <w:numPr>
           <w:ilvl w:val="0"/>
-          <w:numId w:val="1055"/>
+          <w:numId w:val="1057"/>
         </w:numPr>
       </w:pPr>
       <w:r>
@@ -11899,7 +12422,7 @@
         <w:pStyle w:val="Compact"/>
         <w:numPr>
           <w:ilvl w:val="0"/>
-          <w:numId w:val="1055"/>
+          <w:numId w:val="1057"/>
         </w:numPr>
       </w:pPr>
       <w:r>
@@ -11921,7 +12444,7 @@
         <w:pStyle w:val="Compact"/>
         <w:numPr>
           <w:ilvl w:val="0"/>
-          <w:numId w:val="1055"/>
+          <w:numId w:val="1057"/>
         </w:numPr>
       </w:pPr>
       <w:r>
@@ -11943,7 +12466,7 @@
         <w:pStyle w:val="Compact"/>
         <w:numPr>
           <w:ilvl w:val="0"/>
-          <w:numId w:val="1055"/>
+          <w:numId w:val="1057"/>
         </w:numPr>
       </w:pPr>
       <w:r>
@@ -12079,7 +12602,7 @@
         <w:pStyle w:val="Compact"/>
         <w:numPr>
           <w:ilvl w:val="0"/>
-          <w:numId w:val="1056"/>
+          <w:numId w:val="1058"/>
         </w:numPr>
       </w:pPr>
       <w:r>
@@ -12101,7 +12624,7 @@
         <w:pStyle w:val="Compact"/>
         <w:numPr>
           <w:ilvl w:val="0"/>
-          <w:numId w:val="1056"/>
+          <w:numId w:val="1058"/>
         </w:numPr>
       </w:pPr>
       <w:r>
@@ -12123,7 +12646,7 @@
         <w:pStyle w:val="Compact"/>
         <w:numPr>
           <w:ilvl w:val="0"/>
-          <w:numId w:val="1056"/>
+          <w:numId w:val="1058"/>
         </w:numPr>
       </w:pPr>
       <w:r>
@@ -12157,7 +12680,7 @@
         <w:pStyle w:val="Compact"/>
         <w:numPr>
           <w:ilvl w:val="0"/>
-          <w:numId w:val="1057"/>
+          <w:numId w:val="1059"/>
         </w:numPr>
       </w:pPr>
       <w:r>
@@ -12179,7 +12702,7 @@
         <w:pStyle w:val="Compact"/>
         <w:numPr>
           <w:ilvl w:val="0"/>
-          <w:numId w:val="1057"/>
+          <w:numId w:val="1059"/>
         </w:numPr>
       </w:pPr>
       <w:r>
@@ -12201,7 +12724,7 @@
         <w:pStyle w:val="Compact"/>
         <w:numPr>
           <w:ilvl w:val="0"/>
-          <w:numId w:val="1057"/>
+          <w:numId w:val="1059"/>
         </w:numPr>
       </w:pPr>
       <w:r>
@@ -12223,7 +12746,7 @@
         <w:pStyle w:val="Compact"/>
         <w:numPr>
           <w:ilvl w:val="0"/>
-          <w:numId w:val="1057"/>
+          <w:numId w:val="1059"/>
         </w:numPr>
       </w:pPr>
       <w:r>
@@ -12365,7 +12888,7 @@
         <w:pStyle w:val="Compact"/>
         <w:numPr>
           <w:ilvl w:val="0"/>
-          <w:numId w:val="1058"/>
+          <w:numId w:val="1060"/>
         </w:numPr>
       </w:pPr>
       <w:r>
@@ -12387,7 +12910,7 @@
         <w:pStyle w:val="Compact"/>
         <w:numPr>
           <w:ilvl w:val="0"/>
-          <w:numId w:val="1058"/>
+          <w:numId w:val="1060"/>
         </w:numPr>
       </w:pPr>
       <w:r>
@@ -12409,7 +12932,7 @@
         <w:pStyle w:val="Compact"/>
         <w:numPr>
           <w:ilvl w:val="0"/>
-          <w:numId w:val="1058"/>
+          <w:numId w:val="1060"/>
         </w:numPr>
       </w:pPr>
       <w:r>
@@ -12443,7 +12966,7 @@
         <w:pStyle w:val="Compact"/>
         <w:numPr>
           <w:ilvl w:val="0"/>
-          <w:numId w:val="1059"/>
+          <w:numId w:val="1061"/>
         </w:numPr>
       </w:pPr>
       <w:r>
@@ -12465,7 +12988,7 @@
         <w:pStyle w:val="Compact"/>
         <w:numPr>
           <w:ilvl w:val="0"/>
-          <w:numId w:val="1059"/>
+          <w:numId w:val="1061"/>
         </w:numPr>
       </w:pPr>
       <w:r>
@@ -12487,7 +13010,7 @@
         <w:pStyle w:val="Compact"/>
         <w:numPr>
           <w:ilvl w:val="0"/>
-          <w:numId w:val="1059"/>
+          <w:numId w:val="1061"/>
         </w:numPr>
       </w:pPr>
       <w:r>
@@ -12509,7 +13032,7 @@
         <w:pStyle w:val="Compact"/>
         <w:numPr>
           <w:ilvl w:val="0"/>
-          <w:numId w:val="1059"/>
+          <w:numId w:val="1061"/>
         </w:numPr>
       </w:pPr>
       <w:r>
@@ -12645,7 +13168,7 @@
         <w:pStyle w:val="Compact"/>
         <w:numPr>
           <w:ilvl w:val="0"/>
-          <w:numId w:val="1060"/>
+          <w:numId w:val="1062"/>
         </w:numPr>
       </w:pPr>
       <w:r>
@@ -12667,7 +13190,7 @@
         <w:pStyle w:val="Compact"/>
         <w:numPr>
           <w:ilvl w:val="0"/>
-          <w:numId w:val="1060"/>
+          <w:numId w:val="1062"/>
         </w:numPr>
       </w:pPr>
       <w:r>
@@ -12689,7 +13212,7 @@
         <w:pStyle w:val="Compact"/>
         <w:numPr>
           <w:ilvl w:val="0"/>
-          <w:numId w:val="1060"/>
+          <w:numId w:val="1062"/>
         </w:numPr>
       </w:pPr>
       <w:r>
@@ -12723,7 +13246,7 @@
         <w:pStyle w:val="Compact"/>
         <w:numPr>
           <w:ilvl w:val="0"/>
-          <w:numId w:val="1061"/>
+          <w:numId w:val="1063"/>
         </w:numPr>
       </w:pPr>
       <w:r>
@@ -12745,7 +13268,7 @@
         <w:pStyle w:val="Compact"/>
         <w:numPr>
           <w:ilvl w:val="0"/>
-          <w:numId w:val="1061"/>
+          <w:numId w:val="1063"/>
         </w:numPr>
       </w:pPr>
       <w:r>
@@ -12767,7 +13290,7 @@
         <w:pStyle w:val="Compact"/>
         <w:numPr>
           <w:ilvl w:val="0"/>
-          <w:numId w:val="1061"/>
+          <w:numId w:val="1063"/>
         </w:numPr>
       </w:pPr>
       <w:r>
@@ -12789,7 +13312,7 @@
         <w:pStyle w:val="Compact"/>
         <w:numPr>
           <w:ilvl w:val="0"/>
-          <w:numId w:val="1061"/>
+          <w:numId w:val="1063"/>
         </w:numPr>
       </w:pPr>
       <w:r>
@@ -12934,7 +13457,7 @@
         <w:pStyle w:val="Compact"/>
         <w:numPr>
           <w:ilvl w:val="0"/>
-          <w:numId w:val="1062"/>
+          <w:numId w:val="1064"/>
         </w:numPr>
       </w:pPr>
       <w:r>
@@ -12956,7 +13479,7 @@
         <w:pStyle w:val="Compact"/>
         <w:numPr>
           <w:ilvl w:val="0"/>
-          <w:numId w:val="1062"/>
+          <w:numId w:val="1064"/>
         </w:numPr>
       </w:pPr>
       <w:r>
@@ -12978,7 +13501,7 @@
         <w:pStyle w:val="Compact"/>
         <w:numPr>
           <w:ilvl w:val="0"/>
-          <w:numId w:val="1062"/>
+          <w:numId w:val="1064"/>
         </w:numPr>
       </w:pPr>
       <w:r>
@@ -13012,7 +13535,7 @@
         <w:pStyle w:val="Compact"/>
         <w:numPr>
           <w:ilvl w:val="0"/>
-          <w:numId w:val="1063"/>
+          <w:numId w:val="1065"/>
         </w:numPr>
       </w:pPr>
       <w:r>
@@ -13034,7 +13557,7 @@
         <w:pStyle w:val="Compact"/>
         <w:numPr>
           <w:ilvl w:val="0"/>
-          <w:numId w:val="1063"/>
+          <w:numId w:val="1065"/>
         </w:numPr>
       </w:pPr>
       <w:r>
@@ -13056,7 +13579,7 @@
         <w:pStyle w:val="Compact"/>
         <w:numPr>
           <w:ilvl w:val="0"/>
-          <w:numId w:val="1063"/>
+          <w:numId w:val="1065"/>
         </w:numPr>
       </w:pPr>
       <w:r>
@@ -13078,7 +13601,7 @@
         <w:pStyle w:val="Compact"/>
         <w:numPr>
           <w:ilvl w:val="0"/>
-          <w:numId w:val="1063"/>
+          <w:numId w:val="1065"/>
         </w:numPr>
       </w:pPr>
       <w:r>
@@ -13208,7 +13731,7 @@
         <w:pStyle w:val="Compact"/>
         <w:numPr>
           <w:ilvl w:val="0"/>
-          <w:numId w:val="1064"/>
+          <w:numId w:val="1066"/>
         </w:numPr>
       </w:pPr>
       <w:r>
@@ -13230,7 +13753,7 @@
         <w:pStyle w:val="Compact"/>
         <w:numPr>
           <w:ilvl w:val="0"/>
-          <w:numId w:val="1064"/>
+          <w:numId w:val="1066"/>
         </w:numPr>
       </w:pPr>
       <w:r>
@@ -13252,7 +13775,7 @@
         <w:pStyle w:val="Compact"/>
         <w:numPr>
           <w:ilvl w:val="0"/>
-          <w:numId w:val="1064"/>
+          <w:numId w:val="1066"/>
         </w:numPr>
       </w:pPr>
       <w:r>
@@ -13286,7 +13809,7 @@
         <w:pStyle w:val="Compact"/>
         <w:numPr>
           <w:ilvl w:val="0"/>
-          <w:numId w:val="1065"/>
+          <w:numId w:val="1067"/>
         </w:numPr>
       </w:pPr>
       <w:r>
@@ -13308,7 +13831,7 @@
         <w:pStyle w:val="Compact"/>
         <w:numPr>
           <w:ilvl w:val="0"/>
-          <w:numId w:val="1065"/>
+          <w:numId w:val="1067"/>
         </w:numPr>
       </w:pPr>
       <w:r>
@@ -13330,7 +13853,7 @@
         <w:pStyle w:val="Compact"/>
         <w:numPr>
           <w:ilvl w:val="0"/>
-          <w:numId w:val="1065"/>
+          <w:numId w:val="1067"/>
         </w:numPr>
       </w:pPr>
       <w:r>
@@ -13352,7 +13875,7 @@
         <w:pStyle w:val="Compact"/>
         <w:numPr>
           <w:ilvl w:val="0"/>
-          <w:numId w:val="1065"/>
+          <w:numId w:val="1067"/>
         </w:numPr>
       </w:pPr>
       <w:r>
@@ -13488,7 +14011,7 @@
         <w:pStyle w:val="Compact"/>
         <w:numPr>
           <w:ilvl w:val="0"/>
-          <w:numId w:val="1066"/>
+          <w:numId w:val="1068"/>
         </w:numPr>
       </w:pPr>
       <w:r>
@@ -13510,7 +14033,7 @@
         <w:pStyle w:val="Compact"/>
         <w:numPr>
           <w:ilvl w:val="0"/>
-          <w:numId w:val="1066"/>
+          <w:numId w:val="1068"/>
         </w:numPr>
       </w:pPr>
       <w:r>
@@ -13532,7 +14055,7 @@
         <w:pStyle w:val="Compact"/>
         <w:numPr>
           <w:ilvl w:val="0"/>
-          <w:numId w:val="1066"/>
+          <w:numId w:val="1068"/>
         </w:numPr>
       </w:pPr>
       <w:r>
@@ -13566,7 +14089,7 @@
         <w:pStyle w:val="Compact"/>
         <w:numPr>
           <w:ilvl w:val="0"/>
-          <w:numId w:val="1067"/>
+          <w:numId w:val="1069"/>
         </w:numPr>
       </w:pPr>
       <w:r>
@@ -13588,7 +14111,7 @@
         <w:pStyle w:val="Compact"/>
         <w:numPr>
           <w:ilvl w:val="0"/>
-          <w:numId w:val="1067"/>
+          <w:numId w:val="1069"/>
         </w:numPr>
       </w:pPr>
       <w:r>
@@ -13610,7 +14133,7 @@
         <w:pStyle w:val="Compact"/>
         <w:numPr>
           <w:ilvl w:val="0"/>
-          <w:numId w:val="1067"/>
+          <w:numId w:val="1069"/>
         </w:numPr>
       </w:pPr>
       <w:r>
@@ -13632,7 +14155,7 @@
         <w:pStyle w:val="Compact"/>
         <w:numPr>
           <w:ilvl w:val="0"/>
-          <w:numId w:val="1067"/>
+          <w:numId w:val="1069"/>
         </w:numPr>
       </w:pPr>
       <w:r>
@@ -13762,7 +14285,7 @@
         <w:pStyle w:val="Compact"/>
         <w:numPr>
           <w:ilvl w:val="0"/>
-          <w:numId w:val="1068"/>
+          <w:numId w:val="1070"/>
         </w:numPr>
       </w:pPr>
       <w:r>
@@ -13784,7 +14307,7 @@
         <w:pStyle w:val="Compact"/>
         <w:numPr>
           <w:ilvl w:val="0"/>
-          <w:numId w:val="1068"/>
+          <w:numId w:val="1070"/>
         </w:numPr>
       </w:pPr>
       <w:r>
@@ -13806,7 +14329,7 @@
         <w:pStyle w:val="Compact"/>
         <w:numPr>
           <w:ilvl w:val="0"/>
-          <w:numId w:val="1068"/>
+          <w:numId w:val="1070"/>
         </w:numPr>
       </w:pPr>
       <w:r>
@@ -13840,7 +14363,7 @@
         <w:pStyle w:val="Compact"/>
         <w:numPr>
           <w:ilvl w:val="0"/>
-          <w:numId w:val="1069"/>
+          <w:numId w:val="1071"/>
         </w:numPr>
       </w:pPr>
       <w:r>
@@ -13862,7 +14385,7 @@
         <w:pStyle w:val="Compact"/>
         <w:numPr>
           <w:ilvl w:val="0"/>
-          <w:numId w:val="1069"/>
+          <w:numId w:val="1071"/>
         </w:numPr>
       </w:pPr>
       <w:r>
@@ -13884,7 +14407,7 @@
         <w:pStyle w:val="Compact"/>
         <w:numPr>
           <w:ilvl w:val="0"/>
-          <w:numId w:val="1069"/>
+          <w:numId w:val="1071"/>
         </w:numPr>
       </w:pPr>
       <w:r>
@@ -13906,7 +14429,7 @@
         <w:pStyle w:val="Compact"/>
         <w:numPr>
           <w:ilvl w:val="0"/>
-          <w:numId w:val="1069"/>
+          <w:numId w:val="1071"/>
         </w:numPr>
       </w:pPr>
       <w:r>
@@ -14036,7 +14559,7 @@
         <w:pStyle w:val="Compact"/>
         <w:numPr>
           <w:ilvl w:val="0"/>
-          <w:numId w:val="1070"/>
+          <w:numId w:val="1072"/>
         </w:numPr>
       </w:pPr>
       <w:r>
@@ -14058,7 +14581,7 @@
         <w:pStyle w:val="Compact"/>
         <w:numPr>
           <w:ilvl w:val="0"/>
-          <w:numId w:val="1070"/>
+          <w:numId w:val="1072"/>
         </w:numPr>
       </w:pPr>
       <w:r>
@@ -14080,7 +14603,7 @@
         <w:pStyle w:val="Compact"/>
         <w:numPr>
           <w:ilvl w:val="0"/>
-          <w:numId w:val="1070"/>
+          <w:numId w:val="1072"/>
         </w:numPr>
       </w:pPr>
       <w:r>
@@ -14114,7 +14637,7 @@
         <w:pStyle w:val="Compact"/>
         <w:numPr>
           <w:ilvl w:val="0"/>
-          <w:numId w:val="1071"/>
+          <w:numId w:val="1073"/>
         </w:numPr>
       </w:pPr>
       <w:r>
@@ -14136,7 +14659,7 @@
         <w:pStyle w:val="Compact"/>
         <w:numPr>
           <w:ilvl w:val="0"/>
-          <w:numId w:val="1071"/>
+          <w:numId w:val="1073"/>
         </w:numPr>
       </w:pPr>
       <w:r>
@@ -14158,7 +14681,7 @@
         <w:pStyle w:val="Compact"/>
         <w:numPr>
           <w:ilvl w:val="0"/>
-          <w:numId w:val="1071"/>
+          <w:numId w:val="1073"/>
         </w:numPr>
       </w:pPr>
       <w:r>
@@ -14180,7 +14703,7 @@
         <w:pStyle w:val="Compact"/>
         <w:numPr>
           <w:ilvl w:val="0"/>
-          <w:numId w:val="1071"/>
+          <w:numId w:val="1073"/>
         </w:numPr>
       </w:pPr>
       <w:r>
@@ -14316,7 +14839,7 @@
         <w:pStyle w:val="Compact"/>
         <w:numPr>
           <w:ilvl w:val="0"/>
-          <w:numId w:val="1072"/>
+          <w:numId w:val="1074"/>
         </w:numPr>
       </w:pPr>
       <w:r>
@@ -14338,7 +14861,7 @@
         <w:pStyle w:val="Compact"/>
         <w:numPr>
           <w:ilvl w:val="0"/>
-          <w:numId w:val="1072"/>
+          <w:numId w:val="1074"/>
         </w:numPr>
       </w:pPr>
       <w:r>
@@ -14360,7 +14883,7 @@
         <w:pStyle w:val="Compact"/>
         <w:numPr>
           <w:ilvl w:val="0"/>
-          <w:numId w:val="1072"/>
+          <w:numId w:val="1074"/>
         </w:numPr>
       </w:pPr>
       <w:r>
@@ -14394,7 +14917,7 @@
         <w:pStyle w:val="Compact"/>
         <w:numPr>
           <w:ilvl w:val="0"/>
-          <w:numId w:val="1073"/>
+          <w:numId w:val="1075"/>
         </w:numPr>
       </w:pPr>
       <w:r>
@@ -14416,7 +14939,7 @@
         <w:pStyle w:val="Compact"/>
         <w:numPr>
           <w:ilvl w:val="0"/>
-          <w:numId w:val="1073"/>
+          <w:numId w:val="1075"/>
         </w:numPr>
       </w:pPr>
       <w:r>
@@ -14438,7 +14961,7 @@
         <w:pStyle w:val="Compact"/>
         <w:numPr>
           <w:ilvl w:val="0"/>
-          <w:numId w:val="1073"/>
+          <w:numId w:val="1075"/>
         </w:numPr>
       </w:pPr>
       <w:r>
@@ -14460,7 +14983,7 @@
         <w:pStyle w:val="Compact"/>
         <w:numPr>
           <w:ilvl w:val="0"/>
-          <w:numId w:val="1073"/>
+          <w:numId w:val="1075"/>
         </w:numPr>
       </w:pPr>
       <w:r>
@@ -14602,7 +15125,7 @@
         <w:pStyle w:val="Compact"/>
         <w:numPr>
           <w:ilvl w:val="0"/>
-          <w:numId w:val="1074"/>
+          <w:numId w:val="1076"/>
         </w:numPr>
       </w:pPr>
       <w:r>
@@ -14624,7 +15147,7 @@
         <w:pStyle w:val="Compact"/>
         <w:numPr>
           <w:ilvl w:val="0"/>
-          <w:numId w:val="1074"/>
+          <w:numId w:val="1076"/>
         </w:numPr>
       </w:pPr>
       <w:r>
@@ -14646,7 +15169,7 @@
         <w:pStyle w:val="Compact"/>
         <w:numPr>
           <w:ilvl w:val="0"/>
-          <w:numId w:val="1074"/>
+          <w:numId w:val="1076"/>
         </w:numPr>
       </w:pPr>
       <w:r>
@@ -14680,7 +15203,7 @@
         <w:pStyle w:val="Compact"/>
         <w:numPr>
           <w:ilvl w:val="0"/>
-          <w:numId w:val="1075"/>
+          <w:numId w:val="1077"/>
         </w:numPr>
       </w:pPr>
       <w:r>
@@ -14702,7 +15225,7 @@
         <w:pStyle w:val="Compact"/>
         <w:numPr>
           <w:ilvl w:val="0"/>
-          <w:numId w:val="1075"/>
+          <w:numId w:val="1077"/>
         </w:numPr>
       </w:pPr>
       <w:r>
@@ -14724,7 +15247,7 @@
         <w:pStyle w:val="Compact"/>
         <w:numPr>
           <w:ilvl w:val="0"/>
-          <w:numId w:val="1075"/>
+          <w:numId w:val="1077"/>
         </w:numPr>
       </w:pPr>
       <w:r>
@@ -14746,7 +15269,7 @@
         <w:pStyle w:val="Compact"/>
         <w:numPr>
           <w:ilvl w:val="0"/>
-          <w:numId w:val="1075"/>
+          <w:numId w:val="1077"/>
         </w:numPr>
       </w:pPr>
       <w:r>
@@ -14882,7 +15405,7 @@
         <w:pStyle w:val="Compact"/>
         <w:numPr>
           <w:ilvl w:val="0"/>
-          <w:numId w:val="1076"/>
+          <w:numId w:val="1078"/>
         </w:numPr>
       </w:pPr>
       <w:r>
@@ -14904,7 +15427,7 @@
         <w:pStyle w:val="Compact"/>
         <w:numPr>
           <w:ilvl w:val="0"/>
-          <w:numId w:val="1076"/>
+          <w:numId w:val="1078"/>
         </w:numPr>
       </w:pPr>
       <w:r>
@@ -14926,7 +15449,7 @@
         <w:pStyle w:val="Compact"/>
         <w:numPr>
           <w:ilvl w:val="0"/>
-          <w:numId w:val="1076"/>
+          <w:numId w:val="1078"/>
         </w:numPr>
       </w:pPr>
       <w:r>
@@ -14948,7 +15471,7 @@
         <w:pStyle w:val="Compact"/>
         <w:numPr>
           <w:ilvl w:val="0"/>
-          <w:numId w:val="1076"/>
+          <w:numId w:val="1078"/>
         </w:numPr>
       </w:pPr>
       <w:r>
@@ -14982,7 +15505,7 @@
         <w:pStyle w:val="Compact"/>
         <w:numPr>
           <w:ilvl w:val="0"/>
-          <w:numId w:val="1077"/>
+          <w:numId w:val="1079"/>
         </w:numPr>
       </w:pPr>
       <w:r>
@@ -15004,7 +15527,7 @@
         <w:pStyle w:val="Compact"/>
         <w:numPr>
           <w:ilvl w:val="0"/>
-          <w:numId w:val="1077"/>
+          <w:numId w:val="1079"/>
         </w:numPr>
       </w:pPr>
       <w:r>
@@ -15026,7 +15549,7 @@
         <w:pStyle w:val="Compact"/>
         <w:numPr>
           <w:ilvl w:val="0"/>
-          <w:numId w:val="1077"/>
+          <w:numId w:val="1079"/>
         </w:numPr>
       </w:pPr>
       <w:r>
@@ -15048,7 +15571,7 @@
         <w:pStyle w:val="Compact"/>
         <w:numPr>
           <w:ilvl w:val="0"/>
-          <w:numId w:val="1077"/>
+          <w:numId w:val="1079"/>
         </w:numPr>
       </w:pPr>
       <w:r>
@@ -15178,7 +15701,7 @@
         <w:pStyle w:val="Compact"/>
         <w:numPr>
           <w:ilvl w:val="0"/>
-          <w:numId w:val="1078"/>
+          <w:numId w:val="1080"/>
         </w:numPr>
       </w:pPr>
       <w:r>
@@ -15200,7 +15723,7 @@
         <w:pStyle w:val="Compact"/>
         <w:numPr>
           <w:ilvl w:val="0"/>
-          <w:numId w:val="1078"/>
+          <w:numId w:val="1080"/>
         </w:numPr>
       </w:pPr>
       <w:r>
@@ -15222,7 +15745,7 @@
         <w:pStyle w:val="Compact"/>
         <w:numPr>
           <w:ilvl w:val="0"/>
-          <w:numId w:val="1078"/>
+          <w:numId w:val="1080"/>
         </w:numPr>
       </w:pPr>
       <w:r>
@@ -15250,7 +15773,7 @@
         <w:pStyle w:val="Compact"/>
         <w:numPr>
           <w:ilvl w:val="0"/>
-          <w:numId w:val="1078"/>
+          <w:numId w:val="1080"/>
         </w:numPr>
       </w:pPr>
       <w:r>
@@ -15284,7 +15807,7 @@
         <w:pStyle w:val="Compact"/>
         <w:numPr>
           <w:ilvl w:val="0"/>
-          <w:numId w:val="1079"/>
+          <w:numId w:val="1081"/>
         </w:numPr>
       </w:pPr>
       <w:r>
@@ -15306,7 +15829,7 @@
         <w:pStyle w:val="Compact"/>
         <w:numPr>
           <w:ilvl w:val="0"/>
-          <w:numId w:val="1079"/>
+          <w:numId w:val="1081"/>
         </w:numPr>
       </w:pPr>
       <w:r>
@@ -15328,7 +15851,7 @@
         <w:pStyle w:val="Compact"/>
         <w:numPr>
           <w:ilvl w:val="0"/>
-          <w:numId w:val="1079"/>
+          <w:numId w:val="1081"/>
         </w:numPr>
       </w:pPr>
       <w:r>
@@ -15350,7 +15873,7 @@
         <w:pStyle w:val="Compact"/>
         <w:numPr>
           <w:ilvl w:val="0"/>
-          <w:numId w:val="1079"/>
+          <w:numId w:val="1081"/>
         </w:numPr>
       </w:pPr>
       <w:r>
@@ -15486,7 +16009,7 @@
         <w:pStyle w:val="Compact"/>
         <w:numPr>
           <w:ilvl w:val="0"/>
-          <w:numId w:val="1080"/>
+          <w:numId w:val="1082"/>
         </w:numPr>
       </w:pPr>
       <w:r>
@@ -15508,7 +16031,7 @@
         <w:pStyle w:val="Compact"/>
         <w:numPr>
           <w:ilvl w:val="0"/>
-          <w:numId w:val="1080"/>
+          <w:numId w:val="1082"/>
         </w:numPr>
       </w:pPr>
       <w:r>
@@ -15530,7 +16053,7 @@
         <w:pStyle w:val="Compact"/>
         <w:numPr>
           <w:ilvl w:val="0"/>
-          <w:numId w:val="1080"/>
+          <w:numId w:val="1082"/>
         </w:numPr>
       </w:pPr>
       <w:r>
@@ -15552,7 +16075,7 @@
         <w:pStyle w:val="Compact"/>
         <w:numPr>
           <w:ilvl w:val="0"/>
-          <w:numId w:val="1080"/>
+          <w:numId w:val="1082"/>
         </w:numPr>
       </w:pPr>
       <w:r>
@@ -15586,7 +16109,7 @@
         <w:pStyle w:val="Compact"/>
         <w:numPr>
           <w:ilvl w:val="0"/>
-          <w:numId w:val="1081"/>
+          <w:numId w:val="1083"/>
         </w:numPr>
       </w:pPr>
       <w:r>
@@ -15608,7 +16131,7 @@
         <w:pStyle w:val="Compact"/>
         <w:numPr>
           <w:ilvl w:val="0"/>
-          <w:numId w:val="1081"/>
+          <w:numId w:val="1083"/>
         </w:numPr>
       </w:pPr>
       <w:r>
@@ -15630,7 +16153,7 @@
         <w:pStyle w:val="Compact"/>
         <w:numPr>
           <w:ilvl w:val="0"/>
-          <w:numId w:val="1081"/>
+          <w:numId w:val="1083"/>
         </w:numPr>
       </w:pPr>
       <w:r>
@@ -15652,7 +16175,7 @@
         <w:pStyle w:val="Compact"/>
         <w:numPr>
           <w:ilvl w:val="0"/>
-          <w:numId w:val="1081"/>
+          <w:numId w:val="1083"/>
         </w:numPr>
       </w:pPr>
       <w:r>
@@ -15782,7 +16305,7 @@
         <w:pStyle w:val="Compact"/>
         <w:numPr>
           <w:ilvl w:val="0"/>
-          <w:numId w:val="1082"/>
+          <w:numId w:val="1084"/>
         </w:numPr>
       </w:pPr>
       <w:r>
@@ -15804,7 +16327,7 @@
         <w:pStyle w:val="Compact"/>
         <w:numPr>
           <w:ilvl w:val="0"/>
-          <w:numId w:val="1082"/>
+          <w:numId w:val="1084"/>
         </w:numPr>
       </w:pPr>
       <w:r>
@@ -15826,7 +16349,7 @@
         <w:pStyle w:val="Compact"/>
         <w:numPr>
           <w:ilvl w:val="0"/>
-          <w:numId w:val="1082"/>
+          <w:numId w:val="1084"/>
         </w:numPr>
       </w:pPr>
       <w:r>
@@ -15848,7 +16371,7 @@
         <w:pStyle w:val="Compact"/>
         <w:numPr>
           <w:ilvl w:val="0"/>
-          <w:numId w:val="1082"/>
+          <w:numId w:val="1084"/>
         </w:numPr>
       </w:pPr>
       <w:r>
@@ -15882,7 +16405,7 @@
         <w:pStyle w:val="Compact"/>
         <w:numPr>
           <w:ilvl w:val="0"/>
-          <w:numId w:val="1083"/>
+          <w:numId w:val="1085"/>
         </w:numPr>
       </w:pPr>
       <w:r>
@@ -15904,7 +16427,7 @@
         <w:pStyle w:val="Compact"/>
         <w:numPr>
           <w:ilvl w:val="0"/>
-          <w:numId w:val="1083"/>
+          <w:numId w:val="1085"/>
         </w:numPr>
       </w:pPr>
       <w:r>
@@ -15926,7 +16449,7 @@
         <w:pStyle w:val="Compact"/>
         <w:numPr>
           <w:ilvl w:val="0"/>
-          <w:numId w:val="1083"/>
+          <w:numId w:val="1085"/>
         </w:numPr>
       </w:pPr>
       <w:r>
@@ -15948,7 +16471,7 @@
         <w:pStyle w:val="Compact"/>
         <w:numPr>
           <w:ilvl w:val="0"/>
-          <w:numId w:val="1083"/>
+          <w:numId w:val="1085"/>
         </w:numPr>
       </w:pPr>
       <w:r>
@@ -16078,7 +16601,7 @@
         <w:pStyle w:val="Compact"/>
         <w:numPr>
           <w:ilvl w:val="0"/>
-          <w:numId w:val="1084"/>
+          <w:numId w:val="1086"/>
         </w:numPr>
       </w:pPr>
       <w:r>
@@ -16100,7 +16623,7 @@
         <w:pStyle w:val="Compact"/>
         <w:numPr>
           <w:ilvl w:val="0"/>
-          <w:numId w:val="1084"/>
+          <w:numId w:val="1086"/>
         </w:numPr>
       </w:pPr>
       <w:r>
@@ -16122,7 +16645,7 @@
         <w:pStyle w:val="Compact"/>
         <w:numPr>
           <w:ilvl w:val="0"/>
-          <w:numId w:val="1084"/>
+          <w:numId w:val="1086"/>
         </w:numPr>
       </w:pPr>
       <w:r>
@@ -16156,7 +16679,7 @@
         <w:pStyle w:val="Compact"/>
         <w:numPr>
           <w:ilvl w:val="0"/>
-          <w:numId w:val="1085"/>
+          <w:numId w:val="1087"/>
         </w:numPr>
       </w:pPr>
       <w:r>
@@ -16178,7 +16701,7 @@
         <w:pStyle w:val="Compact"/>
         <w:numPr>
           <w:ilvl w:val="0"/>
-          <w:numId w:val="1085"/>
+          <w:numId w:val="1087"/>
         </w:numPr>
       </w:pPr>
       <w:r>
@@ -16200,7 +16723,7 @@
         <w:pStyle w:val="Compact"/>
         <w:numPr>
           <w:ilvl w:val="0"/>
-          <w:numId w:val="1085"/>
+          <w:numId w:val="1087"/>
         </w:numPr>
       </w:pPr>
       <w:r>
@@ -16222,7 +16745,7 @@
         <w:pStyle w:val="Compact"/>
         <w:numPr>
           <w:ilvl w:val="0"/>
-          <w:numId w:val="1085"/>
+          <w:numId w:val="1087"/>
         </w:numPr>
       </w:pPr>
       <w:r>
@@ -16352,7 +16875,7 @@
         <w:pStyle w:val="Compact"/>
         <w:numPr>
           <w:ilvl w:val="0"/>
-          <w:numId w:val="1086"/>
+          <w:numId w:val="1088"/>
         </w:numPr>
       </w:pPr>
       <w:r>
@@ -16374,7 +16897,7 @@
         <w:pStyle w:val="Compact"/>
         <w:numPr>
           <w:ilvl w:val="0"/>
-          <w:numId w:val="1086"/>
+          <w:numId w:val="1088"/>
         </w:numPr>
       </w:pPr>
       <w:r>
@@ -16396,7 +16919,7 @@
         <w:pStyle w:val="Compact"/>
         <w:numPr>
           <w:ilvl w:val="0"/>
-          <w:numId w:val="1086"/>
+          <w:numId w:val="1088"/>
         </w:numPr>
       </w:pPr>
       <w:r>
@@ -16430,7 +16953,7 @@
         <w:pStyle w:val="Compact"/>
         <w:numPr>
           <w:ilvl w:val="0"/>
-          <w:numId w:val="1087"/>
+          <w:numId w:val="1089"/>
         </w:numPr>
       </w:pPr>
       <w:r>
@@ -16452,7 +16975,7 @@
         <w:pStyle w:val="Compact"/>
         <w:numPr>
           <w:ilvl w:val="0"/>
-          <w:numId w:val="1087"/>
+          <w:numId w:val="1089"/>
         </w:numPr>
       </w:pPr>
       <w:r>
@@ -16474,7 +16997,7 @@
         <w:pStyle w:val="Compact"/>
         <w:numPr>
           <w:ilvl w:val="0"/>
-          <w:numId w:val="1087"/>
+          <w:numId w:val="1089"/>
         </w:numPr>
       </w:pPr>
       <w:r>
@@ -16496,7 +17019,7 @@
         <w:pStyle w:val="Compact"/>
         <w:numPr>
           <w:ilvl w:val="0"/>
-          <w:numId w:val="1087"/>
+          <w:numId w:val="1089"/>
         </w:numPr>
       </w:pPr>
       <w:r>
@@ -16626,7 +17149,7 @@
         <w:pStyle w:val="Compact"/>
         <w:numPr>
           <w:ilvl w:val="0"/>
-          <w:numId w:val="1088"/>
+          <w:numId w:val="1090"/>
         </w:numPr>
       </w:pPr>
       <w:r>
@@ -16648,7 +17171,7 @@
         <w:pStyle w:val="Compact"/>
         <w:numPr>
           <w:ilvl w:val="0"/>
-          <w:numId w:val="1088"/>
+          <w:numId w:val="1090"/>
         </w:numPr>
       </w:pPr>
       <w:r>
@@ -16670,7 +17193,7 @@
         <w:pStyle w:val="Compact"/>
         <w:numPr>
           <w:ilvl w:val="0"/>
-          <w:numId w:val="1088"/>
+          <w:numId w:val="1090"/>
         </w:numPr>
       </w:pPr>
       <w:r>
@@ -16704,7 +17227,7 @@
         <w:pStyle w:val="Compact"/>
         <w:numPr>
           <w:ilvl w:val="0"/>
-          <w:numId w:val="1089"/>
+          <w:numId w:val="1091"/>
         </w:numPr>
       </w:pPr>
       <w:r>
@@ -16726,7 +17249,7 @@
         <w:pStyle w:val="Compact"/>
         <w:numPr>
           <w:ilvl w:val="0"/>
-          <w:numId w:val="1089"/>
+          <w:numId w:val="1091"/>
         </w:numPr>
       </w:pPr>
       <w:r>
@@ -16748,7 +17271,7 @@
         <w:pStyle w:val="Compact"/>
         <w:numPr>
           <w:ilvl w:val="0"/>
-          <w:numId w:val="1089"/>
+          <w:numId w:val="1091"/>
         </w:numPr>
       </w:pPr>
       <w:r>
@@ -16770,7 +17293,7 @@
         <w:pStyle w:val="Compact"/>
         <w:numPr>
           <w:ilvl w:val="0"/>
-          <w:numId w:val="1089"/>
+          <w:numId w:val="1091"/>
         </w:numPr>
       </w:pPr>
       <w:r>
@@ -16900,7 +17423,7 @@
         <w:pStyle w:val="Compact"/>
         <w:numPr>
           <w:ilvl w:val="0"/>
-          <w:numId w:val="1090"/>
+          <w:numId w:val="1092"/>
         </w:numPr>
       </w:pPr>
       <w:r>
@@ -16922,7 +17445,7 @@
         <w:pStyle w:val="Compact"/>
         <w:numPr>
           <w:ilvl w:val="0"/>
-          <w:numId w:val="1090"/>
+          <w:numId w:val="1092"/>
         </w:numPr>
       </w:pPr>
       <w:r>
@@ -16944,7 +17467,7 @@
         <w:pStyle w:val="Compact"/>
         <w:numPr>
           <w:ilvl w:val="0"/>
-          <w:numId w:val="1090"/>
+          <w:numId w:val="1092"/>
         </w:numPr>
       </w:pPr>
       <w:r>
@@ -16972,7 +17495,7 @@
         <w:pStyle w:val="Compact"/>
         <w:numPr>
           <w:ilvl w:val="0"/>
-          <w:numId w:val="1090"/>
+          <w:numId w:val="1092"/>
         </w:numPr>
       </w:pPr>
       <w:r>
@@ -17006,7 +17529,7 @@
         <w:pStyle w:val="Compact"/>
         <w:numPr>
           <w:ilvl w:val="0"/>
-          <w:numId w:val="1091"/>
+          <w:numId w:val="1093"/>
         </w:numPr>
       </w:pPr>
       <w:r>
@@ -17028,7 +17551,7 @@
         <w:pStyle w:val="Compact"/>
         <w:numPr>
           <w:ilvl w:val="0"/>
-          <w:numId w:val="1091"/>
+          <w:numId w:val="1093"/>
         </w:numPr>
       </w:pPr>
       <w:r>
@@ -17050,7 +17573,7 @@
         <w:pStyle w:val="Compact"/>
         <w:numPr>
           <w:ilvl w:val="0"/>
-          <w:numId w:val="1091"/>
+          <w:numId w:val="1093"/>
         </w:numPr>
       </w:pPr>
       <w:r>
@@ -17072,7 +17595,7 @@
         <w:pStyle w:val="Compact"/>
         <w:numPr>
           <w:ilvl w:val="0"/>
-          <w:numId w:val="1091"/>
+          <w:numId w:val="1093"/>
         </w:numPr>
       </w:pPr>
       <w:r>
@@ -17202,7 +17725,7 @@
         <w:pStyle w:val="Compact"/>
         <w:numPr>
           <w:ilvl w:val="0"/>
-          <w:numId w:val="1092"/>
+          <w:numId w:val="1094"/>
         </w:numPr>
       </w:pPr>
       <w:r>
@@ -17224,7 +17747,7 @@
         <w:pStyle w:val="Compact"/>
         <w:numPr>
           <w:ilvl w:val="0"/>
-          <w:numId w:val="1092"/>
+          <w:numId w:val="1094"/>
         </w:numPr>
       </w:pPr>
       <w:r>
@@ -17246,7 +17769,7 @@
         <w:pStyle w:val="Compact"/>
         <w:numPr>
           <w:ilvl w:val="0"/>
-          <w:numId w:val="1092"/>
+          <w:numId w:val="1094"/>
         </w:numPr>
       </w:pPr>
       <w:r>
@@ -17286,7 +17809,7 @@
         <w:pStyle w:val="Compact"/>
         <w:numPr>
           <w:ilvl w:val="0"/>
-          <w:numId w:val="1093"/>
+          <w:numId w:val="1095"/>
         </w:numPr>
       </w:pPr>
       <w:r>
@@ -17308,7 +17831,7 @@
         <w:pStyle w:val="Compact"/>
         <w:numPr>
           <w:ilvl w:val="0"/>
-          <w:numId w:val="1093"/>
+          <w:numId w:val="1095"/>
         </w:numPr>
       </w:pPr>
       <w:r>
@@ -17330,7 +17853,7 @@
         <w:pStyle w:val="Compact"/>
         <w:numPr>
           <w:ilvl w:val="0"/>
-          <w:numId w:val="1093"/>
+          <w:numId w:val="1095"/>
         </w:numPr>
       </w:pPr>
       <w:r>
@@ -17352,7 +17875,7 @@
         <w:pStyle w:val="Compact"/>
         <w:numPr>
           <w:ilvl w:val="0"/>
-          <w:numId w:val="1093"/>
+          <w:numId w:val="1095"/>
         </w:numPr>
       </w:pPr>
       <w:r>
@@ -17482,7 +18005,7 @@
         <w:pStyle w:val="Compact"/>
         <w:numPr>
           <w:ilvl w:val="0"/>
-          <w:numId w:val="1094"/>
+          <w:numId w:val="1096"/>
         </w:numPr>
       </w:pPr>
       <w:r>
@@ -17504,7 +18027,7 @@
         <w:pStyle w:val="Compact"/>
         <w:numPr>
           <w:ilvl w:val="0"/>
-          <w:numId w:val="1094"/>
+          <w:numId w:val="1096"/>
         </w:numPr>
       </w:pPr>
       <w:r>
@@ -17526,7 +18049,7 @@
         <w:pStyle w:val="Compact"/>
         <w:numPr>
           <w:ilvl w:val="0"/>
-          <w:numId w:val="1094"/>
+          <w:numId w:val="1096"/>
         </w:numPr>
       </w:pPr>
       <w:r>
@@ -17560,7 +18083,7 @@
         <w:pStyle w:val="Compact"/>
         <w:numPr>
           <w:ilvl w:val="0"/>
-          <w:numId w:val="1095"/>
+          <w:numId w:val="1097"/>
         </w:numPr>
       </w:pPr>
       <w:r>
@@ -17582,7 +18105,7 @@
         <w:pStyle w:val="Compact"/>
         <w:numPr>
           <w:ilvl w:val="0"/>
-          <w:numId w:val="1095"/>
+          <w:numId w:val="1097"/>
         </w:numPr>
       </w:pPr>
       <w:r>
@@ -17604,7 +18127,7 @@
         <w:pStyle w:val="Compact"/>
         <w:numPr>
           <w:ilvl w:val="0"/>
-          <w:numId w:val="1095"/>
+          <w:numId w:val="1097"/>
         </w:numPr>
       </w:pPr>
       <w:r>
@@ -17626,7 +18149,7 @@
         <w:pStyle w:val="Compact"/>
         <w:numPr>
           <w:ilvl w:val="0"/>
-          <w:numId w:val="1095"/>
+          <w:numId w:val="1097"/>
         </w:numPr>
       </w:pPr>
       <w:r>
@@ -17756,7 +18279,7 @@
         <w:pStyle w:val="Compact"/>
         <w:numPr>
           <w:ilvl w:val="0"/>
-          <w:numId w:val="1096"/>
+          <w:numId w:val="1098"/>
         </w:numPr>
       </w:pPr>
       <w:r>
@@ -17778,7 +18301,7 @@
         <w:pStyle w:val="Compact"/>
         <w:numPr>
           <w:ilvl w:val="0"/>
-          <w:numId w:val="1096"/>
+          <w:numId w:val="1098"/>
         </w:numPr>
       </w:pPr>
       <w:r>
@@ -17800,7 +18323,7 @@
         <w:pStyle w:val="Compact"/>
         <w:numPr>
           <w:ilvl w:val="0"/>
-          <w:numId w:val="1096"/>
+          <w:numId w:val="1098"/>
         </w:numPr>
       </w:pPr>
       <w:r>
@@ -17834,7 +18357,7 @@
         <w:pStyle w:val="Compact"/>
         <w:numPr>
           <w:ilvl w:val="0"/>
-          <w:numId w:val="1097"/>
+          <w:numId w:val="1099"/>
         </w:numPr>
       </w:pPr>
       <w:r>
@@ -17856,7 +18379,7 @@
         <w:pStyle w:val="Compact"/>
         <w:numPr>
           <w:ilvl w:val="0"/>
-          <w:numId w:val="1097"/>
+          <w:numId w:val="1099"/>
         </w:numPr>
       </w:pPr>
       <w:r>
@@ -17878,7 +18401,7 @@
         <w:pStyle w:val="Compact"/>
         <w:numPr>
           <w:ilvl w:val="0"/>
-          <w:numId w:val="1097"/>
+          <w:numId w:val="1099"/>
         </w:numPr>
       </w:pPr>
       <w:r>
@@ -17900,7 +18423,7 @@
         <w:pStyle w:val="Compact"/>
         <w:numPr>
           <w:ilvl w:val="0"/>
-          <w:numId w:val="1097"/>
+          <w:numId w:val="1099"/>
         </w:numPr>
       </w:pPr>
       <w:r>
@@ -18030,7 +18553,7 @@
         <w:pStyle w:val="Compact"/>
         <w:numPr>
           <w:ilvl w:val="0"/>
-          <w:numId w:val="1098"/>
+          <w:numId w:val="1100"/>
         </w:numPr>
       </w:pPr>
       <w:r>
@@ -18052,7 +18575,7 @@
         <w:pStyle w:val="Compact"/>
         <w:numPr>
           <w:ilvl w:val="0"/>
-          <w:numId w:val="1098"/>
+          <w:numId w:val="1100"/>
         </w:numPr>
       </w:pPr>
       <w:r>
@@ -18080,7 +18603,7 @@
         <w:pStyle w:val="Compact"/>
         <w:numPr>
           <w:ilvl w:val="0"/>
-          <w:numId w:val="1098"/>
+          <w:numId w:val="1100"/>
         </w:numPr>
       </w:pPr>
       <w:r>
@@ -18114,7 +18637,7 @@
         <w:pStyle w:val="Compact"/>
         <w:numPr>
           <w:ilvl w:val="0"/>
-          <w:numId w:val="1099"/>
+          <w:numId w:val="1101"/>
         </w:numPr>
       </w:pPr>
       <w:r>
@@ -18136,7 +18659,7 @@
         <w:pStyle w:val="Compact"/>
         <w:numPr>
           <w:ilvl w:val="0"/>
-          <w:numId w:val="1099"/>
+          <w:numId w:val="1101"/>
         </w:numPr>
       </w:pPr>
       <w:r>
@@ -18158,7 +18681,7 @@
         <w:pStyle w:val="Compact"/>
         <w:numPr>
           <w:ilvl w:val="0"/>
-          <w:numId w:val="1099"/>
+          <w:numId w:val="1101"/>
         </w:numPr>
       </w:pPr>
       <w:r>
@@ -18180,7 +18703,7 @@
         <w:pStyle w:val="Compact"/>
         <w:numPr>
           <w:ilvl w:val="0"/>
-          <w:numId w:val="1099"/>
+          <w:numId w:val="1101"/>
         </w:numPr>
       </w:pPr>
       <w:r>
@@ -18310,7 +18833,7 @@
         <w:pStyle w:val="Compact"/>
         <w:numPr>
           <w:ilvl w:val="0"/>
-          <w:numId w:val="1100"/>
+          <w:numId w:val="1102"/>
         </w:numPr>
       </w:pPr>
       <w:r>
@@ -18332,7 +18855,7 @@
         <w:pStyle w:val="Compact"/>
         <w:numPr>
           <w:ilvl w:val="0"/>
-          <w:numId w:val="1100"/>
+          <w:numId w:val="1102"/>
         </w:numPr>
       </w:pPr>
       <w:r>
@@ -18354,7 +18877,7 @@
         <w:pStyle w:val="Compact"/>
         <w:numPr>
           <w:ilvl w:val="0"/>
-          <w:numId w:val="1100"/>
+          <w:numId w:val="1102"/>
         </w:numPr>
       </w:pPr>
       <w:r>
@@ -18388,7 +18911,7 @@
         <w:pStyle w:val="Compact"/>
         <w:numPr>
           <w:ilvl w:val="0"/>
-          <w:numId w:val="1101"/>
+          <w:numId w:val="1103"/>
         </w:numPr>
       </w:pPr>
       <w:r>
@@ -18410,7 +18933,7 @@
         <w:pStyle w:val="Compact"/>
         <w:numPr>
           <w:ilvl w:val="0"/>
-          <w:numId w:val="1101"/>
+          <w:numId w:val="1103"/>
         </w:numPr>
       </w:pPr>
       <w:r>
@@ -18432,7 +18955,7 @@
         <w:pStyle w:val="Compact"/>
         <w:numPr>
           <w:ilvl w:val="0"/>
-          <w:numId w:val="1101"/>
+          <w:numId w:val="1103"/>
         </w:numPr>
       </w:pPr>
       <w:r>
@@ -18454,7 +18977,7 @@
         <w:pStyle w:val="Compact"/>
         <w:numPr>
           <w:ilvl w:val="0"/>
-          <w:numId w:val="1101"/>
+          <w:numId w:val="1103"/>
         </w:numPr>
       </w:pPr>
       <w:r>
@@ -18578,7 +19101,7 @@
         <w:pStyle w:val="Compact"/>
         <w:numPr>
           <w:ilvl w:val="0"/>
-          <w:numId w:val="1102"/>
+          <w:numId w:val="1104"/>
         </w:numPr>
       </w:pPr>
       <w:r>
@@ -18600,7 +19123,7 @@
         <w:pStyle w:val="Compact"/>
         <w:numPr>
           <w:ilvl w:val="0"/>
-          <w:numId w:val="1102"/>
+          <w:numId w:val="1104"/>
         </w:numPr>
       </w:pPr>
       <w:r>
@@ -18628,7 +19151,7 @@
         <w:pStyle w:val="Compact"/>
         <w:numPr>
           <w:ilvl w:val="0"/>
-          <w:numId w:val="1102"/>
+          <w:numId w:val="1104"/>
         </w:numPr>
       </w:pPr>
       <w:r>
@@ -18650,7 +19173,7 @@
         <w:pStyle w:val="Compact"/>
         <w:numPr>
           <w:ilvl w:val="0"/>
-          <w:numId w:val="1102"/>
+          <w:numId w:val="1104"/>
         </w:numPr>
       </w:pPr>
       <w:r>
@@ -18684,7 +19207,7 @@
         <w:pStyle w:val="Compact"/>
         <w:numPr>
           <w:ilvl w:val="0"/>
-          <w:numId w:val="1103"/>
+          <w:numId w:val="1105"/>
         </w:numPr>
       </w:pPr>
       <w:r>
@@ -18706,7 +19229,7 @@
         <w:pStyle w:val="Compact"/>
         <w:numPr>
           <w:ilvl w:val="0"/>
-          <w:numId w:val="1103"/>
+          <w:numId w:val="1105"/>
         </w:numPr>
       </w:pPr>
       <w:r>
@@ -18728,7 +19251,7 @@
         <w:pStyle w:val="Compact"/>
         <w:numPr>
           <w:ilvl w:val="0"/>
-          <w:numId w:val="1103"/>
+          <w:numId w:val="1105"/>
         </w:numPr>
       </w:pPr>
       <w:r>
@@ -18750,7 +19273,7 @@
         <w:pStyle w:val="Compact"/>
         <w:numPr>
           <w:ilvl w:val="0"/>
-          <w:numId w:val="1103"/>
+          <w:numId w:val="1105"/>
         </w:numPr>
       </w:pPr>
       <w:r>
@@ -18874,7 +19397,7 @@
         <w:pStyle w:val="Compact"/>
         <w:numPr>
           <w:ilvl w:val="0"/>
-          <w:numId w:val="1104"/>
+          <w:numId w:val="1106"/>
         </w:numPr>
       </w:pPr>
       <w:r>
@@ -18896,7 +19419,7 @@
         <w:pStyle w:val="Compact"/>
         <w:numPr>
           <w:ilvl w:val="0"/>
-          <w:numId w:val="1104"/>
+          <w:numId w:val="1106"/>
         </w:numPr>
       </w:pPr>
       <w:r>
@@ -18918,7 +19441,7 @@
         <w:pStyle w:val="Compact"/>
         <w:numPr>
           <w:ilvl w:val="0"/>
-          <w:numId w:val="1104"/>
+          <w:numId w:val="1106"/>
         </w:numPr>
       </w:pPr>
       <w:r>
@@ -18952,7 +19475,7 @@
         <w:pStyle w:val="Compact"/>
         <w:numPr>
           <w:ilvl w:val="0"/>
-          <w:numId w:val="1105"/>
+          <w:numId w:val="1107"/>
         </w:numPr>
       </w:pPr>
       <w:r>
@@ -18974,7 +19497,7 @@
         <w:pStyle w:val="Compact"/>
         <w:numPr>
           <w:ilvl w:val="0"/>
-          <w:numId w:val="1105"/>
+          <w:numId w:val="1107"/>
         </w:numPr>
       </w:pPr>
       <w:r>
@@ -18996,7 +19519,7 @@
         <w:pStyle w:val="Compact"/>
         <w:numPr>
           <w:ilvl w:val="0"/>
-          <w:numId w:val="1105"/>
+          <w:numId w:val="1107"/>
         </w:numPr>
       </w:pPr>
       <w:r>
@@ -19018,7 +19541,7 @@
         <w:pStyle w:val="Compact"/>
         <w:numPr>
           <w:ilvl w:val="0"/>
-          <w:numId w:val="1105"/>
+          <w:numId w:val="1107"/>
         </w:numPr>
       </w:pPr>
       <w:r>
@@ -19148,7 +19671,7 @@
         <w:pStyle w:val="Compact"/>
         <w:numPr>
           <w:ilvl w:val="0"/>
-          <w:numId w:val="1106"/>
+          <w:numId w:val="1108"/>
         </w:numPr>
       </w:pPr>
       <w:r>
@@ -19170,7 +19693,7 @@
         <w:pStyle w:val="Compact"/>
         <w:numPr>
           <w:ilvl w:val="0"/>
-          <w:numId w:val="1106"/>
+          <w:numId w:val="1108"/>
         </w:numPr>
       </w:pPr>
       <w:r>
@@ -19192,7 +19715,7 @@
         <w:pStyle w:val="Compact"/>
         <w:numPr>
           <w:ilvl w:val="0"/>
-          <w:numId w:val="1106"/>
+          <w:numId w:val="1108"/>
         </w:numPr>
       </w:pPr>
       <w:r>
@@ -19226,7 +19749,7 @@
         <w:pStyle w:val="Compact"/>
         <w:numPr>
           <w:ilvl w:val="0"/>
-          <w:numId w:val="1107"/>
+          <w:numId w:val="1109"/>
         </w:numPr>
       </w:pPr>
       <w:r>
@@ -19248,7 +19771,7 @@
         <w:pStyle w:val="Compact"/>
         <w:numPr>
           <w:ilvl w:val="0"/>
-          <w:numId w:val="1107"/>
+          <w:numId w:val="1109"/>
         </w:numPr>
       </w:pPr>
       <w:r>
@@ -19270,7 +19793,7 @@
         <w:pStyle w:val="Compact"/>
         <w:numPr>
           <w:ilvl w:val="0"/>
-          <w:numId w:val="1107"/>
+          <w:numId w:val="1109"/>
         </w:numPr>
       </w:pPr>
       <w:r>
@@ -19292,7 +19815,7 @@
         <w:pStyle w:val="Compact"/>
         <w:numPr>
           <w:ilvl w:val="0"/>
-          <w:numId w:val="1107"/>
+          <w:numId w:val="1109"/>
         </w:numPr>
       </w:pPr>
       <w:r>
@@ -19422,7 +19945,7 @@
         <w:pStyle w:val="Compact"/>
         <w:numPr>
           <w:ilvl w:val="0"/>
-          <w:numId w:val="1108"/>
+          <w:numId w:val="1110"/>
         </w:numPr>
       </w:pPr>
       <w:r>
@@ -19444,7 +19967,7 @@
         <w:pStyle w:val="Compact"/>
         <w:numPr>
           <w:ilvl w:val="0"/>
-          <w:numId w:val="1108"/>
+          <w:numId w:val="1110"/>
         </w:numPr>
       </w:pPr>
       <w:r>
@@ -19466,7 +19989,7 @@
         <w:pStyle w:val="Compact"/>
         <w:numPr>
           <w:ilvl w:val="0"/>
-          <w:numId w:val="1108"/>
+          <w:numId w:val="1110"/>
         </w:numPr>
       </w:pPr>
       <w:r>
@@ -19500,7 +20023,7 @@
         <w:pStyle w:val="Compact"/>
         <w:numPr>
           <w:ilvl w:val="0"/>
-          <w:numId w:val="1109"/>
+          <w:numId w:val="1111"/>
         </w:numPr>
       </w:pPr>
       <w:r>
@@ -19522,7 +20045,7 @@
         <w:pStyle w:val="Compact"/>
         <w:numPr>
           <w:ilvl w:val="0"/>
-          <w:numId w:val="1109"/>
+          <w:numId w:val="1111"/>
         </w:numPr>
       </w:pPr>
       <w:r>
@@ -19544,7 +20067,7 @@
         <w:pStyle w:val="Compact"/>
         <w:numPr>
           <w:ilvl w:val="0"/>
-          <w:numId w:val="1109"/>
+          <w:numId w:val="1111"/>
         </w:numPr>
       </w:pPr>
       <w:r>
@@ -19566,7 +20089,7 @@
         <w:pStyle w:val="Compact"/>
         <w:numPr>
           <w:ilvl w:val="0"/>
-          <w:numId w:val="1109"/>
+          <w:numId w:val="1111"/>
         </w:numPr>
       </w:pPr>
       <w:r>
@@ -19696,7 +20219,7 @@
         <w:pStyle w:val="Compact"/>
         <w:numPr>
           <w:ilvl w:val="0"/>
-          <w:numId w:val="1110"/>
+          <w:numId w:val="1112"/>
         </w:numPr>
       </w:pPr>
       <w:r>
@@ -19718,7 +20241,7 @@
         <w:pStyle w:val="Compact"/>
         <w:numPr>
           <w:ilvl w:val="0"/>
-          <w:numId w:val="1110"/>
+          <w:numId w:val="1112"/>
         </w:numPr>
       </w:pPr>
       <w:r>
@@ -19740,7 +20263,7 @@
         <w:pStyle w:val="Compact"/>
         <w:numPr>
           <w:ilvl w:val="0"/>
-          <w:numId w:val="1110"/>
+          <w:numId w:val="1112"/>
         </w:numPr>
       </w:pPr>
       <w:r>
@@ -19774,7 +20297,7 @@
         <w:pStyle w:val="Compact"/>
         <w:numPr>
           <w:ilvl w:val="0"/>
-          <w:numId w:val="1111"/>
+          <w:numId w:val="1113"/>
         </w:numPr>
       </w:pPr>
       <w:r>
@@ -19796,7 +20319,7 @@
         <w:pStyle w:val="Compact"/>
         <w:numPr>
           <w:ilvl w:val="0"/>
-          <w:numId w:val="1111"/>
+          <w:numId w:val="1113"/>
         </w:numPr>
       </w:pPr>
       <w:r>
@@ -19818,7 +20341,7 @@
         <w:pStyle w:val="Compact"/>
         <w:numPr>
           <w:ilvl w:val="0"/>
-          <w:numId w:val="1111"/>
+          <w:numId w:val="1113"/>
         </w:numPr>
       </w:pPr>
       <w:r>
@@ -19840,7 +20363,7 @@
         <w:pStyle w:val="Compact"/>
         <w:numPr>
           <w:ilvl w:val="0"/>
-          <w:numId w:val="1111"/>
+          <w:numId w:val="1113"/>
         </w:numPr>
       </w:pPr>
       <w:r>
@@ -19976,7 +20499,7 @@
         <w:pStyle w:val="Compact"/>
         <w:numPr>
           <w:ilvl w:val="0"/>
-          <w:numId w:val="1112"/>
+          <w:numId w:val="1114"/>
         </w:numPr>
       </w:pPr>
       <w:r>
@@ -19998,7 +20521,7 @@
         <w:pStyle w:val="Compact"/>
         <w:numPr>
           <w:ilvl w:val="0"/>
-          <w:numId w:val="1112"/>
+          <w:numId w:val="1114"/>
         </w:numPr>
       </w:pPr>
       <w:r>
@@ -20020,7 +20543,7 @@
         <w:pStyle w:val="Compact"/>
         <w:numPr>
           <w:ilvl w:val="0"/>
-          <w:numId w:val="1112"/>
+          <w:numId w:val="1114"/>
         </w:numPr>
       </w:pPr>
       <w:r>
@@ -20054,7 +20577,7 @@
         <w:pStyle w:val="Compact"/>
         <w:numPr>
           <w:ilvl w:val="0"/>
-          <w:numId w:val="1113"/>
+          <w:numId w:val="1115"/>
         </w:numPr>
       </w:pPr>
       <w:r>
@@ -20076,7 +20599,7 @@
         <w:pStyle w:val="Compact"/>
         <w:numPr>
           <w:ilvl w:val="0"/>
-          <w:numId w:val="1113"/>
+          <w:numId w:val="1115"/>
         </w:numPr>
       </w:pPr>
       <w:r>
@@ -20098,7 +20621,7 @@
         <w:pStyle w:val="Compact"/>
         <w:numPr>
           <w:ilvl w:val="0"/>
-          <w:numId w:val="1113"/>
+          <w:numId w:val="1115"/>
         </w:numPr>
       </w:pPr>
       <w:r>
@@ -20120,7 +20643,7 @@
         <w:pStyle w:val="Compact"/>
         <w:numPr>
           <w:ilvl w:val="0"/>
-          <w:numId w:val="1113"/>
+          <w:numId w:val="1115"/>
         </w:numPr>
       </w:pPr>
       <w:r>
@@ -20250,7 +20773,7 @@
         <w:pStyle w:val="Compact"/>
         <w:numPr>
           <w:ilvl w:val="0"/>
-          <w:numId w:val="1114"/>
+          <w:numId w:val="1116"/>
         </w:numPr>
       </w:pPr>
       <w:r>
@@ -20272,7 +20795,7 @@
         <w:pStyle w:val="Compact"/>
         <w:numPr>
           <w:ilvl w:val="0"/>
-          <w:numId w:val="1114"/>
+          <w:numId w:val="1116"/>
         </w:numPr>
       </w:pPr>
       <w:r>
@@ -20294,7 +20817,7 @@
         <w:pStyle w:val="Compact"/>
         <w:numPr>
           <w:ilvl w:val="0"/>
-          <w:numId w:val="1114"/>
+          <w:numId w:val="1116"/>
         </w:numPr>
       </w:pPr>
       <w:r>
@@ -20328,7 +20851,7 @@
         <w:pStyle w:val="Compact"/>
         <w:numPr>
           <w:ilvl w:val="0"/>
-          <w:numId w:val="1115"/>
+          <w:numId w:val="1117"/>
         </w:numPr>
       </w:pPr>
       <w:r>
@@ -20350,7 +20873,7 @@
         <w:pStyle w:val="Compact"/>
         <w:numPr>
           <w:ilvl w:val="0"/>
-          <w:numId w:val="1115"/>
+          <w:numId w:val="1117"/>
         </w:numPr>
       </w:pPr>
       <w:r>
@@ -20372,7 +20895,7 @@
         <w:pStyle w:val="Compact"/>
         <w:numPr>
           <w:ilvl w:val="0"/>
-          <w:numId w:val="1115"/>
+          <w:numId w:val="1117"/>
         </w:numPr>
       </w:pPr>
       <w:r>
@@ -20394,7 +20917,7 @@
         <w:pStyle w:val="Compact"/>
         <w:numPr>
           <w:ilvl w:val="0"/>
-          <w:numId w:val="1115"/>
+          <w:numId w:val="1117"/>
         </w:numPr>
       </w:pPr>
       <w:r>
@@ -20524,7 +21047,7 @@
         <w:pStyle w:val="Compact"/>
         <w:numPr>
           <w:ilvl w:val="0"/>
-          <w:numId w:val="1116"/>
+          <w:numId w:val="1118"/>
         </w:numPr>
       </w:pPr>
       <w:r>
@@ -20546,7 +21069,7 @@
         <w:pStyle w:val="Compact"/>
         <w:numPr>
           <w:ilvl w:val="0"/>
-          <w:numId w:val="1116"/>
+          <w:numId w:val="1118"/>
         </w:numPr>
       </w:pPr>
       <w:r>
@@ -20568,7 +21091,7 @@
         <w:pStyle w:val="Compact"/>
         <w:numPr>
           <w:ilvl w:val="0"/>
-          <w:numId w:val="1116"/>
+          <w:numId w:val="1118"/>
         </w:numPr>
       </w:pPr>
       <w:r>
@@ -20602,7 +21125,7 @@
         <w:pStyle w:val="Compact"/>
         <w:numPr>
           <w:ilvl w:val="0"/>
-          <w:numId w:val="1117"/>
+          <w:numId w:val="1119"/>
         </w:numPr>
       </w:pPr>
       <w:r>
@@ -20624,7 +21147,7 @@
         <w:pStyle w:val="Compact"/>
         <w:numPr>
           <w:ilvl w:val="0"/>
-          <w:numId w:val="1117"/>
+          <w:numId w:val="1119"/>
         </w:numPr>
       </w:pPr>
       <w:r>
@@ -20646,7 +21169,7 @@
         <w:pStyle w:val="Compact"/>
         <w:numPr>
           <w:ilvl w:val="0"/>
-          <w:numId w:val="1117"/>
+          <w:numId w:val="1119"/>
         </w:numPr>
       </w:pPr>
       <w:r>
@@ -20668,7 +21191,7 @@
         <w:pStyle w:val="Compact"/>
         <w:numPr>
           <w:ilvl w:val="0"/>
-          <w:numId w:val="1117"/>
+          <w:numId w:val="1119"/>
         </w:numPr>
       </w:pPr>
       <w:r>
@@ -20798,7 +21321,7 @@
         <w:pStyle w:val="Compact"/>
         <w:numPr>
           <w:ilvl w:val="0"/>
-          <w:numId w:val="1118"/>
+          <w:numId w:val="1120"/>
         </w:numPr>
       </w:pPr>
       <w:r>
@@ -20820,7 +21343,7 @@
         <w:pStyle w:val="Compact"/>
         <w:numPr>
           <w:ilvl w:val="0"/>
-          <w:numId w:val="1118"/>
+          <w:numId w:val="1120"/>
         </w:numPr>
       </w:pPr>
       <w:r>
@@ -20842,7 +21365,7 @@
         <w:pStyle w:val="Compact"/>
         <w:numPr>
           <w:ilvl w:val="0"/>
-          <w:numId w:val="1118"/>
+          <w:numId w:val="1120"/>
         </w:numPr>
       </w:pPr>
       <w:r>
@@ -20876,7 +21399,7 @@
         <w:pStyle w:val="Compact"/>
         <w:numPr>
           <w:ilvl w:val="0"/>
-          <w:numId w:val="1119"/>
+          <w:numId w:val="1121"/>
         </w:numPr>
       </w:pPr>
       <w:r>
@@ -20898,7 +21421,7 @@
         <w:pStyle w:val="Compact"/>
         <w:numPr>
           <w:ilvl w:val="0"/>
-          <w:numId w:val="1119"/>
+          <w:numId w:val="1121"/>
         </w:numPr>
       </w:pPr>
       <w:r>
@@ -20920,7 +21443,7 @@
         <w:pStyle w:val="Compact"/>
         <w:numPr>
           <w:ilvl w:val="0"/>
-          <w:numId w:val="1119"/>
+          <w:numId w:val="1121"/>
         </w:numPr>
       </w:pPr>
       <w:r>
@@ -20942,7 +21465,7 @@
         <w:pStyle w:val="Compact"/>
         <w:numPr>
           <w:ilvl w:val="0"/>
-          <w:numId w:val="1119"/>
+          <w:numId w:val="1121"/>
         </w:numPr>
       </w:pPr>
       <w:r>
@@ -21072,7 +21595,7 @@
         <w:pStyle w:val="Compact"/>
         <w:numPr>
           <w:ilvl w:val="0"/>
-          <w:numId w:val="1120"/>
+          <w:numId w:val="1122"/>
         </w:numPr>
       </w:pPr>
       <w:r>
@@ -21094,7 +21617,7 @@
         <w:pStyle w:val="Compact"/>
         <w:numPr>
           <w:ilvl w:val="0"/>
-          <w:numId w:val="1120"/>
+          <w:numId w:val="1122"/>
         </w:numPr>
       </w:pPr>
       <w:r>
@@ -21116,7 +21639,7 @@
         <w:pStyle w:val="Compact"/>
         <w:numPr>
           <w:ilvl w:val="0"/>
-          <w:numId w:val="1120"/>
+          <w:numId w:val="1122"/>
         </w:numPr>
       </w:pPr>
       <w:r>
@@ -21150,7 +21673,7 @@
         <w:pStyle w:val="Compact"/>
         <w:numPr>
           <w:ilvl w:val="0"/>
-          <w:numId w:val="1121"/>
+          <w:numId w:val="1123"/>
         </w:numPr>
       </w:pPr>
       <w:r>
@@ -21172,7 +21695,7 @@
         <w:pStyle w:val="Compact"/>
         <w:numPr>
           <w:ilvl w:val="0"/>
-          <w:numId w:val="1121"/>
+          <w:numId w:val="1123"/>
         </w:numPr>
       </w:pPr>
       <w:r>
@@ -21194,7 +21717,7 @@
         <w:pStyle w:val="Compact"/>
         <w:numPr>
           <w:ilvl w:val="0"/>
-          <w:numId w:val="1121"/>
+          <w:numId w:val="1123"/>
         </w:numPr>
       </w:pPr>
       <w:r>
@@ -21216,7 +21739,7 @@
         <w:pStyle w:val="Compact"/>
         <w:numPr>
           <w:ilvl w:val="0"/>
-          <w:numId w:val="1121"/>
+          <w:numId w:val="1123"/>
         </w:numPr>
       </w:pPr>
       <w:r>
@@ -21352,7 +21875,7 @@
         <w:pStyle w:val="Compact"/>
         <w:numPr>
           <w:ilvl w:val="0"/>
-          <w:numId w:val="1122"/>
+          <w:numId w:val="1124"/>
         </w:numPr>
       </w:pPr>
       <w:r>
@@ -21374,7 +21897,7 @@
         <w:pStyle w:val="Compact"/>
         <w:numPr>
           <w:ilvl w:val="0"/>
-          <w:numId w:val="1122"/>
+          <w:numId w:val="1124"/>
         </w:numPr>
       </w:pPr>
       <w:r>
@@ -21396,7 +21919,7 @@
         <w:pStyle w:val="Compact"/>
         <w:numPr>
           <w:ilvl w:val="0"/>
-          <w:numId w:val="1122"/>
+          <w:numId w:val="1124"/>
         </w:numPr>
       </w:pPr>
       <w:r>
@@ -21430,7 +21953,7 @@
         <w:pStyle w:val="Compact"/>
         <w:numPr>
           <w:ilvl w:val="0"/>
-          <w:numId w:val="1123"/>
+          <w:numId w:val="1125"/>
         </w:numPr>
       </w:pPr>
       <w:r>
@@ -21452,7 +21975,7 @@
         <w:pStyle w:val="Compact"/>
         <w:numPr>
           <w:ilvl w:val="0"/>
-          <w:numId w:val="1123"/>
+          <w:numId w:val="1125"/>
         </w:numPr>
       </w:pPr>
       <w:r>
@@ -21474,7 +21997,7 @@
         <w:pStyle w:val="Compact"/>
         <w:numPr>
           <w:ilvl w:val="0"/>
-          <w:numId w:val="1123"/>
+          <w:numId w:val="1125"/>
         </w:numPr>
       </w:pPr>
       <w:r>
@@ -21496,7 +22019,7 @@
         <w:pStyle w:val="Compact"/>
         <w:numPr>
           <w:ilvl w:val="0"/>
-          <w:numId w:val="1123"/>
+          <w:numId w:val="1125"/>
         </w:numPr>
       </w:pPr>
       <w:r>
@@ -21626,7 +22149,7 @@
         <w:pStyle w:val="Compact"/>
         <w:numPr>
           <w:ilvl w:val="0"/>
-          <w:numId w:val="1124"/>
+          <w:numId w:val="1126"/>
         </w:numPr>
       </w:pPr>
       <w:r>
@@ -21648,7 +22171,7 @@
         <w:pStyle w:val="Compact"/>
         <w:numPr>
           <w:ilvl w:val="0"/>
-          <w:numId w:val="1124"/>
+          <w:numId w:val="1126"/>
         </w:numPr>
       </w:pPr>
       <w:r>
@@ -21670,7 +22193,7 @@
         <w:pStyle w:val="Compact"/>
         <w:numPr>
           <w:ilvl w:val="0"/>
-          <w:numId w:val="1124"/>
+          <w:numId w:val="1126"/>
         </w:numPr>
       </w:pPr>
       <w:r>
@@ -21704,7 +22227,7 @@
         <w:pStyle w:val="Compact"/>
         <w:numPr>
           <w:ilvl w:val="0"/>
-          <w:numId w:val="1125"/>
+          <w:numId w:val="1127"/>
         </w:numPr>
       </w:pPr>
       <w:r>
@@ -21726,7 +22249,7 @@
         <w:pStyle w:val="Compact"/>
         <w:numPr>
           <w:ilvl w:val="0"/>
-          <w:numId w:val="1125"/>
+          <w:numId w:val="1127"/>
         </w:numPr>
       </w:pPr>
       <w:r>
@@ -21748,7 +22271,7 @@
         <w:pStyle w:val="Compact"/>
         <w:numPr>
           <w:ilvl w:val="0"/>
-          <w:numId w:val="1125"/>
+          <w:numId w:val="1127"/>
         </w:numPr>
       </w:pPr>
       <w:r>
@@ -21770,7 +22293,7 @@
         <w:pStyle w:val="Compact"/>
         <w:numPr>
           <w:ilvl w:val="0"/>
-          <w:numId w:val="1125"/>
+          <w:numId w:val="1127"/>
         </w:numPr>
       </w:pPr>
       <w:r>
@@ -21906,7 +22429,7 @@
         <w:pStyle w:val="Compact"/>
         <w:numPr>
           <w:ilvl w:val="0"/>
-          <w:numId w:val="1126"/>
+          <w:numId w:val="1128"/>
         </w:numPr>
       </w:pPr>
       <w:r>
@@ -21928,7 +22451,7 @@
         <w:pStyle w:val="Compact"/>
         <w:numPr>
           <w:ilvl w:val="0"/>
-          <w:numId w:val="1126"/>
+          <w:numId w:val="1128"/>
         </w:numPr>
       </w:pPr>
       <w:r>
@@ -21950,7 +22473,7 @@
         <w:pStyle w:val="Compact"/>
         <w:numPr>
           <w:ilvl w:val="0"/>
-          <w:numId w:val="1126"/>
+          <w:numId w:val="1128"/>
         </w:numPr>
       </w:pPr>
       <w:r>
@@ -21972,7 +22495,7 @@
         <w:pStyle w:val="Compact"/>
         <w:numPr>
           <w:ilvl w:val="0"/>
-          <w:numId w:val="1126"/>
+          <w:numId w:val="1128"/>
         </w:numPr>
       </w:pPr>
       <w:r>
@@ -22006,7 +22529,7 @@
         <w:pStyle w:val="Compact"/>
         <w:numPr>
           <w:ilvl w:val="0"/>
-          <w:numId w:val="1127"/>
+          <w:numId w:val="1129"/>
         </w:numPr>
       </w:pPr>
       <w:r>
@@ -22028,7 +22551,7 @@
         <w:pStyle w:val="Compact"/>
         <w:numPr>
           <w:ilvl w:val="0"/>
-          <w:numId w:val="1127"/>
+          <w:numId w:val="1129"/>
         </w:numPr>
       </w:pPr>
       <w:r>
@@ -22050,7 +22573,7 @@
         <w:pStyle w:val="Compact"/>
         <w:numPr>
           <w:ilvl w:val="0"/>
-          <w:numId w:val="1127"/>
+          <w:numId w:val="1129"/>
         </w:numPr>
       </w:pPr>
       <w:r>
@@ -22072,7 +22595,7 @@
         <w:pStyle w:val="Compact"/>
         <w:numPr>
           <w:ilvl w:val="0"/>
-          <w:numId w:val="1127"/>
+          <w:numId w:val="1129"/>
         </w:numPr>
       </w:pPr>
       <w:r>
@@ -22208,7 +22731,7 @@
         <w:pStyle w:val="Compact"/>
         <w:numPr>
           <w:ilvl w:val="0"/>
-          <w:numId w:val="1128"/>
+          <w:numId w:val="1130"/>
         </w:numPr>
       </w:pPr>
       <w:r>
@@ -22230,7 +22753,7 @@
         <w:pStyle w:val="Compact"/>
         <w:numPr>
           <w:ilvl w:val="0"/>
-          <w:numId w:val="1128"/>
+          <w:numId w:val="1130"/>
         </w:numPr>
       </w:pPr>
       <w:r>
@@ -22252,7 +22775,7 @@
         <w:pStyle w:val="Compact"/>
         <w:numPr>
           <w:ilvl w:val="0"/>
-          <w:numId w:val="1128"/>
+          <w:numId w:val="1130"/>
         </w:numPr>
       </w:pPr>
       <w:r>
@@ -22274,7 +22797,7 @@
         <w:pStyle w:val="Compact"/>
         <w:numPr>
           <w:ilvl w:val="0"/>
-          <w:numId w:val="1128"/>
+          <w:numId w:val="1130"/>
         </w:numPr>
       </w:pPr>
       <w:r>
@@ -22308,7 +22831,7 @@
         <w:pStyle w:val="Compact"/>
         <w:numPr>
           <w:ilvl w:val="0"/>
-          <w:numId w:val="1129"/>
+          <w:numId w:val="1131"/>
         </w:numPr>
       </w:pPr>
       <w:r>
@@ -22330,7 +22853,7 @@
         <w:pStyle w:val="Compact"/>
         <w:numPr>
           <w:ilvl w:val="0"/>
-          <w:numId w:val="1129"/>
+          <w:numId w:val="1131"/>
         </w:numPr>
       </w:pPr>
       <w:r>
@@ -22364,7 +22887,7 @@
         <w:pStyle w:val="Compact"/>
         <w:numPr>
           <w:ilvl w:val="0"/>
-          <w:numId w:val="1129"/>
+          <w:numId w:val="1131"/>
         </w:numPr>
       </w:pPr>
       <w:r>
@@ -22386,7 +22909,7 @@
         <w:pStyle w:val="Compact"/>
         <w:numPr>
           <w:ilvl w:val="0"/>
-          <w:numId w:val="1129"/>
+          <w:numId w:val="1131"/>
         </w:numPr>
       </w:pPr>
       <w:r>
@@ -22522,7 +23045,7 @@
         <w:pStyle w:val="Compact"/>
         <w:numPr>
           <w:ilvl w:val="0"/>
-          <w:numId w:val="1130"/>
+          <w:numId w:val="1132"/>
         </w:numPr>
       </w:pPr>
       <w:r>
@@ -22544,7 +23067,7 @@
         <w:pStyle w:val="Compact"/>
         <w:numPr>
           <w:ilvl w:val="0"/>
-          <w:numId w:val="1130"/>
+          <w:numId w:val="1132"/>
         </w:numPr>
       </w:pPr>
       <w:r>
@@ -22566,7 +23089,7 @@
         <w:pStyle w:val="Compact"/>
         <w:numPr>
           <w:ilvl w:val="0"/>
-          <w:numId w:val="1130"/>
+          <w:numId w:val="1132"/>
         </w:numPr>
       </w:pPr>
       <w:r>
@@ -22588,7 +23111,7 @@
         <w:pStyle w:val="Compact"/>
         <w:numPr>
           <w:ilvl w:val="0"/>
-          <w:numId w:val="1130"/>
+          <w:numId w:val="1132"/>
         </w:numPr>
       </w:pPr>
       <w:r>
@@ -22622,7 +23145,7 @@
         <w:pStyle w:val="Compact"/>
         <w:numPr>
           <w:ilvl w:val="0"/>
-          <w:numId w:val="1131"/>
+          <w:numId w:val="1133"/>
         </w:numPr>
       </w:pPr>
       <w:r>
@@ -22644,7 +23167,7 @@
         <w:pStyle w:val="Compact"/>
         <w:numPr>
           <w:ilvl w:val="0"/>
-          <w:numId w:val="1131"/>
+          <w:numId w:val="1133"/>
         </w:numPr>
       </w:pPr>
       <w:r>
@@ -22666,7 +23189,7 @@
         <w:pStyle w:val="Compact"/>
         <w:numPr>
           <w:ilvl w:val="0"/>
-          <w:numId w:val="1131"/>
+          <w:numId w:val="1133"/>
         </w:numPr>
       </w:pPr>
       <w:r>
@@ -22688,7 +23211,7 @@
         <w:pStyle w:val="Compact"/>
         <w:numPr>
           <w:ilvl w:val="0"/>
-          <w:numId w:val="1131"/>
+          <w:numId w:val="1133"/>
         </w:numPr>
       </w:pPr>
       <w:r>
@@ -22818,7 +23341,7 @@
         <w:pStyle w:val="Compact"/>
         <w:numPr>
           <w:ilvl w:val="0"/>
-          <w:numId w:val="1132"/>
+          <w:numId w:val="1134"/>
         </w:numPr>
       </w:pPr>
       <w:r>
@@ -22840,7 +23363,7 @@
         <w:pStyle w:val="Compact"/>
         <w:numPr>
           <w:ilvl w:val="0"/>
-          <w:numId w:val="1132"/>
+          <w:numId w:val="1134"/>
         </w:numPr>
       </w:pPr>
       <w:r>
@@ -22862,7 +23385,7 @@
         <w:pStyle w:val="Compact"/>
         <w:numPr>
           <w:ilvl w:val="0"/>
-          <w:numId w:val="1132"/>
+          <w:numId w:val="1134"/>
         </w:numPr>
       </w:pPr>
       <w:r>
@@ -22884,7 +23407,7 @@
         <w:pStyle w:val="Compact"/>
         <w:numPr>
           <w:ilvl w:val="0"/>
-          <w:numId w:val="1132"/>
+          <w:numId w:val="1134"/>
         </w:numPr>
       </w:pPr>
       <w:r>
@@ -22918,7 +23441,7 @@
         <w:pStyle w:val="Compact"/>
         <w:numPr>
           <w:ilvl w:val="0"/>
-          <w:numId w:val="1133"/>
+          <w:numId w:val="1135"/>
         </w:numPr>
       </w:pPr>
       <w:r>
@@ -22940,7 +23463,7 @@
         <w:pStyle w:val="Compact"/>
         <w:numPr>
           <w:ilvl w:val="0"/>
-          <w:numId w:val="1133"/>
+          <w:numId w:val="1135"/>
         </w:numPr>
       </w:pPr>
       <w:r>
@@ -22962,7 +23485,7 @@
         <w:pStyle w:val="Compact"/>
         <w:numPr>
           <w:ilvl w:val="0"/>
-          <w:numId w:val="1133"/>
+          <w:numId w:val="1135"/>
         </w:numPr>
       </w:pPr>
       <w:r>
@@ -22984,7 +23507,7 @@
         <w:pStyle w:val="Compact"/>
         <w:numPr>
           <w:ilvl w:val="0"/>
-          <w:numId w:val="1133"/>
+          <w:numId w:val="1135"/>
         </w:numPr>
       </w:pPr>
       <w:r>
@@ -23114,7 +23637,7 @@
         <w:pStyle w:val="Compact"/>
         <w:numPr>
           <w:ilvl w:val="0"/>
-          <w:numId w:val="1134"/>
+          <w:numId w:val="1136"/>
         </w:numPr>
       </w:pPr>
       <w:r>
@@ -23136,7 +23659,7 @@
         <w:pStyle w:val="Compact"/>
         <w:numPr>
           <w:ilvl w:val="0"/>
-          <w:numId w:val="1134"/>
+          <w:numId w:val="1136"/>
         </w:numPr>
       </w:pPr>
       <w:r>
@@ -23158,7 +23681,7 @@
         <w:pStyle w:val="Compact"/>
         <w:numPr>
           <w:ilvl w:val="0"/>
-          <w:numId w:val="1134"/>
+          <w:numId w:val="1136"/>
         </w:numPr>
       </w:pPr>
       <w:r>
@@ -23180,7 +23703,7 @@
         <w:pStyle w:val="Compact"/>
         <w:numPr>
           <w:ilvl w:val="0"/>
-          <w:numId w:val="1134"/>
+          <w:numId w:val="1136"/>
         </w:numPr>
       </w:pPr>
       <w:r>
@@ -23214,7 +23737,7 @@
         <w:pStyle w:val="Compact"/>
         <w:numPr>
           <w:ilvl w:val="0"/>
-          <w:numId w:val="1135"/>
+          <w:numId w:val="1137"/>
         </w:numPr>
       </w:pPr>
       <w:r>
@@ -23236,7 +23759,7 @@
         <w:pStyle w:val="Compact"/>
         <w:numPr>
           <w:ilvl w:val="0"/>
-          <w:numId w:val="1135"/>
+          <w:numId w:val="1137"/>
         </w:numPr>
       </w:pPr>
       <w:r>
@@ -23258,7 +23781,7 @@
         <w:pStyle w:val="Compact"/>
         <w:numPr>
           <w:ilvl w:val="0"/>
-          <w:numId w:val="1135"/>
+          <w:numId w:val="1137"/>
         </w:numPr>
       </w:pPr>
       <w:r>
@@ -23280,7 +23803,7 @@
         <w:pStyle w:val="Compact"/>
         <w:numPr>
           <w:ilvl w:val="0"/>
-          <w:numId w:val="1135"/>
+          <w:numId w:val="1137"/>
         </w:numPr>
       </w:pPr>
       <w:r>
@@ -23404,7 +23927,7 @@
         <w:pStyle w:val="Compact"/>
         <w:numPr>
           <w:ilvl w:val="0"/>
-          <w:numId w:val="1136"/>
+          <w:numId w:val="1138"/>
         </w:numPr>
       </w:pPr>
       <w:r>
@@ -23426,7 +23949,7 @@
         <w:pStyle w:val="Compact"/>
         <w:numPr>
           <w:ilvl w:val="0"/>
-          <w:numId w:val="1136"/>
+          <w:numId w:val="1138"/>
         </w:numPr>
       </w:pPr>
       <w:r>
@@ -23448,7 +23971,7 @@
         <w:pStyle w:val="Compact"/>
         <w:numPr>
           <w:ilvl w:val="0"/>
-          <w:numId w:val="1136"/>
+          <w:numId w:val="1138"/>
         </w:numPr>
       </w:pPr>
       <w:r>
@@ -23470,7 +23993,7 @@
         <w:pStyle w:val="Compact"/>
         <w:numPr>
           <w:ilvl w:val="0"/>
-          <w:numId w:val="1136"/>
+          <w:numId w:val="1138"/>
         </w:numPr>
       </w:pPr>
       <w:r>
@@ -23504,7 +24027,7 @@
         <w:pStyle w:val="Compact"/>
         <w:numPr>
           <w:ilvl w:val="0"/>
-          <w:numId w:val="1137"/>
+          <w:numId w:val="1139"/>
         </w:numPr>
       </w:pPr>
       <w:r>
@@ -23526,7 +24049,7 @@
         <w:pStyle w:val="Compact"/>
         <w:numPr>
           <w:ilvl w:val="0"/>
-          <w:numId w:val="1137"/>
+          <w:numId w:val="1139"/>
         </w:numPr>
       </w:pPr>
       <w:r>
@@ -23548,7 +24071,7 @@
         <w:pStyle w:val="Compact"/>
         <w:numPr>
           <w:ilvl w:val="0"/>
-          <w:numId w:val="1137"/>
+          <w:numId w:val="1139"/>
         </w:numPr>
       </w:pPr>
       <w:r>
@@ -23570,7 +24093,7 @@
         <w:pStyle w:val="Compact"/>
         <w:numPr>
           <w:ilvl w:val="0"/>
-          <w:numId w:val="1137"/>
+          <w:numId w:val="1139"/>
         </w:numPr>
       </w:pPr>
       <w:r>
@@ -23700,7 +24223,7 @@
         <w:pStyle w:val="Compact"/>
         <w:numPr>
           <w:ilvl w:val="0"/>
-          <w:numId w:val="1138"/>
+          <w:numId w:val="1140"/>
         </w:numPr>
       </w:pPr>
       <w:r>
@@ -23722,7 +24245,7 @@
         <w:pStyle w:val="Compact"/>
         <w:numPr>
           <w:ilvl w:val="0"/>
-          <w:numId w:val="1138"/>
+          <w:numId w:val="1140"/>
         </w:numPr>
       </w:pPr>
       <w:r>
@@ -23744,7 +24267,7 @@
         <w:pStyle w:val="Compact"/>
         <w:numPr>
           <w:ilvl w:val="0"/>
-          <w:numId w:val="1138"/>
+          <w:numId w:val="1140"/>
         </w:numPr>
       </w:pPr>
       <w:r>
@@ -23766,7 +24289,7 @@
         <w:pStyle w:val="Compact"/>
         <w:numPr>
           <w:ilvl w:val="0"/>
-          <w:numId w:val="1138"/>
+          <w:numId w:val="1140"/>
         </w:numPr>
       </w:pPr>
       <w:r>
@@ -23800,7 +24323,7 @@
         <w:pStyle w:val="Compact"/>
         <w:numPr>
           <w:ilvl w:val="0"/>
-          <w:numId w:val="1139"/>
+          <w:numId w:val="1141"/>
         </w:numPr>
       </w:pPr>
       <w:r>
@@ -23822,7 +24345,7 @@
         <w:pStyle w:val="Compact"/>
         <w:numPr>
           <w:ilvl w:val="0"/>
-          <w:numId w:val="1139"/>
+          <w:numId w:val="1141"/>
         </w:numPr>
       </w:pPr>
       <w:r>
@@ -23844,7 +24367,7 @@
         <w:pStyle w:val="Compact"/>
         <w:numPr>
           <w:ilvl w:val="0"/>
-          <w:numId w:val="1139"/>
+          <w:numId w:val="1141"/>
         </w:numPr>
       </w:pPr>
       <w:r>
@@ -23866,7 +24389,7 @@
         <w:pStyle w:val="Compact"/>
         <w:numPr>
           <w:ilvl w:val="0"/>
-          <w:numId w:val="1139"/>
+          <w:numId w:val="1141"/>
         </w:numPr>
       </w:pPr>
       <w:r>
@@ -23996,7 +24519,7 @@
         <w:pStyle w:val="Compact"/>
         <w:numPr>
           <w:ilvl w:val="0"/>
-          <w:numId w:val="1140"/>
+          <w:numId w:val="1142"/>
         </w:numPr>
       </w:pPr>
       <w:r>
@@ -24018,7 +24541,7 @@
         <w:pStyle w:val="Compact"/>
         <w:numPr>
           <w:ilvl w:val="0"/>
-          <w:numId w:val="1140"/>
+          <w:numId w:val="1142"/>
         </w:numPr>
       </w:pPr>
       <w:r>
@@ -24040,7 +24563,7 @@
         <w:pStyle w:val="Compact"/>
         <w:numPr>
           <w:ilvl w:val="0"/>
-          <w:numId w:val="1140"/>
+          <w:numId w:val="1142"/>
         </w:numPr>
       </w:pPr>
       <w:r>
@@ -24062,7 +24585,7 @@
         <w:pStyle w:val="Compact"/>
         <w:numPr>
           <w:ilvl w:val="0"/>
-          <w:numId w:val="1140"/>
+          <w:numId w:val="1142"/>
         </w:numPr>
       </w:pPr>
       <w:r>
@@ -24096,7 +24619,7 @@
         <w:pStyle w:val="Compact"/>
         <w:numPr>
           <w:ilvl w:val="0"/>
-          <w:numId w:val="1141"/>
+          <w:numId w:val="1143"/>
         </w:numPr>
       </w:pPr>
       <w:r>
@@ -24118,7 +24641,7 @@
         <w:pStyle w:val="Compact"/>
         <w:numPr>
           <w:ilvl w:val="0"/>
-          <w:numId w:val="1141"/>
+          <w:numId w:val="1143"/>
         </w:numPr>
       </w:pPr>
       <w:r>
@@ -24140,7 +24663,7 @@
         <w:pStyle w:val="Compact"/>
         <w:numPr>
           <w:ilvl w:val="0"/>
-          <w:numId w:val="1141"/>
+          <w:numId w:val="1143"/>
         </w:numPr>
       </w:pPr>
       <w:r>
@@ -24162,7 +24685,7 @@
         <w:pStyle w:val="Compact"/>
         <w:numPr>
           <w:ilvl w:val="0"/>
-          <w:numId w:val="1141"/>
+          <w:numId w:val="1143"/>
         </w:numPr>
       </w:pPr>
       <w:r>
@@ -24292,7 +24815,7 @@
         <w:pStyle w:val="Compact"/>
         <w:numPr>
           <w:ilvl w:val="0"/>
-          <w:numId w:val="1142"/>
+          <w:numId w:val="1144"/>
         </w:numPr>
       </w:pPr>
       <w:r>
@@ -24314,7 +24837,7 @@
         <w:pStyle w:val="Compact"/>
         <w:numPr>
           <w:ilvl w:val="0"/>
-          <w:numId w:val="1142"/>
+          <w:numId w:val="1144"/>
         </w:numPr>
       </w:pPr>
       <w:r>
@@ -24336,7 +24859,7 @@
         <w:pStyle w:val="Compact"/>
         <w:numPr>
           <w:ilvl w:val="0"/>
-          <w:numId w:val="1142"/>
+          <w:numId w:val="1144"/>
         </w:numPr>
       </w:pPr>
       <w:r>
@@ -24358,7 +24881,7 @@
         <w:pStyle w:val="Compact"/>
         <w:numPr>
           <w:ilvl w:val="0"/>
-          <w:numId w:val="1142"/>
+          <w:numId w:val="1144"/>
         </w:numPr>
       </w:pPr>
       <w:r>
@@ -24392,7 +24915,7 @@
         <w:pStyle w:val="Compact"/>
         <w:numPr>
           <w:ilvl w:val="0"/>
-          <w:numId w:val="1143"/>
+          <w:numId w:val="1145"/>
         </w:numPr>
       </w:pPr>
       <w:r>
@@ -24414,7 +24937,7 @@
         <w:pStyle w:val="Compact"/>
         <w:numPr>
           <w:ilvl w:val="0"/>
-          <w:numId w:val="1143"/>
+          <w:numId w:val="1145"/>
         </w:numPr>
       </w:pPr>
       <w:r>
@@ -24436,7 +24959,7 @@
         <w:pStyle w:val="Compact"/>
         <w:numPr>
           <w:ilvl w:val="0"/>
-          <w:numId w:val="1143"/>
+          <w:numId w:val="1145"/>
         </w:numPr>
       </w:pPr>
       <w:r>
@@ -24458,7 +24981,7 @@
         <w:pStyle w:val="Compact"/>
         <w:numPr>
           <w:ilvl w:val="0"/>
-          <w:numId w:val="1143"/>
+          <w:numId w:val="1145"/>
         </w:numPr>
       </w:pPr>
       <w:r>
@@ -24588,7 +25111,7 @@
         <w:pStyle w:val="Compact"/>
         <w:numPr>
           <w:ilvl w:val="0"/>
-          <w:numId w:val="1144"/>
+          <w:numId w:val="1146"/>
         </w:numPr>
       </w:pPr>
       <w:r>
@@ -24610,7 +25133,7 @@
         <w:pStyle w:val="Compact"/>
         <w:numPr>
           <w:ilvl w:val="0"/>
-          <w:numId w:val="1144"/>
+          <w:numId w:val="1146"/>
         </w:numPr>
       </w:pPr>
       <w:r>
@@ -24632,7 +25155,7 @@
         <w:pStyle w:val="Compact"/>
         <w:numPr>
           <w:ilvl w:val="0"/>
-          <w:numId w:val="1144"/>
+          <w:numId w:val="1146"/>
         </w:numPr>
       </w:pPr>
       <w:r>
@@ -24654,7 +25177,7 @@
         <w:pStyle w:val="Compact"/>
         <w:numPr>
           <w:ilvl w:val="0"/>
-          <w:numId w:val="1144"/>
+          <w:numId w:val="1146"/>
         </w:numPr>
       </w:pPr>
       <w:r>
@@ -24688,7 +25211,7 @@
         <w:pStyle w:val="Compact"/>
         <w:numPr>
           <w:ilvl w:val="0"/>
-          <w:numId w:val="1145"/>
+          <w:numId w:val="1147"/>
         </w:numPr>
       </w:pPr>
       <w:r>
@@ -24710,7 +25233,7 @@
         <w:pStyle w:val="Compact"/>
         <w:numPr>
           <w:ilvl w:val="0"/>
-          <w:numId w:val="1145"/>
+          <w:numId w:val="1147"/>
         </w:numPr>
       </w:pPr>
       <w:r>
@@ -24732,7 +25255,7 @@
         <w:pStyle w:val="Compact"/>
         <w:numPr>
           <w:ilvl w:val="0"/>
-          <w:numId w:val="1145"/>
+          <w:numId w:val="1147"/>
         </w:numPr>
       </w:pPr>
       <w:r>
@@ -24754,7 +25277,7 @@
         <w:pStyle w:val="Compact"/>
         <w:numPr>
           <w:ilvl w:val="0"/>
-          <w:numId w:val="1145"/>
+          <w:numId w:val="1147"/>
         </w:numPr>
       </w:pPr>
       <w:r>
@@ -24884,7 +25407,7 @@
         <w:pStyle w:val="Compact"/>
         <w:numPr>
           <w:ilvl w:val="0"/>
-          <w:numId w:val="1146"/>
+          <w:numId w:val="1148"/>
         </w:numPr>
       </w:pPr>
       <w:r>
@@ -24906,7 +25429,7 @@
         <w:pStyle w:val="Compact"/>
         <w:numPr>
           <w:ilvl w:val="0"/>
-          <w:numId w:val="1146"/>
+          <w:numId w:val="1148"/>
         </w:numPr>
       </w:pPr>
       <w:r>
@@ -24928,7 +25451,7 @@
         <w:pStyle w:val="Compact"/>
         <w:numPr>
           <w:ilvl w:val="0"/>
-          <w:numId w:val="1146"/>
+          <w:numId w:val="1148"/>
         </w:numPr>
       </w:pPr>
       <w:r>
@@ -24950,7 +25473,7 @@
         <w:pStyle w:val="Compact"/>
         <w:numPr>
           <w:ilvl w:val="0"/>
-          <w:numId w:val="1146"/>
+          <w:numId w:val="1148"/>
         </w:numPr>
       </w:pPr>
       <w:r>
@@ -24984,7 +25507,7 @@
         <w:pStyle w:val="Compact"/>
         <w:numPr>
           <w:ilvl w:val="0"/>
-          <w:numId w:val="1147"/>
+          <w:numId w:val="1149"/>
         </w:numPr>
       </w:pPr>
       <w:r>
@@ -25006,7 +25529,7 @@
         <w:pStyle w:val="Compact"/>
         <w:numPr>
           <w:ilvl w:val="0"/>
-          <w:numId w:val="1147"/>
+          <w:numId w:val="1149"/>
         </w:numPr>
       </w:pPr>
       <w:r>
@@ -25028,7 +25551,7 @@
         <w:pStyle w:val="Compact"/>
         <w:numPr>
           <w:ilvl w:val="0"/>
-          <w:numId w:val="1147"/>
+          <w:numId w:val="1149"/>
         </w:numPr>
       </w:pPr>
       <w:r>
@@ -25050,7 +25573,7 @@
         <w:pStyle w:val="Compact"/>
         <w:numPr>
           <w:ilvl w:val="0"/>
-          <w:numId w:val="1147"/>
+          <w:numId w:val="1149"/>
         </w:numPr>
       </w:pPr>
       <w:r>
@@ -25180,7 +25703,7 @@
         <w:pStyle w:val="Compact"/>
         <w:numPr>
           <w:ilvl w:val="0"/>
-          <w:numId w:val="1148"/>
+          <w:numId w:val="1150"/>
         </w:numPr>
       </w:pPr>
       <w:r>
@@ -25202,7 +25725,7 @@
         <w:pStyle w:val="Compact"/>
         <w:numPr>
           <w:ilvl w:val="0"/>
-          <w:numId w:val="1148"/>
+          <w:numId w:val="1150"/>
         </w:numPr>
       </w:pPr>
       <w:r>
@@ -25224,7 +25747,7 @@
         <w:pStyle w:val="Compact"/>
         <w:numPr>
           <w:ilvl w:val="0"/>
-          <w:numId w:val="1148"/>
+          <w:numId w:val="1150"/>
         </w:numPr>
       </w:pPr>
       <w:r>
@@ -25246,7 +25769,7 @@
         <w:pStyle w:val="Compact"/>
         <w:numPr>
           <w:ilvl w:val="0"/>
-          <w:numId w:val="1148"/>
+          <w:numId w:val="1150"/>
         </w:numPr>
       </w:pPr>
       <w:r>
@@ -25280,7 +25803,7 @@
         <w:pStyle w:val="Compact"/>
         <w:numPr>
           <w:ilvl w:val="0"/>
-          <w:numId w:val="1149"/>
+          <w:numId w:val="1151"/>
         </w:numPr>
       </w:pPr>
       <w:r>
@@ -25302,7 +25825,7 @@
         <w:pStyle w:val="Compact"/>
         <w:numPr>
           <w:ilvl w:val="0"/>
-          <w:numId w:val="1149"/>
+          <w:numId w:val="1151"/>
         </w:numPr>
       </w:pPr>
       <w:r>
@@ -25324,7 +25847,7 @@
         <w:pStyle w:val="Compact"/>
         <w:numPr>
           <w:ilvl w:val="0"/>
-          <w:numId w:val="1149"/>
+          <w:numId w:val="1151"/>
         </w:numPr>
       </w:pPr>
       <w:r>
@@ -25346,7 +25869,7 @@
         <w:pStyle w:val="Compact"/>
         <w:numPr>
           <w:ilvl w:val="0"/>
-          <w:numId w:val="1149"/>
+          <w:numId w:val="1151"/>
         </w:numPr>
       </w:pPr>
       <w:r>
@@ -25476,7 +25999,7 @@
         <w:pStyle w:val="Compact"/>
         <w:numPr>
           <w:ilvl w:val="0"/>
-          <w:numId w:val="1150"/>
+          <w:numId w:val="1152"/>
         </w:numPr>
       </w:pPr>
       <w:r>
@@ -25498,7 +26021,7 @@
         <w:pStyle w:val="Compact"/>
         <w:numPr>
           <w:ilvl w:val="0"/>
-          <w:numId w:val="1150"/>
+          <w:numId w:val="1152"/>
         </w:numPr>
       </w:pPr>
       <w:r>
@@ -25520,7 +26043,7 @@
         <w:pStyle w:val="Compact"/>
         <w:numPr>
           <w:ilvl w:val="0"/>
-          <w:numId w:val="1150"/>
+          <w:numId w:val="1152"/>
         </w:numPr>
       </w:pPr>
       <w:r>
@@ -25542,7 +26065,7 @@
         <w:pStyle w:val="Compact"/>
         <w:numPr>
           <w:ilvl w:val="0"/>
-          <w:numId w:val="1150"/>
+          <w:numId w:val="1152"/>
         </w:numPr>
       </w:pPr>
       <w:r>
@@ -25576,7 +26099,7 @@
         <w:pStyle w:val="Compact"/>
         <w:numPr>
           <w:ilvl w:val="0"/>
-          <w:numId w:val="1151"/>
+          <w:numId w:val="1153"/>
         </w:numPr>
       </w:pPr>
       <w:r>
@@ -25598,7 +26121,7 @@
         <w:pStyle w:val="Compact"/>
         <w:numPr>
           <w:ilvl w:val="0"/>
-          <w:numId w:val="1151"/>
+          <w:numId w:val="1153"/>
         </w:numPr>
       </w:pPr>
       <w:r>
@@ -25620,7 +26143,7 @@
         <w:pStyle w:val="Compact"/>
         <w:numPr>
           <w:ilvl w:val="0"/>
-          <w:numId w:val="1151"/>
+          <w:numId w:val="1153"/>
         </w:numPr>
       </w:pPr>
       <w:r>
@@ -25642,7 +26165,7 @@
         <w:pStyle w:val="Compact"/>
         <w:numPr>
           <w:ilvl w:val="0"/>
-          <w:numId w:val="1151"/>
+          <w:numId w:val="1153"/>
         </w:numPr>
       </w:pPr>
       <w:r>
@@ -25772,7 +26295,7 @@
         <w:pStyle w:val="Compact"/>
         <w:numPr>
           <w:ilvl w:val="0"/>
-          <w:numId w:val="1152"/>
+          <w:numId w:val="1154"/>
         </w:numPr>
       </w:pPr>
       <w:r>
@@ -25794,7 +26317,7 @@
         <w:pStyle w:val="Compact"/>
         <w:numPr>
           <w:ilvl w:val="0"/>
-          <w:numId w:val="1152"/>
+          <w:numId w:val="1154"/>
         </w:numPr>
       </w:pPr>
       <w:r>
@@ -25816,7 +26339,7 @@
         <w:pStyle w:val="Compact"/>
         <w:numPr>
           <w:ilvl w:val="0"/>
-          <w:numId w:val="1152"/>
+          <w:numId w:val="1154"/>
         </w:numPr>
       </w:pPr>
       <w:r>
@@ -25838,7 +26361,7 @@
         <w:pStyle w:val="Compact"/>
         <w:numPr>
           <w:ilvl w:val="0"/>
-          <w:numId w:val="1152"/>
+          <w:numId w:val="1154"/>
         </w:numPr>
       </w:pPr>
       <w:r>
@@ -25872,7 +26395,7 @@
         <w:pStyle w:val="Compact"/>
         <w:numPr>
           <w:ilvl w:val="0"/>
-          <w:numId w:val="1153"/>
+          <w:numId w:val="1155"/>
         </w:numPr>
       </w:pPr>
       <w:r>
@@ -25894,7 +26417,7 @@
         <w:pStyle w:val="Compact"/>
         <w:numPr>
           <w:ilvl w:val="0"/>
-          <w:numId w:val="1153"/>
+          <w:numId w:val="1155"/>
         </w:numPr>
       </w:pPr>
       <w:r>
@@ -25916,7 +26439,7 @@
         <w:pStyle w:val="Compact"/>
         <w:numPr>
           <w:ilvl w:val="0"/>
-          <w:numId w:val="1153"/>
+          <w:numId w:val="1155"/>
         </w:numPr>
       </w:pPr>
       <w:r>
@@ -25938,7 +26461,7 @@
         <w:pStyle w:val="Compact"/>
         <w:numPr>
           <w:ilvl w:val="0"/>
-          <w:numId w:val="1153"/>
+          <w:numId w:val="1155"/>
         </w:numPr>
       </w:pPr>
       <w:r>
@@ -26074,7 +26597,7 @@
         <w:pStyle w:val="Compact"/>
         <w:numPr>
           <w:ilvl w:val="0"/>
-          <w:numId w:val="1154"/>
+          <w:numId w:val="1156"/>
         </w:numPr>
       </w:pPr>
       <w:r>
@@ -26096,7 +26619,7 @@
         <w:pStyle w:val="Compact"/>
         <w:numPr>
           <w:ilvl w:val="0"/>
-          <w:numId w:val="1154"/>
+          <w:numId w:val="1156"/>
         </w:numPr>
       </w:pPr>
       <w:r>
@@ -26118,7 +26641,7 @@
         <w:pStyle w:val="Compact"/>
         <w:numPr>
           <w:ilvl w:val="0"/>
-          <w:numId w:val="1154"/>
+          <w:numId w:val="1156"/>
         </w:numPr>
       </w:pPr>
       <w:r>
@@ -26140,7 +26663,7 @@
         <w:pStyle w:val="Compact"/>
         <w:numPr>
           <w:ilvl w:val="0"/>
-          <w:numId w:val="1154"/>
+          <w:numId w:val="1156"/>
         </w:numPr>
       </w:pPr>
       <w:r>
@@ -26174,7 +26697,7 @@
         <w:pStyle w:val="Compact"/>
         <w:numPr>
           <w:ilvl w:val="0"/>
-          <w:numId w:val="1155"/>
+          <w:numId w:val="1157"/>
         </w:numPr>
       </w:pPr>
       <w:r>
@@ -26196,7 +26719,7 @@
         <w:pStyle w:val="Compact"/>
         <w:numPr>
           <w:ilvl w:val="0"/>
-          <w:numId w:val="1155"/>
+          <w:numId w:val="1157"/>
         </w:numPr>
       </w:pPr>
       <w:r>
@@ -26218,7 +26741,7 @@
         <w:pStyle w:val="Compact"/>
         <w:numPr>
           <w:ilvl w:val="0"/>
-          <w:numId w:val="1155"/>
+          <w:numId w:val="1157"/>
         </w:numPr>
       </w:pPr>
       <w:r>
@@ -26240,7 +26763,7 @@
         <w:pStyle w:val="Compact"/>
         <w:numPr>
           <w:ilvl w:val="0"/>
-          <w:numId w:val="1155"/>
+          <w:numId w:val="1157"/>
         </w:numPr>
       </w:pPr>
       <w:r>
@@ -26370,7 +26893,7 @@
         <w:pStyle w:val="Compact"/>
         <w:numPr>
           <w:ilvl w:val="0"/>
-          <w:numId w:val="1156"/>
+          <w:numId w:val="1158"/>
         </w:numPr>
       </w:pPr>
       <w:r>
@@ -26392,7 +26915,7 @@
         <w:pStyle w:val="Compact"/>
         <w:numPr>
           <w:ilvl w:val="0"/>
-          <w:numId w:val="1156"/>
+          <w:numId w:val="1158"/>
         </w:numPr>
       </w:pPr>
       <w:r>
@@ -26414,7 +26937,7 @@
         <w:pStyle w:val="Compact"/>
         <w:numPr>
           <w:ilvl w:val="0"/>
-          <w:numId w:val="1156"/>
+          <w:numId w:val="1158"/>
         </w:numPr>
       </w:pPr>
       <w:r>
@@ -26436,7 +26959,7 @@
         <w:pStyle w:val="Compact"/>
         <w:numPr>
           <w:ilvl w:val="0"/>
-          <w:numId w:val="1156"/>
+          <w:numId w:val="1158"/>
         </w:numPr>
       </w:pPr>
       <w:r>
@@ -26470,7 +26993,7 @@
         <w:pStyle w:val="Compact"/>
         <w:numPr>
           <w:ilvl w:val="0"/>
-          <w:numId w:val="1157"/>
+          <w:numId w:val="1159"/>
         </w:numPr>
       </w:pPr>
       <w:r>
@@ -26492,7 +27015,7 @@
         <w:pStyle w:val="Compact"/>
         <w:numPr>
           <w:ilvl w:val="0"/>
-          <w:numId w:val="1157"/>
+          <w:numId w:val="1159"/>
         </w:numPr>
       </w:pPr>
       <w:r>
@@ -26514,7 +27037,7 @@
         <w:pStyle w:val="Compact"/>
         <w:numPr>
           <w:ilvl w:val="0"/>
-          <w:numId w:val="1157"/>
+          <w:numId w:val="1159"/>
         </w:numPr>
       </w:pPr>
       <w:r>
@@ -26536,7 +27059,7 @@
         <w:pStyle w:val="Compact"/>
         <w:numPr>
           <w:ilvl w:val="0"/>
-          <w:numId w:val="1157"/>
+          <w:numId w:val="1159"/>
         </w:numPr>
       </w:pPr>
       <w:r>
@@ -26666,7 +27189,7 @@
         <w:pStyle w:val="Compact"/>
         <w:numPr>
           <w:ilvl w:val="0"/>
-          <w:numId w:val="1158"/>
+          <w:numId w:val="1160"/>
         </w:numPr>
       </w:pPr>
       <w:r>
@@ -26688,7 +27211,7 @@
         <w:pStyle w:val="Compact"/>
         <w:numPr>
           <w:ilvl w:val="0"/>
-          <w:numId w:val="1158"/>
+          <w:numId w:val="1160"/>
         </w:numPr>
       </w:pPr>
       <w:r>
@@ -26710,7 +27233,7 @@
         <w:pStyle w:val="Compact"/>
         <w:numPr>
           <w:ilvl w:val="0"/>
-          <w:numId w:val="1158"/>
+          <w:numId w:val="1160"/>
         </w:numPr>
       </w:pPr>
       <w:r>
@@ -26732,7 +27255,7 @@
         <w:pStyle w:val="Compact"/>
         <w:numPr>
           <w:ilvl w:val="0"/>
-          <w:numId w:val="1158"/>
+          <w:numId w:val="1160"/>
         </w:numPr>
       </w:pPr>
       <w:r>
@@ -26766,7 +27289,7 @@
         <w:pStyle w:val="Compact"/>
         <w:numPr>
           <w:ilvl w:val="0"/>
-          <w:numId w:val="1159"/>
+          <w:numId w:val="1161"/>
         </w:numPr>
       </w:pPr>
       <w:r>
@@ -26788,7 +27311,7 @@
         <w:pStyle w:val="Compact"/>
         <w:numPr>
           <w:ilvl w:val="0"/>
-          <w:numId w:val="1159"/>
+          <w:numId w:val="1161"/>
         </w:numPr>
       </w:pPr>
       <w:r>
@@ -26810,7 +27333,7 @@
         <w:pStyle w:val="Compact"/>
         <w:numPr>
           <w:ilvl w:val="0"/>
-          <w:numId w:val="1159"/>
+          <w:numId w:val="1161"/>
         </w:numPr>
       </w:pPr>
       <w:r>
@@ -26832,7 +27355,7 @@
         <w:pStyle w:val="Compact"/>
         <w:numPr>
           <w:ilvl w:val="0"/>
-          <w:numId w:val="1159"/>
+          <w:numId w:val="1161"/>
         </w:numPr>
       </w:pPr>
       <w:r>
@@ -26968,7 +27491,7 @@
         <w:pStyle w:val="Compact"/>
         <w:numPr>
           <w:ilvl w:val="0"/>
-          <w:numId w:val="1160"/>
+          <w:numId w:val="1162"/>
         </w:numPr>
       </w:pPr>
       <w:r>
@@ -26990,7 +27513,7 @@
         <w:pStyle w:val="Compact"/>
         <w:numPr>
           <w:ilvl w:val="0"/>
-          <w:numId w:val="1160"/>
+          <w:numId w:val="1162"/>
         </w:numPr>
       </w:pPr>
       <w:r>
@@ -27012,7 +27535,7 @@
         <w:pStyle w:val="Compact"/>
         <w:numPr>
           <w:ilvl w:val="0"/>
-          <w:numId w:val="1160"/>
+          <w:numId w:val="1162"/>
         </w:numPr>
       </w:pPr>
       <w:r>
@@ -27034,7 +27557,7 @@
         <w:pStyle w:val="Compact"/>
         <w:numPr>
           <w:ilvl w:val="0"/>
-          <w:numId w:val="1160"/>
+          <w:numId w:val="1162"/>
         </w:numPr>
       </w:pPr>
       <w:r>
@@ -27068,7 +27591,7 @@
         <w:pStyle w:val="Compact"/>
         <w:numPr>
           <w:ilvl w:val="0"/>
-          <w:numId w:val="1161"/>
+          <w:numId w:val="1163"/>
         </w:numPr>
       </w:pPr>
       <w:r>
@@ -27090,7 +27613,7 @@
         <w:pStyle w:val="Compact"/>
         <w:numPr>
           <w:ilvl w:val="0"/>
-          <w:numId w:val="1161"/>
+          <w:numId w:val="1163"/>
         </w:numPr>
       </w:pPr>
       <w:r>
@@ -27112,7 +27635,7 @@
         <w:pStyle w:val="Compact"/>
         <w:numPr>
           <w:ilvl w:val="0"/>
-          <w:numId w:val="1161"/>
+          <w:numId w:val="1163"/>
         </w:numPr>
       </w:pPr>
       <w:r>
@@ -27134,7 +27657,7 @@
         <w:pStyle w:val="Compact"/>
         <w:numPr>
           <w:ilvl w:val="0"/>
-          <w:numId w:val="1161"/>
+          <w:numId w:val="1163"/>
         </w:numPr>
       </w:pPr>
       <w:r>
@@ -27258,7 +27781,7 @@
         <w:pStyle w:val="Compact"/>
         <w:numPr>
           <w:ilvl w:val="0"/>
-          <w:numId w:val="1162"/>
+          <w:numId w:val="1164"/>
         </w:numPr>
       </w:pPr>
       <w:r>
@@ -27280,7 +27803,7 @@
         <w:pStyle w:val="Compact"/>
         <w:numPr>
           <w:ilvl w:val="0"/>
-          <w:numId w:val="1162"/>
+          <w:numId w:val="1164"/>
         </w:numPr>
       </w:pPr>
       <w:r>
@@ -27302,7 +27825,7 @@
         <w:pStyle w:val="Compact"/>
         <w:numPr>
           <w:ilvl w:val="0"/>
-          <w:numId w:val="1162"/>
+          <w:numId w:val="1164"/>
         </w:numPr>
       </w:pPr>
       <w:r>
@@ -27324,7 +27847,7 @@
         <w:pStyle w:val="Compact"/>
         <w:numPr>
           <w:ilvl w:val="0"/>
-          <w:numId w:val="1162"/>
+          <w:numId w:val="1164"/>
         </w:numPr>
       </w:pPr>
       <w:r>
@@ -27358,7 +27881,7 @@
         <w:pStyle w:val="Compact"/>
         <w:numPr>
           <w:ilvl w:val="0"/>
-          <w:numId w:val="1163"/>
+          <w:numId w:val="1165"/>
         </w:numPr>
       </w:pPr>
       <w:r>
@@ -27380,7 +27903,7 @@
         <w:pStyle w:val="Compact"/>
         <w:numPr>
           <w:ilvl w:val="0"/>
-          <w:numId w:val="1163"/>
+          <w:numId w:val="1165"/>
         </w:numPr>
       </w:pPr>
       <w:r>
@@ -27402,7 +27925,7 @@
         <w:pStyle w:val="Compact"/>
         <w:numPr>
           <w:ilvl w:val="0"/>
-          <w:numId w:val="1163"/>
+          <w:numId w:val="1165"/>
         </w:numPr>
       </w:pPr>
       <w:r>
@@ -27424,7 +27947,7 @@
         <w:pStyle w:val="Compact"/>
         <w:numPr>
           <w:ilvl w:val="0"/>
-          <w:numId w:val="1163"/>
+          <w:numId w:val="1165"/>
         </w:numPr>
       </w:pPr>
       <w:r>
@@ -27554,7 +28077,7 @@
         <w:pStyle w:val="Compact"/>
         <w:numPr>
           <w:ilvl w:val="0"/>
-          <w:numId w:val="1164"/>
+          <w:numId w:val="1166"/>
         </w:numPr>
       </w:pPr>
       <w:r>
@@ -27576,7 +28099,7 @@
         <w:pStyle w:val="Compact"/>
         <w:numPr>
           <w:ilvl w:val="0"/>
-          <w:numId w:val="1164"/>
+          <w:numId w:val="1166"/>
         </w:numPr>
       </w:pPr>
       <w:r>
@@ -27598,7 +28121,7 @@
         <w:pStyle w:val="Compact"/>
         <w:numPr>
           <w:ilvl w:val="0"/>
-          <w:numId w:val="1164"/>
+          <w:numId w:val="1166"/>
         </w:numPr>
       </w:pPr>
       <w:r>
@@ -27620,7 +28143,7 @@
         <w:pStyle w:val="Compact"/>
         <w:numPr>
           <w:ilvl w:val="0"/>
-          <w:numId w:val="1164"/>
+          <w:numId w:val="1166"/>
         </w:numPr>
       </w:pPr>
       <w:r>
@@ -27654,7 +28177,7 @@
         <w:pStyle w:val="Compact"/>
         <w:numPr>
           <w:ilvl w:val="0"/>
-          <w:numId w:val="1165"/>
+          <w:numId w:val="1167"/>
         </w:numPr>
       </w:pPr>
       <w:r>
@@ -27676,7 +28199,7 @@
         <w:pStyle w:val="Compact"/>
         <w:numPr>
           <w:ilvl w:val="0"/>
-          <w:numId w:val="1165"/>
+          <w:numId w:val="1167"/>
         </w:numPr>
       </w:pPr>
       <w:r>
@@ -27698,7 +28221,7 @@
         <w:pStyle w:val="Compact"/>
         <w:numPr>
           <w:ilvl w:val="0"/>
-          <w:numId w:val="1165"/>
+          <w:numId w:val="1167"/>
         </w:numPr>
       </w:pPr>
       <w:r>
@@ -27720,7 +28243,7 @@
         <w:pStyle w:val="Compact"/>
         <w:numPr>
           <w:ilvl w:val="0"/>
-          <w:numId w:val="1165"/>
+          <w:numId w:val="1167"/>
         </w:numPr>
       </w:pPr>
       <w:r>
@@ -27850,7 +28373,7 @@
         <w:pStyle w:val="Compact"/>
         <w:numPr>
           <w:ilvl w:val="0"/>
-          <w:numId w:val="1166"/>
+          <w:numId w:val="1168"/>
         </w:numPr>
       </w:pPr>
       <w:r>
@@ -27872,7 +28395,7 @@
         <w:pStyle w:val="Compact"/>
         <w:numPr>
           <w:ilvl w:val="0"/>
-          <w:numId w:val="1166"/>
+          <w:numId w:val="1168"/>
         </w:numPr>
       </w:pPr>
       <w:r>
@@ -27894,7 +28417,7 @@
         <w:pStyle w:val="Compact"/>
         <w:numPr>
           <w:ilvl w:val="0"/>
-          <w:numId w:val="1166"/>
+          <w:numId w:val="1168"/>
         </w:numPr>
       </w:pPr>
       <w:r>
@@ -27916,7 +28439,7 @@
         <w:pStyle w:val="Compact"/>
         <w:numPr>
           <w:ilvl w:val="0"/>
-          <w:numId w:val="1166"/>
+          <w:numId w:val="1168"/>
         </w:numPr>
       </w:pPr>
       <w:r>
@@ -27950,7 +28473,7 @@
         <w:pStyle w:val="Compact"/>
         <w:numPr>
           <w:ilvl w:val="0"/>
-          <w:numId w:val="1167"/>
+          <w:numId w:val="1169"/>
         </w:numPr>
       </w:pPr>
       <w:r>
@@ -27972,7 +28495,7 @@
         <w:pStyle w:val="Compact"/>
         <w:numPr>
           <w:ilvl w:val="0"/>
-          <w:numId w:val="1167"/>
+          <w:numId w:val="1169"/>
         </w:numPr>
       </w:pPr>
       <w:r>
@@ -27994,7 +28517,7 @@
         <w:pStyle w:val="Compact"/>
         <w:numPr>
           <w:ilvl w:val="0"/>
-          <w:numId w:val="1167"/>
+          <w:numId w:val="1169"/>
         </w:numPr>
       </w:pPr>
       <w:r>
@@ -28016,7 +28539,7 @@
         <w:pStyle w:val="Compact"/>
         <w:numPr>
           <w:ilvl w:val="0"/>
-          <w:numId w:val="1167"/>
+          <w:numId w:val="1169"/>
         </w:numPr>
       </w:pPr>
       <w:r>
@@ -28146,7 +28669,7 @@
         <w:pStyle w:val="Compact"/>
         <w:numPr>
           <w:ilvl w:val="0"/>
-          <w:numId w:val="1168"/>
+          <w:numId w:val="1170"/>
         </w:numPr>
       </w:pPr>
       <w:r>
@@ -28168,7 +28691,7 @@
         <w:pStyle w:val="Compact"/>
         <w:numPr>
           <w:ilvl w:val="0"/>
-          <w:numId w:val="1168"/>
+          <w:numId w:val="1170"/>
         </w:numPr>
       </w:pPr>
       <w:r>
@@ -28190,7 +28713,7 @@
         <w:pStyle w:val="Compact"/>
         <w:numPr>
           <w:ilvl w:val="0"/>
-          <w:numId w:val="1168"/>
+          <w:numId w:val="1170"/>
         </w:numPr>
       </w:pPr>
       <w:r>
@@ -28212,7 +28735,7 @@
         <w:pStyle w:val="Compact"/>
         <w:numPr>
           <w:ilvl w:val="0"/>
-          <w:numId w:val="1168"/>
+          <w:numId w:val="1170"/>
         </w:numPr>
       </w:pPr>
       <w:r>
@@ -28246,7 +28769,7 @@
         <w:pStyle w:val="Compact"/>
         <w:numPr>
           <w:ilvl w:val="0"/>
-          <w:numId w:val="1169"/>
+          <w:numId w:val="1171"/>
         </w:numPr>
       </w:pPr>
       <w:r>
@@ -28268,7 +28791,7 @@
         <w:pStyle w:val="Compact"/>
         <w:numPr>
           <w:ilvl w:val="0"/>
-          <w:numId w:val="1169"/>
+          <w:numId w:val="1171"/>
         </w:numPr>
       </w:pPr>
       <w:r>
@@ -28290,7 +28813,7 @@
         <w:pStyle w:val="Compact"/>
         <w:numPr>
           <w:ilvl w:val="0"/>
-          <w:numId w:val="1169"/>
+          <w:numId w:val="1171"/>
         </w:numPr>
       </w:pPr>
       <w:r>
@@ -28312,7 +28835,7 @@
         <w:pStyle w:val="Compact"/>
         <w:numPr>
           <w:ilvl w:val="0"/>
-          <w:numId w:val="1169"/>
+          <w:numId w:val="1171"/>
         </w:numPr>
       </w:pPr>
       <w:r>
@@ -28442,7 +28965,7 @@
         <w:pStyle w:val="Compact"/>
         <w:numPr>
           <w:ilvl w:val="0"/>
-          <w:numId w:val="1170"/>
+          <w:numId w:val="1172"/>
         </w:numPr>
       </w:pPr>
       <w:r>
@@ -28464,7 +28987,7 @@
         <w:pStyle w:val="Compact"/>
         <w:numPr>
           <w:ilvl w:val="0"/>
-          <w:numId w:val="1170"/>
+          <w:numId w:val="1172"/>
         </w:numPr>
       </w:pPr>
       <w:r>
@@ -28486,7 +29009,7 @@
         <w:pStyle w:val="Compact"/>
         <w:numPr>
           <w:ilvl w:val="0"/>
-          <w:numId w:val="1170"/>
+          <w:numId w:val="1172"/>
         </w:numPr>
       </w:pPr>
       <w:r>
@@ -28508,7 +29031,7 @@
         <w:pStyle w:val="Compact"/>
         <w:numPr>
           <w:ilvl w:val="0"/>
-          <w:numId w:val="1170"/>
+          <w:numId w:val="1172"/>
         </w:numPr>
       </w:pPr>
       <w:r>
@@ -28542,7 +29065,7 @@
         <w:pStyle w:val="Compact"/>
         <w:numPr>
           <w:ilvl w:val="0"/>
-          <w:numId w:val="1171"/>
+          <w:numId w:val="1173"/>
         </w:numPr>
       </w:pPr>
       <w:r>
@@ -28564,7 +29087,7 @@
         <w:pStyle w:val="Compact"/>
         <w:numPr>
           <w:ilvl w:val="0"/>
-          <w:numId w:val="1171"/>
+          <w:numId w:val="1173"/>
         </w:numPr>
       </w:pPr>
       <w:r>
@@ -28586,7 +29109,7 @@
         <w:pStyle w:val="Compact"/>
         <w:numPr>
           <w:ilvl w:val="0"/>
-          <w:numId w:val="1171"/>
+          <w:numId w:val="1173"/>
         </w:numPr>
       </w:pPr>
       <w:r>
@@ -28608,7 +29131,7 @@
         <w:pStyle w:val="Compact"/>
         <w:numPr>
           <w:ilvl w:val="0"/>
-          <w:numId w:val="1171"/>
+          <w:numId w:val="1173"/>
         </w:numPr>
       </w:pPr>
       <w:r>
@@ -28738,7 +29261,7 @@
         <w:pStyle w:val="Compact"/>
         <w:numPr>
           <w:ilvl w:val="0"/>
-          <w:numId w:val="1172"/>
+          <w:numId w:val="1174"/>
         </w:numPr>
       </w:pPr>
       <w:r>
@@ -28760,7 +29283,7 @@
         <w:pStyle w:val="Compact"/>
         <w:numPr>
           <w:ilvl w:val="0"/>
-          <w:numId w:val="1172"/>
+          <w:numId w:val="1174"/>
         </w:numPr>
       </w:pPr>
       <w:r>
@@ -28782,7 +29305,7 @@
         <w:pStyle w:val="Compact"/>
         <w:numPr>
           <w:ilvl w:val="0"/>
-          <w:numId w:val="1172"/>
+          <w:numId w:val="1174"/>
         </w:numPr>
       </w:pPr>
       <w:r>
@@ -28804,7 +29327,7 @@
         <w:pStyle w:val="Compact"/>
         <w:numPr>
           <w:ilvl w:val="0"/>
-          <w:numId w:val="1172"/>
+          <w:numId w:val="1174"/>
         </w:numPr>
       </w:pPr>
       <w:r>
@@ -28838,7 +29361,7 @@
         <w:pStyle w:val="Compact"/>
         <w:numPr>
           <w:ilvl w:val="0"/>
-          <w:numId w:val="1173"/>
+          <w:numId w:val="1175"/>
         </w:numPr>
       </w:pPr>
       <w:r>
@@ -28860,7 +29383,7 @@
         <w:pStyle w:val="Compact"/>
         <w:numPr>
           <w:ilvl w:val="0"/>
-          <w:numId w:val="1173"/>
+          <w:numId w:val="1175"/>
         </w:numPr>
       </w:pPr>
       <w:r>
@@ -28882,7 +29405,7 @@
         <w:pStyle w:val="Compact"/>
         <w:numPr>
           <w:ilvl w:val="0"/>
-          <w:numId w:val="1173"/>
+          <w:numId w:val="1175"/>
         </w:numPr>
       </w:pPr>
       <w:r>
@@ -28904,7 +29427,7 @@
         <w:pStyle w:val="Compact"/>
         <w:numPr>
           <w:ilvl w:val="0"/>
-          <w:numId w:val="1173"/>
+          <w:numId w:val="1175"/>
         </w:numPr>
       </w:pPr>
       <w:r>
@@ -29034,7 +29557,7 @@
         <w:pStyle w:val="Compact"/>
         <w:numPr>
           <w:ilvl w:val="0"/>
-          <w:numId w:val="1174"/>
+          <w:numId w:val="1176"/>
         </w:numPr>
       </w:pPr>
       <w:r>
@@ -29056,7 +29579,7 @@
         <w:pStyle w:val="Compact"/>
         <w:numPr>
           <w:ilvl w:val="0"/>
-          <w:numId w:val="1174"/>
+          <w:numId w:val="1176"/>
         </w:numPr>
       </w:pPr>
       <w:r>
@@ -29078,7 +29601,7 @@
         <w:pStyle w:val="Compact"/>
         <w:numPr>
           <w:ilvl w:val="0"/>
-          <w:numId w:val="1174"/>
+          <w:numId w:val="1176"/>
         </w:numPr>
       </w:pPr>
       <w:r>
@@ -29100,7 +29623,7 @@
         <w:pStyle w:val="Compact"/>
         <w:numPr>
           <w:ilvl w:val="0"/>
-          <w:numId w:val="1174"/>
+          <w:numId w:val="1176"/>
         </w:numPr>
       </w:pPr>
       <w:r>
@@ -29134,7 +29657,7 @@
         <w:pStyle w:val="Compact"/>
         <w:numPr>
           <w:ilvl w:val="0"/>
-          <w:numId w:val="1175"/>
+          <w:numId w:val="1177"/>
         </w:numPr>
       </w:pPr>
       <w:r>
@@ -29156,7 +29679,7 @@
         <w:pStyle w:val="Compact"/>
         <w:numPr>
           <w:ilvl w:val="0"/>
-          <w:numId w:val="1175"/>
+          <w:numId w:val="1177"/>
         </w:numPr>
       </w:pPr>
       <w:r>
@@ -29178,7 +29701,7 @@
         <w:pStyle w:val="Compact"/>
         <w:numPr>
           <w:ilvl w:val="0"/>
-          <w:numId w:val="1175"/>
+          <w:numId w:val="1177"/>
         </w:numPr>
       </w:pPr>
       <w:r>
@@ -29200,7 +29723,7 @@
         <w:pStyle w:val="Compact"/>
         <w:numPr>
           <w:ilvl w:val="0"/>
-          <w:numId w:val="1175"/>
+          <w:numId w:val="1177"/>
         </w:numPr>
       </w:pPr>
       <w:r>
@@ -29336,7 +29859,7 @@
         <w:pStyle w:val="Compact"/>
         <w:numPr>
           <w:ilvl w:val="0"/>
-          <w:numId w:val="1176"/>
+          <w:numId w:val="1178"/>
         </w:numPr>
       </w:pPr>
       <w:r>
@@ -29358,7 +29881,7 @@
         <w:pStyle w:val="Compact"/>
         <w:numPr>
           <w:ilvl w:val="0"/>
-          <w:numId w:val="1176"/>
+          <w:numId w:val="1178"/>
         </w:numPr>
       </w:pPr>
       <w:r>
@@ -29380,7 +29903,7 @@
         <w:pStyle w:val="Compact"/>
         <w:numPr>
           <w:ilvl w:val="0"/>
-          <w:numId w:val="1176"/>
+          <w:numId w:val="1178"/>
         </w:numPr>
       </w:pPr>
       <w:r>
@@ -29408,7 +29931,7 @@
         <w:pStyle w:val="Compact"/>
         <w:numPr>
           <w:ilvl w:val="0"/>
-          <w:numId w:val="1176"/>
+          <w:numId w:val="1178"/>
         </w:numPr>
       </w:pPr>
       <w:r>
@@ -29442,7 +29965,7 @@
         <w:pStyle w:val="Compact"/>
         <w:numPr>
           <w:ilvl w:val="0"/>
-          <w:numId w:val="1177"/>
+          <w:numId w:val="1179"/>
         </w:numPr>
       </w:pPr>
       <w:r>
@@ -29464,7 +29987,7 @@
         <w:pStyle w:val="Compact"/>
         <w:numPr>
           <w:ilvl w:val="0"/>
-          <w:numId w:val="1177"/>
+          <w:numId w:val="1179"/>
         </w:numPr>
       </w:pPr>
       <w:r>
@@ -29486,7 +30009,7 @@
         <w:pStyle w:val="Compact"/>
         <w:numPr>
           <w:ilvl w:val="0"/>
-          <w:numId w:val="1177"/>
+          <w:numId w:val="1179"/>
         </w:numPr>
       </w:pPr>
       <w:r>
@@ -29508,7 +30031,7 @@
         <w:pStyle w:val="Compact"/>
         <w:numPr>
           <w:ilvl w:val="0"/>
-          <w:numId w:val="1177"/>
+          <w:numId w:val="1179"/>
         </w:numPr>
       </w:pPr>
       <w:r>
@@ -29650,7 +30173,7 @@
         <w:pStyle w:val="Compact"/>
         <w:numPr>
           <w:ilvl w:val="0"/>
-          <w:numId w:val="1178"/>
+          <w:numId w:val="1180"/>
         </w:numPr>
       </w:pPr>
       <w:r>
@@ -29672,7 +30195,7 @@
         <w:pStyle w:val="Compact"/>
         <w:numPr>
           <w:ilvl w:val="0"/>
-          <w:numId w:val="1178"/>
+          <w:numId w:val="1180"/>
         </w:numPr>
       </w:pPr>
       <w:r>
@@ -29694,7 +30217,7 @@
         <w:pStyle w:val="Compact"/>
         <w:numPr>
           <w:ilvl w:val="0"/>
-          <w:numId w:val="1178"/>
+          <w:numId w:val="1180"/>
         </w:numPr>
       </w:pPr>
       <w:r>
@@ -29722,7 +30245,7 @@
         <w:pStyle w:val="Compact"/>
         <w:numPr>
           <w:ilvl w:val="0"/>
-          <w:numId w:val="1178"/>
+          <w:numId w:val="1180"/>
         </w:numPr>
       </w:pPr>
       <w:r>
@@ -29756,7 +30279,7 @@
         <w:pStyle w:val="Compact"/>
         <w:numPr>
           <w:ilvl w:val="0"/>
-          <w:numId w:val="1179"/>
+          <w:numId w:val="1181"/>
         </w:numPr>
       </w:pPr>
       <w:r>
@@ -29778,7 +30301,7 @@
         <w:pStyle w:val="Compact"/>
         <w:numPr>
           <w:ilvl w:val="0"/>
-          <w:numId w:val="1179"/>
+          <w:numId w:val="1181"/>
         </w:numPr>
       </w:pPr>
       <w:r>
@@ -29800,7 +30323,7 @@
         <w:pStyle w:val="Compact"/>
         <w:numPr>
           <w:ilvl w:val="0"/>
-          <w:numId w:val="1179"/>
+          <w:numId w:val="1181"/>
         </w:numPr>
       </w:pPr>
       <w:r>
@@ -29822,7 +30345,7 @@
         <w:pStyle w:val="Compact"/>
         <w:numPr>
           <w:ilvl w:val="0"/>
-          <w:numId w:val="1179"/>
+          <w:numId w:val="1181"/>
         </w:numPr>
       </w:pPr>
       <w:r>
@@ -29964,7 +30487,7 @@
         <w:pStyle w:val="Compact"/>
         <w:numPr>
           <w:ilvl w:val="0"/>
-          <w:numId w:val="1180"/>
+          <w:numId w:val="1182"/>
         </w:numPr>
       </w:pPr>
       <w:r>
@@ -29992,7 +30515,7 @@
         <w:pStyle w:val="Compact"/>
         <w:numPr>
           <w:ilvl w:val="0"/>
-          <w:numId w:val="1180"/>
+          <w:numId w:val="1182"/>
         </w:numPr>
       </w:pPr>
       <w:r>
@@ -30014,7 +30537,7 @@
         <w:pStyle w:val="Compact"/>
         <w:numPr>
           <w:ilvl w:val="0"/>
-          <w:numId w:val="1180"/>
+          <w:numId w:val="1182"/>
         </w:numPr>
       </w:pPr>
       <w:r>
@@ -30036,7 +30559,7 @@
         <w:pStyle w:val="Compact"/>
         <w:numPr>
           <w:ilvl w:val="0"/>
-          <w:numId w:val="1180"/>
+          <w:numId w:val="1182"/>
         </w:numPr>
       </w:pPr>
       <w:r>
@@ -30070,7 +30593,7 @@
         <w:pStyle w:val="Compact"/>
         <w:numPr>
           <w:ilvl w:val="0"/>
-          <w:numId w:val="1181"/>
+          <w:numId w:val="1183"/>
         </w:numPr>
       </w:pPr>
       <w:r>
@@ -30092,7 +30615,7 @@
         <w:pStyle w:val="Compact"/>
         <w:numPr>
           <w:ilvl w:val="0"/>
-          <w:numId w:val="1181"/>
+          <w:numId w:val="1183"/>
         </w:numPr>
       </w:pPr>
       <w:r>
@@ -30114,7 +30637,7 @@
         <w:pStyle w:val="Compact"/>
         <w:numPr>
           <w:ilvl w:val="0"/>
-          <w:numId w:val="1181"/>
+          <w:numId w:val="1183"/>
         </w:numPr>
       </w:pPr>
       <w:r>
@@ -30136,7 +30659,7 @@
         <w:pStyle w:val="Compact"/>
         <w:numPr>
           <w:ilvl w:val="0"/>
-          <w:numId w:val="1181"/>
+          <w:numId w:val="1183"/>
         </w:numPr>
       </w:pPr>
       <w:r>
@@ -30278,7 +30801,7 @@
         <w:pStyle w:val="Compact"/>
         <w:numPr>
           <w:ilvl w:val="0"/>
-          <w:numId w:val="1182"/>
+          <w:numId w:val="1184"/>
         </w:numPr>
       </w:pPr>
       <w:r>
@@ -30300,7 +30823,7 @@
         <w:pStyle w:val="Compact"/>
         <w:numPr>
           <w:ilvl w:val="0"/>
-          <w:numId w:val="1182"/>
+          <w:numId w:val="1184"/>
         </w:numPr>
       </w:pPr>
       <w:r>
@@ -30322,7 +30845,7 @@
         <w:pStyle w:val="Compact"/>
         <w:numPr>
           <w:ilvl w:val="0"/>
-          <w:numId w:val="1182"/>
+          <w:numId w:val="1184"/>
         </w:numPr>
       </w:pPr>
       <w:r>
@@ -30344,7 +30867,7 @@
         <w:pStyle w:val="Compact"/>
         <w:numPr>
           <w:ilvl w:val="0"/>
-          <w:numId w:val="1182"/>
+          <w:numId w:val="1184"/>
         </w:numPr>
       </w:pPr>
       <w:r>
@@ -30378,7 +30901,7 @@
         <w:pStyle w:val="Compact"/>
         <w:numPr>
           <w:ilvl w:val="0"/>
-          <w:numId w:val="1183"/>
+          <w:numId w:val="1185"/>
         </w:numPr>
       </w:pPr>
       <w:r>
@@ -30400,7 +30923,7 @@
         <w:pStyle w:val="Compact"/>
         <w:numPr>
           <w:ilvl w:val="0"/>
-          <w:numId w:val="1183"/>
+          <w:numId w:val="1185"/>
         </w:numPr>
       </w:pPr>
       <w:r>
@@ -30422,7 +30945,7 @@
         <w:pStyle w:val="Compact"/>
         <w:numPr>
           <w:ilvl w:val="0"/>
-          <w:numId w:val="1183"/>
+          <w:numId w:val="1185"/>
         </w:numPr>
       </w:pPr>
       <w:r>
@@ -30444,7 +30967,7 @@
         <w:pStyle w:val="Compact"/>
         <w:numPr>
           <w:ilvl w:val="0"/>
-          <w:numId w:val="1183"/>
+          <w:numId w:val="1185"/>
         </w:numPr>
       </w:pPr>
       <w:r>
@@ -30586,7 +31109,7 @@
         <w:pStyle w:val="Compact"/>
         <w:numPr>
           <w:ilvl w:val="0"/>
-          <w:numId w:val="1184"/>
+          <w:numId w:val="1186"/>
         </w:numPr>
       </w:pPr>
       <w:r>
@@ -30614,7 +31137,7 @@
         <w:pStyle w:val="Compact"/>
         <w:numPr>
           <w:ilvl w:val="0"/>
-          <w:numId w:val="1184"/>
+          <w:numId w:val="1186"/>
         </w:numPr>
       </w:pPr>
       <w:r>
@@ -30636,7 +31159,7 @@
         <w:pStyle w:val="Compact"/>
         <w:numPr>
           <w:ilvl w:val="0"/>
-          <w:numId w:val="1184"/>
+          <w:numId w:val="1186"/>
         </w:numPr>
       </w:pPr>
       <w:r>
@@ -30658,7 +31181,7 @@
         <w:pStyle w:val="Compact"/>
         <w:numPr>
           <w:ilvl w:val="0"/>
-          <w:numId w:val="1184"/>
+          <w:numId w:val="1186"/>
         </w:numPr>
       </w:pPr>
       <w:r>
@@ -30692,7 +31215,7 @@
         <w:pStyle w:val="Compact"/>
         <w:numPr>
           <w:ilvl w:val="0"/>
-          <w:numId w:val="1185"/>
+          <w:numId w:val="1187"/>
         </w:numPr>
       </w:pPr>
       <w:r>
@@ -30714,7 +31237,7 @@
         <w:pStyle w:val="Compact"/>
         <w:numPr>
           <w:ilvl w:val="0"/>
-          <w:numId w:val="1185"/>
+          <w:numId w:val="1187"/>
         </w:numPr>
       </w:pPr>
       <w:r>
@@ -30736,7 +31259,7 @@
         <w:pStyle w:val="Compact"/>
         <w:numPr>
           <w:ilvl w:val="0"/>
-          <w:numId w:val="1185"/>
+          <w:numId w:val="1187"/>
         </w:numPr>
       </w:pPr>
       <w:r>
@@ -30758,7 +31281,7 @@
         <w:pStyle w:val="Compact"/>
         <w:numPr>
           <w:ilvl w:val="0"/>
-          <w:numId w:val="1185"/>
+          <w:numId w:val="1187"/>
         </w:numPr>
       </w:pPr>
       <w:r>
@@ -30894,7 +31417,7 @@
         <w:pStyle w:val="Compact"/>
         <w:numPr>
           <w:ilvl w:val="0"/>
-          <w:numId w:val="1186"/>
+          <w:numId w:val="1188"/>
         </w:numPr>
       </w:pPr>
       <w:r>
@@ -30922,7 +31445,7 @@
         <w:pStyle w:val="Compact"/>
         <w:numPr>
           <w:ilvl w:val="0"/>
-          <w:numId w:val="1186"/>
+          <w:numId w:val="1188"/>
         </w:numPr>
       </w:pPr>
       <w:r>
@@ -30944,7 +31467,7 @@
         <w:pStyle w:val="Compact"/>
         <w:numPr>
           <w:ilvl w:val="0"/>
-          <w:numId w:val="1186"/>
+          <w:numId w:val="1188"/>
         </w:numPr>
       </w:pPr>
       <w:r>
@@ -30966,7 +31489,7 @@
         <w:pStyle w:val="Compact"/>
         <w:numPr>
           <w:ilvl w:val="0"/>
-          <w:numId w:val="1186"/>
+          <w:numId w:val="1188"/>
         </w:numPr>
       </w:pPr>
       <w:r>
@@ -31000,7 +31523,7 @@
         <w:pStyle w:val="Compact"/>
         <w:numPr>
           <w:ilvl w:val="0"/>
-          <w:numId w:val="1187"/>
+          <w:numId w:val="1189"/>
         </w:numPr>
       </w:pPr>
       <w:r>
@@ -31022,7 +31545,7 @@
         <w:pStyle w:val="Compact"/>
         <w:numPr>
           <w:ilvl w:val="0"/>
-          <w:numId w:val="1187"/>
+          <w:numId w:val="1189"/>
         </w:numPr>
       </w:pPr>
       <w:r>
@@ -31044,7 +31567,7 @@
         <w:pStyle w:val="Compact"/>
         <w:numPr>
           <w:ilvl w:val="0"/>
-          <w:numId w:val="1187"/>
+          <w:numId w:val="1189"/>
         </w:numPr>
       </w:pPr>
       <w:r>
@@ -31066,7 +31589,7 @@
         <w:pStyle w:val="Compact"/>
         <w:numPr>
           <w:ilvl w:val="0"/>
-          <w:numId w:val="1187"/>
+          <w:numId w:val="1189"/>
         </w:numPr>
       </w:pPr>
       <w:r>
@@ -31202,7 +31725,7 @@
         <w:pStyle w:val="Compact"/>
         <w:numPr>
           <w:ilvl w:val="0"/>
-          <w:numId w:val="1188"/>
+          <w:numId w:val="1190"/>
         </w:numPr>
       </w:pPr>
       <w:r>
@@ -31230,7 +31753,7 @@
         <w:pStyle w:val="Compact"/>
         <w:numPr>
           <w:ilvl w:val="0"/>
-          <w:numId w:val="1188"/>
+          <w:numId w:val="1190"/>
         </w:numPr>
       </w:pPr>
       <w:r>
@@ -31252,7 +31775,7 @@
         <w:pStyle w:val="Compact"/>
         <w:numPr>
           <w:ilvl w:val="0"/>
-          <w:numId w:val="1188"/>
+          <w:numId w:val="1190"/>
         </w:numPr>
       </w:pPr>
       <w:r>
@@ -31274,7 +31797,7 @@
         <w:pStyle w:val="Compact"/>
         <w:numPr>
           <w:ilvl w:val="0"/>
-          <w:numId w:val="1188"/>
+          <w:numId w:val="1190"/>
         </w:numPr>
       </w:pPr>
       <w:r>
@@ -31308,7 +31831,7 @@
         <w:pStyle w:val="Compact"/>
         <w:numPr>
           <w:ilvl w:val="0"/>
-          <w:numId w:val="1189"/>
+          <w:numId w:val="1191"/>
         </w:numPr>
       </w:pPr>
       <w:r>
@@ -31330,7 +31853,7 @@
         <w:pStyle w:val="Compact"/>
         <w:numPr>
           <w:ilvl w:val="0"/>
-          <w:numId w:val="1189"/>
+          <w:numId w:val="1191"/>
         </w:numPr>
       </w:pPr>
       <w:r>
@@ -31352,7 +31875,7 @@
         <w:pStyle w:val="Compact"/>
         <w:numPr>
           <w:ilvl w:val="0"/>
-          <w:numId w:val="1189"/>
+          <w:numId w:val="1191"/>
         </w:numPr>
       </w:pPr>
       <w:r>
@@ -31374,7 +31897,7 @@
         <w:pStyle w:val="Compact"/>
         <w:numPr>
           <w:ilvl w:val="0"/>
-          <w:numId w:val="1189"/>
+          <w:numId w:val="1191"/>
         </w:numPr>
       </w:pPr>
       <w:r>
@@ -31516,7 +32039,7 @@
         <w:pStyle w:val="Compact"/>
         <w:numPr>
           <w:ilvl w:val="0"/>
-          <w:numId w:val="1190"/>
+          <w:numId w:val="1192"/>
         </w:numPr>
       </w:pPr>
       <w:r>
@@ -31544,7 +32067,7 @@
         <w:pStyle w:val="Compact"/>
         <w:numPr>
           <w:ilvl w:val="0"/>
-          <w:numId w:val="1190"/>
+          <w:numId w:val="1192"/>
         </w:numPr>
       </w:pPr>
       <w:r>
@@ -31566,7 +32089,7 @@
         <w:pStyle w:val="Compact"/>
         <w:numPr>
           <w:ilvl w:val="0"/>
-          <w:numId w:val="1190"/>
+          <w:numId w:val="1192"/>
         </w:numPr>
       </w:pPr>
       <w:r>
@@ -31588,7 +32111,7 @@
         <w:pStyle w:val="Compact"/>
         <w:numPr>
           <w:ilvl w:val="0"/>
-          <w:numId w:val="1190"/>
+          <w:numId w:val="1192"/>
         </w:numPr>
       </w:pPr>
       <w:r>
@@ -31622,7 +32145,7 @@
         <w:pStyle w:val="Compact"/>
         <w:numPr>
           <w:ilvl w:val="0"/>
-          <w:numId w:val="1191"/>
+          <w:numId w:val="1193"/>
         </w:numPr>
       </w:pPr>
       <w:r>
@@ -31644,7 +32167,7 @@
         <w:pStyle w:val="Compact"/>
         <w:numPr>
           <w:ilvl w:val="0"/>
-          <w:numId w:val="1191"/>
+          <w:numId w:val="1193"/>
         </w:numPr>
       </w:pPr>
       <w:r>
@@ -31666,7 +32189,7 @@
         <w:pStyle w:val="Compact"/>
         <w:numPr>
           <w:ilvl w:val="0"/>
-          <w:numId w:val="1191"/>
+          <w:numId w:val="1193"/>
         </w:numPr>
       </w:pPr>
       <w:r>
@@ -31688,7 +32211,7 @@
         <w:pStyle w:val="Compact"/>
         <w:numPr>
           <w:ilvl w:val="0"/>
-          <w:numId w:val="1191"/>
+          <w:numId w:val="1193"/>
         </w:numPr>
       </w:pPr>
       <w:r>
@@ -31830,7 +32353,7 @@
         <w:pStyle w:val="Compact"/>
         <w:numPr>
           <w:ilvl w:val="0"/>
-          <w:numId w:val="1192"/>
+          <w:numId w:val="1194"/>
         </w:numPr>
       </w:pPr>
       <w:r>
@@ -31852,7 +32375,7 @@
         <w:pStyle w:val="Compact"/>
         <w:numPr>
           <w:ilvl w:val="0"/>
-          <w:numId w:val="1192"/>
+          <w:numId w:val="1194"/>
         </w:numPr>
       </w:pPr>
       <w:r>
@@ -31874,7 +32397,7 @@
         <w:pStyle w:val="Compact"/>
         <w:numPr>
           <w:ilvl w:val="0"/>
-          <w:numId w:val="1192"/>
+          <w:numId w:val="1194"/>
         </w:numPr>
       </w:pPr>
       <w:r>
@@ -31896,7 +32419,7 @@
         <w:pStyle w:val="Compact"/>
         <w:numPr>
           <w:ilvl w:val="0"/>
-          <w:numId w:val="1192"/>
+          <w:numId w:val="1194"/>
         </w:numPr>
       </w:pPr>
       <w:r>
@@ -31930,7 +32453,7 @@
         <w:pStyle w:val="Compact"/>
         <w:numPr>
           <w:ilvl w:val="0"/>
-          <w:numId w:val="1193"/>
+          <w:numId w:val="1195"/>
         </w:numPr>
       </w:pPr>
       <w:r>
@@ -31952,7 +32475,7 @@
         <w:pStyle w:val="Compact"/>
         <w:numPr>
           <w:ilvl w:val="0"/>
-          <w:numId w:val="1193"/>
+          <w:numId w:val="1195"/>
         </w:numPr>
       </w:pPr>
       <w:r>
@@ -31974,7 +32497,7 @@
         <w:pStyle w:val="Compact"/>
         <w:numPr>
           <w:ilvl w:val="0"/>
-          <w:numId w:val="1193"/>
+          <w:numId w:val="1195"/>
         </w:numPr>
       </w:pPr>
       <w:r>
@@ -31996,7 +32519,7 @@
         <w:pStyle w:val="Compact"/>
         <w:numPr>
           <w:ilvl w:val="0"/>
-          <w:numId w:val="1193"/>
+          <w:numId w:val="1195"/>
         </w:numPr>
       </w:pPr>
       <w:r>
@@ -32138,7 +32661,7 @@
         <w:pStyle w:val="Compact"/>
         <w:numPr>
           <w:ilvl w:val="0"/>
-          <w:numId w:val="1194"/>
+          <w:numId w:val="1196"/>
         </w:numPr>
       </w:pPr>
       <w:r>
@@ -32166,7 +32689,7 @@
         <w:pStyle w:val="Compact"/>
         <w:numPr>
           <w:ilvl w:val="0"/>
-          <w:numId w:val="1194"/>
+          <w:numId w:val="1196"/>
         </w:numPr>
       </w:pPr>
       <w:r>
@@ -32188,7 +32711,7 @@
         <w:pStyle w:val="Compact"/>
         <w:numPr>
           <w:ilvl w:val="0"/>
-          <w:numId w:val="1194"/>
+          <w:numId w:val="1196"/>
         </w:numPr>
       </w:pPr>
       <w:r>
@@ -32210,7 +32733,7 @@
         <w:pStyle w:val="Compact"/>
         <w:numPr>
           <w:ilvl w:val="0"/>
-          <w:numId w:val="1194"/>
+          <w:numId w:val="1196"/>
         </w:numPr>
       </w:pPr>
       <w:r>
@@ -32244,7 +32767,7 @@
         <w:pStyle w:val="Compact"/>
         <w:numPr>
           <w:ilvl w:val="0"/>
-          <w:numId w:val="1195"/>
+          <w:numId w:val="1197"/>
         </w:numPr>
       </w:pPr>
       <w:r>
@@ -32266,7 +32789,7 @@
         <w:pStyle w:val="Compact"/>
         <w:numPr>
           <w:ilvl w:val="0"/>
-          <w:numId w:val="1195"/>
+          <w:numId w:val="1197"/>
         </w:numPr>
       </w:pPr>
       <w:r>
@@ -32288,7 +32811,7 @@
         <w:pStyle w:val="Compact"/>
         <w:numPr>
           <w:ilvl w:val="0"/>
-          <w:numId w:val="1195"/>
+          <w:numId w:val="1197"/>
         </w:numPr>
       </w:pPr>
       <w:r>
@@ -32310,7 +32833,7 @@
         <w:pStyle w:val="Compact"/>
         <w:numPr>
           <w:ilvl w:val="0"/>
-          <w:numId w:val="1195"/>
+          <w:numId w:val="1197"/>
         </w:numPr>
       </w:pPr>
       <w:r>
@@ -32452,7 +32975,7 @@
         <w:pStyle w:val="Compact"/>
         <w:numPr>
           <w:ilvl w:val="0"/>
-          <w:numId w:val="1196"/>
+          <w:numId w:val="1198"/>
         </w:numPr>
       </w:pPr>
       <w:r>
@@ -32474,7 +32997,7 @@
         <w:pStyle w:val="Compact"/>
         <w:numPr>
           <w:ilvl w:val="0"/>
-          <w:numId w:val="1196"/>
+          <w:numId w:val="1198"/>
         </w:numPr>
       </w:pPr>
       <w:r>
@@ -32496,7 +33019,7 @@
         <w:pStyle w:val="Compact"/>
         <w:numPr>
           <w:ilvl w:val="0"/>
-          <w:numId w:val="1196"/>
+          <w:numId w:val="1198"/>
         </w:numPr>
       </w:pPr>
       <w:r>
@@ -32518,7 +33041,7 @@
         <w:pStyle w:val="Compact"/>
         <w:numPr>
           <w:ilvl w:val="0"/>
-          <w:numId w:val="1196"/>
+          <w:numId w:val="1198"/>
         </w:numPr>
       </w:pPr>
       <w:r>
@@ -32552,7 +33075,7 @@
         <w:pStyle w:val="Compact"/>
         <w:numPr>
           <w:ilvl w:val="0"/>
-          <w:numId w:val="1197"/>
+          <w:numId w:val="1199"/>
         </w:numPr>
       </w:pPr>
       <w:r>
@@ -32574,7 +33097,7 @@
         <w:pStyle w:val="Compact"/>
         <w:numPr>
           <w:ilvl w:val="0"/>
-          <w:numId w:val="1197"/>
+          <w:numId w:val="1199"/>
         </w:numPr>
       </w:pPr>
       <w:r>
@@ -32596,7 +33119,7 @@
         <w:pStyle w:val="Compact"/>
         <w:numPr>
           <w:ilvl w:val="0"/>
-          <w:numId w:val="1197"/>
+          <w:numId w:val="1199"/>
         </w:numPr>
       </w:pPr>
       <w:r>
@@ -32618,7 +33141,7 @@
         <w:pStyle w:val="Compact"/>
         <w:numPr>
           <w:ilvl w:val="0"/>
-          <w:numId w:val="1197"/>
+          <w:numId w:val="1199"/>
         </w:numPr>
       </w:pPr>
       <w:r>
@@ -32760,7 +33283,7 @@
         <w:pStyle w:val="Compact"/>
         <w:numPr>
           <w:ilvl w:val="0"/>
-          <w:numId w:val="1198"/>
+          <w:numId w:val="1200"/>
         </w:numPr>
       </w:pPr>
       <w:r>
@@ -32782,7 +33305,7 @@
         <w:pStyle w:val="Compact"/>
         <w:numPr>
           <w:ilvl w:val="0"/>
-          <w:numId w:val="1198"/>
+          <w:numId w:val="1200"/>
         </w:numPr>
       </w:pPr>
       <w:r>
@@ -32804,7 +33327,7 @@
         <w:pStyle w:val="Compact"/>
         <w:numPr>
           <w:ilvl w:val="0"/>
-          <w:numId w:val="1198"/>
+          <w:numId w:val="1200"/>
         </w:numPr>
       </w:pPr>
       <w:r>
@@ -32826,7 +33349,7 @@
         <w:pStyle w:val="Compact"/>
         <w:numPr>
           <w:ilvl w:val="0"/>
-          <w:numId w:val="1198"/>
+          <w:numId w:val="1200"/>
         </w:numPr>
       </w:pPr>
       <w:r>
@@ -32860,7 +33383,7 @@
         <w:pStyle w:val="Compact"/>
         <w:numPr>
           <w:ilvl w:val="0"/>
-          <w:numId w:val="1199"/>
+          <w:numId w:val="1201"/>
         </w:numPr>
       </w:pPr>
       <w:r>
@@ -32882,7 +33405,7 @@
         <w:pStyle w:val="Compact"/>
         <w:numPr>
           <w:ilvl w:val="0"/>
-          <w:numId w:val="1199"/>
+          <w:numId w:val="1201"/>
         </w:numPr>
       </w:pPr>
       <w:r>
@@ -32904,7 +33427,7 @@
         <w:pStyle w:val="Compact"/>
         <w:numPr>
           <w:ilvl w:val="0"/>
-          <w:numId w:val="1199"/>
+          <w:numId w:val="1201"/>
         </w:numPr>
       </w:pPr>
       <w:r>
@@ -32926,7 +33449,7 @@
         <w:pStyle w:val="Compact"/>
         <w:numPr>
           <w:ilvl w:val="0"/>
-          <w:numId w:val="1199"/>
+          <w:numId w:val="1201"/>
         </w:numPr>
       </w:pPr>
       <w:r>
@@ -33081,7 +33604,7 @@
         <w:pStyle w:val="Compact"/>
         <w:numPr>
           <w:ilvl w:val="0"/>
-          <w:numId w:val="1200"/>
+          <w:numId w:val="1202"/>
         </w:numPr>
       </w:pPr>
       <w:r>
@@ -33103,7 +33626,7 @@
         <w:pStyle w:val="Compact"/>
         <w:numPr>
           <w:ilvl w:val="0"/>
-          <w:numId w:val="1200"/>
+          <w:numId w:val="1202"/>
         </w:numPr>
       </w:pPr>
       <w:r>
@@ -33125,7 +33648,7 @@
         <w:pStyle w:val="Compact"/>
         <w:numPr>
           <w:ilvl w:val="0"/>
-          <w:numId w:val="1200"/>
+          <w:numId w:val="1202"/>
         </w:numPr>
       </w:pPr>
       <w:r>
@@ -33147,7 +33670,7 @@
         <w:pStyle w:val="Compact"/>
         <w:numPr>
           <w:ilvl w:val="0"/>
-          <w:numId w:val="1200"/>
+          <w:numId w:val="1202"/>
         </w:numPr>
       </w:pPr>
       <w:r>
@@ -33181,7 +33704,7 @@
         <w:pStyle w:val="Compact"/>
         <w:numPr>
           <w:ilvl w:val="0"/>
-          <w:numId w:val="1201"/>
+          <w:numId w:val="1203"/>
         </w:numPr>
       </w:pPr>
       <w:r>
@@ -33203,7 +33726,7 @@
         <w:pStyle w:val="Compact"/>
         <w:numPr>
           <w:ilvl w:val="0"/>
-          <w:numId w:val="1201"/>
+          <w:numId w:val="1203"/>
         </w:numPr>
       </w:pPr>
       <w:r>
@@ -33225,7 +33748,7 @@
         <w:pStyle w:val="Compact"/>
         <w:numPr>
           <w:ilvl w:val="0"/>
-          <w:numId w:val="1201"/>
+          <w:numId w:val="1203"/>
         </w:numPr>
       </w:pPr>
       <w:r>
@@ -33247,7 +33770,7 @@
         <w:pStyle w:val="Compact"/>
         <w:numPr>
           <w:ilvl w:val="0"/>
-          <w:numId w:val="1201"/>
+          <w:numId w:val="1203"/>
         </w:numPr>
       </w:pPr>
       <w:r>
@@ -33389,7 +33912,7 @@
         <w:pStyle w:val="Compact"/>
         <w:numPr>
           <w:ilvl w:val="0"/>
-          <w:numId w:val="1202"/>
+          <w:numId w:val="1204"/>
         </w:numPr>
       </w:pPr>
       <w:r>
@@ -33417,7 +33940,7 @@
         <w:pStyle w:val="Compact"/>
         <w:numPr>
           <w:ilvl w:val="0"/>
-          <w:numId w:val="1202"/>
+          <w:numId w:val="1204"/>
         </w:numPr>
       </w:pPr>
       <w:r>
@@ -33439,7 +33962,7 @@
         <w:pStyle w:val="Compact"/>
         <w:numPr>
           <w:ilvl w:val="0"/>
-          <w:numId w:val="1202"/>
+          <w:numId w:val="1204"/>
         </w:numPr>
       </w:pPr>
       <w:r>
@@ -33461,7 +33984,7 @@
         <w:pStyle w:val="Compact"/>
         <w:numPr>
           <w:ilvl w:val="0"/>
-          <w:numId w:val="1202"/>
+          <w:numId w:val="1204"/>
         </w:numPr>
       </w:pPr>
       <w:r>
@@ -33495,7 +34018,7 @@
         <w:pStyle w:val="Compact"/>
         <w:numPr>
           <w:ilvl w:val="0"/>
-          <w:numId w:val="1203"/>
+          <w:numId w:val="1205"/>
         </w:numPr>
       </w:pPr>
       <w:r>
@@ -33517,7 +34040,7 @@
         <w:pStyle w:val="Compact"/>
         <w:numPr>
           <w:ilvl w:val="0"/>
-          <w:numId w:val="1203"/>
+          <w:numId w:val="1205"/>
         </w:numPr>
       </w:pPr>
       <w:r>
@@ -33539,7 +34062,7 @@
         <w:pStyle w:val="Compact"/>
         <w:numPr>
           <w:ilvl w:val="0"/>
-          <w:numId w:val="1203"/>
+          <w:numId w:val="1205"/>
         </w:numPr>
       </w:pPr>
       <w:r>
@@ -33561,7 +34084,7 @@
         <w:pStyle w:val="Compact"/>
         <w:numPr>
           <w:ilvl w:val="0"/>
-          <w:numId w:val="1203"/>
+          <w:numId w:val="1205"/>
         </w:numPr>
       </w:pPr>
       <w:r>
@@ -33709,7 +34232,7 @@
         <w:pStyle w:val="Compact"/>
         <w:numPr>
           <w:ilvl w:val="0"/>
-          <w:numId w:val="1204"/>
+          <w:numId w:val="1206"/>
         </w:numPr>
       </w:pPr>
       <w:r>
@@ -33731,7 +34254,7 @@
         <w:pStyle w:val="Compact"/>
         <w:numPr>
           <w:ilvl w:val="0"/>
-          <w:numId w:val="1204"/>
+          <w:numId w:val="1206"/>
         </w:numPr>
       </w:pPr>
       <w:r>
@@ -33753,7 +34276,7 @@
         <w:pStyle w:val="Compact"/>
         <w:numPr>
           <w:ilvl w:val="0"/>
-          <w:numId w:val="1204"/>
+          <w:numId w:val="1206"/>
         </w:numPr>
       </w:pPr>
       <w:r>
@@ -33775,7 +34298,7 @@
         <w:pStyle w:val="Compact"/>
         <w:numPr>
           <w:ilvl w:val="0"/>
-          <w:numId w:val="1204"/>
+          <w:numId w:val="1206"/>
         </w:numPr>
       </w:pPr>
       <w:r>
@@ -33809,7 +34332,7 @@
         <w:pStyle w:val="Compact"/>
         <w:numPr>
           <w:ilvl w:val="0"/>
-          <w:numId w:val="1205"/>
+          <w:numId w:val="1207"/>
         </w:numPr>
       </w:pPr>
       <w:r>
@@ -33831,7 +34354,7 @@
         <w:pStyle w:val="Compact"/>
         <w:numPr>
           <w:ilvl w:val="0"/>
-          <w:numId w:val="1205"/>
+          <w:numId w:val="1207"/>
         </w:numPr>
       </w:pPr>
       <w:r>
@@ -33853,7 +34376,7 @@
         <w:pStyle w:val="Compact"/>
         <w:numPr>
           <w:ilvl w:val="0"/>
-          <w:numId w:val="1205"/>
+          <w:numId w:val="1207"/>
         </w:numPr>
       </w:pPr>
       <w:r>
@@ -33875,7 +34398,7 @@
         <w:pStyle w:val="Compact"/>
         <w:numPr>
           <w:ilvl w:val="0"/>
-          <w:numId w:val="1205"/>
+          <w:numId w:val="1207"/>
         </w:numPr>
       </w:pPr>
       <w:r>
@@ -34011,7 +34534,7 @@
         <w:pStyle w:val="Compact"/>
         <w:numPr>
           <w:ilvl w:val="0"/>
-          <w:numId w:val="1206"/>
+          <w:numId w:val="1208"/>
         </w:numPr>
       </w:pPr>
       <w:r>
@@ -34033,7 +34556,7 @@
         <w:pStyle w:val="Compact"/>
         <w:numPr>
           <w:ilvl w:val="0"/>
-          <w:numId w:val="1206"/>
+          <w:numId w:val="1208"/>
         </w:numPr>
       </w:pPr>
       <w:r>
@@ -34055,7 +34578,7 @@
         <w:pStyle w:val="Compact"/>
         <w:numPr>
           <w:ilvl w:val="0"/>
-          <w:numId w:val="1206"/>
+          <w:numId w:val="1208"/>
         </w:numPr>
       </w:pPr>
       <w:r>
@@ -34077,7 +34600,7 @@
         <w:pStyle w:val="Compact"/>
         <w:numPr>
           <w:ilvl w:val="0"/>
-          <w:numId w:val="1206"/>
+          <w:numId w:val="1208"/>
         </w:numPr>
       </w:pPr>
       <w:r>
@@ -34111,7 +34634,7 @@
         <w:pStyle w:val="Compact"/>
         <w:numPr>
           <w:ilvl w:val="0"/>
-          <w:numId w:val="1207"/>
+          <w:numId w:val="1209"/>
         </w:numPr>
       </w:pPr>
       <w:r>
@@ -34133,7 +34656,7 @@
         <w:pStyle w:val="Compact"/>
         <w:numPr>
           <w:ilvl w:val="0"/>
-          <w:numId w:val="1207"/>
+          <w:numId w:val="1209"/>
         </w:numPr>
       </w:pPr>
       <w:r>
@@ -34155,7 +34678,7 @@
         <w:pStyle w:val="Compact"/>
         <w:numPr>
           <w:ilvl w:val="0"/>
-          <w:numId w:val="1207"/>
+          <w:numId w:val="1209"/>
         </w:numPr>
       </w:pPr>
       <w:r>
@@ -34177,7 +34700,7 @@
         <w:pStyle w:val="Compact"/>
         <w:numPr>
           <w:ilvl w:val="0"/>
-          <w:numId w:val="1207"/>
+          <w:numId w:val="1209"/>
         </w:numPr>
       </w:pPr>
       <w:r>
@@ -34313,7 +34836,7 @@
         <w:pStyle w:val="Compact"/>
         <w:numPr>
           <w:ilvl w:val="0"/>
-          <w:numId w:val="1208"/>
+          <w:numId w:val="1210"/>
         </w:numPr>
       </w:pPr>
       <w:r>
@@ -34335,7 +34858,7 @@
         <w:pStyle w:val="Compact"/>
         <w:numPr>
           <w:ilvl w:val="0"/>
-          <w:numId w:val="1208"/>
+          <w:numId w:val="1210"/>
         </w:numPr>
       </w:pPr>
       <w:r>
@@ -34357,7 +34880,7 @@
         <w:pStyle w:val="Compact"/>
         <w:numPr>
           <w:ilvl w:val="0"/>
-          <w:numId w:val="1208"/>
+          <w:numId w:val="1210"/>
         </w:numPr>
       </w:pPr>
       <w:r>
@@ -34379,7 +34902,7 @@
         <w:pStyle w:val="Compact"/>
         <w:numPr>
           <w:ilvl w:val="0"/>
-          <w:numId w:val="1208"/>
+          <w:numId w:val="1210"/>
         </w:numPr>
       </w:pPr>
       <w:r>
@@ -34413,7 +34936,7 @@
         <w:pStyle w:val="Compact"/>
         <w:numPr>
           <w:ilvl w:val="0"/>
-          <w:numId w:val="1209"/>
+          <w:numId w:val="1211"/>
         </w:numPr>
       </w:pPr>
       <w:r>
@@ -34435,7 +34958,7 @@
         <w:pStyle w:val="Compact"/>
         <w:numPr>
           <w:ilvl w:val="0"/>
-          <w:numId w:val="1209"/>
+          <w:numId w:val="1211"/>
         </w:numPr>
       </w:pPr>
       <w:r>
@@ -34457,7 +34980,7 @@
         <w:pStyle w:val="Compact"/>
         <w:numPr>
           <w:ilvl w:val="0"/>
-          <w:numId w:val="1209"/>
+          <w:numId w:val="1211"/>
         </w:numPr>
       </w:pPr>
       <w:r>
@@ -34479,7 +35002,7 @@
         <w:pStyle w:val="Compact"/>
         <w:numPr>
           <w:ilvl w:val="0"/>
-          <w:numId w:val="1209"/>
+          <w:numId w:val="1211"/>
         </w:numPr>
       </w:pPr>
       <w:r>
@@ -34621,7 +35144,7 @@
         <w:pStyle w:val="Compact"/>
         <w:numPr>
           <w:ilvl w:val="0"/>
-          <w:numId w:val="1210"/>
+          <w:numId w:val="1212"/>
         </w:numPr>
       </w:pPr>
       <w:r>
@@ -34643,7 +35166,7 @@
         <w:pStyle w:val="Compact"/>
         <w:numPr>
           <w:ilvl w:val="0"/>
-          <w:numId w:val="1210"/>
+          <w:numId w:val="1212"/>
         </w:numPr>
       </w:pPr>
       <w:r>
@@ -34665,7 +35188,7 @@
         <w:pStyle w:val="Compact"/>
         <w:numPr>
           <w:ilvl w:val="0"/>
-          <w:numId w:val="1210"/>
+          <w:numId w:val="1212"/>
         </w:numPr>
       </w:pPr>
       <w:r>
@@ -34687,7 +35210,7 @@
         <w:pStyle w:val="Compact"/>
         <w:numPr>
           <w:ilvl w:val="0"/>
-          <w:numId w:val="1210"/>
+          <w:numId w:val="1212"/>
         </w:numPr>
       </w:pPr>
       <w:r>
@@ -34721,7 +35244,7 @@
         <w:pStyle w:val="Compact"/>
         <w:numPr>
           <w:ilvl w:val="0"/>
-          <w:numId w:val="1211"/>
+          <w:numId w:val="1213"/>
         </w:numPr>
       </w:pPr>
       <w:r>
@@ -34743,7 +35266,7 @@
         <w:pStyle w:val="Compact"/>
         <w:numPr>
           <w:ilvl w:val="0"/>
-          <w:numId w:val="1211"/>
+          <w:numId w:val="1213"/>
         </w:numPr>
       </w:pPr>
       <w:r>
@@ -34765,7 +35288,7 @@
         <w:pStyle w:val="Compact"/>
         <w:numPr>
           <w:ilvl w:val="0"/>
-          <w:numId w:val="1211"/>
+          <w:numId w:val="1213"/>
         </w:numPr>
       </w:pPr>
       <w:r>
@@ -34787,7 +35310,7 @@
         <w:pStyle w:val="Compact"/>
         <w:numPr>
           <w:ilvl w:val="0"/>
-          <w:numId w:val="1211"/>
+          <w:numId w:val="1213"/>
         </w:numPr>
       </w:pPr>
       <w:r>
@@ -34929,7 +35452,7 @@
         <w:pStyle w:val="Compact"/>
         <w:numPr>
           <w:ilvl w:val="0"/>
-          <w:numId w:val="1212"/>
+          <w:numId w:val="1214"/>
         </w:numPr>
       </w:pPr>
       <w:r>
@@ -34951,7 +35474,7 @@
         <w:pStyle w:val="Compact"/>
         <w:numPr>
           <w:ilvl w:val="0"/>
-          <w:numId w:val="1212"/>
+          <w:numId w:val="1214"/>
         </w:numPr>
       </w:pPr>
       <w:r>
@@ -34973,7 +35496,7 @@
         <w:pStyle w:val="Compact"/>
         <w:numPr>
           <w:ilvl w:val="0"/>
-          <w:numId w:val="1212"/>
+          <w:numId w:val="1214"/>
         </w:numPr>
       </w:pPr>
       <w:r>
@@ -34995,7 +35518,7 @@
         <w:pStyle w:val="Compact"/>
         <w:numPr>
           <w:ilvl w:val="0"/>
-          <w:numId w:val="1212"/>
+          <w:numId w:val="1214"/>
         </w:numPr>
       </w:pPr>
       <w:r>
@@ -35029,7 +35552,7 @@
         <w:pStyle w:val="Compact"/>
         <w:numPr>
           <w:ilvl w:val="0"/>
-          <w:numId w:val="1213"/>
+          <w:numId w:val="1215"/>
         </w:numPr>
       </w:pPr>
       <w:r>
@@ -35051,7 +35574,7 @@
         <w:pStyle w:val="Compact"/>
         <w:numPr>
           <w:ilvl w:val="0"/>
-          <w:numId w:val="1213"/>
+          <w:numId w:val="1215"/>
         </w:numPr>
       </w:pPr>
       <w:r>
@@ -35073,7 +35596,7 @@
         <w:pStyle w:val="Compact"/>
         <w:numPr>
           <w:ilvl w:val="0"/>
-          <w:numId w:val="1213"/>
+          <w:numId w:val="1215"/>
         </w:numPr>
       </w:pPr>
       <w:r>
@@ -35095,7 +35618,7 @@
         <w:pStyle w:val="Compact"/>
         <w:numPr>
           <w:ilvl w:val="0"/>
-          <w:numId w:val="1213"/>
+          <w:numId w:val="1215"/>
         </w:numPr>
       </w:pPr>
       <w:r>
@@ -35237,7 +35760,7 @@
         <w:pStyle w:val="Compact"/>
         <w:numPr>
           <w:ilvl w:val="0"/>
-          <w:numId w:val="1214"/>
+          <w:numId w:val="1216"/>
         </w:numPr>
       </w:pPr>
       <w:r>
@@ -35259,7 +35782,7 @@
         <w:pStyle w:val="Compact"/>
         <w:numPr>
           <w:ilvl w:val="0"/>
-          <w:numId w:val="1214"/>
+          <w:numId w:val="1216"/>
         </w:numPr>
       </w:pPr>
       <w:r>
@@ -35281,7 +35804,7 @@
         <w:pStyle w:val="Compact"/>
         <w:numPr>
           <w:ilvl w:val="0"/>
-          <w:numId w:val="1214"/>
+          <w:numId w:val="1216"/>
         </w:numPr>
       </w:pPr>
       <w:r>
@@ -35303,7 +35826,7 @@
         <w:pStyle w:val="Compact"/>
         <w:numPr>
           <w:ilvl w:val="0"/>
-          <w:numId w:val="1214"/>
+          <w:numId w:val="1216"/>
         </w:numPr>
       </w:pPr>
       <w:r>
@@ -35337,7 +35860,7 @@
         <w:pStyle w:val="Compact"/>
         <w:numPr>
           <w:ilvl w:val="0"/>
-          <w:numId w:val="1215"/>
+          <w:numId w:val="1217"/>
         </w:numPr>
       </w:pPr>
       <w:r>
@@ -35359,7 +35882,7 @@
         <w:pStyle w:val="Compact"/>
         <w:numPr>
           <w:ilvl w:val="0"/>
-          <w:numId w:val="1215"/>
+          <w:numId w:val="1217"/>
         </w:numPr>
       </w:pPr>
       <w:r>
@@ -35381,7 +35904,7 @@
         <w:pStyle w:val="Compact"/>
         <w:numPr>
           <w:ilvl w:val="0"/>
-          <w:numId w:val="1215"/>
+          <w:numId w:val="1217"/>
         </w:numPr>
       </w:pPr>
       <w:r>
@@ -35403,7 +35926,7 @@
         <w:pStyle w:val="Compact"/>
         <w:numPr>
           <w:ilvl w:val="0"/>
-          <w:numId w:val="1215"/>
+          <w:numId w:val="1217"/>
         </w:numPr>
       </w:pPr>
       <w:r>
@@ -35551,7 +36074,7 @@
         <w:pStyle w:val="Compact"/>
         <w:numPr>
           <w:ilvl w:val="0"/>
-          <w:numId w:val="1216"/>
+          <w:numId w:val="1218"/>
         </w:numPr>
       </w:pPr>
       <w:r>
@@ -35579,7 +36102,7 @@
         <w:pStyle w:val="Compact"/>
         <w:numPr>
           <w:ilvl w:val="0"/>
-          <w:numId w:val="1216"/>
+          <w:numId w:val="1218"/>
         </w:numPr>
       </w:pPr>
       <w:r>
@@ -35601,7 +36124,7 @@
         <w:pStyle w:val="Compact"/>
         <w:numPr>
           <w:ilvl w:val="0"/>
-          <w:numId w:val="1216"/>
+          <w:numId w:val="1218"/>
         </w:numPr>
       </w:pPr>
       <w:r>
@@ -35623,7 +36146,7 @@
         <w:pStyle w:val="Compact"/>
         <w:numPr>
           <w:ilvl w:val="0"/>
-          <w:numId w:val="1216"/>
+          <w:numId w:val="1218"/>
         </w:numPr>
       </w:pPr>
       <w:r>
@@ -35657,7 +36180,7 @@
         <w:pStyle w:val="Compact"/>
         <w:numPr>
           <w:ilvl w:val="0"/>
-          <w:numId w:val="1217"/>
+          <w:numId w:val="1219"/>
         </w:numPr>
       </w:pPr>
       <w:r>
@@ -35679,7 +36202,7 @@
         <w:pStyle w:val="Compact"/>
         <w:numPr>
           <w:ilvl w:val="0"/>
-          <w:numId w:val="1217"/>
+          <w:numId w:val="1219"/>
         </w:numPr>
       </w:pPr>
       <w:r>
@@ -35701,7 +36224,7 @@
         <w:pStyle w:val="Compact"/>
         <w:numPr>
           <w:ilvl w:val="0"/>
-          <w:numId w:val="1217"/>
+          <w:numId w:val="1219"/>
         </w:numPr>
       </w:pPr>
       <w:r>
@@ -35723,7 +36246,7 @@
         <w:pStyle w:val="Compact"/>
         <w:numPr>
           <w:ilvl w:val="0"/>
-          <w:numId w:val="1217"/>
+          <w:numId w:val="1219"/>
         </w:numPr>
       </w:pPr>
       <w:r>
@@ -35877,7 +36400,7 @@
         <w:pStyle w:val="Compact"/>
         <w:numPr>
           <w:ilvl w:val="0"/>
-          <w:numId w:val="1218"/>
+          <w:numId w:val="1220"/>
         </w:numPr>
       </w:pPr>
       <w:r>
@@ -35899,7 +36422,7 @@
         <w:pStyle w:val="Compact"/>
         <w:numPr>
           <w:ilvl w:val="0"/>
-          <w:numId w:val="1218"/>
+          <w:numId w:val="1220"/>
         </w:numPr>
       </w:pPr>
       <w:r>
@@ -35921,7 +36444,7 @@
         <w:pStyle w:val="Compact"/>
         <w:numPr>
           <w:ilvl w:val="0"/>
-          <w:numId w:val="1218"/>
+          <w:numId w:val="1220"/>
         </w:numPr>
       </w:pPr>
       <w:r>
@@ -35943,7 +36466,7 @@
         <w:pStyle w:val="Compact"/>
         <w:numPr>
           <w:ilvl w:val="0"/>
-          <w:numId w:val="1218"/>
+          <w:numId w:val="1220"/>
         </w:numPr>
       </w:pPr>
       <w:r>
@@ -35977,7 +36500,7 @@
         <w:pStyle w:val="Compact"/>
         <w:numPr>
           <w:ilvl w:val="0"/>
-          <w:numId w:val="1219"/>
+          <w:numId w:val="1221"/>
         </w:numPr>
       </w:pPr>
       <w:r>
@@ -35999,7 +36522,7 @@
         <w:pStyle w:val="Compact"/>
         <w:numPr>
           <w:ilvl w:val="0"/>
-          <w:numId w:val="1219"/>
+          <w:numId w:val="1221"/>
         </w:numPr>
       </w:pPr>
       <w:r>
@@ -36021,7 +36544,7 @@
         <w:pStyle w:val="Compact"/>
         <w:numPr>
           <w:ilvl w:val="0"/>
-          <w:numId w:val="1219"/>
+          <w:numId w:val="1221"/>
         </w:numPr>
       </w:pPr>
       <w:r>
@@ -36055,7 +36578,7 @@
         <w:pStyle w:val="Compact"/>
         <w:numPr>
           <w:ilvl w:val="0"/>
-          <w:numId w:val="1219"/>
+          <w:numId w:val="1221"/>
         </w:numPr>
       </w:pPr>
       <w:r>
@@ -36213,7 +36736,7 @@
         <w:pStyle w:val="Compact"/>
         <w:numPr>
           <w:ilvl w:val="0"/>
-          <w:numId w:val="1220"/>
+          <w:numId w:val="1222"/>
         </w:numPr>
       </w:pPr>
       <w:r>
@@ -36241,7 +36764,7 @@
         <w:pStyle w:val="Compact"/>
         <w:numPr>
           <w:ilvl w:val="0"/>
-          <w:numId w:val="1220"/>
+          <w:numId w:val="1222"/>
         </w:numPr>
       </w:pPr>
       <w:r>
@@ -36263,7 +36786,7 @@
         <w:pStyle w:val="Compact"/>
         <w:numPr>
           <w:ilvl w:val="0"/>
-          <w:numId w:val="1220"/>
+          <w:numId w:val="1222"/>
         </w:numPr>
       </w:pPr>
       <w:r>
@@ -36285,7 +36808,7 @@
         <w:pStyle w:val="Compact"/>
         <w:numPr>
           <w:ilvl w:val="0"/>
-          <w:numId w:val="1220"/>
+          <w:numId w:val="1222"/>
         </w:numPr>
       </w:pPr>
       <w:r>
@@ -36319,7 +36842,7 @@
         <w:pStyle w:val="Compact"/>
         <w:numPr>
           <w:ilvl w:val="0"/>
-          <w:numId w:val="1221"/>
+          <w:numId w:val="1223"/>
         </w:numPr>
       </w:pPr>
       <w:r>
@@ -36341,7 +36864,7 @@
         <w:pStyle w:val="Compact"/>
         <w:numPr>
           <w:ilvl w:val="0"/>
-          <w:numId w:val="1221"/>
+          <w:numId w:val="1223"/>
         </w:numPr>
       </w:pPr>
       <w:r>
@@ -36363,7 +36886,7 @@
         <w:pStyle w:val="Compact"/>
         <w:numPr>
           <w:ilvl w:val="0"/>
-          <w:numId w:val="1221"/>
+          <w:numId w:val="1223"/>
         </w:numPr>
       </w:pPr>
       <w:r>
@@ -36385,7 +36908,7 @@
         <w:pStyle w:val="Compact"/>
         <w:numPr>
           <w:ilvl w:val="0"/>
-          <w:numId w:val="1221"/>
+          <w:numId w:val="1223"/>
         </w:numPr>
       </w:pPr>
       <w:r>
@@ -36527,7 +37050,7 @@
         <w:pStyle w:val="Compact"/>
         <w:numPr>
           <w:ilvl w:val="0"/>
-          <w:numId w:val="1222"/>
+          <w:numId w:val="1224"/>
         </w:numPr>
       </w:pPr>
       <w:r>
@@ -36549,7 +37072,7 @@
         <w:pStyle w:val="Compact"/>
         <w:numPr>
           <w:ilvl w:val="0"/>
-          <w:numId w:val="1222"/>
+          <w:numId w:val="1224"/>
         </w:numPr>
       </w:pPr>
       <w:r>
@@ -36571,7 +37094,7 @@
         <w:pStyle w:val="Compact"/>
         <w:numPr>
           <w:ilvl w:val="0"/>
-          <w:numId w:val="1222"/>
+          <w:numId w:val="1224"/>
         </w:numPr>
       </w:pPr>
       <w:r>
@@ -36593,7 +37116,7 @@
         <w:pStyle w:val="Compact"/>
         <w:numPr>
           <w:ilvl w:val="0"/>
-          <w:numId w:val="1222"/>
+          <w:numId w:val="1224"/>
         </w:numPr>
       </w:pPr>
       <w:r>
@@ -36627,7 +37150,7 @@
         <w:pStyle w:val="Compact"/>
         <w:numPr>
           <w:ilvl w:val="0"/>
-          <w:numId w:val="1223"/>
+          <w:numId w:val="1225"/>
         </w:numPr>
       </w:pPr>
       <w:r>
@@ -36649,7 +37172,7 @@
         <w:pStyle w:val="Compact"/>
         <w:numPr>
           <w:ilvl w:val="0"/>
-          <w:numId w:val="1223"/>
+          <w:numId w:val="1225"/>
         </w:numPr>
       </w:pPr>
       <w:r>
@@ -36671,7 +37194,7 @@
         <w:pStyle w:val="Compact"/>
         <w:numPr>
           <w:ilvl w:val="0"/>
-          <w:numId w:val="1223"/>
+          <w:numId w:val="1225"/>
         </w:numPr>
       </w:pPr>
       <w:r>
@@ -36693,7 +37216,7 @@
         <w:pStyle w:val="Compact"/>
         <w:numPr>
           <w:ilvl w:val="0"/>
-          <w:numId w:val="1223"/>
+          <w:numId w:val="1225"/>
         </w:numPr>
       </w:pPr>
       <w:r>
@@ -36841,7 +37364,7 @@
         <w:pStyle w:val="Compact"/>
         <w:numPr>
           <w:ilvl w:val="0"/>
-          <w:numId w:val="1224"/>
+          <w:numId w:val="1226"/>
         </w:numPr>
       </w:pPr>
       <w:r>
@@ -36863,7 +37386,7 @@
         <w:pStyle w:val="Compact"/>
         <w:numPr>
           <w:ilvl w:val="0"/>
-          <w:numId w:val="1224"/>
+          <w:numId w:val="1226"/>
         </w:numPr>
       </w:pPr>
       <w:r>
@@ -36885,7 +37408,7 @@
         <w:pStyle w:val="Compact"/>
         <w:numPr>
           <w:ilvl w:val="0"/>
-          <w:numId w:val="1224"/>
+          <w:numId w:val="1226"/>
         </w:numPr>
       </w:pPr>
       <w:r>
@@ -36907,7 +37430,7 @@
         <w:pStyle w:val="Compact"/>
         <w:numPr>
           <w:ilvl w:val="0"/>
-          <w:numId w:val="1224"/>
+          <w:numId w:val="1226"/>
         </w:numPr>
       </w:pPr>
       <w:r>
@@ -36941,7 +37464,7 @@
         <w:pStyle w:val="Compact"/>
         <w:numPr>
           <w:ilvl w:val="0"/>
-          <w:numId w:val="1225"/>
+          <w:numId w:val="1227"/>
         </w:numPr>
       </w:pPr>
       <w:r>
@@ -36963,7 +37486,7 @@
         <w:pStyle w:val="Compact"/>
         <w:numPr>
           <w:ilvl w:val="0"/>
-          <w:numId w:val="1225"/>
+          <w:numId w:val="1227"/>
         </w:numPr>
       </w:pPr>
       <w:r>
@@ -36985,7 +37508,7 @@
         <w:pStyle w:val="Compact"/>
         <w:numPr>
           <w:ilvl w:val="0"/>
-          <w:numId w:val="1225"/>
+          <w:numId w:val="1227"/>
         </w:numPr>
       </w:pPr>
       <w:r>
@@ -37007,7 +37530,7 @@
         <w:pStyle w:val="Compact"/>
         <w:numPr>
           <w:ilvl w:val="0"/>
-          <w:numId w:val="1225"/>
+          <w:numId w:val="1227"/>
         </w:numPr>
       </w:pPr>
       <w:r>
@@ -37029,7 +37552,7 @@
         <w:pStyle w:val="Compact"/>
         <w:numPr>
           <w:ilvl w:val="0"/>
-          <w:numId w:val="1225"/>
+          <w:numId w:val="1227"/>
         </w:numPr>
       </w:pPr>
       <w:r>
@@ -37088,8 +37611,8 @@
         <w:t xml:space="preserve">Encrypted synchronisation of the key vault across multiple devices.</w:t>
       </w:r>
     </w:p>
-    <w:bookmarkEnd w:id="72"/>
-    <w:bookmarkEnd w:id="73"/>
+    <w:bookmarkEnd w:id="75"/>
+    <w:bookmarkEnd w:id="76"/>
     <w:sectPr>
       <w:headerReference r:id="rId9" w:type="default"/>
       <w:footerReference r:id="rId10" w:type="default"/>
@@ -37541,10 +38064,64 @@
     </w:lvlOverride>
   </w:num>
   <w:num w:numId="1006">
-    <w:abstractNumId w:val="991"/>
+    <w:abstractNumId w:val="99411"/>
+    <w:lvlOverride w:ilvl="0">
+      <w:startOverride w:val="1"/>
+    </w:lvlOverride>
+    <w:lvlOverride w:ilvl="1">
+      <w:startOverride w:val="1"/>
+    </w:lvlOverride>
+    <w:lvlOverride w:ilvl="2">
+      <w:startOverride w:val="1"/>
+    </w:lvlOverride>
+    <w:lvlOverride w:ilvl="3">
+      <w:startOverride w:val="1"/>
+    </w:lvlOverride>
+    <w:lvlOverride w:ilvl="4">
+      <w:startOverride w:val="1"/>
+    </w:lvlOverride>
+    <w:lvlOverride w:ilvl="5">
+      <w:startOverride w:val="1"/>
+    </w:lvlOverride>
+    <w:lvlOverride w:ilvl="6">
+      <w:startOverride w:val="1"/>
+    </w:lvlOverride>
+    <w:lvlOverride w:ilvl="7">
+      <w:startOverride w:val="1"/>
+    </w:lvlOverride>
+    <w:lvlOverride w:ilvl="8">
+      <w:startOverride w:val="1"/>
+    </w:lvlOverride>
   </w:num>
   <w:num w:numId="1007">
-    <w:abstractNumId w:val="991"/>
+    <w:abstractNumId w:val="99411"/>
+    <w:lvlOverride w:ilvl="0">
+      <w:startOverride w:val="1"/>
+    </w:lvlOverride>
+    <w:lvlOverride w:ilvl="1">
+      <w:startOverride w:val="1"/>
+    </w:lvlOverride>
+    <w:lvlOverride w:ilvl="2">
+      <w:startOverride w:val="1"/>
+    </w:lvlOverride>
+    <w:lvlOverride w:ilvl="3">
+      <w:startOverride w:val="1"/>
+    </w:lvlOverride>
+    <w:lvlOverride w:ilvl="4">
+      <w:startOverride w:val="1"/>
+    </w:lvlOverride>
+    <w:lvlOverride w:ilvl="5">
+      <w:startOverride w:val="1"/>
+    </w:lvlOverride>
+    <w:lvlOverride w:ilvl="6">
+      <w:startOverride w:val="1"/>
+    </w:lvlOverride>
+    <w:lvlOverride w:ilvl="7">
+      <w:startOverride w:val="1"/>
+    </w:lvlOverride>
+    <w:lvlOverride w:ilvl="8">
+      <w:startOverride w:val="1"/>
+    </w:lvlOverride>
   </w:num>
   <w:num w:numId="1008">
     <w:abstractNumId w:val="991"/>
@@ -38198,6 +38775,12 @@
     <w:abstractNumId w:val="991"/>
   </w:num>
   <w:num w:numId="1225">
+    <w:abstractNumId w:val="991"/>
+  </w:num>
+  <w:num w:numId="1226">
+    <w:abstractNumId w:val="991"/>
+  </w:num>
+  <w:num w:numId="1227">
     <w:abstractNumId w:val="991"/>
   </w:num>
 </w:numbering>

--- a/docs/project-guide/cen429-proje-rehberi-ders-notu.en.docx
+++ b/docs/project-guide/cen429-proje-rehberi-ders-notu.en.docx
@@ -197,7 +197,7 @@
         </w:numPr>
       </w:pPr>
       <w:r>
-        <w:t xml:space="preserve">At most 3 students (working alone is fine) · each topic goes to one team only · no team changes after week 3</w:t>
+        <w:t xml:space="preserve">At most 5 students (working alone is fine) · each topic goes to one team only · no team changes after week 3</w:t>
       </w:r>
     </w:p>
     <w:p>
@@ -297,7 +297,7 @@
         <w:t xml:space="preserve"> </w:t>
       </w:r>
       <w:r>
-        <w:t xml:space="preserve">at most 3 students (you may also work alone); each topic can be taken by only one team. Teams cannot change after week 3 (04.10.2026).</w:t>
+        <w:t xml:space="preserve">at most 5 students (you may also work alone); each topic can be taken by only one team. Teams cannot change after week 3 (04.10.2026).</w:t>
       </w:r>
     </w:p>
     <w:p>
@@ -2509,6 +2509,40 @@
         <w:pStyle w:val="FirstParagraph"/>
       </w:pPr>
       <w:r>
+        <w:rPr>
+          <w:b/>
+          <w:bCs/>
+        </w:rPr>
+        <w:t xml:space="preserve">Demo slots.</w:t>
+      </w:r>
+      <w:r>
+        <w:t xml:space="preserve"> </w:t>
+      </w:r>
+      <w:r>
+        <w:t xml:space="preserve">Each team has a</w:t>
+      </w:r>
+      <w:r>
+        <w:t xml:space="preserve"> </w:t>
+      </w:r>
+      <w:r>
+        <w:rPr>
+          <w:b/>
+          <w:bCs/>
+        </w:rPr>
+        <w:t xml:space="preserve">10-minute slot</w:t>
+      </w:r>
+      <w:r>
+        <w:t xml:space="preserve"> </w:t>
+      </w:r>
+      <w:r>
+        <w:t xml:space="preserve">(about 2 minutes per member) during the class hours of the demo day. After team selection closes, a slot list is published on Microsoft Teams; come to your slot with the project already built and the local site open. Every member answers at least one question.</w:t>
+      </w:r>
+    </w:p>
+    <w:p>
+      <w:pPr>
+        <w:pStyle w:val="BodyText"/>
+      </w:pPr>
+      <w:r>
         <w:t xml:space="preserve">What you open and show, in this order:</w:t>
       </w:r>
     </w:p>
@@ -2818,23 +2852,23 @@
         </w:numPr>
       </w:pPr>
       <w:r>
-        <w:t xml:space="preserve">Record your choice in the</w:t>
-      </w:r>
-      <w:r>
-        <w:t xml:space="preserve"> </w:t>
-      </w:r>
-      <w:r>
-        <w:rPr>
-          <w:b/>
-          <w:bCs/>
-        </w:rPr>
-        <w:t xml:space="preserve">team and topic spreadsheet</w:t>
-      </w:r>
-      <w:r>
-        <w:t xml:space="preserve"> </w:t>
-      </w:r>
-      <w:r>
-        <w:t xml:space="preserve">on Microsoft Teams.</w:t>
+        <w:t xml:space="preserve">Record your choice in the shared</w:t>
+      </w:r>
+      <w:r>
+        <w:t xml:space="preserve"> </w:t>
+      </w:r>
+      <w:r>
+        <w:rPr>
+          <w:b/>
+          <w:bCs/>
+        </w:rPr>
+        <w:t xml:space="preserve">team and topic list</w:t>
+      </w:r>
+      <w:r>
+        <w:t xml:space="preserve"> </w:t>
+      </w:r>
+      <w:r>
+        <w:t xml:space="preserve">(link in the Microsoft Teams post).</w:t>
       </w:r>
       <w:r>
         <w:t xml:space="preserve"> </w:t>
@@ -5094,7 +5128,7 @@
               <w:pStyle w:val="Compact"/>
             </w:pPr>
             <w:r>
-              <w:t xml:space="preserve">Live presentation (~10 min)</w:t>
+              <w:t xml:space="preserve">Live presentation (10 min, slot list after team selection)</w:t>
             </w:r>
           </w:p>
         </w:tc>
@@ -8040,7 +8074,7 @@
         <w:pStyle w:val="BlockText"/>
       </w:pPr>
       <w:r>
-        <w:t xml:space="preserve">Yes. The team is at most 3 students; you may also work alone. Teams are fixed at the end of week 3 (04.10.2026) and cannot change afterwards. The requirements and rubric do not change.</w:t>
+        <w:t xml:space="preserve">Yes. The team is at most 5 students; you may also work alone. Teams are fixed at the end of week 3 (04.10.2026) and cannot change afterwards. The requirements and rubric do not change.</w:t>
       </w:r>
     </w:p>
     <w:p>

--- a/docs/project-guide/cen429-proje-rehberi-ders-notu.en.docx
+++ b/docs/project-guide/cen429-proje-rehberi-ders-notu.en.docx
@@ -1906,7 +1906,7 @@
               <w:pStyle w:val="Compact"/>
             </w:pPr>
             <w:r>
-              <w:t xml:space="preserve">Private repository, both members’ commits visible</w:t>
+              <w:t xml:space="preserve">Private repository, every member’s commits visible</w:t>
             </w:r>
           </w:p>
         </w:tc>
@@ -2018,7 +2018,7 @@
         <w:rPr>
           <w:rStyle w:val="VerbatimChar"/>
         </w:rPr>
-        <w:t xml:space="preserve">cen429-project-name-surname-cpp</w:t>
+        <w:t xml:space="preserve">cen429-2026-2027-NNN-name-surname-cpp</w:t>
       </w:r>
       <w:r>
         <w:t xml:space="preserve">, select</w:t>
@@ -2084,6 +2084,266 @@
           <w:b/>
           <w:bCs/>
         </w:rPr>
+        <w:t xml:space="preserve">Repository and file names — one rule for every course</w:t>
+      </w:r>
+    </w:p>
+    <w:p>
+      <w:pPr>
+        <w:pStyle w:val="BlockText"/>
+      </w:pPr>
+      <w:r>
+        <w:t xml:space="preserve">Pattern:</w:t>
+      </w:r>
+      <w:r>
+        <w:t xml:space="preserve"> </w:t>
+      </w:r>
+      <w:r>
+        <w:rPr>
+          <w:rStyle w:val="VerbatimChar"/>
+        </w:rPr>
+        <w:t xml:space="preserve">&lt;course&gt;-&lt;year&gt;-&lt;topic no&gt;-&lt;name-surname&gt;-&lt;language&gt;</w:t>
+      </w:r>
+      <w:r>
+        <w:t xml:space="preserve">, for example</w:t>
+      </w:r>
+      <w:r>
+        <w:t xml:space="preserve"> </w:t>
+      </w:r>
+      <w:r>
+        <w:rPr>
+          <w:rStyle w:val="VerbatimChar"/>
+        </w:rPr>
+        <w:t xml:space="preserve">cen429-2026-2027-002-guleda-kaya-cpp</w:t>
+      </w:r>
+      <w:r>
+        <w:t xml:space="preserve">.</w:t>
+      </w:r>
+    </w:p>
+    <w:p>
+      <w:pPr>
+        <w:pStyle w:val="Compact"/>
+        <w:numPr>
+          <w:ilvl w:val="0"/>
+          <w:numId w:val="1004"/>
+        </w:numPr>
+      </w:pPr>
+      <w:r>
+        <w:t xml:space="preserve">Lowercase letters, digits and hyphens only. No Turkish characters: ç→c, ğ→g, ı→i, ö→o, ş→s, ü→u.</w:t>
+      </w:r>
+    </w:p>
+    <w:p>
+      <w:pPr>
+        <w:pStyle w:val="Compact"/>
+        <w:numPr>
+          <w:ilvl w:val="0"/>
+          <w:numId w:val="1004"/>
+        </w:numPr>
+      </w:pPr>
+      <w:r>
+        <w:t xml:space="preserve">Year:</w:t>
+      </w:r>
+      <w:r>
+        <w:t xml:space="preserve"> </w:t>
+      </w:r>
+      <w:r>
+        <w:rPr>
+          <w:rStyle w:val="VerbatimChar"/>
+        </w:rPr>
+        <w:t xml:space="preserve">2026-2027</w:t>
+      </w:r>
+      <w:r>
+        <w:t xml:space="preserve">. Topic number: your topic’s number in the team list, always</w:t>
+      </w:r>
+      <w:r>
+        <w:t xml:space="preserve"> </w:t>
+      </w:r>
+      <w:r>
+        <w:rPr>
+          <w:b/>
+          <w:bCs/>
+        </w:rPr>
+        <w:t xml:space="preserve">three digits</w:t>
+      </w:r>
+      <w:r>
+        <w:t xml:space="preserve"> </w:t>
+      </w:r>
+      <w:r>
+        <w:t xml:space="preserve">(</w:t>
+      </w:r>
+      <w:r>
+        <w:rPr>
+          <w:rStyle w:val="VerbatimChar"/>
+        </w:rPr>
+        <w:t xml:space="preserve">007</w:t>
+      </w:r>
+      <w:r>
+        <w:t xml:space="preserve">,</w:t>
+      </w:r>
+      <w:r>
+        <w:t xml:space="preserve"> </w:t>
+      </w:r>
+      <w:r>
+        <w:rPr>
+          <w:rStyle w:val="VerbatimChar"/>
+        </w:rPr>
+        <w:t xml:space="preserve">018</w:t>
+      </w:r>
+      <w:r>
+        <w:t xml:space="preserve">,</w:t>
+      </w:r>
+      <w:r>
+        <w:t xml:space="preserve"> </w:t>
+      </w:r>
+      <w:r>
+        <w:rPr>
+          <w:rStyle w:val="VerbatimChar"/>
+        </w:rPr>
+        <w:t xml:space="preserve">139</w:t>
+      </w:r>
+      <w:r>
+        <w:t xml:space="preserve">).</w:t>
+      </w:r>
+    </w:p>
+    <w:p>
+      <w:pPr>
+        <w:pStyle w:val="Compact"/>
+        <w:numPr>
+          <w:ilvl w:val="0"/>
+          <w:numId w:val="1004"/>
+        </w:numPr>
+      </w:pPr>
+      <w:r>
+        <w:t xml:space="preserve">Name-surname: the</w:t>
+      </w:r>
+      <w:r>
+        <w:t xml:space="preserve"> </w:t>
+      </w:r>
+      <w:r>
+        <w:rPr>
+          <w:b/>
+          <w:bCs/>
+        </w:rPr>
+        <w:t xml:space="preserve">team captain’s</w:t>
+      </w:r>
+      <w:r>
+        <w:t xml:space="preserve"> </w:t>
+      </w:r>
+      <w:r>
+        <w:t xml:space="preserve">name only (with a second given name if they have one).</w:t>
+      </w:r>
+    </w:p>
+    <w:p>
+      <w:pPr>
+        <w:pStyle w:val="Compact"/>
+        <w:numPr>
+          <w:ilvl w:val="0"/>
+          <w:numId w:val="1004"/>
+        </w:numPr>
+      </w:pPr>
+      <w:r>
+        <w:t xml:space="preserve">Language suffix:</w:t>
+      </w:r>
+      <w:r>
+        <w:t xml:space="preserve"> </w:t>
+      </w:r>
+      <w:r>
+        <w:rPr>
+          <w:rStyle w:val="VerbatimChar"/>
+        </w:rPr>
+        <w:t xml:space="preserve">cpp</w:t>
+      </w:r>
+      <w:r>
+        <w:t xml:space="preserve">.</w:t>
+      </w:r>
+    </w:p>
+    <w:p>
+      <w:pPr>
+        <w:pStyle w:val="Compact"/>
+        <w:numPr>
+          <w:ilvl w:val="0"/>
+          <w:numId w:val="1004"/>
+        </w:numPr>
+      </w:pPr>
+      <w:r>
+        <w:t xml:space="preserve">Every submitted file uses the same stem with English words:</w:t>
+      </w:r>
+      <w:r>
+        <w:t xml:space="preserve"> </w:t>
+      </w:r>
+      <w:r>
+        <w:rPr>
+          <w:rStyle w:val="VerbatimChar"/>
+        </w:rPr>
+        <w:t xml:space="preserve">cen429-2026-2027-002-midterm.zip</w:t>
+      </w:r>
+      <w:r>
+        <w:t xml:space="preserve">,</w:t>
+      </w:r>
+      <w:r>
+        <w:t xml:space="preserve"> </w:t>
+      </w:r>
+      <w:r>
+        <w:rPr>
+          <w:rStyle w:val="VerbatimChar"/>
+        </w:rPr>
+        <w:t xml:space="preserve">cen429-2026-2027-002-midterm-report.docx</w:t>
+      </w:r>
+      <w:r>
+        <w:t xml:space="preserve">,</w:t>
+      </w:r>
+      <w:r>
+        <w:t xml:space="preserve"> </w:t>
+      </w:r>
+      <w:r>
+        <w:rPr>
+          <w:rStyle w:val="VerbatimChar"/>
+        </w:rPr>
+        <w:t xml:space="preserve">cen429-2026-2027-002-final.zip</w:t>
+      </w:r>
+      <w:r>
+        <w:t xml:space="preserve">.</w:t>
+      </w:r>
+    </w:p>
+    <w:p>
+      <w:pPr>
+        <w:pStyle w:val="Compact"/>
+        <w:numPr>
+          <w:ilvl w:val="0"/>
+          <w:numId w:val="1004"/>
+        </w:numPr>
+      </w:pPr>
+      <w:r>
+        <w:t xml:space="preserve">Already created your repository with another name? Rename it in</w:t>
+      </w:r>
+      <w:r>
+        <w:t xml:space="preserve"> </w:t>
+      </w:r>
+      <w:r>
+        <w:rPr>
+          <w:i/>
+          <w:iCs/>
+        </w:rPr>
+        <w:t xml:space="preserve">Settings → General → Repository name</w:t>
+      </w:r>
+      <w:r>
+        <w:t xml:space="preserve">. GitHub</w:t>
+      </w:r>
+      <w:r>
+        <w:t xml:space="preserve"> </w:t>
+      </w:r>
+      <w:r>
+        <w:t xml:space="preserve">keeps the old address as a redirect; commits and collaborators are kept.</w:t>
+      </w:r>
+    </w:p>
+    <w:p>
+      <w:pPr>
+        <w:pStyle w:val="BlockText"/>
+      </w:pPr>
+      <w:r>
+        <w:rPr>
+          <w:b/>
+          <w:bCs/>
+        </w:rPr>
         <w:t xml:space="preserve">Use the template fully</w:t>
       </w:r>
     </w:p>
@@ -2137,7 +2397,7 @@
         <w:pStyle w:val="Compact"/>
         <w:numPr>
           <w:ilvl w:val="0"/>
-          <w:numId w:val="1004"/>
+          <w:numId w:val="1005"/>
         </w:numPr>
       </w:pPr>
       <w:r>
@@ -2158,7 +2418,7 @@
         <w:pStyle w:val="Compact"/>
         <w:numPr>
           <w:ilvl w:val="0"/>
-          <w:numId w:val="1004"/>
+          <w:numId w:val="1005"/>
         </w:numPr>
       </w:pPr>
       <w:r>
@@ -2179,7 +2439,7 @@
         <w:pStyle w:val="Compact"/>
         <w:numPr>
           <w:ilvl w:val="0"/>
-          <w:numId w:val="1004"/>
+          <w:numId w:val="1005"/>
         </w:numPr>
       </w:pPr>
       <w:r>
@@ -2252,7 +2512,7 @@
         <w:pStyle w:val="Compact"/>
         <w:numPr>
           <w:ilvl w:val="0"/>
-          <w:numId w:val="1005"/>
+          <w:numId w:val="1006"/>
         </w:numPr>
       </w:pPr>
       <w:r>
@@ -2294,7 +2554,7 @@
         <w:pStyle w:val="Compact"/>
         <w:numPr>
           <w:ilvl w:val="0"/>
-          <w:numId w:val="1005"/>
+          <w:numId w:val="1006"/>
         </w:numPr>
       </w:pPr>
       <w:r>
@@ -2345,7 +2605,7 @@
         <w:pStyle w:val="Compact"/>
         <w:numPr>
           <w:ilvl w:val="0"/>
-          <w:numId w:val="1005"/>
+          <w:numId w:val="1006"/>
         </w:numPr>
       </w:pPr>
       <w:r>
@@ -2411,7 +2671,7 @@
         <w:pStyle w:val="Compact"/>
         <w:numPr>
           <w:ilvl w:val="0"/>
-          <w:numId w:val="1005"/>
+          <w:numId w:val="1006"/>
         </w:numPr>
       </w:pPr>
       <w:r>
@@ -2551,7 +2811,7 @@
         <w:pStyle w:val="Compact"/>
         <w:numPr>
           <w:ilvl w:val="0"/>
-          <w:numId w:val="1006"/>
+          <w:numId w:val="1007"/>
         </w:numPr>
       </w:pPr>
       <w:r>
@@ -2600,7 +2860,7 @@
         <w:pStyle w:val="Compact"/>
         <w:numPr>
           <w:ilvl w:val="0"/>
-          <w:numId w:val="1006"/>
+          <w:numId w:val="1007"/>
         </w:numPr>
       </w:pPr>
       <w:r>
@@ -2622,7 +2882,7 @@
         <w:pStyle w:val="Compact"/>
         <w:numPr>
           <w:ilvl w:val="0"/>
-          <w:numId w:val="1006"/>
+          <w:numId w:val="1007"/>
         </w:numPr>
       </w:pPr>
       <w:r>
@@ -2647,7 +2907,7 @@
         <w:pStyle w:val="Compact"/>
         <w:numPr>
           <w:ilvl w:val="0"/>
-          <w:numId w:val="1006"/>
+          <w:numId w:val="1007"/>
         </w:numPr>
       </w:pPr>
       <w:r>
@@ -2690,7 +2950,7 @@
         <w:pStyle w:val="Compact"/>
         <w:numPr>
           <w:ilvl w:val="0"/>
-          <w:numId w:val="1006"/>
+          <w:numId w:val="1007"/>
         </w:numPr>
       </w:pPr>
       <w:r>
@@ -2712,7 +2972,7 @@
         <w:pStyle w:val="Compact"/>
         <w:numPr>
           <w:ilvl w:val="0"/>
-          <w:numId w:val="1006"/>
+          <w:numId w:val="1007"/>
         </w:numPr>
       </w:pPr>
       <w:r>
@@ -2836,7 +3096,7 @@
         <w:pStyle w:val="Compact"/>
         <w:numPr>
           <w:ilvl w:val="0"/>
-          <w:numId w:val="1007"/>
+          <w:numId w:val="1008"/>
         </w:numPr>
       </w:pPr>
       <w:r>
@@ -2848,7 +3108,7 @@
         <w:pStyle w:val="Compact"/>
         <w:numPr>
           <w:ilvl w:val="0"/>
-          <w:numId w:val="1007"/>
+          <w:numId w:val="1008"/>
         </w:numPr>
       </w:pPr>
       <w:r>
@@ -2903,7 +3163,7 @@
         <w:pStyle w:val="Compact"/>
         <w:numPr>
           <w:ilvl w:val="0"/>
-          <w:numId w:val="1007"/>
+          <w:numId w:val="1008"/>
         </w:numPr>
       </w:pPr>
       <w:r>
@@ -2921,7 +3181,7 @@
         <w:pStyle w:val="Compact"/>
         <w:numPr>
           <w:ilvl w:val="0"/>
-          <w:numId w:val="1008"/>
+          <w:numId w:val="1009"/>
         </w:numPr>
       </w:pPr>
       <w:r>
@@ -2961,7 +3221,7 @@
         <w:pStyle w:val="Compact"/>
         <w:numPr>
           <w:ilvl w:val="0"/>
-          <w:numId w:val="1008"/>
+          <w:numId w:val="1009"/>
         </w:numPr>
       </w:pPr>
       <w:r>
@@ -2979,7 +3239,7 @@
         <w:pStyle w:val="Compact"/>
         <w:numPr>
           <w:ilvl w:val="0"/>
-          <w:numId w:val="1008"/>
+          <w:numId w:val="1009"/>
         </w:numPr>
       </w:pPr>
       <w:r>
@@ -3150,7 +3410,7 @@
         <w:pStyle w:val="Compact"/>
         <w:numPr>
           <w:ilvl w:val="0"/>
-          <w:numId w:val="1009"/>
+          <w:numId w:val="1010"/>
         </w:numPr>
       </w:pPr>
       <w:r>
@@ -3184,7 +3444,7 @@
         <w:pStyle w:val="Compact"/>
         <w:numPr>
           <w:ilvl w:val="0"/>
-          <w:numId w:val="1009"/>
+          <w:numId w:val="1010"/>
         </w:numPr>
       </w:pPr>
       <w:r>
@@ -3209,7 +3469,7 @@
         <w:pStyle w:val="Compact"/>
         <w:numPr>
           <w:ilvl w:val="0"/>
-          <w:numId w:val="1009"/>
+          <w:numId w:val="1010"/>
         </w:numPr>
       </w:pPr>
       <w:r>
@@ -3267,7 +3527,7 @@
         <w:pStyle w:val="Compact"/>
         <w:numPr>
           <w:ilvl w:val="0"/>
-          <w:numId w:val="1010"/>
+          <w:numId w:val="1011"/>
         </w:numPr>
       </w:pPr>
       <w:r>
@@ -3304,7 +3564,7 @@
         <w:pStyle w:val="Compact"/>
         <w:numPr>
           <w:ilvl w:val="0"/>
-          <w:numId w:val="1010"/>
+          <w:numId w:val="1011"/>
         </w:numPr>
       </w:pPr>
       <w:r>
@@ -3362,7 +3622,7 @@
         <w:pStyle w:val="Compact"/>
         <w:numPr>
           <w:ilvl w:val="0"/>
-          <w:numId w:val="1011"/>
+          <w:numId w:val="1012"/>
         </w:numPr>
       </w:pPr>
       <w:r>
@@ -3413,7 +3673,7 @@
         <w:pStyle w:val="Compact"/>
         <w:numPr>
           <w:ilvl w:val="0"/>
-          <w:numId w:val="1011"/>
+          <w:numId w:val="1012"/>
         </w:numPr>
       </w:pPr>
       <w:r>
@@ -3514,7 +3774,7 @@
         <w:pStyle w:val="Compact"/>
         <w:numPr>
           <w:ilvl w:val="0"/>
-          <w:numId w:val="1012"/>
+          <w:numId w:val="1013"/>
         </w:numPr>
       </w:pPr>
       <w:r>
@@ -3542,7 +3802,7 @@
         <w:pStyle w:val="Compact"/>
         <w:numPr>
           <w:ilvl w:val="0"/>
-          <w:numId w:val="1012"/>
+          <w:numId w:val="1013"/>
         </w:numPr>
       </w:pPr>
       <w:r>
@@ -3645,7 +3905,7 @@
         <w:pStyle w:val="Compact"/>
         <w:numPr>
           <w:ilvl w:val="0"/>
-          <w:numId w:val="1013"/>
+          <w:numId w:val="1014"/>
         </w:numPr>
       </w:pPr>
       <w:r>
@@ -3733,7 +3993,7 @@
         <w:pStyle w:val="Compact"/>
         <w:numPr>
           <w:ilvl w:val="0"/>
-          <w:numId w:val="1014"/>
+          <w:numId w:val="1015"/>
         </w:numPr>
       </w:pPr>
       <w:r>
@@ -3822,7 +4082,7 @@
         <w:pStyle w:val="Compact"/>
         <w:numPr>
           <w:ilvl w:val="0"/>
-          <w:numId w:val="1015"/>
+          <w:numId w:val="1016"/>
         </w:numPr>
       </w:pPr>
       <w:r>
@@ -3882,7 +4142,7 @@
         <w:pStyle w:val="Compact"/>
         <w:numPr>
           <w:ilvl w:val="0"/>
-          <w:numId w:val="1016"/>
+          <w:numId w:val="1017"/>
         </w:numPr>
       </w:pPr>
       <w:r>
@@ -3967,7 +4227,7 @@
         <w:pStyle w:val="Compact"/>
         <w:numPr>
           <w:ilvl w:val="0"/>
-          <w:numId w:val="1017"/>
+          <w:numId w:val="1018"/>
         </w:numPr>
       </w:pPr>
       <w:r>
@@ -4025,7 +4285,7 @@
         <w:pStyle w:val="Compact"/>
         <w:numPr>
           <w:ilvl w:val="0"/>
-          <w:numId w:val="1018"/>
+          <w:numId w:val="1019"/>
         </w:numPr>
       </w:pPr>
       <w:r>
@@ -4181,7 +4441,7 @@
         <w:pStyle w:val="Compact"/>
         <w:numPr>
           <w:ilvl w:val="0"/>
-          <w:numId w:val="1019"/>
+          <w:numId w:val="1020"/>
         </w:numPr>
       </w:pPr>
       <w:r>
@@ -4254,7 +4514,7 @@
         <w:pStyle w:val="Compact"/>
         <w:numPr>
           <w:ilvl w:val="0"/>
-          <w:numId w:val="1020"/>
+          <w:numId w:val="1021"/>
         </w:numPr>
       </w:pPr>
       <w:r>
@@ -4381,7 +4641,7 @@
         <w:pStyle w:val="Compact"/>
         <w:numPr>
           <w:ilvl w:val="0"/>
-          <w:numId w:val="1021"/>
+          <w:numId w:val="1022"/>
         </w:numPr>
       </w:pPr>
       <w:r>
@@ -4487,7 +4747,7 @@
         <w:pStyle w:val="Compact"/>
         <w:numPr>
           <w:ilvl w:val="0"/>
-          <w:numId w:val="1022"/>
+          <w:numId w:val="1023"/>
         </w:numPr>
       </w:pPr>
       <w:r>
@@ -4526,7 +4786,7 @@
         <w:pStyle w:val="Compact"/>
         <w:numPr>
           <w:ilvl w:val="0"/>
-          <w:numId w:val="1023"/>
+          <w:numId w:val="1024"/>
         </w:numPr>
       </w:pPr>
       <w:r>
@@ -4551,7 +4811,7 @@
         <w:pStyle w:val="Compact"/>
         <w:numPr>
           <w:ilvl w:val="0"/>
-          <w:numId w:val="1023"/>
+          <w:numId w:val="1024"/>
         </w:numPr>
       </w:pPr>
       <w:r>
@@ -4601,7 +4861,7 @@
         <w:pStyle w:val="Compact"/>
         <w:numPr>
           <w:ilvl w:val="0"/>
-          <w:numId w:val="1023"/>
+          <w:numId w:val="1024"/>
         </w:numPr>
       </w:pPr>
       <w:r>
@@ -4635,7 +4895,7 @@
         <w:pStyle w:val="Compact"/>
         <w:numPr>
           <w:ilvl w:val="0"/>
-          <w:numId w:val="1023"/>
+          <w:numId w:val="1024"/>
         </w:numPr>
       </w:pPr>
       <w:r>
@@ -4765,7 +5025,7 @@
               <w:pStyle w:val="Compact"/>
             </w:pPr>
             <w:r>
-              <w:t xml:space="preserve">CMake/CTest, C++ DLL/.so + SQLite + SoftHSM integration; both members’ commits visible</w:t>
+              <w:t xml:space="preserve">CMake/CTest, C++ DLL/.so + SQLite + SoftHSM integration; every member’s commits visible</w:t>
             </w:r>
           </w:p>
         </w:tc>
@@ -5660,7 +5920,7 @@
         <w:rPr>
           <w:rStyle w:val="VerbatimChar"/>
         </w:rPr>
-        <w:t xml:space="preserve">cen429-midterm-name-surname.zip           # final delivery: cen429-final-name-surname.zip</w:t>
+        <w:t xml:space="preserve">cen429-2026-2027-NNN-midterm.zip           # final delivery: cen429-2026-2027-NNN-final.zip</w:t>
       </w:r>
       <w:r>
         <w:br/>
@@ -5669,7 +5929,7 @@
         <w:rPr>
           <w:rStyle w:val="VerbatimChar"/>
         </w:rPr>
-        <w:t xml:space="preserve">└── cen429-project-name-surname-cpp/      # clone of the GitHub repo (gitignore applied)</w:t>
+        <w:t xml:space="preserve">└── cen429-2026-2027-NNN-name-surname-cpp/      # clone of the GitHub repo (gitignore applied)</w:t>
       </w:r>
       <w:r>
         <w:br/>
@@ -5723,7 +5983,7 @@
         <w:rPr>
           <w:rStyle w:val="VerbatimChar"/>
         </w:rPr>
-        <w:t xml:space="preserve">    │   └── cen429-security-guide-name-surname.docx</w:t>
+        <w:t xml:space="preserve">    │   └── cen429-2026-2027-NNN-security-guide.docx</w:t>
       </w:r>
       <w:r>
         <w:br/>
@@ -5777,7 +6037,7 @@
         <w:rPr>
           <w:rStyle w:val="VerbatimChar"/>
         </w:rPr>
-        <w:t xml:space="preserve">cen429-project-name-surname-cpp</w:t>
+        <w:t xml:space="preserve">cen429-2026-2027-NNN-name-surname-cpp</w:t>
       </w:r>
       <w:r>
         <w:t xml:space="preserve">; archive</w:t>
@@ -5789,7 +6049,7 @@
         <w:rPr>
           <w:rStyle w:val="VerbatimChar"/>
         </w:rPr>
-        <w:t xml:space="preserve">cen429-midterm-name-surname.zip</w:t>
+        <w:t xml:space="preserve">cen429-2026-2027-NNN-midterm.zip</w:t>
       </w:r>
       <w:r>
         <w:t xml:space="preserve"> </w:t>
@@ -5804,7 +6064,7 @@
         <w:rPr>
           <w:rStyle w:val="VerbatimChar"/>
         </w:rPr>
-        <w:t xml:space="preserve">cen429-final-name-surname.zip</w:t>
+        <w:t xml:space="preserve">cen429-2026-2027-NNN-final.zip</w:t>
       </w:r>
       <w:r>
         <w:t xml:space="preserve">; security guide file</w:t>
@@ -5816,7 +6076,7 @@
         <w:rPr>
           <w:rStyle w:val="VerbatimChar"/>
         </w:rPr>
-        <w:t xml:space="preserve">cen429-security-guide-name-surname.docx</w:t>
+        <w:t xml:space="preserve">cen429-2026-2027-NNN-security-guide.docx</w:t>
       </w:r>
       <w:r>
         <w:t xml:space="preserve">. The cover page of</w:t>
@@ -5857,7 +6117,7 @@
         <w:pStyle w:val="Compact"/>
         <w:numPr>
           <w:ilvl w:val="0"/>
-          <w:numId w:val="1024"/>
+          <w:numId w:val="1025"/>
         </w:numPr>
       </w:pPr>
       <w:r>
@@ -5907,7 +6167,7 @@
         <w:pStyle w:val="Compact"/>
         <w:numPr>
           <w:ilvl w:val="0"/>
-          <w:numId w:val="1024"/>
+          <w:numId w:val="1025"/>
         </w:numPr>
       </w:pPr>
       <w:r>
@@ -5973,7 +6233,7 @@
         <w:pStyle w:val="Compact"/>
         <w:numPr>
           <w:ilvl w:val="0"/>
-          <w:numId w:val="1024"/>
+          <w:numId w:val="1025"/>
         </w:numPr>
       </w:pPr>
       <w:r>
@@ -6017,7 +6277,7 @@
         <w:pStyle w:val="Compact"/>
         <w:numPr>
           <w:ilvl w:val="0"/>
-          <w:numId w:val="1024"/>
+          <w:numId w:val="1025"/>
         </w:numPr>
       </w:pPr>
       <w:r>
@@ -6045,7 +6305,7 @@
         <w:pStyle w:val="Compact"/>
         <w:numPr>
           <w:ilvl w:val="0"/>
-          <w:numId w:val="1024"/>
+          <w:numId w:val="1025"/>
         </w:numPr>
       </w:pPr>
       <w:r>
@@ -6079,7 +6339,7 @@
         <w:pStyle w:val="Compact"/>
         <w:numPr>
           <w:ilvl w:val="0"/>
-          <w:numId w:val="1024"/>
+          <w:numId w:val="1025"/>
         </w:numPr>
       </w:pPr>
       <w:r>
@@ -6128,7 +6388,7 @@
         <w:pStyle w:val="Compact"/>
         <w:numPr>
           <w:ilvl w:val="0"/>
-          <w:numId w:val="1024"/>
+          <w:numId w:val="1025"/>
         </w:numPr>
       </w:pPr>
       <w:r>
@@ -7514,7 +7774,7 @@
         <w:pStyle w:val="Compact"/>
         <w:numPr>
           <w:ilvl w:val="0"/>
-          <w:numId w:val="1025"/>
+          <w:numId w:val="1026"/>
         </w:numPr>
       </w:pPr>
       <w:r>
@@ -7539,7 +7799,7 @@
         <w:pStyle w:val="Compact"/>
         <w:numPr>
           <w:ilvl w:val="0"/>
-          <w:numId w:val="1025"/>
+          <w:numId w:val="1026"/>
         </w:numPr>
       </w:pPr>
       <w:r>
@@ -7551,7 +7811,7 @@
         <w:pStyle w:val="Compact"/>
         <w:numPr>
           <w:ilvl w:val="0"/>
-          <w:numId w:val="1025"/>
+          <w:numId w:val="1026"/>
         </w:numPr>
       </w:pPr>
       <w:r>
@@ -7609,7 +7869,7 @@
         <w:pStyle w:val="Compact"/>
         <w:numPr>
           <w:ilvl w:val="0"/>
-          <w:numId w:val="1025"/>
+          <w:numId w:val="1026"/>
         </w:numPr>
       </w:pPr>
       <w:r>
@@ -7621,7 +7881,7 @@
         <w:pStyle w:val="Compact"/>
         <w:numPr>
           <w:ilvl w:val="0"/>
-          <w:numId w:val="1025"/>
+          <w:numId w:val="1026"/>
         </w:numPr>
       </w:pPr>
       <w:r>
@@ -7649,7 +7909,7 @@
         <w:pStyle w:val="Compact"/>
         <w:numPr>
           <w:ilvl w:val="0"/>
-          <w:numId w:val="1025"/>
+          <w:numId w:val="1026"/>
         </w:numPr>
       </w:pPr>
       <w:r>
@@ -7661,7 +7921,7 @@
         <w:pStyle w:val="Compact"/>
         <w:numPr>
           <w:ilvl w:val="0"/>
-          <w:numId w:val="1025"/>
+          <w:numId w:val="1026"/>
         </w:numPr>
       </w:pPr>
       <w:r>
@@ -7693,7 +7953,7 @@
         <w:pStyle w:val="Compact"/>
         <w:numPr>
           <w:ilvl w:val="0"/>
-          <w:numId w:val="1026"/>
+          <w:numId w:val="1027"/>
         </w:numPr>
       </w:pPr>
       <w:r>
@@ -7713,15 +7973,15 @@
         <w:t xml:space="preserve"> </w:t>
       </w:r>
       <w:r>
-        <w:t xml:space="preserve">collaborator? Do both members have commits? Were branches used, how were merges resolved?</w:t>
-      </w:r>
-    </w:p>
-    <w:p>
-      <w:pPr>
-        <w:pStyle w:val="Compact"/>
-        <w:numPr>
-          <w:ilvl w:val="0"/>
-          <w:numId w:val="1026"/>
+        <w:t xml:space="preserve">collaborator? Does every member have commits? Were branches used, how were merges resolved?</w:t>
+      </w:r>
+    </w:p>
+    <w:p>
+      <w:pPr>
+        <w:pStyle w:val="Compact"/>
+        <w:numPr>
+          <w:ilvl w:val="0"/>
+          <w:numId w:val="1027"/>
         </w:numPr>
       </w:pPr>
       <w:r>
@@ -7776,7 +8036,7 @@
         <w:pStyle w:val="Compact"/>
         <w:numPr>
           <w:ilvl w:val="0"/>
-          <w:numId w:val="1026"/>
+          <w:numId w:val="1027"/>
         </w:numPr>
       </w:pPr>
       <w:r>
@@ -7804,7 +8064,7 @@
         <w:pStyle w:val="Compact"/>
         <w:numPr>
           <w:ilvl w:val="0"/>
-          <w:numId w:val="1026"/>
+          <w:numId w:val="1027"/>
         </w:numPr>
       </w:pPr>
       <w:r>
@@ -7832,7 +8092,7 @@
         <w:pStyle w:val="Compact"/>
         <w:numPr>
           <w:ilvl w:val="0"/>
-          <w:numId w:val="1026"/>
+          <w:numId w:val="1027"/>
         </w:numPr>
       </w:pPr>
       <w:r>
@@ -7854,7 +8114,7 @@
         <w:pStyle w:val="Compact"/>
         <w:numPr>
           <w:ilvl w:val="0"/>
-          <w:numId w:val="1026"/>
+          <w:numId w:val="1027"/>
         </w:numPr>
       </w:pPr>
       <w:r>
@@ -7892,7 +8152,7 @@
         <w:pStyle w:val="Compact"/>
         <w:numPr>
           <w:ilvl w:val="0"/>
-          <w:numId w:val="1027"/>
+          <w:numId w:val="1028"/>
         </w:numPr>
       </w:pPr>
       <w:r>
@@ -7920,7 +8180,7 @@
         <w:pStyle w:val="Compact"/>
         <w:numPr>
           <w:ilvl w:val="0"/>
-          <w:numId w:val="1027"/>
+          <w:numId w:val="1028"/>
         </w:numPr>
       </w:pPr>
       <w:r>
@@ -7932,7 +8192,7 @@
         <w:pStyle w:val="Compact"/>
         <w:numPr>
           <w:ilvl w:val="0"/>
-          <w:numId w:val="1027"/>
+          <w:numId w:val="1028"/>
         </w:numPr>
       </w:pPr>
       <w:r>
@@ -7957,7 +8217,7 @@
         <w:pStyle w:val="Compact"/>
         <w:numPr>
           <w:ilvl w:val="0"/>
-          <w:numId w:val="1027"/>
+          <w:numId w:val="1028"/>
         </w:numPr>
       </w:pPr>
       <w:r>
@@ -7979,7 +8239,7 @@
         <w:pStyle w:val="Compact"/>
         <w:numPr>
           <w:ilvl w:val="0"/>
-          <w:numId w:val="1027"/>
+          <w:numId w:val="1028"/>
         </w:numPr>
       </w:pPr>
       <w:r>
@@ -8420,7 +8680,7 @@
         <w:pStyle w:val="Compact"/>
         <w:numPr>
           <w:ilvl w:val="0"/>
-          <w:numId w:val="1028"/>
+          <w:numId w:val="1029"/>
         </w:numPr>
       </w:pPr>
       <w:r>
@@ -8442,7 +8702,7 @@
         <w:pStyle w:val="Compact"/>
         <w:numPr>
           <w:ilvl w:val="0"/>
-          <w:numId w:val="1028"/>
+          <w:numId w:val="1029"/>
         </w:numPr>
       </w:pPr>
       <w:r>
@@ -8470,7 +8730,7 @@
         <w:pStyle w:val="Compact"/>
         <w:numPr>
           <w:ilvl w:val="0"/>
-          <w:numId w:val="1028"/>
+          <w:numId w:val="1029"/>
         </w:numPr>
       </w:pPr>
       <w:r>
@@ -8492,7 +8752,7 @@
         <w:pStyle w:val="Compact"/>
         <w:numPr>
           <w:ilvl w:val="0"/>
-          <w:numId w:val="1028"/>
+          <w:numId w:val="1029"/>
         </w:numPr>
       </w:pPr>
       <w:r>
@@ -8526,7 +8786,7 @@
         <w:pStyle w:val="Compact"/>
         <w:numPr>
           <w:ilvl w:val="0"/>
-          <w:numId w:val="1029"/>
+          <w:numId w:val="1030"/>
         </w:numPr>
       </w:pPr>
       <w:r>
@@ -8548,7 +8808,7 @@
         <w:pStyle w:val="Compact"/>
         <w:numPr>
           <w:ilvl w:val="0"/>
-          <w:numId w:val="1029"/>
+          <w:numId w:val="1030"/>
         </w:numPr>
       </w:pPr>
       <w:r>
@@ -8570,7 +8830,7 @@
         <w:pStyle w:val="Compact"/>
         <w:numPr>
           <w:ilvl w:val="0"/>
-          <w:numId w:val="1029"/>
+          <w:numId w:val="1030"/>
         </w:numPr>
       </w:pPr>
       <w:r>
@@ -8592,7 +8852,7 @@
         <w:pStyle w:val="Compact"/>
         <w:numPr>
           <w:ilvl w:val="0"/>
-          <w:numId w:val="1029"/>
+          <w:numId w:val="1030"/>
         </w:numPr>
       </w:pPr>
       <w:r>
@@ -8728,7 +8988,7 @@
         <w:pStyle w:val="Compact"/>
         <w:numPr>
           <w:ilvl w:val="0"/>
-          <w:numId w:val="1030"/>
+          <w:numId w:val="1031"/>
         </w:numPr>
       </w:pPr>
       <w:r>
@@ -8750,7 +9010,7 @@
         <w:pStyle w:val="Compact"/>
         <w:numPr>
           <w:ilvl w:val="0"/>
-          <w:numId w:val="1030"/>
+          <w:numId w:val="1031"/>
         </w:numPr>
       </w:pPr>
       <w:r>
@@ -8772,7 +9032,7 @@
         <w:pStyle w:val="Compact"/>
         <w:numPr>
           <w:ilvl w:val="0"/>
-          <w:numId w:val="1030"/>
+          <w:numId w:val="1031"/>
         </w:numPr>
       </w:pPr>
       <w:r>
@@ -8806,7 +9066,7 @@
         <w:pStyle w:val="Compact"/>
         <w:numPr>
           <w:ilvl w:val="0"/>
-          <w:numId w:val="1031"/>
+          <w:numId w:val="1032"/>
         </w:numPr>
       </w:pPr>
       <w:r>
@@ -8828,7 +9088,7 @@
         <w:pStyle w:val="Compact"/>
         <w:numPr>
           <w:ilvl w:val="0"/>
-          <w:numId w:val="1031"/>
+          <w:numId w:val="1032"/>
         </w:numPr>
       </w:pPr>
       <w:r>
@@ -8850,7 +9110,7 @@
         <w:pStyle w:val="Compact"/>
         <w:numPr>
           <w:ilvl w:val="0"/>
-          <w:numId w:val="1031"/>
+          <w:numId w:val="1032"/>
         </w:numPr>
       </w:pPr>
       <w:r>
@@ -8872,7 +9132,7 @@
         <w:pStyle w:val="Compact"/>
         <w:numPr>
           <w:ilvl w:val="0"/>
-          <w:numId w:val="1031"/>
+          <w:numId w:val="1032"/>
         </w:numPr>
       </w:pPr>
       <w:r>
@@ -9008,7 +9268,7 @@
         <w:pStyle w:val="Compact"/>
         <w:numPr>
           <w:ilvl w:val="0"/>
-          <w:numId w:val="1032"/>
+          <w:numId w:val="1033"/>
         </w:numPr>
       </w:pPr>
       <w:r>
@@ -9030,7 +9290,7 @@
         <w:pStyle w:val="Compact"/>
         <w:numPr>
           <w:ilvl w:val="0"/>
-          <w:numId w:val="1032"/>
+          <w:numId w:val="1033"/>
         </w:numPr>
       </w:pPr>
       <w:r>
@@ -9052,7 +9312,7 @@
         <w:pStyle w:val="Compact"/>
         <w:numPr>
           <w:ilvl w:val="0"/>
-          <w:numId w:val="1032"/>
+          <w:numId w:val="1033"/>
         </w:numPr>
       </w:pPr>
       <w:r>
@@ -9086,7 +9346,7 @@
         <w:pStyle w:val="Compact"/>
         <w:numPr>
           <w:ilvl w:val="0"/>
-          <w:numId w:val="1033"/>
+          <w:numId w:val="1034"/>
         </w:numPr>
       </w:pPr>
       <w:r>
@@ -9108,7 +9368,7 @@
         <w:pStyle w:val="Compact"/>
         <w:numPr>
           <w:ilvl w:val="0"/>
-          <w:numId w:val="1033"/>
+          <w:numId w:val="1034"/>
         </w:numPr>
       </w:pPr>
       <w:r>
@@ -9130,7 +9390,7 @@
         <w:pStyle w:val="Compact"/>
         <w:numPr>
           <w:ilvl w:val="0"/>
-          <w:numId w:val="1033"/>
+          <w:numId w:val="1034"/>
         </w:numPr>
       </w:pPr>
       <w:r>
@@ -9152,7 +9412,7 @@
         <w:pStyle w:val="Compact"/>
         <w:numPr>
           <w:ilvl w:val="0"/>
-          <w:numId w:val="1033"/>
+          <w:numId w:val="1034"/>
         </w:numPr>
       </w:pPr>
       <w:r>
@@ -9282,7 +9542,7 @@
         <w:pStyle w:val="Compact"/>
         <w:numPr>
           <w:ilvl w:val="0"/>
-          <w:numId w:val="1034"/>
+          <w:numId w:val="1035"/>
         </w:numPr>
       </w:pPr>
       <w:r>
@@ -9304,7 +9564,7 @@
         <w:pStyle w:val="Compact"/>
         <w:numPr>
           <w:ilvl w:val="0"/>
-          <w:numId w:val="1034"/>
+          <w:numId w:val="1035"/>
         </w:numPr>
       </w:pPr>
       <w:r>
@@ -9326,7 +9586,7 @@
         <w:pStyle w:val="Compact"/>
         <w:numPr>
           <w:ilvl w:val="0"/>
-          <w:numId w:val="1034"/>
+          <w:numId w:val="1035"/>
         </w:numPr>
       </w:pPr>
       <w:r>
@@ -9360,7 +9620,7 @@
         <w:pStyle w:val="Compact"/>
         <w:numPr>
           <w:ilvl w:val="0"/>
-          <w:numId w:val="1035"/>
+          <w:numId w:val="1036"/>
         </w:numPr>
       </w:pPr>
       <w:r>
@@ -9382,7 +9642,7 @@
         <w:pStyle w:val="Compact"/>
         <w:numPr>
           <w:ilvl w:val="0"/>
-          <w:numId w:val="1035"/>
+          <w:numId w:val="1036"/>
         </w:numPr>
       </w:pPr>
       <w:r>
@@ -9404,7 +9664,7 @@
         <w:pStyle w:val="Compact"/>
         <w:numPr>
           <w:ilvl w:val="0"/>
-          <w:numId w:val="1035"/>
+          <w:numId w:val="1036"/>
         </w:numPr>
       </w:pPr>
       <w:r>
@@ -9426,7 +9686,7 @@
         <w:pStyle w:val="Compact"/>
         <w:numPr>
           <w:ilvl w:val="0"/>
-          <w:numId w:val="1035"/>
+          <w:numId w:val="1036"/>
         </w:numPr>
       </w:pPr>
       <w:r>
@@ -9568,7 +9828,7 @@
         <w:pStyle w:val="Compact"/>
         <w:numPr>
           <w:ilvl w:val="0"/>
-          <w:numId w:val="1036"/>
+          <w:numId w:val="1037"/>
         </w:numPr>
       </w:pPr>
       <w:r>
@@ -9590,7 +9850,7 @@
         <w:pStyle w:val="Compact"/>
         <w:numPr>
           <w:ilvl w:val="0"/>
-          <w:numId w:val="1036"/>
+          <w:numId w:val="1037"/>
         </w:numPr>
       </w:pPr>
       <w:r>
@@ -9612,7 +9872,7 @@
         <w:pStyle w:val="Compact"/>
         <w:numPr>
           <w:ilvl w:val="0"/>
-          <w:numId w:val="1036"/>
+          <w:numId w:val="1037"/>
         </w:numPr>
       </w:pPr>
       <w:r>
@@ -9646,7 +9906,7 @@
         <w:pStyle w:val="Compact"/>
         <w:numPr>
           <w:ilvl w:val="0"/>
-          <w:numId w:val="1037"/>
+          <w:numId w:val="1038"/>
         </w:numPr>
       </w:pPr>
       <w:r>
@@ -9668,7 +9928,7 @@
         <w:pStyle w:val="Compact"/>
         <w:numPr>
           <w:ilvl w:val="0"/>
-          <w:numId w:val="1037"/>
+          <w:numId w:val="1038"/>
         </w:numPr>
       </w:pPr>
       <w:r>
@@ -9690,7 +9950,7 @@
         <w:pStyle w:val="Compact"/>
         <w:numPr>
           <w:ilvl w:val="0"/>
-          <w:numId w:val="1037"/>
+          <w:numId w:val="1038"/>
         </w:numPr>
       </w:pPr>
       <w:r>
@@ -9712,7 +9972,7 @@
         <w:pStyle w:val="Compact"/>
         <w:numPr>
           <w:ilvl w:val="0"/>
-          <w:numId w:val="1037"/>
+          <w:numId w:val="1038"/>
         </w:numPr>
       </w:pPr>
       <w:r>
@@ -9848,7 +10108,7 @@
         <w:pStyle w:val="Compact"/>
         <w:numPr>
           <w:ilvl w:val="0"/>
-          <w:numId w:val="1038"/>
+          <w:numId w:val="1039"/>
         </w:numPr>
       </w:pPr>
       <w:r>
@@ -9870,7 +10130,7 @@
         <w:pStyle w:val="Compact"/>
         <w:numPr>
           <w:ilvl w:val="0"/>
-          <w:numId w:val="1038"/>
+          <w:numId w:val="1039"/>
         </w:numPr>
       </w:pPr>
       <w:r>
@@ -9892,7 +10152,7 @@
         <w:pStyle w:val="Compact"/>
         <w:numPr>
           <w:ilvl w:val="0"/>
-          <w:numId w:val="1038"/>
+          <w:numId w:val="1039"/>
         </w:numPr>
       </w:pPr>
       <w:r>
@@ -9926,7 +10186,7 @@
         <w:pStyle w:val="Compact"/>
         <w:numPr>
           <w:ilvl w:val="0"/>
-          <w:numId w:val="1039"/>
+          <w:numId w:val="1040"/>
         </w:numPr>
       </w:pPr>
       <w:r>
@@ -9948,7 +10208,7 @@
         <w:pStyle w:val="Compact"/>
         <w:numPr>
           <w:ilvl w:val="0"/>
-          <w:numId w:val="1039"/>
+          <w:numId w:val="1040"/>
         </w:numPr>
       </w:pPr>
       <w:r>
@@ -9970,7 +10230,7 @@
         <w:pStyle w:val="Compact"/>
         <w:numPr>
           <w:ilvl w:val="0"/>
-          <w:numId w:val="1039"/>
+          <w:numId w:val="1040"/>
         </w:numPr>
       </w:pPr>
       <w:r>
@@ -9992,7 +10252,7 @@
         <w:pStyle w:val="Compact"/>
         <w:numPr>
           <w:ilvl w:val="0"/>
-          <w:numId w:val="1039"/>
+          <w:numId w:val="1040"/>
         </w:numPr>
       </w:pPr>
       <w:r>
@@ -10128,7 +10388,7 @@
         <w:pStyle w:val="Compact"/>
         <w:numPr>
           <w:ilvl w:val="0"/>
-          <w:numId w:val="1040"/>
+          <w:numId w:val="1041"/>
         </w:numPr>
       </w:pPr>
       <w:r>
@@ -10156,7 +10416,7 @@
         <w:pStyle w:val="Compact"/>
         <w:numPr>
           <w:ilvl w:val="0"/>
-          <w:numId w:val="1040"/>
+          <w:numId w:val="1041"/>
         </w:numPr>
       </w:pPr>
       <w:r>
@@ -10178,7 +10438,7 @@
         <w:pStyle w:val="Compact"/>
         <w:numPr>
           <w:ilvl w:val="0"/>
-          <w:numId w:val="1040"/>
+          <w:numId w:val="1041"/>
         </w:numPr>
       </w:pPr>
       <w:r>
@@ -10212,7 +10472,7 @@
         <w:pStyle w:val="Compact"/>
         <w:numPr>
           <w:ilvl w:val="0"/>
-          <w:numId w:val="1041"/>
+          <w:numId w:val="1042"/>
         </w:numPr>
       </w:pPr>
       <w:r>
@@ -10234,7 +10494,7 @@
         <w:pStyle w:val="Compact"/>
         <w:numPr>
           <w:ilvl w:val="0"/>
-          <w:numId w:val="1041"/>
+          <w:numId w:val="1042"/>
         </w:numPr>
       </w:pPr>
       <w:r>
@@ -10256,7 +10516,7 @@
         <w:pStyle w:val="Compact"/>
         <w:numPr>
           <w:ilvl w:val="0"/>
-          <w:numId w:val="1041"/>
+          <w:numId w:val="1042"/>
         </w:numPr>
       </w:pPr>
       <w:r>
@@ -10278,7 +10538,7 @@
         <w:pStyle w:val="Compact"/>
         <w:numPr>
           <w:ilvl w:val="0"/>
-          <w:numId w:val="1041"/>
+          <w:numId w:val="1042"/>
         </w:numPr>
       </w:pPr>
       <w:r>
@@ -10414,7 +10674,7 @@
         <w:pStyle w:val="Compact"/>
         <w:numPr>
           <w:ilvl w:val="0"/>
-          <w:numId w:val="1042"/>
+          <w:numId w:val="1043"/>
         </w:numPr>
       </w:pPr>
       <w:r>
@@ -10436,7 +10696,7 @@
         <w:pStyle w:val="Compact"/>
         <w:numPr>
           <w:ilvl w:val="0"/>
-          <w:numId w:val="1042"/>
+          <w:numId w:val="1043"/>
         </w:numPr>
       </w:pPr>
       <w:r>
@@ -10458,7 +10718,7 @@
         <w:pStyle w:val="Compact"/>
         <w:numPr>
           <w:ilvl w:val="0"/>
-          <w:numId w:val="1042"/>
+          <w:numId w:val="1043"/>
         </w:numPr>
       </w:pPr>
       <w:r>
@@ -10492,7 +10752,7 @@
         <w:pStyle w:val="Compact"/>
         <w:numPr>
           <w:ilvl w:val="0"/>
-          <w:numId w:val="1043"/>
+          <w:numId w:val="1044"/>
         </w:numPr>
       </w:pPr>
       <w:r>
@@ -10514,7 +10774,7 @@
         <w:pStyle w:val="Compact"/>
         <w:numPr>
           <w:ilvl w:val="0"/>
-          <w:numId w:val="1043"/>
+          <w:numId w:val="1044"/>
         </w:numPr>
       </w:pPr>
       <w:r>
@@ -10536,7 +10796,7 @@
         <w:pStyle w:val="Compact"/>
         <w:numPr>
           <w:ilvl w:val="0"/>
-          <w:numId w:val="1043"/>
+          <w:numId w:val="1044"/>
         </w:numPr>
       </w:pPr>
       <w:r>
@@ -10558,7 +10818,7 @@
         <w:pStyle w:val="Compact"/>
         <w:numPr>
           <w:ilvl w:val="0"/>
-          <w:numId w:val="1043"/>
+          <w:numId w:val="1044"/>
         </w:numPr>
       </w:pPr>
       <w:r>
@@ -10688,7 +10948,7 @@
         <w:pStyle w:val="Compact"/>
         <w:numPr>
           <w:ilvl w:val="0"/>
-          <w:numId w:val="1044"/>
+          <w:numId w:val="1045"/>
         </w:numPr>
       </w:pPr>
       <w:r>
@@ -10710,7 +10970,7 @@
         <w:pStyle w:val="Compact"/>
         <w:numPr>
           <w:ilvl w:val="0"/>
-          <w:numId w:val="1044"/>
+          <w:numId w:val="1045"/>
         </w:numPr>
       </w:pPr>
       <w:r>
@@ -10732,7 +10992,7 @@
         <w:pStyle w:val="Compact"/>
         <w:numPr>
           <w:ilvl w:val="0"/>
-          <w:numId w:val="1044"/>
+          <w:numId w:val="1045"/>
         </w:numPr>
       </w:pPr>
       <w:r>
@@ -10766,7 +11026,7 @@
         <w:pStyle w:val="Compact"/>
         <w:numPr>
           <w:ilvl w:val="0"/>
-          <w:numId w:val="1045"/>
+          <w:numId w:val="1046"/>
         </w:numPr>
       </w:pPr>
       <w:r>
@@ -10788,7 +11048,7 @@
         <w:pStyle w:val="Compact"/>
         <w:numPr>
           <w:ilvl w:val="0"/>
-          <w:numId w:val="1045"/>
+          <w:numId w:val="1046"/>
         </w:numPr>
       </w:pPr>
       <w:r>
@@ -10810,7 +11070,7 @@
         <w:pStyle w:val="Compact"/>
         <w:numPr>
           <w:ilvl w:val="0"/>
-          <w:numId w:val="1045"/>
+          <w:numId w:val="1046"/>
         </w:numPr>
       </w:pPr>
       <w:r>
@@ -10832,7 +11092,7 @@
         <w:pStyle w:val="Compact"/>
         <w:numPr>
           <w:ilvl w:val="0"/>
-          <w:numId w:val="1045"/>
+          <w:numId w:val="1046"/>
         </w:numPr>
       </w:pPr>
       <w:r>
@@ -10962,7 +11222,7 @@
         <w:pStyle w:val="Compact"/>
         <w:numPr>
           <w:ilvl w:val="0"/>
-          <w:numId w:val="1046"/>
+          <w:numId w:val="1047"/>
         </w:numPr>
       </w:pPr>
       <w:r>
@@ -10984,7 +11244,7 @@
         <w:pStyle w:val="Compact"/>
         <w:numPr>
           <w:ilvl w:val="0"/>
-          <w:numId w:val="1046"/>
+          <w:numId w:val="1047"/>
         </w:numPr>
       </w:pPr>
       <w:r>
@@ -11006,7 +11266,7 @@
         <w:pStyle w:val="Compact"/>
         <w:numPr>
           <w:ilvl w:val="0"/>
-          <w:numId w:val="1046"/>
+          <w:numId w:val="1047"/>
         </w:numPr>
       </w:pPr>
       <w:r>
@@ -11040,7 +11300,7 @@
         <w:pStyle w:val="Compact"/>
         <w:numPr>
           <w:ilvl w:val="0"/>
-          <w:numId w:val="1047"/>
+          <w:numId w:val="1048"/>
         </w:numPr>
       </w:pPr>
       <w:r>
@@ -11062,7 +11322,7 @@
         <w:pStyle w:val="Compact"/>
         <w:numPr>
           <w:ilvl w:val="0"/>
-          <w:numId w:val="1047"/>
+          <w:numId w:val="1048"/>
         </w:numPr>
       </w:pPr>
       <w:r>
@@ -11084,7 +11344,7 @@
         <w:pStyle w:val="Compact"/>
         <w:numPr>
           <w:ilvl w:val="0"/>
-          <w:numId w:val="1047"/>
+          <w:numId w:val="1048"/>
         </w:numPr>
       </w:pPr>
       <w:r>
@@ -11106,7 +11366,7 @@
         <w:pStyle w:val="Compact"/>
         <w:numPr>
           <w:ilvl w:val="0"/>
-          <w:numId w:val="1047"/>
+          <w:numId w:val="1048"/>
         </w:numPr>
       </w:pPr>
       <w:r>
@@ -11242,7 +11502,7 @@
         <w:pStyle w:val="Compact"/>
         <w:numPr>
           <w:ilvl w:val="0"/>
-          <w:numId w:val="1048"/>
+          <w:numId w:val="1049"/>
         </w:numPr>
       </w:pPr>
       <w:r>
@@ -11264,7 +11524,7 @@
         <w:pStyle w:val="Compact"/>
         <w:numPr>
           <w:ilvl w:val="0"/>
-          <w:numId w:val="1048"/>
+          <w:numId w:val="1049"/>
         </w:numPr>
       </w:pPr>
       <w:r>
@@ -11286,7 +11546,7 @@
         <w:pStyle w:val="Compact"/>
         <w:numPr>
           <w:ilvl w:val="0"/>
-          <w:numId w:val="1048"/>
+          <w:numId w:val="1049"/>
         </w:numPr>
       </w:pPr>
       <w:r>
@@ -11320,7 +11580,7 @@
         <w:pStyle w:val="Compact"/>
         <w:numPr>
           <w:ilvl w:val="0"/>
-          <w:numId w:val="1049"/>
+          <w:numId w:val="1050"/>
         </w:numPr>
       </w:pPr>
       <w:r>
@@ -11342,7 +11602,7 @@
         <w:pStyle w:val="Compact"/>
         <w:numPr>
           <w:ilvl w:val="0"/>
-          <w:numId w:val="1049"/>
+          <w:numId w:val="1050"/>
         </w:numPr>
       </w:pPr>
       <w:r>
@@ -11364,7 +11624,7 @@
         <w:pStyle w:val="Compact"/>
         <w:numPr>
           <w:ilvl w:val="0"/>
-          <w:numId w:val="1049"/>
+          <w:numId w:val="1050"/>
         </w:numPr>
       </w:pPr>
       <w:r>
@@ -11386,7 +11646,7 @@
         <w:pStyle w:val="Compact"/>
         <w:numPr>
           <w:ilvl w:val="0"/>
-          <w:numId w:val="1049"/>
+          <w:numId w:val="1050"/>
         </w:numPr>
       </w:pPr>
       <w:r>
@@ -11516,7 +11776,7 @@
         <w:pStyle w:val="Compact"/>
         <w:numPr>
           <w:ilvl w:val="0"/>
-          <w:numId w:val="1050"/>
+          <w:numId w:val="1051"/>
         </w:numPr>
       </w:pPr>
       <w:r>
@@ -11538,7 +11798,7 @@
         <w:pStyle w:val="Compact"/>
         <w:numPr>
           <w:ilvl w:val="0"/>
-          <w:numId w:val="1050"/>
+          <w:numId w:val="1051"/>
         </w:numPr>
       </w:pPr>
       <w:r>
@@ -11560,7 +11820,7 @@
         <w:pStyle w:val="Compact"/>
         <w:numPr>
           <w:ilvl w:val="0"/>
-          <w:numId w:val="1050"/>
+          <w:numId w:val="1051"/>
         </w:numPr>
       </w:pPr>
       <w:r>
@@ -11594,7 +11854,7 @@
         <w:pStyle w:val="Compact"/>
         <w:numPr>
           <w:ilvl w:val="0"/>
-          <w:numId w:val="1051"/>
+          <w:numId w:val="1052"/>
         </w:numPr>
       </w:pPr>
       <w:r>
@@ -11616,7 +11876,7 @@
         <w:pStyle w:val="Compact"/>
         <w:numPr>
           <w:ilvl w:val="0"/>
-          <w:numId w:val="1051"/>
+          <w:numId w:val="1052"/>
         </w:numPr>
       </w:pPr>
       <w:r>
@@ -11638,7 +11898,7 @@
         <w:pStyle w:val="Compact"/>
         <w:numPr>
           <w:ilvl w:val="0"/>
-          <w:numId w:val="1051"/>
+          <w:numId w:val="1052"/>
         </w:numPr>
       </w:pPr>
       <w:r>
@@ -11660,7 +11920,7 @@
         <w:pStyle w:val="Compact"/>
         <w:numPr>
           <w:ilvl w:val="0"/>
-          <w:numId w:val="1051"/>
+          <w:numId w:val="1052"/>
         </w:numPr>
       </w:pPr>
       <w:r>
@@ -11802,7 +12062,7 @@
         <w:pStyle w:val="Compact"/>
         <w:numPr>
           <w:ilvl w:val="0"/>
-          <w:numId w:val="1052"/>
+          <w:numId w:val="1053"/>
         </w:numPr>
       </w:pPr>
       <w:r>
@@ -11824,7 +12084,7 @@
         <w:pStyle w:val="Compact"/>
         <w:numPr>
           <w:ilvl w:val="0"/>
-          <w:numId w:val="1052"/>
+          <w:numId w:val="1053"/>
         </w:numPr>
       </w:pPr>
       <w:r>
@@ -11846,7 +12106,7 @@
         <w:pStyle w:val="Compact"/>
         <w:numPr>
           <w:ilvl w:val="0"/>
-          <w:numId w:val="1052"/>
+          <w:numId w:val="1053"/>
         </w:numPr>
       </w:pPr>
       <w:r>
@@ -11880,7 +12140,7 @@
         <w:pStyle w:val="Compact"/>
         <w:numPr>
           <w:ilvl w:val="0"/>
-          <w:numId w:val="1053"/>
+          <w:numId w:val="1054"/>
         </w:numPr>
       </w:pPr>
       <w:r>
@@ -11902,7 +12162,7 @@
         <w:pStyle w:val="Compact"/>
         <w:numPr>
           <w:ilvl w:val="0"/>
-          <w:numId w:val="1053"/>
+          <w:numId w:val="1054"/>
         </w:numPr>
       </w:pPr>
       <w:r>
@@ -11924,7 +12184,7 @@
         <w:pStyle w:val="Compact"/>
         <w:numPr>
           <w:ilvl w:val="0"/>
-          <w:numId w:val="1053"/>
+          <w:numId w:val="1054"/>
         </w:numPr>
       </w:pPr>
       <w:r>
@@ -11946,7 +12206,7 @@
         <w:pStyle w:val="Compact"/>
         <w:numPr>
           <w:ilvl w:val="0"/>
-          <w:numId w:val="1053"/>
+          <w:numId w:val="1054"/>
         </w:numPr>
       </w:pPr>
       <w:r>
@@ -12082,7 +12342,7 @@
         <w:pStyle w:val="Compact"/>
         <w:numPr>
           <w:ilvl w:val="0"/>
-          <w:numId w:val="1054"/>
+          <w:numId w:val="1055"/>
         </w:numPr>
       </w:pPr>
       <w:r>
@@ -12104,7 +12364,7 @@
         <w:pStyle w:val="Compact"/>
         <w:numPr>
           <w:ilvl w:val="0"/>
-          <w:numId w:val="1054"/>
+          <w:numId w:val="1055"/>
         </w:numPr>
       </w:pPr>
       <w:r>
@@ -12126,7 +12386,7 @@
         <w:pStyle w:val="Compact"/>
         <w:numPr>
           <w:ilvl w:val="0"/>
-          <w:numId w:val="1054"/>
+          <w:numId w:val="1055"/>
         </w:numPr>
       </w:pPr>
       <w:r>
@@ -12160,7 +12420,7 @@
         <w:pStyle w:val="Compact"/>
         <w:numPr>
           <w:ilvl w:val="0"/>
-          <w:numId w:val="1055"/>
+          <w:numId w:val="1056"/>
         </w:numPr>
       </w:pPr>
       <w:r>
@@ -12182,7 +12442,7 @@
         <w:pStyle w:val="Compact"/>
         <w:numPr>
           <w:ilvl w:val="0"/>
-          <w:numId w:val="1055"/>
+          <w:numId w:val="1056"/>
         </w:numPr>
       </w:pPr>
       <w:r>
@@ -12204,7 +12464,7 @@
         <w:pStyle w:val="Compact"/>
         <w:numPr>
           <w:ilvl w:val="0"/>
-          <w:numId w:val="1055"/>
+          <w:numId w:val="1056"/>
         </w:numPr>
       </w:pPr>
       <w:r>
@@ -12226,7 +12486,7 @@
         <w:pStyle w:val="Compact"/>
         <w:numPr>
           <w:ilvl w:val="0"/>
-          <w:numId w:val="1055"/>
+          <w:numId w:val="1056"/>
         </w:numPr>
       </w:pPr>
       <w:r>
@@ -12356,7 +12616,7 @@
         <w:pStyle w:val="Compact"/>
         <w:numPr>
           <w:ilvl w:val="0"/>
-          <w:numId w:val="1056"/>
+          <w:numId w:val="1057"/>
         </w:numPr>
       </w:pPr>
       <w:r>
@@ -12378,7 +12638,7 @@
         <w:pStyle w:val="Compact"/>
         <w:numPr>
           <w:ilvl w:val="0"/>
-          <w:numId w:val="1056"/>
+          <w:numId w:val="1057"/>
         </w:numPr>
       </w:pPr>
       <w:r>
@@ -12400,7 +12660,7 @@
         <w:pStyle w:val="Compact"/>
         <w:numPr>
           <w:ilvl w:val="0"/>
-          <w:numId w:val="1056"/>
+          <w:numId w:val="1057"/>
         </w:numPr>
       </w:pPr>
       <w:r>
@@ -12434,7 +12694,7 @@
         <w:pStyle w:val="Compact"/>
         <w:numPr>
           <w:ilvl w:val="0"/>
-          <w:numId w:val="1057"/>
+          <w:numId w:val="1058"/>
         </w:numPr>
       </w:pPr>
       <w:r>
@@ -12456,7 +12716,7 @@
         <w:pStyle w:val="Compact"/>
         <w:numPr>
           <w:ilvl w:val="0"/>
-          <w:numId w:val="1057"/>
+          <w:numId w:val="1058"/>
         </w:numPr>
       </w:pPr>
       <w:r>
@@ -12478,7 +12738,7 @@
         <w:pStyle w:val="Compact"/>
         <w:numPr>
           <w:ilvl w:val="0"/>
-          <w:numId w:val="1057"/>
+          <w:numId w:val="1058"/>
         </w:numPr>
       </w:pPr>
       <w:r>
@@ -12500,7 +12760,7 @@
         <w:pStyle w:val="Compact"/>
         <w:numPr>
           <w:ilvl w:val="0"/>
-          <w:numId w:val="1057"/>
+          <w:numId w:val="1058"/>
         </w:numPr>
       </w:pPr>
       <w:r>
@@ -12636,7 +12896,7 @@
         <w:pStyle w:val="Compact"/>
         <w:numPr>
           <w:ilvl w:val="0"/>
-          <w:numId w:val="1058"/>
+          <w:numId w:val="1059"/>
         </w:numPr>
       </w:pPr>
       <w:r>
@@ -12658,7 +12918,7 @@
         <w:pStyle w:val="Compact"/>
         <w:numPr>
           <w:ilvl w:val="0"/>
-          <w:numId w:val="1058"/>
+          <w:numId w:val="1059"/>
         </w:numPr>
       </w:pPr>
       <w:r>
@@ -12680,7 +12940,7 @@
         <w:pStyle w:val="Compact"/>
         <w:numPr>
           <w:ilvl w:val="0"/>
-          <w:numId w:val="1058"/>
+          <w:numId w:val="1059"/>
         </w:numPr>
       </w:pPr>
       <w:r>
@@ -12714,7 +12974,7 @@
         <w:pStyle w:val="Compact"/>
         <w:numPr>
           <w:ilvl w:val="0"/>
-          <w:numId w:val="1059"/>
+          <w:numId w:val="1060"/>
         </w:numPr>
       </w:pPr>
       <w:r>
@@ -12736,7 +12996,7 @@
         <w:pStyle w:val="Compact"/>
         <w:numPr>
           <w:ilvl w:val="0"/>
-          <w:numId w:val="1059"/>
+          <w:numId w:val="1060"/>
         </w:numPr>
       </w:pPr>
       <w:r>
@@ -12758,7 +13018,7 @@
         <w:pStyle w:val="Compact"/>
         <w:numPr>
           <w:ilvl w:val="0"/>
-          <w:numId w:val="1059"/>
+          <w:numId w:val="1060"/>
         </w:numPr>
       </w:pPr>
       <w:r>
@@ -12780,7 +13040,7 @@
         <w:pStyle w:val="Compact"/>
         <w:numPr>
           <w:ilvl w:val="0"/>
-          <w:numId w:val="1059"/>
+          <w:numId w:val="1060"/>
         </w:numPr>
       </w:pPr>
       <w:r>
@@ -12922,7 +13182,7 @@
         <w:pStyle w:val="Compact"/>
         <w:numPr>
           <w:ilvl w:val="0"/>
-          <w:numId w:val="1060"/>
+          <w:numId w:val="1061"/>
         </w:numPr>
       </w:pPr>
       <w:r>
@@ -12944,7 +13204,7 @@
         <w:pStyle w:val="Compact"/>
         <w:numPr>
           <w:ilvl w:val="0"/>
-          <w:numId w:val="1060"/>
+          <w:numId w:val="1061"/>
         </w:numPr>
       </w:pPr>
       <w:r>
@@ -12966,7 +13226,7 @@
         <w:pStyle w:val="Compact"/>
         <w:numPr>
           <w:ilvl w:val="0"/>
-          <w:numId w:val="1060"/>
+          <w:numId w:val="1061"/>
         </w:numPr>
       </w:pPr>
       <w:r>
@@ -13000,7 +13260,7 @@
         <w:pStyle w:val="Compact"/>
         <w:numPr>
           <w:ilvl w:val="0"/>
-          <w:numId w:val="1061"/>
+          <w:numId w:val="1062"/>
         </w:numPr>
       </w:pPr>
       <w:r>
@@ -13022,7 +13282,7 @@
         <w:pStyle w:val="Compact"/>
         <w:numPr>
           <w:ilvl w:val="0"/>
-          <w:numId w:val="1061"/>
+          <w:numId w:val="1062"/>
         </w:numPr>
       </w:pPr>
       <w:r>
@@ -13044,7 +13304,7 @@
         <w:pStyle w:val="Compact"/>
         <w:numPr>
           <w:ilvl w:val="0"/>
-          <w:numId w:val="1061"/>
+          <w:numId w:val="1062"/>
         </w:numPr>
       </w:pPr>
       <w:r>
@@ -13066,7 +13326,7 @@
         <w:pStyle w:val="Compact"/>
         <w:numPr>
           <w:ilvl w:val="0"/>
-          <w:numId w:val="1061"/>
+          <w:numId w:val="1062"/>
         </w:numPr>
       </w:pPr>
       <w:r>
@@ -13202,7 +13462,7 @@
         <w:pStyle w:val="Compact"/>
         <w:numPr>
           <w:ilvl w:val="0"/>
-          <w:numId w:val="1062"/>
+          <w:numId w:val="1063"/>
         </w:numPr>
       </w:pPr>
       <w:r>
@@ -13224,7 +13484,7 @@
         <w:pStyle w:val="Compact"/>
         <w:numPr>
           <w:ilvl w:val="0"/>
-          <w:numId w:val="1062"/>
+          <w:numId w:val="1063"/>
         </w:numPr>
       </w:pPr>
       <w:r>
@@ -13246,7 +13506,7 @@
         <w:pStyle w:val="Compact"/>
         <w:numPr>
           <w:ilvl w:val="0"/>
-          <w:numId w:val="1062"/>
+          <w:numId w:val="1063"/>
         </w:numPr>
       </w:pPr>
       <w:r>
@@ -13280,7 +13540,7 @@
         <w:pStyle w:val="Compact"/>
         <w:numPr>
           <w:ilvl w:val="0"/>
-          <w:numId w:val="1063"/>
+          <w:numId w:val="1064"/>
         </w:numPr>
       </w:pPr>
       <w:r>
@@ -13302,7 +13562,7 @@
         <w:pStyle w:val="Compact"/>
         <w:numPr>
           <w:ilvl w:val="0"/>
-          <w:numId w:val="1063"/>
+          <w:numId w:val="1064"/>
         </w:numPr>
       </w:pPr>
       <w:r>
@@ -13324,7 +13584,7 @@
         <w:pStyle w:val="Compact"/>
         <w:numPr>
           <w:ilvl w:val="0"/>
-          <w:numId w:val="1063"/>
+          <w:numId w:val="1064"/>
         </w:numPr>
       </w:pPr>
       <w:r>
@@ -13346,7 +13606,7 @@
         <w:pStyle w:val="Compact"/>
         <w:numPr>
           <w:ilvl w:val="0"/>
-          <w:numId w:val="1063"/>
+          <w:numId w:val="1064"/>
         </w:numPr>
       </w:pPr>
       <w:r>
@@ -13491,7 +13751,7 @@
         <w:pStyle w:val="Compact"/>
         <w:numPr>
           <w:ilvl w:val="0"/>
-          <w:numId w:val="1064"/>
+          <w:numId w:val="1065"/>
         </w:numPr>
       </w:pPr>
       <w:r>
@@ -13513,7 +13773,7 @@
         <w:pStyle w:val="Compact"/>
         <w:numPr>
           <w:ilvl w:val="0"/>
-          <w:numId w:val="1064"/>
+          <w:numId w:val="1065"/>
         </w:numPr>
       </w:pPr>
       <w:r>
@@ -13535,7 +13795,7 @@
         <w:pStyle w:val="Compact"/>
         <w:numPr>
           <w:ilvl w:val="0"/>
-          <w:numId w:val="1064"/>
+          <w:numId w:val="1065"/>
         </w:numPr>
       </w:pPr>
       <w:r>
@@ -13569,7 +13829,7 @@
         <w:pStyle w:val="Compact"/>
         <w:numPr>
           <w:ilvl w:val="0"/>
-          <w:numId w:val="1065"/>
+          <w:numId w:val="1066"/>
         </w:numPr>
       </w:pPr>
       <w:r>
@@ -13591,7 +13851,7 @@
         <w:pStyle w:val="Compact"/>
         <w:numPr>
           <w:ilvl w:val="0"/>
-          <w:numId w:val="1065"/>
+          <w:numId w:val="1066"/>
         </w:numPr>
       </w:pPr>
       <w:r>
@@ -13613,7 +13873,7 @@
         <w:pStyle w:val="Compact"/>
         <w:numPr>
           <w:ilvl w:val="0"/>
-          <w:numId w:val="1065"/>
+          <w:numId w:val="1066"/>
         </w:numPr>
       </w:pPr>
       <w:r>
@@ -13635,7 +13895,7 @@
         <w:pStyle w:val="Compact"/>
         <w:numPr>
           <w:ilvl w:val="0"/>
-          <w:numId w:val="1065"/>
+          <w:numId w:val="1066"/>
         </w:numPr>
       </w:pPr>
       <w:r>
@@ -13765,7 +14025,7 @@
         <w:pStyle w:val="Compact"/>
         <w:numPr>
           <w:ilvl w:val="0"/>
-          <w:numId w:val="1066"/>
+          <w:numId w:val="1067"/>
         </w:numPr>
       </w:pPr>
       <w:r>
@@ -13787,7 +14047,7 @@
         <w:pStyle w:val="Compact"/>
         <w:numPr>
           <w:ilvl w:val="0"/>
-          <w:numId w:val="1066"/>
+          <w:numId w:val="1067"/>
         </w:numPr>
       </w:pPr>
       <w:r>
@@ -13809,7 +14069,7 @@
         <w:pStyle w:val="Compact"/>
         <w:numPr>
           <w:ilvl w:val="0"/>
-          <w:numId w:val="1066"/>
+          <w:numId w:val="1067"/>
         </w:numPr>
       </w:pPr>
       <w:r>
@@ -13843,7 +14103,7 @@
         <w:pStyle w:val="Compact"/>
         <w:numPr>
           <w:ilvl w:val="0"/>
-          <w:numId w:val="1067"/>
+          <w:numId w:val="1068"/>
         </w:numPr>
       </w:pPr>
       <w:r>
@@ -13865,7 +14125,7 @@
         <w:pStyle w:val="Compact"/>
         <w:numPr>
           <w:ilvl w:val="0"/>
-          <w:numId w:val="1067"/>
+          <w:numId w:val="1068"/>
         </w:numPr>
       </w:pPr>
       <w:r>
@@ -13887,7 +14147,7 @@
         <w:pStyle w:val="Compact"/>
         <w:numPr>
           <w:ilvl w:val="0"/>
-          <w:numId w:val="1067"/>
+          <w:numId w:val="1068"/>
         </w:numPr>
       </w:pPr>
       <w:r>
@@ -13909,7 +14169,7 @@
         <w:pStyle w:val="Compact"/>
         <w:numPr>
           <w:ilvl w:val="0"/>
-          <w:numId w:val="1067"/>
+          <w:numId w:val="1068"/>
         </w:numPr>
       </w:pPr>
       <w:r>
@@ -14045,7 +14305,7 @@
         <w:pStyle w:val="Compact"/>
         <w:numPr>
           <w:ilvl w:val="0"/>
-          <w:numId w:val="1068"/>
+          <w:numId w:val="1069"/>
         </w:numPr>
       </w:pPr>
       <w:r>
@@ -14067,7 +14327,7 @@
         <w:pStyle w:val="Compact"/>
         <w:numPr>
           <w:ilvl w:val="0"/>
-          <w:numId w:val="1068"/>
+          <w:numId w:val="1069"/>
         </w:numPr>
       </w:pPr>
       <w:r>
@@ -14089,7 +14349,7 @@
         <w:pStyle w:val="Compact"/>
         <w:numPr>
           <w:ilvl w:val="0"/>
-          <w:numId w:val="1068"/>
+          <w:numId w:val="1069"/>
         </w:numPr>
       </w:pPr>
       <w:r>
@@ -14123,7 +14383,7 @@
         <w:pStyle w:val="Compact"/>
         <w:numPr>
           <w:ilvl w:val="0"/>
-          <w:numId w:val="1069"/>
+          <w:numId w:val="1070"/>
         </w:numPr>
       </w:pPr>
       <w:r>
@@ -14145,7 +14405,7 @@
         <w:pStyle w:val="Compact"/>
         <w:numPr>
           <w:ilvl w:val="0"/>
-          <w:numId w:val="1069"/>
+          <w:numId w:val="1070"/>
         </w:numPr>
       </w:pPr>
       <w:r>
@@ -14167,7 +14427,7 @@
         <w:pStyle w:val="Compact"/>
         <w:numPr>
           <w:ilvl w:val="0"/>
-          <w:numId w:val="1069"/>
+          <w:numId w:val="1070"/>
         </w:numPr>
       </w:pPr>
       <w:r>
@@ -14189,7 +14449,7 @@
         <w:pStyle w:val="Compact"/>
         <w:numPr>
           <w:ilvl w:val="0"/>
-          <w:numId w:val="1069"/>
+          <w:numId w:val="1070"/>
         </w:numPr>
       </w:pPr>
       <w:r>
@@ -14319,7 +14579,7 @@
         <w:pStyle w:val="Compact"/>
         <w:numPr>
           <w:ilvl w:val="0"/>
-          <w:numId w:val="1070"/>
+          <w:numId w:val="1071"/>
         </w:numPr>
       </w:pPr>
       <w:r>
@@ -14341,7 +14601,7 @@
         <w:pStyle w:val="Compact"/>
         <w:numPr>
           <w:ilvl w:val="0"/>
-          <w:numId w:val="1070"/>
+          <w:numId w:val="1071"/>
         </w:numPr>
       </w:pPr>
       <w:r>
@@ -14363,7 +14623,7 @@
         <w:pStyle w:val="Compact"/>
         <w:numPr>
           <w:ilvl w:val="0"/>
-          <w:numId w:val="1070"/>
+          <w:numId w:val="1071"/>
         </w:numPr>
       </w:pPr>
       <w:r>
@@ -14397,7 +14657,7 @@
         <w:pStyle w:val="Compact"/>
         <w:numPr>
           <w:ilvl w:val="0"/>
-          <w:numId w:val="1071"/>
+          <w:numId w:val="1072"/>
         </w:numPr>
       </w:pPr>
       <w:r>
@@ -14419,7 +14679,7 @@
         <w:pStyle w:val="Compact"/>
         <w:numPr>
           <w:ilvl w:val="0"/>
-          <w:numId w:val="1071"/>
+          <w:numId w:val="1072"/>
         </w:numPr>
       </w:pPr>
       <w:r>
@@ -14441,7 +14701,7 @@
         <w:pStyle w:val="Compact"/>
         <w:numPr>
           <w:ilvl w:val="0"/>
-          <w:numId w:val="1071"/>
+          <w:numId w:val="1072"/>
         </w:numPr>
       </w:pPr>
       <w:r>
@@ -14463,7 +14723,7 @@
         <w:pStyle w:val="Compact"/>
         <w:numPr>
           <w:ilvl w:val="0"/>
-          <w:numId w:val="1071"/>
+          <w:numId w:val="1072"/>
         </w:numPr>
       </w:pPr>
       <w:r>
@@ -14593,7 +14853,7 @@
         <w:pStyle w:val="Compact"/>
         <w:numPr>
           <w:ilvl w:val="0"/>
-          <w:numId w:val="1072"/>
+          <w:numId w:val="1073"/>
         </w:numPr>
       </w:pPr>
       <w:r>
@@ -14615,7 +14875,7 @@
         <w:pStyle w:val="Compact"/>
         <w:numPr>
           <w:ilvl w:val="0"/>
-          <w:numId w:val="1072"/>
+          <w:numId w:val="1073"/>
         </w:numPr>
       </w:pPr>
       <w:r>
@@ -14637,7 +14897,7 @@
         <w:pStyle w:val="Compact"/>
         <w:numPr>
           <w:ilvl w:val="0"/>
-          <w:numId w:val="1072"/>
+          <w:numId w:val="1073"/>
         </w:numPr>
       </w:pPr>
       <w:r>
@@ -14671,7 +14931,7 @@
         <w:pStyle w:val="Compact"/>
         <w:numPr>
           <w:ilvl w:val="0"/>
-          <w:numId w:val="1073"/>
+          <w:numId w:val="1074"/>
         </w:numPr>
       </w:pPr>
       <w:r>
@@ -14693,7 +14953,7 @@
         <w:pStyle w:val="Compact"/>
         <w:numPr>
           <w:ilvl w:val="0"/>
-          <w:numId w:val="1073"/>
+          <w:numId w:val="1074"/>
         </w:numPr>
       </w:pPr>
       <w:r>
@@ -14715,7 +14975,7 @@
         <w:pStyle w:val="Compact"/>
         <w:numPr>
           <w:ilvl w:val="0"/>
-          <w:numId w:val="1073"/>
+          <w:numId w:val="1074"/>
         </w:numPr>
       </w:pPr>
       <w:r>
@@ -14737,7 +14997,7 @@
         <w:pStyle w:val="Compact"/>
         <w:numPr>
           <w:ilvl w:val="0"/>
-          <w:numId w:val="1073"/>
+          <w:numId w:val="1074"/>
         </w:numPr>
       </w:pPr>
       <w:r>
@@ -14873,7 +15133,7 @@
         <w:pStyle w:val="Compact"/>
         <w:numPr>
           <w:ilvl w:val="0"/>
-          <w:numId w:val="1074"/>
+          <w:numId w:val="1075"/>
         </w:numPr>
       </w:pPr>
       <w:r>
@@ -14895,7 +15155,7 @@
         <w:pStyle w:val="Compact"/>
         <w:numPr>
           <w:ilvl w:val="0"/>
-          <w:numId w:val="1074"/>
+          <w:numId w:val="1075"/>
         </w:numPr>
       </w:pPr>
       <w:r>
@@ -14917,7 +15177,7 @@
         <w:pStyle w:val="Compact"/>
         <w:numPr>
           <w:ilvl w:val="0"/>
-          <w:numId w:val="1074"/>
+          <w:numId w:val="1075"/>
         </w:numPr>
       </w:pPr>
       <w:r>
@@ -14951,7 +15211,7 @@
         <w:pStyle w:val="Compact"/>
         <w:numPr>
           <w:ilvl w:val="0"/>
-          <w:numId w:val="1075"/>
+          <w:numId w:val="1076"/>
         </w:numPr>
       </w:pPr>
       <w:r>
@@ -14973,7 +15233,7 @@
         <w:pStyle w:val="Compact"/>
         <w:numPr>
           <w:ilvl w:val="0"/>
-          <w:numId w:val="1075"/>
+          <w:numId w:val="1076"/>
         </w:numPr>
       </w:pPr>
       <w:r>
@@ -14995,7 +15255,7 @@
         <w:pStyle w:val="Compact"/>
         <w:numPr>
           <w:ilvl w:val="0"/>
-          <w:numId w:val="1075"/>
+          <w:numId w:val="1076"/>
         </w:numPr>
       </w:pPr>
       <w:r>
@@ -15017,7 +15277,7 @@
         <w:pStyle w:val="Compact"/>
         <w:numPr>
           <w:ilvl w:val="0"/>
-          <w:numId w:val="1075"/>
+          <w:numId w:val="1076"/>
         </w:numPr>
       </w:pPr>
       <w:r>
@@ -15159,7 +15419,7 @@
         <w:pStyle w:val="Compact"/>
         <w:numPr>
           <w:ilvl w:val="0"/>
-          <w:numId w:val="1076"/>
+          <w:numId w:val="1077"/>
         </w:numPr>
       </w:pPr>
       <w:r>
@@ -15181,7 +15441,7 @@
         <w:pStyle w:val="Compact"/>
         <w:numPr>
           <w:ilvl w:val="0"/>
-          <w:numId w:val="1076"/>
+          <w:numId w:val="1077"/>
         </w:numPr>
       </w:pPr>
       <w:r>
@@ -15203,7 +15463,7 @@
         <w:pStyle w:val="Compact"/>
         <w:numPr>
           <w:ilvl w:val="0"/>
-          <w:numId w:val="1076"/>
+          <w:numId w:val="1077"/>
         </w:numPr>
       </w:pPr>
       <w:r>
@@ -15237,7 +15497,7 @@
         <w:pStyle w:val="Compact"/>
         <w:numPr>
           <w:ilvl w:val="0"/>
-          <w:numId w:val="1077"/>
+          <w:numId w:val="1078"/>
         </w:numPr>
       </w:pPr>
       <w:r>
@@ -15259,7 +15519,7 @@
         <w:pStyle w:val="Compact"/>
         <w:numPr>
           <w:ilvl w:val="0"/>
-          <w:numId w:val="1077"/>
+          <w:numId w:val="1078"/>
         </w:numPr>
       </w:pPr>
       <w:r>
@@ -15281,7 +15541,7 @@
         <w:pStyle w:val="Compact"/>
         <w:numPr>
           <w:ilvl w:val="0"/>
-          <w:numId w:val="1077"/>
+          <w:numId w:val="1078"/>
         </w:numPr>
       </w:pPr>
       <w:r>
@@ -15303,7 +15563,7 @@
         <w:pStyle w:val="Compact"/>
         <w:numPr>
           <w:ilvl w:val="0"/>
-          <w:numId w:val="1077"/>
+          <w:numId w:val="1078"/>
         </w:numPr>
       </w:pPr>
       <w:r>
@@ -15439,7 +15699,7 @@
         <w:pStyle w:val="Compact"/>
         <w:numPr>
           <w:ilvl w:val="0"/>
-          <w:numId w:val="1078"/>
+          <w:numId w:val="1079"/>
         </w:numPr>
       </w:pPr>
       <w:r>
@@ -15461,7 +15721,7 @@
         <w:pStyle w:val="Compact"/>
         <w:numPr>
           <w:ilvl w:val="0"/>
-          <w:numId w:val="1078"/>
+          <w:numId w:val="1079"/>
         </w:numPr>
       </w:pPr>
       <w:r>
@@ -15483,7 +15743,7 @@
         <w:pStyle w:val="Compact"/>
         <w:numPr>
           <w:ilvl w:val="0"/>
-          <w:numId w:val="1078"/>
+          <w:numId w:val="1079"/>
         </w:numPr>
       </w:pPr>
       <w:r>
@@ -15505,7 +15765,7 @@
         <w:pStyle w:val="Compact"/>
         <w:numPr>
           <w:ilvl w:val="0"/>
-          <w:numId w:val="1078"/>
+          <w:numId w:val="1079"/>
         </w:numPr>
       </w:pPr>
       <w:r>
@@ -15539,7 +15799,7 @@
         <w:pStyle w:val="Compact"/>
         <w:numPr>
           <w:ilvl w:val="0"/>
-          <w:numId w:val="1079"/>
+          <w:numId w:val="1080"/>
         </w:numPr>
       </w:pPr>
       <w:r>
@@ -15561,7 +15821,7 @@
         <w:pStyle w:val="Compact"/>
         <w:numPr>
           <w:ilvl w:val="0"/>
-          <w:numId w:val="1079"/>
+          <w:numId w:val="1080"/>
         </w:numPr>
       </w:pPr>
       <w:r>
@@ -15583,7 +15843,7 @@
         <w:pStyle w:val="Compact"/>
         <w:numPr>
           <w:ilvl w:val="0"/>
-          <w:numId w:val="1079"/>
+          <w:numId w:val="1080"/>
         </w:numPr>
       </w:pPr>
       <w:r>
@@ -15605,7 +15865,7 @@
         <w:pStyle w:val="Compact"/>
         <w:numPr>
           <w:ilvl w:val="0"/>
-          <w:numId w:val="1079"/>
+          <w:numId w:val="1080"/>
         </w:numPr>
       </w:pPr>
       <w:r>
@@ -15735,7 +15995,7 @@
         <w:pStyle w:val="Compact"/>
         <w:numPr>
           <w:ilvl w:val="0"/>
-          <w:numId w:val="1080"/>
+          <w:numId w:val="1081"/>
         </w:numPr>
       </w:pPr>
       <w:r>
@@ -15757,7 +16017,7 @@
         <w:pStyle w:val="Compact"/>
         <w:numPr>
           <w:ilvl w:val="0"/>
-          <w:numId w:val="1080"/>
+          <w:numId w:val="1081"/>
         </w:numPr>
       </w:pPr>
       <w:r>
@@ -15779,7 +16039,7 @@
         <w:pStyle w:val="Compact"/>
         <w:numPr>
           <w:ilvl w:val="0"/>
-          <w:numId w:val="1080"/>
+          <w:numId w:val="1081"/>
         </w:numPr>
       </w:pPr>
       <w:r>
@@ -15807,7 +16067,7 @@
         <w:pStyle w:val="Compact"/>
         <w:numPr>
           <w:ilvl w:val="0"/>
-          <w:numId w:val="1080"/>
+          <w:numId w:val="1081"/>
         </w:numPr>
       </w:pPr>
       <w:r>
@@ -15841,7 +16101,7 @@
         <w:pStyle w:val="Compact"/>
         <w:numPr>
           <w:ilvl w:val="0"/>
-          <w:numId w:val="1081"/>
+          <w:numId w:val="1082"/>
         </w:numPr>
       </w:pPr>
       <w:r>
@@ -15863,7 +16123,7 @@
         <w:pStyle w:val="Compact"/>
         <w:numPr>
           <w:ilvl w:val="0"/>
-          <w:numId w:val="1081"/>
+          <w:numId w:val="1082"/>
         </w:numPr>
       </w:pPr>
       <w:r>
@@ -15885,7 +16145,7 @@
         <w:pStyle w:val="Compact"/>
         <w:numPr>
           <w:ilvl w:val="0"/>
-          <w:numId w:val="1081"/>
+          <w:numId w:val="1082"/>
         </w:numPr>
       </w:pPr>
       <w:r>
@@ -15907,7 +16167,7 @@
         <w:pStyle w:val="Compact"/>
         <w:numPr>
           <w:ilvl w:val="0"/>
-          <w:numId w:val="1081"/>
+          <w:numId w:val="1082"/>
         </w:numPr>
       </w:pPr>
       <w:r>
@@ -16043,7 +16303,7 @@
         <w:pStyle w:val="Compact"/>
         <w:numPr>
           <w:ilvl w:val="0"/>
-          <w:numId w:val="1082"/>
+          <w:numId w:val="1083"/>
         </w:numPr>
       </w:pPr>
       <w:r>
@@ -16065,7 +16325,7 @@
         <w:pStyle w:val="Compact"/>
         <w:numPr>
           <w:ilvl w:val="0"/>
-          <w:numId w:val="1082"/>
+          <w:numId w:val="1083"/>
         </w:numPr>
       </w:pPr>
       <w:r>
@@ -16087,7 +16347,7 @@
         <w:pStyle w:val="Compact"/>
         <w:numPr>
           <w:ilvl w:val="0"/>
-          <w:numId w:val="1082"/>
+          <w:numId w:val="1083"/>
         </w:numPr>
       </w:pPr>
       <w:r>
@@ -16109,7 +16369,7 @@
         <w:pStyle w:val="Compact"/>
         <w:numPr>
           <w:ilvl w:val="0"/>
-          <w:numId w:val="1082"/>
+          <w:numId w:val="1083"/>
         </w:numPr>
       </w:pPr>
       <w:r>
@@ -16143,7 +16403,7 @@
         <w:pStyle w:val="Compact"/>
         <w:numPr>
           <w:ilvl w:val="0"/>
-          <w:numId w:val="1083"/>
+          <w:numId w:val="1084"/>
         </w:numPr>
       </w:pPr>
       <w:r>
@@ -16165,7 +16425,7 @@
         <w:pStyle w:val="Compact"/>
         <w:numPr>
           <w:ilvl w:val="0"/>
-          <w:numId w:val="1083"/>
+          <w:numId w:val="1084"/>
         </w:numPr>
       </w:pPr>
       <w:r>
@@ -16187,7 +16447,7 @@
         <w:pStyle w:val="Compact"/>
         <w:numPr>
           <w:ilvl w:val="0"/>
-          <w:numId w:val="1083"/>
+          <w:numId w:val="1084"/>
         </w:numPr>
       </w:pPr>
       <w:r>
@@ -16209,7 +16469,7 @@
         <w:pStyle w:val="Compact"/>
         <w:numPr>
           <w:ilvl w:val="0"/>
-          <w:numId w:val="1083"/>
+          <w:numId w:val="1084"/>
         </w:numPr>
       </w:pPr>
       <w:r>
@@ -16339,7 +16599,7 @@
         <w:pStyle w:val="Compact"/>
         <w:numPr>
           <w:ilvl w:val="0"/>
-          <w:numId w:val="1084"/>
+          <w:numId w:val="1085"/>
         </w:numPr>
       </w:pPr>
       <w:r>
@@ -16361,7 +16621,7 @@
         <w:pStyle w:val="Compact"/>
         <w:numPr>
           <w:ilvl w:val="0"/>
-          <w:numId w:val="1084"/>
+          <w:numId w:val="1085"/>
         </w:numPr>
       </w:pPr>
       <w:r>
@@ -16383,7 +16643,7 @@
         <w:pStyle w:val="Compact"/>
         <w:numPr>
           <w:ilvl w:val="0"/>
-          <w:numId w:val="1084"/>
+          <w:numId w:val="1085"/>
         </w:numPr>
       </w:pPr>
       <w:r>
@@ -16405,7 +16665,7 @@
         <w:pStyle w:val="Compact"/>
         <w:numPr>
           <w:ilvl w:val="0"/>
-          <w:numId w:val="1084"/>
+          <w:numId w:val="1085"/>
         </w:numPr>
       </w:pPr>
       <w:r>
@@ -16439,7 +16699,7 @@
         <w:pStyle w:val="Compact"/>
         <w:numPr>
           <w:ilvl w:val="0"/>
-          <w:numId w:val="1085"/>
+          <w:numId w:val="1086"/>
         </w:numPr>
       </w:pPr>
       <w:r>
@@ -16461,7 +16721,7 @@
         <w:pStyle w:val="Compact"/>
         <w:numPr>
           <w:ilvl w:val="0"/>
-          <w:numId w:val="1085"/>
+          <w:numId w:val="1086"/>
         </w:numPr>
       </w:pPr>
       <w:r>
@@ -16483,7 +16743,7 @@
         <w:pStyle w:val="Compact"/>
         <w:numPr>
           <w:ilvl w:val="0"/>
-          <w:numId w:val="1085"/>
+          <w:numId w:val="1086"/>
         </w:numPr>
       </w:pPr>
       <w:r>
@@ -16505,7 +16765,7 @@
         <w:pStyle w:val="Compact"/>
         <w:numPr>
           <w:ilvl w:val="0"/>
-          <w:numId w:val="1085"/>
+          <w:numId w:val="1086"/>
         </w:numPr>
       </w:pPr>
       <w:r>
@@ -16635,7 +16895,7 @@
         <w:pStyle w:val="Compact"/>
         <w:numPr>
           <w:ilvl w:val="0"/>
-          <w:numId w:val="1086"/>
+          <w:numId w:val="1087"/>
         </w:numPr>
       </w:pPr>
       <w:r>
@@ -16657,7 +16917,7 @@
         <w:pStyle w:val="Compact"/>
         <w:numPr>
           <w:ilvl w:val="0"/>
-          <w:numId w:val="1086"/>
+          <w:numId w:val="1087"/>
         </w:numPr>
       </w:pPr>
       <w:r>
@@ -16679,7 +16939,7 @@
         <w:pStyle w:val="Compact"/>
         <w:numPr>
           <w:ilvl w:val="0"/>
-          <w:numId w:val="1086"/>
+          <w:numId w:val="1087"/>
         </w:numPr>
       </w:pPr>
       <w:r>
@@ -16713,7 +16973,7 @@
         <w:pStyle w:val="Compact"/>
         <w:numPr>
           <w:ilvl w:val="0"/>
-          <w:numId w:val="1087"/>
+          <w:numId w:val="1088"/>
         </w:numPr>
       </w:pPr>
       <w:r>
@@ -16735,7 +16995,7 @@
         <w:pStyle w:val="Compact"/>
         <w:numPr>
           <w:ilvl w:val="0"/>
-          <w:numId w:val="1087"/>
+          <w:numId w:val="1088"/>
         </w:numPr>
       </w:pPr>
       <w:r>
@@ -16757,7 +17017,7 @@
         <w:pStyle w:val="Compact"/>
         <w:numPr>
           <w:ilvl w:val="0"/>
-          <w:numId w:val="1087"/>
+          <w:numId w:val="1088"/>
         </w:numPr>
       </w:pPr>
       <w:r>
@@ -16779,7 +17039,7 @@
         <w:pStyle w:val="Compact"/>
         <w:numPr>
           <w:ilvl w:val="0"/>
-          <w:numId w:val="1087"/>
+          <w:numId w:val="1088"/>
         </w:numPr>
       </w:pPr>
       <w:r>
@@ -16909,7 +17169,7 @@
         <w:pStyle w:val="Compact"/>
         <w:numPr>
           <w:ilvl w:val="0"/>
-          <w:numId w:val="1088"/>
+          <w:numId w:val="1089"/>
         </w:numPr>
       </w:pPr>
       <w:r>
@@ -16931,7 +17191,7 @@
         <w:pStyle w:val="Compact"/>
         <w:numPr>
           <w:ilvl w:val="0"/>
-          <w:numId w:val="1088"/>
+          <w:numId w:val="1089"/>
         </w:numPr>
       </w:pPr>
       <w:r>
@@ -16953,7 +17213,7 @@
         <w:pStyle w:val="Compact"/>
         <w:numPr>
           <w:ilvl w:val="0"/>
-          <w:numId w:val="1088"/>
+          <w:numId w:val="1089"/>
         </w:numPr>
       </w:pPr>
       <w:r>
@@ -16987,7 +17247,7 @@
         <w:pStyle w:val="Compact"/>
         <w:numPr>
           <w:ilvl w:val="0"/>
-          <w:numId w:val="1089"/>
+          <w:numId w:val="1090"/>
         </w:numPr>
       </w:pPr>
       <w:r>
@@ -17009,7 +17269,7 @@
         <w:pStyle w:val="Compact"/>
         <w:numPr>
           <w:ilvl w:val="0"/>
-          <w:numId w:val="1089"/>
+          <w:numId w:val="1090"/>
         </w:numPr>
       </w:pPr>
       <w:r>
@@ -17031,7 +17291,7 @@
         <w:pStyle w:val="Compact"/>
         <w:numPr>
           <w:ilvl w:val="0"/>
-          <w:numId w:val="1089"/>
+          <w:numId w:val="1090"/>
         </w:numPr>
       </w:pPr>
       <w:r>
@@ -17053,7 +17313,7 @@
         <w:pStyle w:val="Compact"/>
         <w:numPr>
           <w:ilvl w:val="0"/>
-          <w:numId w:val="1089"/>
+          <w:numId w:val="1090"/>
         </w:numPr>
       </w:pPr>
       <w:r>
@@ -17183,7 +17443,7 @@
         <w:pStyle w:val="Compact"/>
         <w:numPr>
           <w:ilvl w:val="0"/>
-          <w:numId w:val="1090"/>
+          <w:numId w:val="1091"/>
         </w:numPr>
       </w:pPr>
       <w:r>
@@ -17205,7 +17465,7 @@
         <w:pStyle w:val="Compact"/>
         <w:numPr>
           <w:ilvl w:val="0"/>
-          <w:numId w:val="1090"/>
+          <w:numId w:val="1091"/>
         </w:numPr>
       </w:pPr>
       <w:r>
@@ -17227,7 +17487,7 @@
         <w:pStyle w:val="Compact"/>
         <w:numPr>
           <w:ilvl w:val="0"/>
-          <w:numId w:val="1090"/>
+          <w:numId w:val="1091"/>
         </w:numPr>
       </w:pPr>
       <w:r>
@@ -17261,7 +17521,7 @@
         <w:pStyle w:val="Compact"/>
         <w:numPr>
           <w:ilvl w:val="0"/>
-          <w:numId w:val="1091"/>
+          <w:numId w:val="1092"/>
         </w:numPr>
       </w:pPr>
       <w:r>
@@ -17283,7 +17543,7 @@
         <w:pStyle w:val="Compact"/>
         <w:numPr>
           <w:ilvl w:val="0"/>
-          <w:numId w:val="1091"/>
+          <w:numId w:val="1092"/>
         </w:numPr>
       </w:pPr>
       <w:r>
@@ -17305,7 +17565,7 @@
         <w:pStyle w:val="Compact"/>
         <w:numPr>
           <w:ilvl w:val="0"/>
-          <w:numId w:val="1091"/>
+          <w:numId w:val="1092"/>
         </w:numPr>
       </w:pPr>
       <w:r>
@@ -17327,7 +17587,7 @@
         <w:pStyle w:val="Compact"/>
         <w:numPr>
           <w:ilvl w:val="0"/>
-          <w:numId w:val="1091"/>
+          <w:numId w:val="1092"/>
         </w:numPr>
       </w:pPr>
       <w:r>
@@ -17457,7 +17717,7 @@
         <w:pStyle w:val="Compact"/>
         <w:numPr>
           <w:ilvl w:val="0"/>
-          <w:numId w:val="1092"/>
+          <w:numId w:val="1093"/>
         </w:numPr>
       </w:pPr>
       <w:r>
@@ -17479,7 +17739,7 @@
         <w:pStyle w:val="Compact"/>
         <w:numPr>
           <w:ilvl w:val="0"/>
-          <w:numId w:val="1092"/>
+          <w:numId w:val="1093"/>
         </w:numPr>
       </w:pPr>
       <w:r>
@@ -17501,7 +17761,7 @@
         <w:pStyle w:val="Compact"/>
         <w:numPr>
           <w:ilvl w:val="0"/>
-          <w:numId w:val="1092"/>
+          <w:numId w:val="1093"/>
         </w:numPr>
       </w:pPr>
       <w:r>
@@ -17529,7 +17789,7 @@
         <w:pStyle w:val="Compact"/>
         <w:numPr>
           <w:ilvl w:val="0"/>
-          <w:numId w:val="1092"/>
+          <w:numId w:val="1093"/>
         </w:numPr>
       </w:pPr>
       <w:r>
@@ -17563,7 +17823,7 @@
         <w:pStyle w:val="Compact"/>
         <w:numPr>
           <w:ilvl w:val="0"/>
-          <w:numId w:val="1093"/>
+          <w:numId w:val="1094"/>
         </w:numPr>
       </w:pPr>
       <w:r>
@@ -17585,7 +17845,7 @@
         <w:pStyle w:val="Compact"/>
         <w:numPr>
           <w:ilvl w:val="0"/>
-          <w:numId w:val="1093"/>
+          <w:numId w:val="1094"/>
         </w:numPr>
       </w:pPr>
       <w:r>
@@ -17607,7 +17867,7 @@
         <w:pStyle w:val="Compact"/>
         <w:numPr>
           <w:ilvl w:val="0"/>
-          <w:numId w:val="1093"/>
+          <w:numId w:val="1094"/>
         </w:numPr>
       </w:pPr>
       <w:r>
@@ -17629,7 +17889,7 @@
         <w:pStyle w:val="Compact"/>
         <w:numPr>
           <w:ilvl w:val="0"/>
-          <w:numId w:val="1093"/>
+          <w:numId w:val="1094"/>
         </w:numPr>
       </w:pPr>
       <w:r>
@@ -17759,7 +18019,7 @@
         <w:pStyle w:val="Compact"/>
         <w:numPr>
           <w:ilvl w:val="0"/>
-          <w:numId w:val="1094"/>
+          <w:numId w:val="1095"/>
         </w:numPr>
       </w:pPr>
       <w:r>
@@ -17781,7 +18041,7 @@
         <w:pStyle w:val="Compact"/>
         <w:numPr>
           <w:ilvl w:val="0"/>
-          <w:numId w:val="1094"/>
+          <w:numId w:val="1095"/>
         </w:numPr>
       </w:pPr>
       <w:r>
@@ -17803,7 +18063,7 @@
         <w:pStyle w:val="Compact"/>
         <w:numPr>
           <w:ilvl w:val="0"/>
-          <w:numId w:val="1094"/>
+          <w:numId w:val="1095"/>
         </w:numPr>
       </w:pPr>
       <w:r>
@@ -17843,7 +18103,7 @@
         <w:pStyle w:val="Compact"/>
         <w:numPr>
           <w:ilvl w:val="0"/>
-          <w:numId w:val="1095"/>
+          <w:numId w:val="1096"/>
         </w:numPr>
       </w:pPr>
       <w:r>
@@ -17865,7 +18125,7 @@
         <w:pStyle w:val="Compact"/>
         <w:numPr>
           <w:ilvl w:val="0"/>
-          <w:numId w:val="1095"/>
+          <w:numId w:val="1096"/>
         </w:numPr>
       </w:pPr>
       <w:r>
@@ -17887,7 +18147,7 @@
         <w:pStyle w:val="Compact"/>
         <w:numPr>
           <w:ilvl w:val="0"/>
-          <w:numId w:val="1095"/>
+          <w:numId w:val="1096"/>
         </w:numPr>
       </w:pPr>
       <w:r>
@@ -17909,7 +18169,7 @@
         <w:pStyle w:val="Compact"/>
         <w:numPr>
           <w:ilvl w:val="0"/>
-          <w:numId w:val="1095"/>
+          <w:numId w:val="1096"/>
         </w:numPr>
       </w:pPr>
       <w:r>
@@ -18039,7 +18299,7 @@
         <w:pStyle w:val="Compact"/>
         <w:numPr>
           <w:ilvl w:val="0"/>
-          <w:numId w:val="1096"/>
+          <w:numId w:val="1097"/>
         </w:numPr>
       </w:pPr>
       <w:r>
@@ -18061,7 +18321,7 @@
         <w:pStyle w:val="Compact"/>
         <w:numPr>
           <w:ilvl w:val="0"/>
-          <w:numId w:val="1096"/>
+          <w:numId w:val="1097"/>
         </w:numPr>
       </w:pPr>
       <w:r>
@@ -18083,7 +18343,7 @@
         <w:pStyle w:val="Compact"/>
         <w:numPr>
           <w:ilvl w:val="0"/>
-          <w:numId w:val="1096"/>
+          <w:numId w:val="1097"/>
         </w:numPr>
       </w:pPr>
       <w:r>
@@ -18117,7 +18377,7 @@
         <w:pStyle w:val="Compact"/>
         <w:numPr>
           <w:ilvl w:val="0"/>
-          <w:numId w:val="1097"/>
+          <w:numId w:val="1098"/>
         </w:numPr>
       </w:pPr>
       <w:r>
@@ -18139,7 +18399,7 @@
         <w:pStyle w:val="Compact"/>
         <w:numPr>
           <w:ilvl w:val="0"/>
-          <w:numId w:val="1097"/>
+          <w:numId w:val="1098"/>
         </w:numPr>
       </w:pPr>
       <w:r>
@@ -18161,7 +18421,7 @@
         <w:pStyle w:val="Compact"/>
         <w:numPr>
           <w:ilvl w:val="0"/>
-          <w:numId w:val="1097"/>
+          <w:numId w:val="1098"/>
         </w:numPr>
       </w:pPr>
       <w:r>
@@ -18183,7 +18443,7 @@
         <w:pStyle w:val="Compact"/>
         <w:numPr>
           <w:ilvl w:val="0"/>
-          <w:numId w:val="1097"/>
+          <w:numId w:val="1098"/>
         </w:numPr>
       </w:pPr>
       <w:r>
@@ -18313,7 +18573,7 @@
         <w:pStyle w:val="Compact"/>
         <w:numPr>
           <w:ilvl w:val="0"/>
-          <w:numId w:val="1098"/>
+          <w:numId w:val="1099"/>
         </w:numPr>
       </w:pPr>
       <w:r>
@@ -18335,7 +18595,7 @@
         <w:pStyle w:val="Compact"/>
         <w:numPr>
           <w:ilvl w:val="0"/>
-          <w:numId w:val="1098"/>
+          <w:numId w:val="1099"/>
         </w:numPr>
       </w:pPr>
       <w:r>
@@ -18357,7 +18617,7 @@
         <w:pStyle w:val="Compact"/>
         <w:numPr>
           <w:ilvl w:val="0"/>
-          <w:numId w:val="1098"/>
+          <w:numId w:val="1099"/>
         </w:numPr>
       </w:pPr>
       <w:r>
@@ -18391,7 +18651,7 @@
         <w:pStyle w:val="Compact"/>
         <w:numPr>
           <w:ilvl w:val="0"/>
-          <w:numId w:val="1099"/>
+          <w:numId w:val="1100"/>
         </w:numPr>
       </w:pPr>
       <w:r>
@@ -18413,7 +18673,7 @@
         <w:pStyle w:val="Compact"/>
         <w:numPr>
           <w:ilvl w:val="0"/>
-          <w:numId w:val="1099"/>
+          <w:numId w:val="1100"/>
         </w:numPr>
       </w:pPr>
       <w:r>
@@ -18435,7 +18695,7 @@
         <w:pStyle w:val="Compact"/>
         <w:numPr>
           <w:ilvl w:val="0"/>
-          <w:numId w:val="1099"/>
+          <w:numId w:val="1100"/>
         </w:numPr>
       </w:pPr>
       <w:r>
@@ -18457,7 +18717,7 @@
         <w:pStyle w:val="Compact"/>
         <w:numPr>
           <w:ilvl w:val="0"/>
-          <w:numId w:val="1099"/>
+          <w:numId w:val="1100"/>
         </w:numPr>
       </w:pPr>
       <w:r>
@@ -18587,7 +18847,7 @@
         <w:pStyle w:val="Compact"/>
         <w:numPr>
           <w:ilvl w:val="0"/>
-          <w:numId w:val="1100"/>
+          <w:numId w:val="1101"/>
         </w:numPr>
       </w:pPr>
       <w:r>
@@ -18609,7 +18869,7 @@
         <w:pStyle w:val="Compact"/>
         <w:numPr>
           <w:ilvl w:val="0"/>
-          <w:numId w:val="1100"/>
+          <w:numId w:val="1101"/>
         </w:numPr>
       </w:pPr>
       <w:r>
@@ -18637,7 +18897,7 @@
         <w:pStyle w:val="Compact"/>
         <w:numPr>
           <w:ilvl w:val="0"/>
-          <w:numId w:val="1100"/>
+          <w:numId w:val="1101"/>
         </w:numPr>
       </w:pPr>
       <w:r>
@@ -18671,7 +18931,7 @@
         <w:pStyle w:val="Compact"/>
         <w:numPr>
           <w:ilvl w:val="0"/>
-          <w:numId w:val="1101"/>
+          <w:numId w:val="1102"/>
         </w:numPr>
       </w:pPr>
       <w:r>
@@ -18693,7 +18953,7 @@
         <w:pStyle w:val="Compact"/>
         <w:numPr>
           <w:ilvl w:val="0"/>
-          <w:numId w:val="1101"/>
+          <w:numId w:val="1102"/>
         </w:numPr>
       </w:pPr>
       <w:r>
@@ -18715,7 +18975,7 @@
         <w:pStyle w:val="Compact"/>
         <w:numPr>
           <w:ilvl w:val="0"/>
-          <w:numId w:val="1101"/>
+          <w:numId w:val="1102"/>
         </w:numPr>
       </w:pPr>
       <w:r>
@@ -18737,7 +18997,7 @@
         <w:pStyle w:val="Compact"/>
         <w:numPr>
           <w:ilvl w:val="0"/>
-          <w:numId w:val="1101"/>
+          <w:numId w:val="1102"/>
         </w:numPr>
       </w:pPr>
       <w:r>
@@ -18867,7 +19127,7 @@
         <w:pStyle w:val="Compact"/>
         <w:numPr>
           <w:ilvl w:val="0"/>
-          <w:numId w:val="1102"/>
+          <w:numId w:val="1103"/>
         </w:numPr>
       </w:pPr>
       <w:r>
@@ -18889,7 +19149,7 @@
         <w:pStyle w:val="Compact"/>
         <w:numPr>
           <w:ilvl w:val="0"/>
-          <w:numId w:val="1102"/>
+          <w:numId w:val="1103"/>
         </w:numPr>
       </w:pPr>
       <w:r>
@@ -18911,7 +19171,7 @@
         <w:pStyle w:val="Compact"/>
         <w:numPr>
           <w:ilvl w:val="0"/>
-          <w:numId w:val="1102"/>
+          <w:numId w:val="1103"/>
         </w:numPr>
       </w:pPr>
       <w:r>
@@ -18945,7 +19205,7 @@
         <w:pStyle w:val="Compact"/>
         <w:numPr>
           <w:ilvl w:val="0"/>
-          <w:numId w:val="1103"/>
+          <w:numId w:val="1104"/>
         </w:numPr>
       </w:pPr>
       <w:r>
@@ -18967,7 +19227,7 @@
         <w:pStyle w:val="Compact"/>
         <w:numPr>
           <w:ilvl w:val="0"/>
-          <w:numId w:val="1103"/>
+          <w:numId w:val="1104"/>
         </w:numPr>
       </w:pPr>
       <w:r>
@@ -18989,7 +19249,7 @@
         <w:pStyle w:val="Compact"/>
         <w:numPr>
           <w:ilvl w:val="0"/>
-          <w:numId w:val="1103"/>
+          <w:numId w:val="1104"/>
         </w:numPr>
       </w:pPr>
       <w:r>
@@ -19011,7 +19271,7 @@
         <w:pStyle w:val="Compact"/>
         <w:numPr>
           <w:ilvl w:val="0"/>
-          <w:numId w:val="1103"/>
+          <w:numId w:val="1104"/>
         </w:numPr>
       </w:pPr>
       <w:r>
@@ -19135,7 +19395,7 @@
         <w:pStyle w:val="Compact"/>
         <w:numPr>
           <w:ilvl w:val="0"/>
-          <w:numId w:val="1104"/>
+          <w:numId w:val="1105"/>
         </w:numPr>
       </w:pPr>
       <w:r>
@@ -19157,7 +19417,7 @@
         <w:pStyle w:val="Compact"/>
         <w:numPr>
           <w:ilvl w:val="0"/>
-          <w:numId w:val="1104"/>
+          <w:numId w:val="1105"/>
         </w:numPr>
       </w:pPr>
       <w:r>
@@ -19185,7 +19445,7 @@
         <w:pStyle w:val="Compact"/>
         <w:numPr>
           <w:ilvl w:val="0"/>
-          <w:numId w:val="1104"/>
+          <w:numId w:val="1105"/>
         </w:numPr>
       </w:pPr>
       <w:r>
@@ -19207,7 +19467,7 @@
         <w:pStyle w:val="Compact"/>
         <w:numPr>
           <w:ilvl w:val="0"/>
-          <w:numId w:val="1104"/>
+          <w:numId w:val="1105"/>
         </w:numPr>
       </w:pPr>
       <w:r>
@@ -19241,7 +19501,7 @@
         <w:pStyle w:val="Compact"/>
         <w:numPr>
           <w:ilvl w:val="0"/>
-          <w:numId w:val="1105"/>
+          <w:numId w:val="1106"/>
         </w:numPr>
       </w:pPr>
       <w:r>
@@ -19263,7 +19523,7 @@
         <w:pStyle w:val="Compact"/>
         <w:numPr>
           <w:ilvl w:val="0"/>
-          <w:numId w:val="1105"/>
+          <w:numId w:val="1106"/>
         </w:numPr>
       </w:pPr>
       <w:r>
@@ -19285,7 +19545,7 @@
         <w:pStyle w:val="Compact"/>
         <w:numPr>
           <w:ilvl w:val="0"/>
-          <w:numId w:val="1105"/>
+          <w:numId w:val="1106"/>
         </w:numPr>
       </w:pPr>
       <w:r>
@@ -19307,7 +19567,7 @@
         <w:pStyle w:val="Compact"/>
         <w:numPr>
           <w:ilvl w:val="0"/>
-          <w:numId w:val="1105"/>
+          <w:numId w:val="1106"/>
         </w:numPr>
       </w:pPr>
       <w:r>
@@ -19431,7 +19691,7 @@
         <w:pStyle w:val="Compact"/>
         <w:numPr>
           <w:ilvl w:val="0"/>
-          <w:numId w:val="1106"/>
+          <w:numId w:val="1107"/>
         </w:numPr>
       </w:pPr>
       <w:r>
@@ -19453,7 +19713,7 @@
         <w:pStyle w:val="Compact"/>
         <w:numPr>
           <w:ilvl w:val="0"/>
-          <w:numId w:val="1106"/>
+          <w:numId w:val="1107"/>
         </w:numPr>
       </w:pPr>
       <w:r>
@@ -19475,7 +19735,7 @@
         <w:pStyle w:val="Compact"/>
         <w:numPr>
           <w:ilvl w:val="0"/>
-          <w:numId w:val="1106"/>
+          <w:numId w:val="1107"/>
         </w:numPr>
       </w:pPr>
       <w:r>
@@ -19509,7 +19769,7 @@
         <w:pStyle w:val="Compact"/>
         <w:numPr>
           <w:ilvl w:val="0"/>
-          <w:numId w:val="1107"/>
+          <w:numId w:val="1108"/>
         </w:numPr>
       </w:pPr>
       <w:r>
@@ -19531,7 +19791,7 @@
         <w:pStyle w:val="Compact"/>
         <w:numPr>
           <w:ilvl w:val="0"/>
-          <w:numId w:val="1107"/>
+          <w:numId w:val="1108"/>
         </w:numPr>
       </w:pPr>
       <w:r>
@@ -19553,7 +19813,7 @@
         <w:pStyle w:val="Compact"/>
         <w:numPr>
           <w:ilvl w:val="0"/>
-          <w:numId w:val="1107"/>
+          <w:numId w:val="1108"/>
         </w:numPr>
       </w:pPr>
       <w:r>
@@ -19575,7 +19835,7 @@
         <w:pStyle w:val="Compact"/>
         <w:numPr>
           <w:ilvl w:val="0"/>
-          <w:numId w:val="1107"/>
+          <w:numId w:val="1108"/>
         </w:numPr>
       </w:pPr>
       <w:r>
@@ -19705,7 +19965,7 @@
         <w:pStyle w:val="Compact"/>
         <w:numPr>
           <w:ilvl w:val="0"/>
-          <w:numId w:val="1108"/>
+          <w:numId w:val="1109"/>
         </w:numPr>
       </w:pPr>
       <w:r>
@@ -19727,7 +19987,7 @@
         <w:pStyle w:val="Compact"/>
         <w:numPr>
           <w:ilvl w:val="0"/>
-          <w:numId w:val="1108"/>
+          <w:numId w:val="1109"/>
         </w:numPr>
       </w:pPr>
       <w:r>
@@ -19749,7 +20009,7 @@
         <w:pStyle w:val="Compact"/>
         <w:numPr>
           <w:ilvl w:val="0"/>
-          <w:numId w:val="1108"/>
+          <w:numId w:val="1109"/>
         </w:numPr>
       </w:pPr>
       <w:r>
@@ -19783,7 +20043,7 @@
         <w:pStyle w:val="Compact"/>
         <w:numPr>
           <w:ilvl w:val="0"/>
-          <w:numId w:val="1109"/>
+          <w:numId w:val="1110"/>
         </w:numPr>
       </w:pPr>
       <w:r>
@@ -19805,7 +20065,7 @@
         <w:pStyle w:val="Compact"/>
         <w:numPr>
           <w:ilvl w:val="0"/>
-          <w:numId w:val="1109"/>
+          <w:numId w:val="1110"/>
         </w:numPr>
       </w:pPr>
       <w:r>
@@ -19827,7 +20087,7 @@
         <w:pStyle w:val="Compact"/>
         <w:numPr>
           <w:ilvl w:val="0"/>
-          <w:numId w:val="1109"/>
+          <w:numId w:val="1110"/>
         </w:numPr>
       </w:pPr>
       <w:r>
@@ -19849,7 +20109,7 @@
         <w:pStyle w:val="Compact"/>
         <w:numPr>
           <w:ilvl w:val="0"/>
-          <w:numId w:val="1109"/>
+          <w:numId w:val="1110"/>
         </w:numPr>
       </w:pPr>
       <w:r>
@@ -19979,7 +20239,7 @@
         <w:pStyle w:val="Compact"/>
         <w:numPr>
           <w:ilvl w:val="0"/>
-          <w:numId w:val="1110"/>
+          <w:numId w:val="1111"/>
         </w:numPr>
       </w:pPr>
       <w:r>
@@ -20001,7 +20261,7 @@
         <w:pStyle w:val="Compact"/>
         <w:numPr>
           <w:ilvl w:val="0"/>
-          <w:numId w:val="1110"/>
+          <w:numId w:val="1111"/>
         </w:numPr>
       </w:pPr>
       <w:r>
@@ -20023,7 +20283,7 @@
         <w:pStyle w:val="Compact"/>
         <w:numPr>
           <w:ilvl w:val="0"/>
-          <w:numId w:val="1110"/>
+          <w:numId w:val="1111"/>
         </w:numPr>
       </w:pPr>
       <w:r>
@@ -20057,7 +20317,7 @@
         <w:pStyle w:val="Compact"/>
         <w:numPr>
           <w:ilvl w:val="0"/>
-          <w:numId w:val="1111"/>
+          <w:numId w:val="1112"/>
         </w:numPr>
       </w:pPr>
       <w:r>
@@ -20079,7 +20339,7 @@
         <w:pStyle w:val="Compact"/>
         <w:numPr>
           <w:ilvl w:val="0"/>
-          <w:numId w:val="1111"/>
+          <w:numId w:val="1112"/>
         </w:numPr>
       </w:pPr>
       <w:r>
@@ -20101,7 +20361,7 @@
         <w:pStyle w:val="Compact"/>
         <w:numPr>
           <w:ilvl w:val="0"/>
-          <w:numId w:val="1111"/>
+          <w:numId w:val="1112"/>
         </w:numPr>
       </w:pPr>
       <w:r>
@@ -20123,7 +20383,7 @@
         <w:pStyle w:val="Compact"/>
         <w:numPr>
           <w:ilvl w:val="0"/>
-          <w:numId w:val="1111"/>
+          <w:numId w:val="1112"/>
         </w:numPr>
       </w:pPr>
       <w:r>
@@ -20253,7 +20513,7 @@
         <w:pStyle w:val="Compact"/>
         <w:numPr>
           <w:ilvl w:val="0"/>
-          <w:numId w:val="1112"/>
+          <w:numId w:val="1113"/>
         </w:numPr>
       </w:pPr>
       <w:r>
@@ -20275,7 +20535,7 @@
         <w:pStyle w:val="Compact"/>
         <w:numPr>
           <w:ilvl w:val="0"/>
-          <w:numId w:val="1112"/>
+          <w:numId w:val="1113"/>
         </w:numPr>
       </w:pPr>
       <w:r>
@@ -20297,7 +20557,7 @@
         <w:pStyle w:val="Compact"/>
         <w:numPr>
           <w:ilvl w:val="0"/>
-          <w:numId w:val="1112"/>
+          <w:numId w:val="1113"/>
         </w:numPr>
       </w:pPr>
       <w:r>
@@ -20331,7 +20591,7 @@
         <w:pStyle w:val="Compact"/>
         <w:numPr>
           <w:ilvl w:val="0"/>
-          <w:numId w:val="1113"/>
+          <w:numId w:val="1114"/>
         </w:numPr>
       </w:pPr>
       <w:r>
@@ -20353,7 +20613,7 @@
         <w:pStyle w:val="Compact"/>
         <w:numPr>
           <w:ilvl w:val="0"/>
-          <w:numId w:val="1113"/>
+          <w:numId w:val="1114"/>
         </w:numPr>
       </w:pPr>
       <w:r>
@@ -20375,7 +20635,7 @@
         <w:pStyle w:val="Compact"/>
         <w:numPr>
           <w:ilvl w:val="0"/>
-          <w:numId w:val="1113"/>
+          <w:numId w:val="1114"/>
         </w:numPr>
       </w:pPr>
       <w:r>
@@ -20397,7 +20657,7 @@
         <w:pStyle w:val="Compact"/>
         <w:numPr>
           <w:ilvl w:val="0"/>
-          <w:numId w:val="1113"/>
+          <w:numId w:val="1114"/>
         </w:numPr>
       </w:pPr>
       <w:r>
@@ -20533,7 +20793,7 @@
         <w:pStyle w:val="Compact"/>
         <w:numPr>
           <w:ilvl w:val="0"/>
-          <w:numId w:val="1114"/>
+          <w:numId w:val="1115"/>
         </w:numPr>
       </w:pPr>
       <w:r>
@@ -20555,7 +20815,7 @@
         <w:pStyle w:val="Compact"/>
         <w:numPr>
           <w:ilvl w:val="0"/>
-          <w:numId w:val="1114"/>
+          <w:numId w:val="1115"/>
         </w:numPr>
       </w:pPr>
       <w:r>
@@ -20577,7 +20837,7 @@
         <w:pStyle w:val="Compact"/>
         <w:numPr>
           <w:ilvl w:val="0"/>
-          <w:numId w:val="1114"/>
+          <w:numId w:val="1115"/>
         </w:numPr>
       </w:pPr>
       <w:r>
@@ -20611,7 +20871,7 @@
         <w:pStyle w:val="Compact"/>
         <w:numPr>
           <w:ilvl w:val="0"/>
-          <w:numId w:val="1115"/>
+          <w:numId w:val="1116"/>
         </w:numPr>
       </w:pPr>
       <w:r>
@@ -20633,7 +20893,7 @@
         <w:pStyle w:val="Compact"/>
         <w:numPr>
           <w:ilvl w:val="0"/>
-          <w:numId w:val="1115"/>
+          <w:numId w:val="1116"/>
         </w:numPr>
       </w:pPr>
       <w:r>
@@ -20655,7 +20915,7 @@
         <w:pStyle w:val="Compact"/>
         <w:numPr>
           <w:ilvl w:val="0"/>
-          <w:numId w:val="1115"/>
+          <w:numId w:val="1116"/>
         </w:numPr>
       </w:pPr>
       <w:r>
@@ -20677,7 +20937,7 @@
         <w:pStyle w:val="Compact"/>
         <w:numPr>
           <w:ilvl w:val="0"/>
-          <w:numId w:val="1115"/>
+          <w:numId w:val="1116"/>
         </w:numPr>
       </w:pPr>
       <w:r>
@@ -20807,7 +21067,7 @@
         <w:pStyle w:val="Compact"/>
         <w:numPr>
           <w:ilvl w:val="0"/>
-          <w:numId w:val="1116"/>
+          <w:numId w:val="1117"/>
         </w:numPr>
       </w:pPr>
       <w:r>
@@ -20829,7 +21089,7 @@
         <w:pStyle w:val="Compact"/>
         <w:numPr>
           <w:ilvl w:val="0"/>
-          <w:numId w:val="1116"/>
+          <w:numId w:val="1117"/>
         </w:numPr>
       </w:pPr>
       <w:r>
@@ -20851,7 +21111,7 @@
         <w:pStyle w:val="Compact"/>
         <w:numPr>
           <w:ilvl w:val="0"/>
-          <w:numId w:val="1116"/>
+          <w:numId w:val="1117"/>
         </w:numPr>
       </w:pPr>
       <w:r>
@@ -20885,7 +21145,7 @@
         <w:pStyle w:val="Compact"/>
         <w:numPr>
           <w:ilvl w:val="0"/>
-          <w:numId w:val="1117"/>
+          <w:numId w:val="1118"/>
         </w:numPr>
       </w:pPr>
       <w:r>
@@ -20907,7 +21167,7 @@
         <w:pStyle w:val="Compact"/>
         <w:numPr>
           <w:ilvl w:val="0"/>
-          <w:numId w:val="1117"/>
+          <w:numId w:val="1118"/>
         </w:numPr>
       </w:pPr>
       <w:r>
@@ -20929,7 +21189,7 @@
         <w:pStyle w:val="Compact"/>
         <w:numPr>
           <w:ilvl w:val="0"/>
-          <w:numId w:val="1117"/>
+          <w:numId w:val="1118"/>
         </w:numPr>
       </w:pPr>
       <w:r>
@@ -20951,7 +21211,7 @@
         <w:pStyle w:val="Compact"/>
         <w:numPr>
           <w:ilvl w:val="0"/>
-          <w:numId w:val="1117"/>
+          <w:numId w:val="1118"/>
         </w:numPr>
       </w:pPr>
       <w:r>
@@ -21081,7 +21341,7 @@
         <w:pStyle w:val="Compact"/>
         <w:numPr>
           <w:ilvl w:val="0"/>
-          <w:numId w:val="1118"/>
+          <w:numId w:val="1119"/>
         </w:numPr>
       </w:pPr>
       <w:r>
@@ -21103,7 +21363,7 @@
         <w:pStyle w:val="Compact"/>
         <w:numPr>
           <w:ilvl w:val="0"/>
-          <w:numId w:val="1118"/>
+          <w:numId w:val="1119"/>
         </w:numPr>
       </w:pPr>
       <w:r>
@@ -21125,7 +21385,7 @@
         <w:pStyle w:val="Compact"/>
         <w:numPr>
           <w:ilvl w:val="0"/>
-          <w:numId w:val="1118"/>
+          <w:numId w:val="1119"/>
         </w:numPr>
       </w:pPr>
       <w:r>
@@ -21159,7 +21419,7 @@
         <w:pStyle w:val="Compact"/>
         <w:numPr>
           <w:ilvl w:val="0"/>
-          <w:numId w:val="1119"/>
+          <w:numId w:val="1120"/>
         </w:numPr>
       </w:pPr>
       <w:r>
@@ -21181,7 +21441,7 @@
         <w:pStyle w:val="Compact"/>
         <w:numPr>
           <w:ilvl w:val="0"/>
-          <w:numId w:val="1119"/>
+          <w:numId w:val="1120"/>
         </w:numPr>
       </w:pPr>
       <w:r>
@@ -21203,7 +21463,7 @@
         <w:pStyle w:val="Compact"/>
         <w:numPr>
           <w:ilvl w:val="0"/>
-          <w:numId w:val="1119"/>
+          <w:numId w:val="1120"/>
         </w:numPr>
       </w:pPr>
       <w:r>
@@ -21225,7 +21485,7 @@
         <w:pStyle w:val="Compact"/>
         <w:numPr>
           <w:ilvl w:val="0"/>
-          <w:numId w:val="1119"/>
+          <w:numId w:val="1120"/>
         </w:numPr>
       </w:pPr>
       <w:r>
@@ -21355,7 +21615,7 @@
         <w:pStyle w:val="Compact"/>
         <w:numPr>
           <w:ilvl w:val="0"/>
-          <w:numId w:val="1120"/>
+          <w:numId w:val="1121"/>
         </w:numPr>
       </w:pPr>
       <w:r>
@@ -21377,7 +21637,7 @@
         <w:pStyle w:val="Compact"/>
         <w:numPr>
           <w:ilvl w:val="0"/>
-          <w:numId w:val="1120"/>
+          <w:numId w:val="1121"/>
         </w:numPr>
       </w:pPr>
       <w:r>
@@ -21399,7 +21659,7 @@
         <w:pStyle w:val="Compact"/>
         <w:numPr>
           <w:ilvl w:val="0"/>
-          <w:numId w:val="1120"/>
+          <w:numId w:val="1121"/>
         </w:numPr>
       </w:pPr>
       <w:r>
@@ -21433,7 +21693,7 @@
         <w:pStyle w:val="Compact"/>
         <w:numPr>
           <w:ilvl w:val="0"/>
-          <w:numId w:val="1121"/>
+          <w:numId w:val="1122"/>
         </w:numPr>
       </w:pPr>
       <w:r>
@@ -21455,7 +21715,7 @@
         <w:pStyle w:val="Compact"/>
         <w:numPr>
           <w:ilvl w:val="0"/>
-          <w:numId w:val="1121"/>
+          <w:numId w:val="1122"/>
         </w:numPr>
       </w:pPr>
       <w:r>
@@ -21477,7 +21737,7 @@
         <w:pStyle w:val="Compact"/>
         <w:numPr>
           <w:ilvl w:val="0"/>
-          <w:numId w:val="1121"/>
+          <w:numId w:val="1122"/>
         </w:numPr>
       </w:pPr>
       <w:r>
@@ -21499,7 +21759,7 @@
         <w:pStyle w:val="Compact"/>
         <w:numPr>
           <w:ilvl w:val="0"/>
-          <w:numId w:val="1121"/>
+          <w:numId w:val="1122"/>
         </w:numPr>
       </w:pPr>
       <w:r>
@@ -21629,7 +21889,7 @@
         <w:pStyle w:val="Compact"/>
         <w:numPr>
           <w:ilvl w:val="0"/>
-          <w:numId w:val="1122"/>
+          <w:numId w:val="1123"/>
         </w:numPr>
       </w:pPr>
       <w:r>
@@ -21651,7 +21911,7 @@
         <w:pStyle w:val="Compact"/>
         <w:numPr>
           <w:ilvl w:val="0"/>
-          <w:numId w:val="1122"/>
+          <w:numId w:val="1123"/>
         </w:numPr>
       </w:pPr>
       <w:r>
@@ -21673,7 +21933,7 @@
         <w:pStyle w:val="Compact"/>
         <w:numPr>
           <w:ilvl w:val="0"/>
-          <w:numId w:val="1122"/>
+          <w:numId w:val="1123"/>
         </w:numPr>
       </w:pPr>
       <w:r>
@@ -21707,7 +21967,7 @@
         <w:pStyle w:val="Compact"/>
         <w:numPr>
           <w:ilvl w:val="0"/>
-          <w:numId w:val="1123"/>
+          <w:numId w:val="1124"/>
         </w:numPr>
       </w:pPr>
       <w:r>
@@ -21729,7 +21989,7 @@
         <w:pStyle w:val="Compact"/>
         <w:numPr>
           <w:ilvl w:val="0"/>
-          <w:numId w:val="1123"/>
+          <w:numId w:val="1124"/>
         </w:numPr>
       </w:pPr>
       <w:r>
@@ -21751,7 +22011,7 @@
         <w:pStyle w:val="Compact"/>
         <w:numPr>
           <w:ilvl w:val="0"/>
-          <w:numId w:val="1123"/>
+          <w:numId w:val="1124"/>
         </w:numPr>
       </w:pPr>
       <w:r>
@@ -21773,7 +22033,7 @@
         <w:pStyle w:val="Compact"/>
         <w:numPr>
           <w:ilvl w:val="0"/>
-          <w:numId w:val="1123"/>
+          <w:numId w:val="1124"/>
         </w:numPr>
       </w:pPr>
       <w:r>
@@ -21909,7 +22169,7 @@
         <w:pStyle w:val="Compact"/>
         <w:numPr>
           <w:ilvl w:val="0"/>
-          <w:numId w:val="1124"/>
+          <w:numId w:val="1125"/>
         </w:numPr>
       </w:pPr>
       <w:r>
@@ -21931,7 +22191,7 @@
         <w:pStyle w:val="Compact"/>
         <w:numPr>
           <w:ilvl w:val="0"/>
-          <w:numId w:val="1124"/>
+          <w:numId w:val="1125"/>
         </w:numPr>
       </w:pPr>
       <w:r>
@@ -21953,7 +22213,7 @@
         <w:pStyle w:val="Compact"/>
         <w:numPr>
           <w:ilvl w:val="0"/>
-          <w:numId w:val="1124"/>
+          <w:numId w:val="1125"/>
         </w:numPr>
       </w:pPr>
       <w:r>
@@ -21987,7 +22247,7 @@
         <w:pStyle w:val="Compact"/>
         <w:numPr>
           <w:ilvl w:val="0"/>
-          <w:numId w:val="1125"/>
+          <w:numId w:val="1126"/>
         </w:numPr>
       </w:pPr>
       <w:r>
@@ -22009,7 +22269,7 @@
         <w:pStyle w:val="Compact"/>
         <w:numPr>
           <w:ilvl w:val="0"/>
-          <w:numId w:val="1125"/>
+          <w:numId w:val="1126"/>
         </w:numPr>
       </w:pPr>
       <w:r>
@@ -22031,7 +22291,7 @@
         <w:pStyle w:val="Compact"/>
         <w:numPr>
           <w:ilvl w:val="0"/>
-          <w:numId w:val="1125"/>
+          <w:numId w:val="1126"/>
         </w:numPr>
       </w:pPr>
       <w:r>
@@ -22053,7 +22313,7 @@
         <w:pStyle w:val="Compact"/>
         <w:numPr>
           <w:ilvl w:val="0"/>
-          <w:numId w:val="1125"/>
+          <w:numId w:val="1126"/>
         </w:numPr>
       </w:pPr>
       <w:r>
@@ -22183,7 +22443,7 @@
         <w:pStyle w:val="Compact"/>
         <w:numPr>
           <w:ilvl w:val="0"/>
-          <w:numId w:val="1126"/>
+          <w:numId w:val="1127"/>
         </w:numPr>
       </w:pPr>
       <w:r>
@@ -22205,7 +22465,7 @@
         <w:pStyle w:val="Compact"/>
         <w:numPr>
           <w:ilvl w:val="0"/>
-          <w:numId w:val="1126"/>
+          <w:numId w:val="1127"/>
         </w:numPr>
       </w:pPr>
       <w:r>
@@ -22227,7 +22487,7 @@
         <w:pStyle w:val="Compact"/>
         <w:numPr>
           <w:ilvl w:val="0"/>
-          <w:numId w:val="1126"/>
+          <w:numId w:val="1127"/>
         </w:numPr>
       </w:pPr>
       <w:r>
@@ -22261,7 +22521,7 @@
         <w:pStyle w:val="Compact"/>
         <w:numPr>
           <w:ilvl w:val="0"/>
-          <w:numId w:val="1127"/>
+          <w:numId w:val="1128"/>
         </w:numPr>
       </w:pPr>
       <w:r>
@@ -22283,7 +22543,7 @@
         <w:pStyle w:val="Compact"/>
         <w:numPr>
           <w:ilvl w:val="0"/>
-          <w:numId w:val="1127"/>
+          <w:numId w:val="1128"/>
         </w:numPr>
       </w:pPr>
       <w:r>
@@ -22305,7 +22565,7 @@
         <w:pStyle w:val="Compact"/>
         <w:numPr>
           <w:ilvl w:val="0"/>
-          <w:numId w:val="1127"/>
+          <w:numId w:val="1128"/>
         </w:numPr>
       </w:pPr>
       <w:r>
@@ -22327,7 +22587,7 @@
         <w:pStyle w:val="Compact"/>
         <w:numPr>
           <w:ilvl w:val="0"/>
-          <w:numId w:val="1127"/>
+          <w:numId w:val="1128"/>
         </w:numPr>
       </w:pPr>
       <w:r>
@@ -22463,7 +22723,7 @@
         <w:pStyle w:val="Compact"/>
         <w:numPr>
           <w:ilvl w:val="0"/>
-          <w:numId w:val="1128"/>
+          <w:numId w:val="1129"/>
         </w:numPr>
       </w:pPr>
       <w:r>
@@ -22485,7 +22745,7 @@
         <w:pStyle w:val="Compact"/>
         <w:numPr>
           <w:ilvl w:val="0"/>
-          <w:numId w:val="1128"/>
+          <w:numId w:val="1129"/>
         </w:numPr>
       </w:pPr>
       <w:r>
@@ -22507,7 +22767,7 @@
         <w:pStyle w:val="Compact"/>
         <w:numPr>
           <w:ilvl w:val="0"/>
-          <w:numId w:val="1128"/>
+          <w:numId w:val="1129"/>
         </w:numPr>
       </w:pPr>
       <w:r>
@@ -22529,7 +22789,7 @@
         <w:pStyle w:val="Compact"/>
         <w:numPr>
           <w:ilvl w:val="0"/>
-          <w:numId w:val="1128"/>
+          <w:numId w:val="1129"/>
         </w:numPr>
       </w:pPr>
       <w:r>
@@ -22563,7 +22823,7 @@
         <w:pStyle w:val="Compact"/>
         <w:numPr>
           <w:ilvl w:val="0"/>
-          <w:numId w:val="1129"/>
+          <w:numId w:val="1130"/>
         </w:numPr>
       </w:pPr>
       <w:r>
@@ -22585,7 +22845,7 @@
         <w:pStyle w:val="Compact"/>
         <w:numPr>
           <w:ilvl w:val="0"/>
-          <w:numId w:val="1129"/>
+          <w:numId w:val="1130"/>
         </w:numPr>
       </w:pPr>
       <w:r>
@@ -22607,7 +22867,7 @@
         <w:pStyle w:val="Compact"/>
         <w:numPr>
           <w:ilvl w:val="0"/>
-          <w:numId w:val="1129"/>
+          <w:numId w:val="1130"/>
         </w:numPr>
       </w:pPr>
       <w:r>
@@ -22629,7 +22889,7 @@
         <w:pStyle w:val="Compact"/>
         <w:numPr>
           <w:ilvl w:val="0"/>
-          <w:numId w:val="1129"/>
+          <w:numId w:val="1130"/>
         </w:numPr>
       </w:pPr>
       <w:r>
@@ -22765,7 +23025,7 @@
         <w:pStyle w:val="Compact"/>
         <w:numPr>
           <w:ilvl w:val="0"/>
-          <w:numId w:val="1130"/>
+          <w:numId w:val="1131"/>
         </w:numPr>
       </w:pPr>
       <w:r>
@@ -22787,7 +23047,7 @@
         <w:pStyle w:val="Compact"/>
         <w:numPr>
           <w:ilvl w:val="0"/>
-          <w:numId w:val="1130"/>
+          <w:numId w:val="1131"/>
         </w:numPr>
       </w:pPr>
       <w:r>
@@ -22809,7 +23069,7 @@
         <w:pStyle w:val="Compact"/>
         <w:numPr>
           <w:ilvl w:val="0"/>
-          <w:numId w:val="1130"/>
+          <w:numId w:val="1131"/>
         </w:numPr>
       </w:pPr>
       <w:r>
@@ -22831,7 +23091,7 @@
         <w:pStyle w:val="Compact"/>
         <w:numPr>
           <w:ilvl w:val="0"/>
-          <w:numId w:val="1130"/>
+          <w:numId w:val="1131"/>
         </w:numPr>
       </w:pPr>
       <w:r>
@@ -22865,7 +23125,7 @@
         <w:pStyle w:val="Compact"/>
         <w:numPr>
           <w:ilvl w:val="0"/>
-          <w:numId w:val="1131"/>
+          <w:numId w:val="1132"/>
         </w:numPr>
       </w:pPr>
       <w:r>
@@ -22887,7 +23147,7 @@
         <w:pStyle w:val="Compact"/>
         <w:numPr>
           <w:ilvl w:val="0"/>
-          <w:numId w:val="1131"/>
+          <w:numId w:val="1132"/>
         </w:numPr>
       </w:pPr>
       <w:r>
@@ -22921,7 +23181,7 @@
         <w:pStyle w:val="Compact"/>
         <w:numPr>
           <w:ilvl w:val="0"/>
-          <w:numId w:val="1131"/>
+          <w:numId w:val="1132"/>
         </w:numPr>
       </w:pPr>
       <w:r>
@@ -22943,7 +23203,7 @@
         <w:pStyle w:val="Compact"/>
         <w:numPr>
           <w:ilvl w:val="0"/>
-          <w:numId w:val="1131"/>
+          <w:numId w:val="1132"/>
         </w:numPr>
       </w:pPr>
       <w:r>
@@ -23079,7 +23339,7 @@
         <w:pStyle w:val="Compact"/>
         <w:numPr>
           <w:ilvl w:val="0"/>
-          <w:numId w:val="1132"/>
+          <w:numId w:val="1133"/>
         </w:numPr>
       </w:pPr>
       <w:r>
@@ -23101,7 +23361,7 @@
         <w:pStyle w:val="Compact"/>
         <w:numPr>
           <w:ilvl w:val="0"/>
-          <w:numId w:val="1132"/>
+          <w:numId w:val="1133"/>
         </w:numPr>
       </w:pPr>
       <w:r>
@@ -23123,7 +23383,7 @@
         <w:pStyle w:val="Compact"/>
         <w:numPr>
           <w:ilvl w:val="0"/>
-          <w:numId w:val="1132"/>
+          <w:numId w:val="1133"/>
         </w:numPr>
       </w:pPr>
       <w:r>
@@ -23145,7 +23405,7 @@
         <w:pStyle w:val="Compact"/>
         <w:numPr>
           <w:ilvl w:val="0"/>
-          <w:numId w:val="1132"/>
+          <w:numId w:val="1133"/>
         </w:numPr>
       </w:pPr>
       <w:r>
@@ -23179,7 +23439,7 @@
         <w:pStyle w:val="Compact"/>
         <w:numPr>
           <w:ilvl w:val="0"/>
-          <w:numId w:val="1133"/>
+          <w:numId w:val="1134"/>
         </w:numPr>
       </w:pPr>
       <w:r>
@@ -23201,7 +23461,7 @@
         <w:pStyle w:val="Compact"/>
         <w:numPr>
           <w:ilvl w:val="0"/>
-          <w:numId w:val="1133"/>
+          <w:numId w:val="1134"/>
         </w:numPr>
       </w:pPr>
       <w:r>
@@ -23223,7 +23483,7 @@
         <w:pStyle w:val="Compact"/>
         <w:numPr>
           <w:ilvl w:val="0"/>
-          <w:numId w:val="1133"/>
+          <w:numId w:val="1134"/>
         </w:numPr>
       </w:pPr>
       <w:r>
@@ -23245,7 +23505,7 @@
         <w:pStyle w:val="Compact"/>
         <w:numPr>
           <w:ilvl w:val="0"/>
-          <w:numId w:val="1133"/>
+          <w:numId w:val="1134"/>
         </w:numPr>
       </w:pPr>
       <w:r>
@@ -23375,7 +23635,7 @@
         <w:pStyle w:val="Compact"/>
         <w:numPr>
           <w:ilvl w:val="0"/>
-          <w:numId w:val="1134"/>
+          <w:numId w:val="1135"/>
         </w:numPr>
       </w:pPr>
       <w:r>
@@ -23397,7 +23657,7 @@
         <w:pStyle w:val="Compact"/>
         <w:numPr>
           <w:ilvl w:val="0"/>
-          <w:numId w:val="1134"/>
+          <w:numId w:val="1135"/>
         </w:numPr>
       </w:pPr>
       <w:r>
@@ -23419,7 +23679,7 @@
         <w:pStyle w:val="Compact"/>
         <w:numPr>
           <w:ilvl w:val="0"/>
-          <w:numId w:val="1134"/>
+          <w:numId w:val="1135"/>
         </w:numPr>
       </w:pPr>
       <w:r>
@@ -23441,7 +23701,7 @@
         <w:pStyle w:val="Compact"/>
         <w:numPr>
           <w:ilvl w:val="0"/>
-          <w:numId w:val="1134"/>
+          <w:numId w:val="1135"/>
         </w:numPr>
       </w:pPr>
       <w:r>
@@ -23475,7 +23735,7 @@
         <w:pStyle w:val="Compact"/>
         <w:numPr>
           <w:ilvl w:val="0"/>
-          <w:numId w:val="1135"/>
+          <w:numId w:val="1136"/>
         </w:numPr>
       </w:pPr>
       <w:r>
@@ -23497,7 +23757,7 @@
         <w:pStyle w:val="Compact"/>
         <w:numPr>
           <w:ilvl w:val="0"/>
-          <w:numId w:val="1135"/>
+          <w:numId w:val="1136"/>
         </w:numPr>
       </w:pPr>
       <w:r>
@@ -23519,7 +23779,7 @@
         <w:pStyle w:val="Compact"/>
         <w:numPr>
           <w:ilvl w:val="0"/>
-          <w:numId w:val="1135"/>
+          <w:numId w:val="1136"/>
         </w:numPr>
       </w:pPr>
       <w:r>
@@ -23541,7 +23801,7 @@
         <w:pStyle w:val="Compact"/>
         <w:numPr>
           <w:ilvl w:val="0"/>
-          <w:numId w:val="1135"/>
+          <w:numId w:val="1136"/>
         </w:numPr>
       </w:pPr>
       <w:r>
@@ -23671,7 +23931,7 @@
         <w:pStyle w:val="Compact"/>
         <w:numPr>
           <w:ilvl w:val="0"/>
-          <w:numId w:val="1136"/>
+          <w:numId w:val="1137"/>
         </w:numPr>
       </w:pPr>
       <w:r>
@@ -23693,7 +23953,7 @@
         <w:pStyle w:val="Compact"/>
         <w:numPr>
           <w:ilvl w:val="0"/>
-          <w:numId w:val="1136"/>
+          <w:numId w:val="1137"/>
         </w:numPr>
       </w:pPr>
       <w:r>
@@ -23715,7 +23975,7 @@
         <w:pStyle w:val="Compact"/>
         <w:numPr>
           <w:ilvl w:val="0"/>
-          <w:numId w:val="1136"/>
+          <w:numId w:val="1137"/>
         </w:numPr>
       </w:pPr>
       <w:r>
@@ -23737,7 +23997,7 @@
         <w:pStyle w:val="Compact"/>
         <w:numPr>
           <w:ilvl w:val="0"/>
-          <w:numId w:val="1136"/>
+          <w:numId w:val="1137"/>
         </w:numPr>
       </w:pPr>
       <w:r>
@@ -23771,7 +24031,7 @@
         <w:pStyle w:val="Compact"/>
         <w:numPr>
           <w:ilvl w:val="0"/>
-          <w:numId w:val="1137"/>
+          <w:numId w:val="1138"/>
         </w:numPr>
       </w:pPr>
       <w:r>
@@ -23793,7 +24053,7 @@
         <w:pStyle w:val="Compact"/>
         <w:numPr>
           <w:ilvl w:val="0"/>
-          <w:numId w:val="1137"/>
+          <w:numId w:val="1138"/>
         </w:numPr>
       </w:pPr>
       <w:r>
@@ -23815,7 +24075,7 @@
         <w:pStyle w:val="Compact"/>
         <w:numPr>
           <w:ilvl w:val="0"/>
-          <w:numId w:val="1137"/>
+          <w:numId w:val="1138"/>
         </w:numPr>
       </w:pPr>
       <w:r>
@@ -23837,7 +24097,7 @@
         <w:pStyle w:val="Compact"/>
         <w:numPr>
           <w:ilvl w:val="0"/>
-          <w:numId w:val="1137"/>
+          <w:numId w:val="1138"/>
         </w:numPr>
       </w:pPr>
       <w:r>
@@ -23961,7 +24221,7 @@
         <w:pStyle w:val="Compact"/>
         <w:numPr>
           <w:ilvl w:val="0"/>
-          <w:numId w:val="1138"/>
+          <w:numId w:val="1139"/>
         </w:numPr>
       </w:pPr>
       <w:r>
@@ -23983,7 +24243,7 @@
         <w:pStyle w:val="Compact"/>
         <w:numPr>
           <w:ilvl w:val="0"/>
-          <w:numId w:val="1138"/>
+          <w:numId w:val="1139"/>
         </w:numPr>
       </w:pPr>
       <w:r>
@@ -24005,7 +24265,7 @@
         <w:pStyle w:val="Compact"/>
         <w:numPr>
           <w:ilvl w:val="0"/>
-          <w:numId w:val="1138"/>
+          <w:numId w:val="1139"/>
         </w:numPr>
       </w:pPr>
       <w:r>
@@ -24027,7 +24287,7 @@
         <w:pStyle w:val="Compact"/>
         <w:numPr>
           <w:ilvl w:val="0"/>
-          <w:numId w:val="1138"/>
+          <w:numId w:val="1139"/>
         </w:numPr>
       </w:pPr>
       <w:r>
@@ -24061,7 +24321,7 @@
         <w:pStyle w:val="Compact"/>
         <w:numPr>
           <w:ilvl w:val="0"/>
-          <w:numId w:val="1139"/>
+          <w:numId w:val="1140"/>
         </w:numPr>
       </w:pPr>
       <w:r>
@@ -24083,7 +24343,7 @@
         <w:pStyle w:val="Compact"/>
         <w:numPr>
           <w:ilvl w:val="0"/>
-          <w:numId w:val="1139"/>
+          <w:numId w:val="1140"/>
         </w:numPr>
       </w:pPr>
       <w:r>
@@ -24105,7 +24365,7 @@
         <w:pStyle w:val="Compact"/>
         <w:numPr>
           <w:ilvl w:val="0"/>
-          <w:numId w:val="1139"/>
+          <w:numId w:val="1140"/>
         </w:numPr>
       </w:pPr>
       <w:r>
@@ -24127,7 +24387,7 @@
         <w:pStyle w:val="Compact"/>
         <w:numPr>
           <w:ilvl w:val="0"/>
-          <w:numId w:val="1139"/>
+          <w:numId w:val="1140"/>
         </w:numPr>
       </w:pPr>
       <w:r>
@@ -24257,7 +24517,7 @@
         <w:pStyle w:val="Compact"/>
         <w:numPr>
           <w:ilvl w:val="0"/>
-          <w:numId w:val="1140"/>
+          <w:numId w:val="1141"/>
         </w:numPr>
       </w:pPr>
       <w:r>
@@ -24279,7 +24539,7 @@
         <w:pStyle w:val="Compact"/>
         <w:numPr>
           <w:ilvl w:val="0"/>
-          <w:numId w:val="1140"/>
+          <w:numId w:val="1141"/>
         </w:numPr>
       </w:pPr>
       <w:r>
@@ -24301,7 +24561,7 @@
         <w:pStyle w:val="Compact"/>
         <w:numPr>
           <w:ilvl w:val="0"/>
-          <w:numId w:val="1140"/>
+          <w:numId w:val="1141"/>
         </w:numPr>
       </w:pPr>
       <w:r>
@@ -24323,7 +24583,7 @@
         <w:pStyle w:val="Compact"/>
         <w:numPr>
           <w:ilvl w:val="0"/>
-          <w:numId w:val="1140"/>
+          <w:numId w:val="1141"/>
         </w:numPr>
       </w:pPr>
       <w:r>
@@ -24357,7 +24617,7 @@
         <w:pStyle w:val="Compact"/>
         <w:numPr>
           <w:ilvl w:val="0"/>
-          <w:numId w:val="1141"/>
+          <w:numId w:val="1142"/>
         </w:numPr>
       </w:pPr>
       <w:r>
@@ -24379,7 +24639,7 @@
         <w:pStyle w:val="Compact"/>
         <w:numPr>
           <w:ilvl w:val="0"/>
-          <w:numId w:val="1141"/>
+          <w:numId w:val="1142"/>
         </w:numPr>
       </w:pPr>
       <w:r>
@@ -24401,7 +24661,7 @@
         <w:pStyle w:val="Compact"/>
         <w:numPr>
           <w:ilvl w:val="0"/>
-          <w:numId w:val="1141"/>
+          <w:numId w:val="1142"/>
         </w:numPr>
       </w:pPr>
       <w:r>
@@ -24423,7 +24683,7 @@
         <w:pStyle w:val="Compact"/>
         <w:numPr>
           <w:ilvl w:val="0"/>
-          <w:numId w:val="1141"/>
+          <w:numId w:val="1142"/>
         </w:numPr>
       </w:pPr>
       <w:r>
@@ -24553,7 +24813,7 @@
         <w:pStyle w:val="Compact"/>
         <w:numPr>
           <w:ilvl w:val="0"/>
-          <w:numId w:val="1142"/>
+          <w:numId w:val="1143"/>
         </w:numPr>
       </w:pPr>
       <w:r>
@@ -24575,7 +24835,7 @@
         <w:pStyle w:val="Compact"/>
         <w:numPr>
           <w:ilvl w:val="0"/>
-          <w:numId w:val="1142"/>
+          <w:numId w:val="1143"/>
         </w:numPr>
       </w:pPr>
       <w:r>
@@ -24597,7 +24857,7 @@
         <w:pStyle w:val="Compact"/>
         <w:numPr>
           <w:ilvl w:val="0"/>
-          <w:numId w:val="1142"/>
+          <w:numId w:val="1143"/>
         </w:numPr>
       </w:pPr>
       <w:r>
@@ -24619,7 +24879,7 @@
         <w:pStyle w:val="Compact"/>
         <w:numPr>
           <w:ilvl w:val="0"/>
-          <w:numId w:val="1142"/>
+          <w:numId w:val="1143"/>
         </w:numPr>
       </w:pPr>
       <w:r>
@@ -24653,7 +24913,7 @@
         <w:pStyle w:val="Compact"/>
         <w:numPr>
           <w:ilvl w:val="0"/>
-          <w:numId w:val="1143"/>
+          <w:numId w:val="1144"/>
         </w:numPr>
       </w:pPr>
       <w:r>
@@ -24675,7 +24935,7 @@
         <w:pStyle w:val="Compact"/>
         <w:numPr>
           <w:ilvl w:val="0"/>
-          <w:numId w:val="1143"/>
+          <w:numId w:val="1144"/>
         </w:numPr>
       </w:pPr>
       <w:r>
@@ -24697,7 +24957,7 @@
         <w:pStyle w:val="Compact"/>
         <w:numPr>
           <w:ilvl w:val="0"/>
-          <w:numId w:val="1143"/>
+          <w:numId w:val="1144"/>
         </w:numPr>
       </w:pPr>
       <w:r>
@@ -24719,7 +24979,7 @@
         <w:pStyle w:val="Compact"/>
         <w:numPr>
           <w:ilvl w:val="0"/>
-          <w:numId w:val="1143"/>
+          <w:numId w:val="1144"/>
         </w:numPr>
       </w:pPr>
       <w:r>
@@ -24849,7 +25109,7 @@
         <w:pStyle w:val="Compact"/>
         <w:numPr>
           <w:ilvl w:val="0"/>
-          <w:numId w:val="1144"/>
+          <w:numId w:val="1145"/>
         </w:numPr>
       </w:pPr>
       <w:r>
@@ -24871,7 +25131,7 @@
         <w:pStyle w:val="Compact"/>
         <w:numPr>
           <w:ilvl w:val="0"/>
-          <w:numId w:val="1144"/>
+          <w:numId w:val="1145"/>
         </w:numPr>
       </w:pPr>
       <w:r>
@@ -24893,7 +25153,7 @@
         <w:pStyle w:val="Compact"/>
         <w:numPr>
           <w:ilvl w:val="0"/>
-          <w:numId w:val="1144"/>
+          <w:numId w:val="1145"/>
         </w:numPr>
       </w:pPr>
       <w:r>
@@ -24915,7 +25175,7 @@
         <w:pStyle w:val="Compact"/>
         <w:numPr>
           <w:ilvl w:val="0"/>
-          <w:numId w:val="1144"/>
+          <w:numId w:val="1145"/>
         </w:numPr>
       </w:pPr>
       <w:r>
@@ -24949,7 +25209,7 @@
         <w:pStyle w:val="Compact"/>
         <w:numPr>
           <w:ilvl w:val="0"/>
-          <w:numId w:val="1145"/>
+          <w:numId w:val="1146"/>
         </w:numPr>
       </w:pPr>
       <w:r>
@@ -24971,7 +25231,7 @@
         <w:pStyle w:val="Compact"/>
         <w:numPr>
           <w:ilvl w:val="0"/>
-          <w:numId w:val="1145"/>
+          <w:numId w:val="1146"/>
         </w:numPr>
       </w:pPr>
       <w:r>
@@ -24993,7 +25253,7 @@
         <w:pStyle w:val="Compact"/>
         <w:numPr>
           <w:ilvl w:val="0"/>
-          <w:numId w:val="1145"/>
+          <w:numId w:val="1146"/>
         </w:numPr>
       </w:pPr>
       <w:r>
@@ -25015,7 +25275,7 @@
         <w:pStyle w:val="Compact"/>
         <w:numPr>
           <w:ilvl w:val="0"/>
-          <w:numId w:val="1145"/>
+          <w:numId w:val="1146"/>
         </w:numPr>
       </w:pPr>
       <w:r>
@@ -25145,7 +25405,7 @@
         <w:pStyle w:val="Compact"/>
         <w:numPr>
           <w:ilvl w:val="0"/>
-          <w:numId w:val="1146"/>
+          <w:numId w:val="1147"/>
         </w:numPr>
       </w:pPr>
       <w:r>
@@ -25167,7 +25427,7 @@
         <w:pStyle w:val="Compact"/>
         <w:numPr>
           <w:ilvl w:val="0"/>
-          <w:numId w:val="1146"/>
+          <w:numId w:val="1147"/>
         </w:numPr>
       </w:pPr>
       <w:r>
@@ -25189,7 +25449,7 @@
         <w:pStyle w:val="Compact"/>
         <w:numPr>
           <w:ilvl w:val="0"/>
-          <w:numId w:val="1146"/>
+          <w:numId w:val="1147"/>
         </w:numPr>
       </w:pPr>
       <w:r>
@@ -25211,7 +25471,7 @@
         <w:pStyle w:val="Compact"/>
         <w:numPr>
           <w:ilvl w:val="0"/>
-          <w:numId w:val="1146"/>
+          <w:numId w:val="1147"/>
         </w:numPr>
       </w:pPr>
       <w:r>
@@ -25245,7 +25505,7 @@
         <w:pStyle w:val="Compact"/>
         <w:numPr>
           <w:ilvl w:val="0"/>
-          <w:numId w:val="1147"/>
+          <w:numId w:val="1148"/>
         </w:numPr>
       </w:pPr>
       <w:r>
@@ -25267,7 +25527,7 @@
         <w:pStyle w:val="Compact"/>
         <w:numPr>
           <w:ilvl w:val="0"/>
-          <w:numId w:val="1147"/>
+          <w:numId w:val="1148"/>
         </w:numPr>
       </w:pPr>
       <w:r>
@@ -25289,7 +25549,7 @@
         <w:pStyle w:val="Compact"/>
         <w:numPr>
           <w:ilvl w:val="0"/>
-          <w:numId w:val="1147"/>
+          <w:numId w:val="1148"/>
         </w:numPr>
       </w:pPr>
       <w:r>
@@ -25311,7 +25571,7 @@
         <w:pStyle w:val="Compact"/>
         <w:numPr>
           <w:ilvl w:val="0"/>
-          <w:numId w:val="1147"/>
+          <w:numId w:val="1148"/>
         </w:numPr>
       </w:pPr>
       <w:r>
@@ -25441,7 +25701,7 @@
         <w:pStyle w:val="Compact"/>
         <w:numPr>
           <w:ilvl w:val="0"/>
-          <w:numId w:val="1148"/>
+          <w:numId w:val="1149"/>
         </w:numPr>
       </w:pPr>
       <w:r>
@@ -25463,7 +25723,7 @@
         <w:pStyle w:val="Compact"/>
         <w:numPr>
           <w:ilvl w:val="0"/>
-          <w:numId w:val="1148"/>
+          <w:numId w:val="1149"/>
         </w:numPr>
       </w:pPr>
       <w:r>
@@ -25485,7 +25745,7 @@
         <w:pStyle w:val="Compact"/>
         <w:numPr>
           <w:ilvl w:val="0"/>
-          <w:numId w:val="1148"/>
+          <w:numId w:val="1149"/>
         </w:numPr>
       </w:pPr>
       <w:r>
@@ -25507,7 +25767,7 @@
         <w:pStyle w:val="Compact"/>
         <w:numPr>
           <w:ilvl w:val="0"/>
-          <w:numId w:val="1148"/>
+          <w:numId w:val="1149"/>
         </w:numPr>
       </w:pPr>
       <w:r>
@@ -25541,7 +25801,7 @@
         <w:pStyle w:val="Compact"/>
         <w:numPr>
           <w:ilvl w:val="0"/>
-          <w:numId w:val="1149"/>
+          <w:numId w:val="1150"/>
         </w:numPr>
       </w:pPr>
       <w:r>
@@ -25563,7 +25823,7 @@
         <w:pStyle w:val="Compact"/>
         <w:numPr>
           <w:ilvl w:val="0"/>
-          <w:numId w:val="1149"/>
+          <w:numId w:val="1150"/>
         </w:numPr>
       </w:pPr>
       <w:r>
@@ -25585,7 +25845,7 @@
         <w:pStyle w:val="Compact"/>
         <w:numPr>
           <w:ilvl w:val="0"/>
-          <w:numId w:val="1149"/>
+          <w:numId w:val="1150"/>
         </w:numPr>
       </w:pPr>
       <w:r>
@@ -25607,7 +25867,7 @@
         <w:pStyle w:val="Compact"/>
         <w:numPr>
           <w:ilvl w:val="0"/>
-          <w:numId w:val="1149"/>
+          <w:numId w:val="1150"/>
         </w:numPr>
       </w:pPr>
       <w:r>
@@ -25737,7 +25997,7 @@
         <w:pStyle w:val="Compact"/>
         <w:numPr>
           <w:ilvl w:val="0"/>
-          <w:numId w:val="1150"/>
+          <w:numId w:val="1151"/>
         </w:numPr>
       </w:pPr>
       <w:r>
@@ -25759,7 +26019,7 @@
         <w:pStyle w:val="Compact"/>
         <w:numPr>
           <w:ilvl w:val="0"/>
-          <w:numId w:val="1150"/>
+          <w:numId w:val="1151"/>
         </w:numPr>
       </w:pPr>
       <w:r>
@@ -25781,7 +26041,7 @@
         <w:pStyle w:val="Compact"/>
         <w:numPr>
           <w:ilvl w:val="0"/>
-          <w:numId w:val="1150"/>
+          <w:numId w:val="1151"/>
         </w:numPr>
       </w:pPr>
       <w:r>
@@ -25803,7 +26063,7 @@
         <w:pStyle w:val="Compact"/>
         <w:numPr>
           <w:ilvl w:val="0"/>
-          <w:numId w:val="1150"/>
+          <w:numId w:val="1151"/>
         </w:numPr>
       </w:pPr>
       <w:r>
@@ -25837,7 +26097,7 @@
         <w:pStyle w:val="Compact"/>
         <w:numPr>
           <w:ilvl w:val="0"/>
-          <w:numId w:val="1151"/>
+          <w:numId w:val="1152"/>
         </w:numPr>
       </w:pPr>
       <w:r>
@@ -25859,7 +26119,7 @@
         <w:pStyle w:val="Compact"/>
         <w:numPr>
           <w:ilvl w:val="0"/>
-          <w:numId w:val="1151"/>
+          <w:numId w:val="1152"/>
         </w:numPr>
       </w:pPr>
       <w:r>
@@ -25881,7 +26141,7 @@
         <w:pStyle w:val="Compact"/>
         <w:numPr>
           <w:ilvl w:val="0"/>
-          <w:numId w:val="1151"/>
+          <w:numId w:val="1152"/>
         </w:numPr>
       </w:pPr>
       <w:r>
@@ -25903,7 +26163,7 @@
         <w:pStyle w:val="Compact"/>
         <w:numPr>
           <w:ilvl w:val="0"/>
-          <w:numId w:val="1151"/>
+          <w:numId w:val="1152"/>
         </w:numPr>
       </w:pPr>
       <w:r>
@@ -26033,7 +26293,7 @@
         <w:pStyle w:val="Compact"/>
         <w:numPr>
           <w:ilvl w:val="0"/>
-          <w:numId w:val="1152"/>
+          <w:numId w:val="1153"/>
         </w:numPr>
       </w:pPr>
       <w:r>
@@ -26055,7 +26315,7 @@
         <w:pStyle w:val="Compact"/>
         <w:numPr>
           <w:ilvl w:val="0"/>
-          <w:numId w:val="1152"/>
+          <w:numId w:val="1153"/>
         </w:numPr>
       </w:pPr>
       <w:r>
@@ -26077,7 +26337,7 @@
         <w:pStyle w:val="Compact"/>
         <w:numPr>
           <w:ilvl w:val="0"/>
-          <w:numId w:val="1152"/>
+          <w:numId w:val="1153"/>
         </w:numPr>
       </w:pPr>
       <w:r>
@@ -26099,7 +26359,7 @@
         <w:pStyle w:val="Compact"/>
         <w:numPr>
           <w:ilvl w:val="0"/>
-          <w:numId w:val="1152"/>
+          <w:numId w:val="1153"/>
         </w:numPr>
       </w:pPr>
       <w:r>
@@ -26133,7 +26393,7 @@
         <w:pStyle w:val="Compact"/>
         <w:numPr>
           <w:ilvl w:val="0"/>
-          <w:numId w:val="1153"/>
+          <w:numId w:val="1154"/>
         </w:numPr>
       </w:pPr>
       <w:r>
@@ -26155,7 +26415,7 @@
         <w:pStyle w:val="Compact"/>
         <w:numPr>
           <w:ilvl w:val="0"/>
-          <w:numId w:val="1153"/>
+          <w:numId w:val="1154"/>
         </w:numPr>
       </w:pPr>
       <w:r>
@@ -26177,7 +26437,7 @@
         <w:pStyle w:val="Compact"/>
         <w:numPr>
           <w:ilvl w:val="0"/>
-          <w:numId w:val="1153"/>
+          <w:numId w:val="1154"/>
         </w:numPr>
       </w:pPr>
       <w:r>
@@ -26199,7 +26459,7 @@
         <w:pStyle w:val="Compact"/>
         <w:numPr>
           <w:ilvl w:val="0"/>
-          <w:numId w:val="1153"/>
+          <w:numId w:val="1154"/>
         </w:numPr>
       </w:pPr>
       <w:r>
@@ -26329,7 +26589,7 @@
         <w:pStyle w:val="Compact"/>
         <w:numPr>
           <w:ilvl w:val="0"/>
-          <w:numId w:val="1154"/>
+          <w:numId w:val="1155"/>
         </w:numPr>
       </w:pPr>
       <w:r>
@@ -26351,7 +26611,7 @@
         <w:pStyle w:val="Compact"/>
         <w:numPr>
           <w:ilvl w:val="0"/>
-          <w:numId w:val="1154"/>
+          <w:numId w:val="1155"/>
         </w:numPr>
       </w:pPr>
       <w:r>
@@ -26373,7 +26633,7 @@
         <w:pStyle w:val="Compact"/>
         <w:numPr>
           <w:ilvl w:val="0"/>
-          <w:numId w:val="1154"/>
+          <w:numId w:val="1155"/>
         </w:numPr>
       </w:pPr>
       <w:r>
@@ -26395,7 +26655,7 @@
         <w:pStyle w:val="Compact"/>
         <w:numPr>
           <w:ilvl w:val="0"/>
-          <w:numId w:val="1154"/>
+          <w:numId w:val="1155"/>
         </w:numPr>
       </w:pPr>
       <w:r>
@@ -26429,7 +26689,7 @@
         <w:pStyle w:val="Compact"/>
         <w:numPr>
           <w:ilvl w:val="0"/>
-          <w:numId w:val="1155"/>
+          <w:numId w:val="1156"/>
         </w:numPr>
       </w:pPr>
       <w:r>
@@ -26451,7 +26711,7 @@
         <w:pStyle w:val="Compact"/>
         <w:numPr>
           <w:ilvl w:val="0"/>
-          <w:numId w:val="1155"/>
+          <w:numId w:val="1156"/>
         </w:numPr>
       </w:pPr>
       <w:r>
@@ -26473,7 +26733,7 @@
         <w:pStyle w:val="Compact"/>
         <w:numPr>
           <w:ilvl w:val="0"/>
-          <w:numId w:val="1155"/>
+          <w:numId w:val="1156"/>
         </w:numPr>
       </w:pPr>
       <w:r>
@@ -26495,7 +26755,7 @@
         <w:pStyle w:val="Compact"/>
         <w:numPr>
           <w:ilvl w:val="0"/>
-          <w:numId w:val="1155"/>
+          <w:numId w:val="1156"/>
         </w:numPr>
       </w:pPr>
       <w:r>
@@ -26631,7 +26891,7 @@
         <w:pStyle w:val="Compact"/>
         <w:numPr>
           <w:ilvl w:val="0"/>
-          <w:numId w:val="1156"/>
+          <w:numId w:val="1157"/>
         </w:numPr>
       </w:pPr>
       <w:r>
@@ -26653,7 +26913,7 @@
         <w:pStyle w:val="Compact"/>
         <w:numPr>
           <w:ilvl w:val="0"/>
-          <w:numId w:val="1156"/>
+          <w:numId w:val="1157"/>
         </w:numPr>
       </w:pPr>
       <w:r>
@@ -26675,7 +26935,7 @@
         <w:pStyle w:val="Compact"/>
         <w:numPr>
           <w:ilvl w:val="0"/>
-          <w:numId w:val="1156"/>
+          <w:numId w:val="1157"/>
         </w:numPr>
       </w:pPr>
       <w:r>
@@ -26697,7 +26957,7 @@
         <w:pStyle w:val="Compact"/>
         <w:numPr>
           <w:ilvl w:val="0"/>
-          <w:numId w:val="1156"/>
+          <w:numId w:val="1157"/>
         </w:numPr>
       </w:pPr>
       <w:r>
@@ -26731,7 +26991,7 @@
         <w:pStyle w:val="Compact"/>
         <w:numPr>
           <w:ilvl w:val="0"/>
-          <w:numId w:val="1157"/>
+          <w:numId w:val="1158"/>
         </w:numPr>
       </w:pPr>
       <w:r>
@@ -26753,7 +27013,7 @@
         <w:pStyle w:val="Compact"/>
         <w:numPr>
           <w:ilvl w:val="0"/>
-          <w:numId w:val="1157"/>
+          <w:numId w:val="1158"/>
         </w:numPr>
       </w:pPr>
       <w:r>
@@ -26775,7 +27035,7 @@
         <w:pStyle w:val="Compact"/>
         <w:numPr>
           <w:ilvl w:val="0"/>
-          <w:numId w:val="1157"/>
+          <w:numId w:val="1158"/>
         </w:numPr>
       </w:pPr>
       <w:r>
@@ -26797,7 +27057,7 @@
         <w:pStyle w:val="Compact"/>
         <w:numPr>
           <w:ilvl w:val="0"/>
-          <w:numId w:val="1157"/>
+          <w:numId w:val="1158"/>
         </w:numPr>
       </w:pPr>
       <w:r>
@@ -26927,7 +27187,7 @@
         <w:pStyle w:val="Compact"/>
         <w:numPr>
           <w:ilvl w:val="0"/>
-          <w:numId w:val="1158"/>
+          <w:numId w:val="1159"/>
         </w:numPr>
       </w:pPr>
       <w:r>
@@ -26949,7 +27209,7 @@
         <w:pStyle w:val="Compact"/>
         <w:numPr>
           <w:ilvl w:val="0"/>
-          <w:numId w:val="1158"/>
+          <w:numId w:val="1159"/>
         </w:numPr>
       </w:pPr>
       <w:r>
@@ -26971,7 +27231,7 @@
         <w:pStyle w:val="Compact"/>
         <w:numPr>
           <w:ilvl w:val="0"/>
-          <w:numId w:val="1158"/>
+          <w:numId w:val="1159"/>
         </w:numPr>
       </w:pPr>
       <w:r>
@@ -26993,7 +27253,7 @@
         <w:pStyle w:val="Compact"/>
         <w:numPr>
           <w:ilvl w:val="0"/>
-          <w:numId w:val="1158"/>
+          <w:numId w:val="1159"/>
         </w:numPr>
       </w:pPr>
       <w:r>
@@ -27027,7 +27287,7 @@
         <w:pStyle w:val="Compact"/>
         <w:numPr>
           <w:ilvl w:val="0"/>
-          <w:numId w:val="1159"/>
+          <w:numId w:val="1160"/>
         </w:numPr>
       </w:pPr>
       <w:r>
@@ -27049,7 +27309,7 @@
         <w:pStyle w:val="Compact"/>
         <w:numPr>
           <w:ilvl w:val="0"/>
-          <w:numId w:val="1159"/>
+          <w:numId w:val="1160"/>
         </w:numPr>
       </w:pPr>
       <w:r>
@@ -27071,7 +27331,7 @@
         <w:pStyle w:val="Compact"/>
         <w:numPr>
           <w:ilvl w:val="0"/>
-          <w:numId w:val="1159"/>
+          <w:numId w:val="1160"/>
         </w:numPr>
       </w:pPr>
       <w:r>
@@ -27093,7 +27353,7 @@
         <w:pStyle w:val="Compact"/>
         <w:numPr>
           <w:ilvl w:val="0"/>
-          <w:numId w:val="1159"/>
+          <w:numId w:val="1160"/>
         </w:numPr>
       </w:pPr>
       <w:r>
@@ -27223,7 +27483,7 @@
         <w:pStyle w:val="Compact"/>
         <w:numPr>
           <w:ilvl w:val="0"/>
-          <w:numId w:val="1160"/>
+          <w:numId w:val="1161"/>
         </w:numPr>
       </w:pPr>
       <w:r>
@@ -27245,7 +27505,7 @@
         <w:pStyle w:val="Compact"/>
         <w:numPr>
           <w:ilvl w:val="0"/>
-          <w:numId w:val="1160"/>
+          <w:numId w:val="1161"/>
         </w:numPr>
       </w:pPr>
       <w:r>
@@ -27267,7 +27527,7 @@
         <w:pStyle w:val="Compact"/>
         <w:numPr>
           <w:ilvl w:val="0"/>
-          <w:numId w:val="1160"/>
+          <w:numId w:val="1161"/>
         </w:numPr>
       </w:pPr>
       <w:r>
@@ -27289,7 +27549,7 @@
         <w:pStyle w:val="Compact"/>
         <w:numPr>
           <w:ilvl w:val="0"/>
-          <w:numId w:val="1160"/>
+          <w:numId w:val="1161"/>
         </w:numPr>
       </w:pPr>
       <w:r>
@@ -27323,7 +27583,7 @@
         <w:pStyle w:val="Compact"/>
         <w:numPr>
           <w:ilvl w:val="0"/>
-          <w:numId w:val="1161"/>
+          <w:numId w:val="1162"/>
         </w:numPr>
       </w:pPr>
       <w:r>
@@ -27345,7 +27605,7 @@
         <w:pStyle w:val="Compact"/>
         <w:numPr>
           <w:ilvl w:val="0"/>
-          <w:numId w:val="1161"/>
+          <w:numId w:val="1162"/>
         </w:numPr>
       </w:pPr>
       <w:r>
@@ -27367,7 +27627,7 @@
         <w:pStyle w:val="Compact"/>
         <w:numPr>
           <w:ilvl w:val="0"/>
-          <w:numId w:val="1161"/>
+          <w:numId w:val="1162"/>
         </w:numPr>
       </w:pPr>
       <w:r>
@@ -27389,7 +27649,7 @@
         <w:pStyle w:val="Compact"/>
         <w:numPr>
           <w:ilvl w:val="0"/>
-          <w:numId w:val="1161"/>
+          <w:numId w:val="1162"/>
         </w:numPr>
       </w:pPr>
       <w:r>
@@ -27525,7 +27785,7 @@
         <w:pStyle w:val="Compact"/>
         <w:numPr>
           <w:ilvl w:val="0"/>
-          <w:numId w:val="1162"/>
+          <w:numId w:val="1163"/>
         </w:numPr>
       </w:pPr>
       <w:r>
@@ -27547,7 +27807,7 @@
         <w:pStyle w:val="Compact"/>
         <w:numPr>
           <w:ilvl w:val="0"/>
-          <w:numId w:val="1162"/>
+          <w:numId w:val="1163"/>
         </w:numPr>
       </w:pPr>
       <w:r>
@@ -27569,7 +27829,7 @@
         <w:pStyle w:val="Compact"/>
         <w:numPr>
           <w:ilvl w:val="0"/>
-          <w:numId w:val="1162"/>
+          <w:numId w:val="1163"/>
         </w:numPr>
       </w:pPr>
       <w:r>
@@ -27591,7 +27851,7 @@
         <w:pStyle w:val="Compact"/>
         <w:numPr>
           <w:ilvl w:val="0"/>
-          <w:numId w:val="1162"/>
+          <w:numId w:val="1163"/>
         </w:numPr>
       </w:pPr>
       <w:r>
@@ -27625,7 +27885,7 @@
         <w:pStyle w:val="Compact"/>
         <w:numPr>
           <w:ilvl w:val="0"/>
-          <w:numId w:val="1163"/>
+          <w:numId w:val="1164"/>
         </w:numPr>
       </w:pPr>
       <w:r>
@@ -27647,7 +27907,7 @@
         <w:pStyle w:val="Compact"/>
         <w:numPr>
           <w:ilvl w:val="0"/>
-          <w:numId w:val="1163"/>
+          <w:numId w:val="1164"/>
         </w:numPr>
       </w:pPr>
       <w:r>
@@ -27669,7 +27929,7 @@
         <w:pStyle w:val="Compact"/>
         <w:numPr>
           <w:ilvl w:val="0"/>
-          <w:numId w:val="1163"/>
+          <w:numId w:val="1164"/>
         </w:numPr>
       </w:pPr>
       <w:r>
@@ -27691,7 +27951,7 @@
         <w:pStyle w:val="Compact"/>
         <w:numPr>
           <w:ilvl w:val="0"/>
-          <w:numId w:val="1163"/>
+          <w:numId w:val="1164"/>
         </w:numPr>
       </w:pPr>
       <w:r>
@@ -27815,7 +28075,7 @@
         <w:pStyle w:val="Compact"/>
         <w:numPr>
           <w:ilvl w:val="0"/>
-          <w:numId w:val="1164"/>
+          <w:numId w:val="1165"/>
         </w:numPr>
       </w:pPr>
       <w:r>
@@ -27837,7 +28097,7 @@
         <w:pStyle w:val="Compact"/>
         <w:numPr>
           <w:ilvl w:val="0"/>
-          <w:numId w:val="1164"/>
+          <w:numId w:val="1165"/>
         </w:numPr>
       </w:pPr>
       <w:r>
@@ -27859,7 +28119,7 @@
         <w:pStyle w:val="Compact"/>
         <w:numPr>
           <w:ilvl w:val="0"/>
-          <w:numId w:val="1164"/>
+          <w:numId w:val="1165"/>
         </w:numPr>
       </w:pPr>
       <w:r>
@@ -27881,7 +28141,7 @@
         <w:pStyle w:val="Compact"/>
         <w:numPr>
           <w:ilvl w:val="0"/>
-          <w:numId w:val="1164"/>
+          <w:numId w:val="1165"/>
         </w:numPr>
       </w:pPr>
       <w:r>
@@ -27915,7 +28175,7 @@
         <w:pStyle w:val="Compact"/>
         <w:numPr>
           <w:ilvl w:val="0"/>
-          <w:numId w:val="1165"/>
+          <w:numId w:val="1166"/>
         </w:numPr>
       </w:pPr>
       <w:r>
@@ -27937,7 +28197,7 @@
         <w:pStyle w:val="Compact"/>
         <w:numPr>
           <w:ilvl w:val="0"/>
-          <w:numId w:val="1165"/>
+          <w:numId w:val="1166"/>
         </w:numPr>
       </w:pPr>
       <w:r>
@@ -27959,7 +28219,7 @@
         <w:pStyle w:val="Compact"/>
         <w:numPr>
           <w:ilvl w:val="0"/>
-          <w:numId w:val="1165"/>
+          <w:numId w:val="1166"/>
         </w:numPr>
       </w:pPr>
       <w:r>
@@ -27981,7 +28241,7 @@
         <w:pStyle w:val="Compact"/>
         <w:numPr>
           <w:ilvl w:val="0"/>
-          <w:numId w:val="1165"/>
+          <w:numId w:val="1166"/>
         </w:numPr>
       </w:pPr>
       <w:r>
@@ -28111,7 +28371,7 @@
         <w:pStyle w:val="Compact"/>
         <w:numPr>
           <w:ilvl w:val="0"/>
-          <w:numId w:val="1166"/>
+          <w:numId w:val="1167"/>
         </w:numPr>
       </w:pPr>
       <w:r>
@@ -28133,7 +28393,7 @@
         <w:pStyle w:val="Compact"/>
         <w:numPr>
           <w:ilvl w:val="0"/>
-          <w:numId w:val="1166"/>
+          <w:numId w:val="1167"/>
         </w:numPr>
       </w:pPr>
       <w:r>
@@ -28155,7 +28415,7 @@
         <w:pStyle w:val="Compact"/>
         <w:numPr>
           <w:ilvl w:val="0"/>
-          <w:numId w:val="1166"/>
+          <w:numId w:val="1167"/>
         </w:numPr>
       </w:pPr>
       <w:r>
@@ -28177,7 +28437,7 @@
         <w:pStyle w:val="Compact"/>
         <w:numPr>
           <w:ilvl w:val="0"/>
-          <w:numId w:val="1166"/>
+          <w:numId w:val="1167"/>
         </w:numPr>
       </w:pPr>
       <w:r>
@@ -28211,7 +28471,7 @@
         <w:pStyle w:val="Compact"/>
         <w:numPr>
           <w:ilvl w:val="0"/>
-          <w:numId w:val="1167"/>
+          <w:numId w:val="1168"/>
         </w:numPr>
       </w:pPr>
       <w:r>
@@ -28233,7 +28493,7 @@
         <w:pStyle w:val="Compact"/>
         <w:numPr>
           <w:ilvl w:val="0"/>
-          <w:numId w:val="1167"/>
+          <w:numId w:val="1168"/>
         </w:numPr>
       </w:pPr>
       <w:r>
@@ -28255,7 +28515,7 @@
         <w:pStyle w:val="Compact"/>
         <w:numPr>
           <w:ilvl w:val="0"/>
-          <w:numId w:val="1167"/>
+          <w:numId w:val="1168"/>
         </w:numPr>
       </w:pPr>
       <w:r>
@@ -28277,7 +28537,7 @@
         <w:pStyle w:val="Compact"/>
         <w:numPr>
           <w:ilvl w:val="0"/>
-          <w:numId w:val="1167"/>
+          <w:numId w:val="1168"/>
         </w:numPr>
       </w:pPr>
       <w:r>
@@ -28407,7 +28667,7 @@
         <w:pStyle w:val="Compact"/>
         <w:numPr>
           <w:ilvl w:val="0"/>
-          <w:numId w:val="1168"/>
+          <w:numId w:val="1169"/>
         </w:numPr>
       </w:pPr>
       <w:r>
@@ -28429,7 +28689,7 @@
         <w:pStyle w:val="Compact"/>
         <w:numPr>
           <w:ilvl w:val="0"/>
-          <w:numId w:val="1168"/>
+          <w:numId w:val="1169"/>
         </w:numPr>
       </w:pPr>
       <w:r>
@@ -28451,7 +28711,7 @@
         <w:pStyle w:val="Compact"/>
         <w:numPr>
           <w:ilvl w:val="0"/>
-          <w:numId w:val="1168"/>
+          <w:numId w:val="1169"/>
         </w:numPr>
       </w:pPr>
       <w:r>
@@ -28473,7 +28733,7 @@
         <w:pStyle w:val="Compact"/>
         <w:numPr>
           <w:ilvl w:val="0"/>
-          <w:numId w:val="1168"/>
+          <w:numId w:val="1169"/>
         </w:numPr>
       </w:pPr>
       <w:r>
@@ -28507,7 +28767,7 @@
         <w:pStyle w:val="Compact"/>
         <w:numPr>
           <w:ilvl w:val="0"/>
-          <w:numId w:val="1169"/>
+          <w:numId w:val="1170"/>
         </w:numPr>
       </w:pPr>
       <w:r>
@@ -28529,7 +28789,7 @@
         <w:pStyle w:val="Compact"/>
         <w:numPr>
           <w:ilvl w:val="0"/>
-          <w:numId w:val="1169"/>
+          <w:numId w:val="1170"/>
         </w:numPr>
       </w:pPr>
       <w:r>
@@ -28551,7 +28811,7 @@
         <w:pStyle w:val="Compact"/>
         <w:numPr>
           <w:ilvl w:val="0"/>
-          <w:numId w:val="1169"/>
+          <w:numId w:val="1170"/>
         </w:numPr>
       </w:pPr>
       <w:r>
@@ -28573,7 +28833,7 @@
         <w:pStyle w:val="Compact"/>
         <w:numPr>
           <w:ilvl w:val="0"/>
-          <w:numId w:val="1169"/>
+          <w:numId w:val="1170"/>
         </w:numPr>
       </w:pPr>
       <w:r>
@@ -28703,7 +28963,7 @@
         <w:pStyle w:val="Compact"/>
         <w:numPr>
           <w:ilvl w:val="0"/>
-          <w:numId w:val="1170"/>
+          <w:numId w:val="1171"/>
         </w:numPr>
       </w:pPr>
       <w:r>
@@ -28725,7 +28985,7 @@
         <w:pStyle w:val="Compact"/>
         <w:numPr>
           <w:ilvl w:val="0"/>
-          <w:numId w:val="1170"/>
+          <w:numId w:val="1171"/>
         </w:numPr>
       </w:pPr>
       <w:r>
@@ -28747,7 +29007,7 @@
         <w:pStyle w:val="Compact"/>
         <w:numPr>
           <w:ilvl w:val="0"/>
-          <w:numId w:val="1170"/>
+          <w:numId w:val="1171"/>
         </w:numPr>
       </w:pPr>
       <w:r>
@@ -28769,7 +29029,7 @@
         <w:pStyle w:val="Compact"/>
         <w:numPr>
           <w:ilvl w:val="0"/>
-          <w:numId w:val="1170"/>
+          <w:numId w:val="1171"/>
         </w:numPr>
       </w:pPr>
       <w:r>
@@ -28803,7 +29063,7 @@
         <w:pStyle w:val="Compact"/>
         <w:numPr>
           <w:ilvl w:val="0"/>
-          <w:numId w:val="1171"/>
+          <w:numId w:val="1172"/>
         </w:numPr>
       </w:pPr>
       <w:r>
@@ -28825,7 +29085,7 @@
         <w:pStyle w:val="Compact"/>
         <w:numPr>
           <w:ilvl w:val="0"/>
-          <w:numId w:val="1171"/>
+          <w:numId w:val="1172"/>
         </w:numPr>
       </w:pPr>
       <w:r>
@@ -28847,7 +29107,7 @@
         <w:pStyle w:val="Compact"/>
         <w:numPr>
           <w:ilvl w:val="0"/>
-          <w:numId w:val="1171"/>
+          <w:numId w:val="1172"/>
         </w:numPr>
       </w:pPr>
       <w:r>
@@ -28869,7 +29129,7 @@
         <w:pStyle w:val="Compact"/>
         <w:numPr>
           <w:ilvl w:val="0"/>
-          <w:numId w:val="1171"/>
+          <w:numId w:val="1172"/>
         </w:numPr>
       </w:pPr>
       <w:r>
@@ -28999,7 +29259,7 @@
         <w:pStyle w:val="Compact"/>
         <w:numPr>
           <w:ilvl w:val="0"/>
-          <w:numId w:val="1172"/>
+          <w:numId w:val="1173"/>
         </w:numPr>
       </w:pPr>
       <w:r>
@@ -29021,7 +29281,7 @@
         <w:pStyle w:val="Compact"/>
         <w:numPr>
           <w:ilvl w:val="0"/>
-          <w:numId w:val="1172"/>
+          <w:numId w:val="1173"/>
         </w:numPr>
       </w:pPr>
       <w:r>
@@ -29043,7 +29303,7 @@
         <w:pStyle w:val="Compact"/>
         <w:numPr>
           <w:ilvl w:val="0"/>
-          <w:numId w:val="1172"/>
+          <w:numId w:val="1173"/>
         </w:numPr>
       </w:pPr>
       <w:r>
@@ -29065,7 +29325,7 @@
         <w:pStyle w:val="Compact"/>
         <w:numPr>
           <w:ilvl w:val="0"/>
-          <w:numId w:val="1172"/>
+          <w:numId w:val="1173"/>
         </w:numPr>
       </w:pPr>
       <w:r>
@@ -29099,7 +29359,7 @@
         <w:pStyle w:val="Compact"/>
         <w:numPr>
           <w:ilvl w:val="0"/>
-          <w:numId w:val="1173"/>
+          <w:numId w:val="1174"/>
         </w:numPr>
       </w:pPr>
       <w:r>
@@ -29121,7 +29381,7 @@
         <w:pStyle w:val="Compact"/>
         <w:numPr>
           <w:ilvl w:val="0"/>
-          <w:numId w:val="1173"/>
+          <w:numId w:val="1174"/>
         </w:numPr>
       </w:pPr>
       <w:r>
@@ -29143,7 +29403,7 @@
         <w:pStyle w:val="Compact"/>
         <w:numPr>
           <w:ilvl w:val="0"/>
-          <w:numId w:val="1173"/>
+          <w:numId w:val="1174"/>
         </w:numPr>
       </w:pPr>
       <w:r>
@@ -29165,7 +29425,7 @@
         <w:pStyle w:val="Compact"/>
         <w:numPr>
           <w:ilvl w:val="0"/>
-          <w:numId w:val="1173"/>
+          <w:numId w:val="1174"/>
         </w:numPr>
       </w:pPr>
       <w:r>
@@ -29295,7 +29555,7 @@
         <w:pStyle w:val="Compact"/>
         <w:numPr>
           <w:ilvl w:val="0"/>
-          <w:numId w:val="1174"/>
+          <w:numId w:val="1175"/>
         </w:numPr>
       </w:pPr>
       <w:r>
@@ -29317,7 +29577,7 @@
         <w:pStyle w:val="Compact"/>
         <w:numPr>
           <w:ilvl w:val="0"/>
-          <w:numId w:val="1174"/>
+          <w:numId w:val="1175"/>
         </w:numPr>
       </w:pPr>
       <w:r>
@@ -29339,7 +29599,7 @@
         <w:pStyle w:val="Compact"/>
         <w:numPr>
           <w:ilvl w:val="0"/>
-          <w:numId w:val="1174"/>
+          <w:numId w:val="1175"/>
         </w:numPr>
       </w:pPr>
       <w:r>
@@ -29361,7 +29621,7 @@
         <w:pStyle w:val="Compact"/>
         <w:numPr>
           <w:ilvl w:val="0"/>
-          <w:numId w:val="1174"/>
+          <w:numId w:val="1175"/>
         </w:numPr>
       </w:pPr>
       <w:r>
@@ -29395,7 +29655,7 @@
         <w:pStyle w:val="Compact"/>
         <w:numPr>
           <w:ilvl w:val="0"/>
-          <w:numId w:val="1175"/>
+          <w:numId w:val="1176"/>
         </w:numPr>
       </w:pPr>
       <w:r>
@@ -29417,7 +29677,7 @@
         <w:pStyle w:val="Compact"/>
         <w:numPr>
           <w:ilvl w:val="0"/>
-          <w:numId w:val="1175"/>
+          <w:numId w:val="1176"/>
         </w:numPr>
       </w:pPr>
       <w:r>
@@ -29439,7 +29699,7 @@
         <w:pStyle w:val="Compact"/>
         <w:numPr>
           <w:ilvl w:val="0"/>
-          <w:numId w:val="1175"/>
+          <w:numId w:val="1176"/>
         </w:numPr>
       </w:pPr>
       <w:r>
@@ -29461,7 +29721,7 @@
         <w:pStyle w:val="Compact"/>
         <w:numPr>
           <w:ilvl w:val="0"/>
-          <w:numId w:val="1175"/>
+          <w:numId w:val="1176"/>
         </w:numPr>
       </w:pPr>
       <w:r>
@@ -29591,7 +29851,7 @@
         <w:pStyle w:val="Compact"/>
         <w:numPr>
           <w:ilvl w:val="0"/>
-          <w:numId w:val="1176"/>
+          <w:numId w:val="1177"/>
         </w:numPr>
       </w:pPr>
       <w:r>
@@ -29613,7 +29873,7 @@
         <w:pStyle w:val="Compact"/>
         <w:numPr>
           <w:ilvl w:val="0"/>
-          <w:numId w:val="1176"/>
+          <w:numId w:val="1177"/>
         </w:numPr>
       </w:pPr>
       <w:r>
@@ -29635,7 +29895,7 @@
         <w:pStyle w:val="Compact"/>
         <w:numPr>
           <w:ilvl w:val="0"/>
-          <w:numId w:val="1176"/>
+          <w:numId w:val="1177"/>
         </w:numPr>
       </w:pPr>
       <w:r>
@@ -29657,7 +29917,7 @@
         <w:pStyle w:val="Compact"/>
         <w:numPr>
           <w:ilvl w:val="0"/>
-          <w:numId w:val="1176"/>
+          <w:numId w:val="1177"/>
         </w:numPr>
       </w:pPr>
       <w:r>
@@ -29691,7 +29951,7 @@
         <w:pStyle w:val="Compact"/>
         <w:numPr>
           <w:ilvl w:val="0"/>
-          <w:numId w:val="1177"/>
+          <w:numId w:val="1178"/>
         </w:numPr>
       </w:pPr>
       <w:r>
@@ -29713,7 +29973,7 @@
         <w:pStyle w:val="Compact"/>
         <w:numPr>
           <w:ilvl w:val="0"/>
-          <w:numId w:val="1177"/>
+          <w:numId w:val="1178"/>
         </w:numPr>
       </w:pPr>
       <w:r>
@@ -29735,7 +29995,7 @@
         <w:pStyle w:val="Compact"/>
         <w:numPr>
           <w:ilvl w:val="0"/>
-          <w:numId w:val="1177"/>
+          <w:numId w:val="1178"/>
         </w:numPr>
       </w:pPr>
       <w:r>
@@ -29757,7 +30017,7 @@
         <w:pStyle w:val="Compact"/>
         <w:numPr>
           <w:ilvl w:val="0"/>
-          <w:numId w:val="1177"/>
+          <w:numId w:val="1178"/>
         </w:numPr>
       </w:pPr>
       <w:r>
@@ -29893,7 +30153,7 @@
         <w:pStyle w:val="Compact"/>
         <w:numPr>
           <w:ilvl w:val="0"/>
-          <w:numId w:val="1178"/>
+          <w:numId w:val="1179"/>
         </w:numPr>
       </w:pPr>
       <w:r>
@@ -29915,7 +30175,7 @@
         <w:pStyle w:val="Compact"/>
         <w:numPr>
           <w:ilvl w:val="0"/>
-          <w:numId w:val="1178"/>
+          <w:numId w:val="1179"/>
         </w:numPr>
       </w:pPr>
       <w:r>
@@ -29937,7 +30197,7 @@
         <w:pStyle w:val="Compact"/>
         <w:numPr>
           <w:ilvl w:val="0"/>
-          <w:numId w:val="1178"/>
+          <w:numId w:val="1179"/>
         </w:numPr>
       </w:pPr>
       <w:r>
@@ -29965,7 +30225,7 @@
         <w:pStyle w:val="Compact"/>
         <w:numPr>
           <w:ilvl w:val="0"/>
-          <w:numId w:val="1178"/>
+          <w:numId w:val="1179"/>
         </w:numPr>
       </w:pPr>
       <w:r>
@@ -29999,7 +30259,7 @@
         <w:pStyle w:val="Compact"/>
         <w:numPr>
           <w:ilvl w:val="0"/>
-          <w:numId w:val="1179"/>
+          <w:numId w:val="1180"/>
         </w:numPr>
       </w:pPr>
       <w:r>
@@ -30021,7 +30281,7 @@
         <w:pStyle w:val="Compact"/>
         <w:numPr>
           <w:ilvl w:val="0"/>
-          <w:numId w:val="1179"/>
+          <w:numId w:val="1180"/>
         </w:numPr>
       </w:pPr>
       <w:r>
@@ -30043,7 +30303,7 @@
         <w:pStyle w:val="Compact"/>
         <w:numPr>
           <w:ilvl w:val="0"/>
-          <w:numId w:val="1179"/>
+          <w:numId w:val="1180"/>
         </w:numPr>
       </w:pPr>
       <w:r>
@@ -30065,7 +30325,7 @@
         <w:pStyle w:val="Compact"/>
         <w:numPr>
           <w:ilvl w:val="0"/>
-          <w:numId w:val="1179"/>
+          <w:numId w:val="1180"/>
         </w:numPr>
       </w:pPr>
       <w:r>
@@ -30207,7 +30467,7 @@
         <w:pStyle w:val="Compact"/>
         <w:numPr>
           <w:ilvl w:val="0"/>
-          <w:numId w:val="1180"/>
+          <w:numId w:val="1181"/>
         </w:numPr>
       </w:pPr>
       <w:r>
@@ -30229,7 +30489,7 @@
         <w:pStyle w:val="Compact"/>
         <w:numPr>
           <w:ilvl w:val="0"/>
-          <w:numId w:val="1180"/>
+          <w:numId w:val="1181"/>
         </w:numPr>
       </w:pPr>
       <w:r>
@@ -30251,7 +30511,7 @@
         <w:pStyle w:val="Compact"/>
         <w:numPr>
           <w:ilvl w:val="0"/>
-          <w:numId w:val="1180"/>
+          <w:numId w:val="1181"/>
         </w:numPr>
       </w:pPr>
       <w:r>
@@ -30279,7 +30539,7 @@
         <w:pStyle w:val="Compact"/>
         <w:numPr>
           <w:ilvl w:val="0"/>
-          <w:numId w:val="1180"/>
+          <w:numId w:val="1181"/>
         </w:numPr>
       </w:pPr>
       <w:r>
@@ -30313,7 +30573,7 @@
         <w:pStyle w:val="Compact"/>
         <w:numPr>
           <w:ilvl w:val="0"/>
-          <w:numId w:val="1181"/>
+          <w:numId w:val="1182"/>
         </w:numPr>
       </w:pPr>
       <w:r>
@@ -30335,7 +30595,7 @@
         <w:pStyle w:val="Compact"/>
         <w:numPr>
           <w:ilvl w:val="0"/>
-          <w:numId w:val="1181"/>
+          <w:numId w:val="1182"/>
         </w:numPr>
       </w:pPr>
       <w:r>
@@ -30357,7 +30617,7 @@
         <w:pStyle w:val="Compact"/>
         <w:numPr>
           <w:ilvl w:val="0"/>
-          <w:numId w:val="1181"/>
+          <w:numId w:val="1182"/>
         </w:numPr>
       </w:pPr>
       <w:r>
@@ -30379,7 +30639,7 @@
         <w:pStyle w:val="Compact"/>
         <w:numPr>
           <w:ilvl w:val="0"/>
-          <w:numId w:val="1181"/>
+          <w:numId w:val="1182"/>
         </w:numPr>
       </w:pPr>
       <w:r>
@@ -30521,7 +30781,7 @@
         <w:pStyle w:val="Compact"/>
         <w:numPr>
           <w:ilvl w:val="0"/>
-          <w:numId w:val="1182"/>
+          <w:numId w:val="1183"/>
         </w:numPr>
       </w:pPr>
       <w:r>
@@ -30549,7 +30809,7 @@
         <w:pStyle w:val="Compact"/>
         <w:numPr>
           <w:ilvl w:val="0"/>
-          <w:numId w:val="1182"/>
+          <w:numId w:val="1183"/>
         </w:numPr>
       </w:pPr>
       <w:r>
@@ -30571,7 +30831,7 @@
         <w:pStyle w:val="Compact"/>
         <w:numPr>
           <w:ilvl w:val="0"/>
-          <w:numId w:val="1182"/>
+          <w:numId w:val="1183"/>
         </w:numPr>
       </w:pPr>
       <w:r>
@@ -30593,7 +30853,7 @@
         <w:pStyle w:val="Compact"/>
         <w:numPr>
           <w:ilvl w:val="0"/>
-          <w:numId w:val="1182"/>
+          <w:numId w:val="1183"/>
         </w:numPr>
       </w:pPr>
       <w:r>
@@ -30627,7 +30887,7 @@
         <w:pStyle w:val="Compact"/>
         <w:numPr>
           <w:ilvl w:val="0"/>
-          <w:numId w:val="1183"/>
+          <w:numId w:val="1184"/>
         </w:numPr>
       </w:pPr>
       <w:r>
@@ -30649,7 +30909,7 @@
         <w:pStyle w:val="Compact"/>
         <w:numPr>
           <w:ilvl w:val="0"/>
-          <w:numId w:val="1183"/>
+          <w:numId w:val="1184"/>
         </w:numPr>
       </w:pPr>
       <w:r>
@@ -30671,7 +30931,7 @@
         <w:pStyle w:val="Compact"/>
         <w:numPr>
           <w:ilvl w:val="0"/>
-          <w:numId w:val="1183"/>
+          <w:numId w:val="1184"/>
         </w:numPr>
       </w:pPr>
       <w:r>
@@ -30693,7 +30953,7 @@
         <w:pStyle w:val="Compact"/>
         <w:numPr>
           <w:ilvl w:val="0"/>
-          <w:numId w:val="1183"/>
+          <w:numId w:val="1184"/>
         </w:numPr>
       </w:pPr>
       <w:r>
@@ -30835,7 +31095,7 @@
         <w:pStyle w:val="Compact"/>
         <w:numPr>
           <w:ilvl w:val="0"/>
-          <w:numId w:val="1184"/>
+          <w:numId w:val="1185"/>
         </w:numPr>
       </w:pPr>
       <w:r>
@@ -30857,7 +31117,7 @@
         <w:pStyle w:val="Compact"/>
         <w:numPr>
           <w:ilvl w:val="0"/>
-          <w:numId w:val="1184"/>
+          <w:numId w:val="1185"/>
         </w:numPr>
       </w:pPr>
       <w:r>
@@ -30879,7 +31139,7 @@
         <w:pStyle w:val="Compact"/>
         <w:numPr>
           <w:ilvl w:val="0"/>
-          <w:numId w:val="1184"/>
+          <w:numId w:val="1185"/>
         </w:numPr>
       </w:pPr>
       <w:r>
@@ -30901,7 +31161,7 @@
         <w:pStyle w:val="Compact"/>
         <w:numPr>
           <w:ilvl w:val="0"/>
-          <w:numId w:val="1184"/>
+          <w:numId w:val="1185"/>
         </w:numPr>
       </w:pPr>
       <w:r>
@@ -30935,7 +31195,7 @@
         <w:pStyle w:val="Compact"/>
         <w:numPr>
           <w:ilvl w:val="0"/>
-          <w:numId w:val="1185"/>
+          <w:numId w:val="1186"/>
         </w:numPr>
       </w:pPr>
       <w:r>
@@ -30957,7 +31217,7 @@
         <w:pStyle w:val="Compact"/>
         <w:numPr>
           <w:ilvl w:val="0"/>
-          <w:numId w:val="1185"/>
+          <w:numId w:val="1186"/>
         </w:numPr>
       </w:pPr>
       <w:r>
@@ -30979,7 +31239,7 @@
         <w:pStyle w:val="Compact"/>
         <w:numPr>
           <w:ilvl w:val="0"/>
-          <w:numId w:val="1185"/>
+          <w:numId w:val="1186"/>
         </w:numPr>
       </w:pPr>
       <w:r>
@@ -31001,7 +31261,7 @@
         <w:pStyle w:val="Compact"/>
         <w:numPr>
           <w:ilvl w:val="0"/>
-          <w:numId w:val="1185"/>
+          <w:numId w:val="1186"/>
         </w:numPr>
       </w:pPr>
       <w:r>
@@ -31143,7 +31403,7 @@
         <w:pStyle w:val="Compact"/>
         <w:numPr>
           <w:ilvl w:val="0"/>
-          <w:numId w:val="1186"/>
+          <w:numId w:val="1187"/>
         </w:numPr>
       </w:pPr>
       <w:r>
@@ -31171,7 +31431,7 @@
         <w:pStyle w:val="Compact"/>
         <w:numPr>
           <w:ilvl w:val="0"/>
-          <w:numId w:val="1186"/>
+          <w:numId w:val="1187"/>
         </w:numPr>
       </w:pPr>
       <w:r>
@@ -31193,7 +31453,7 @@
         <w:pStyle w:val="Compact"/>
         <w:numPr>
           <w:ilvl w:val="0"/>
-          <w:numId w:val="1186"/>
+          <w:numId w:val="1187"/>
         </w:numPr>
       </w:pPr>
       <w:r>
@@ -31215,7 +31475,7 @@
         <w:pStyle w:val="Compact"/>
         <w:numPr>
           <w:ilvl w:val="0"/>
-          <w:numId w:val="1186"/>
+          <w:numId w:val="1187"/>
         </w:numPr>
       </w:pPr>
       <w:r>
@@ -31249,7 +31509,7 @@
         <w:pStyle w:val="Compact"/>
         <w:numPr>
           <w:ilvl w:val="0"/>
-          <w:numId w:val="1187"/>
+          <w:numId w:val="1188"/>
         </w:numPr>
       </w:pPr>
       <w:r>
@@ -31271,7 +31531,7 @@
         <w:pStyle w:val="Compact"/>
         <w:numPr>
           <w:ilvl w:val="0"/>
-          <w:numId w:val="1187"/>
+          <w:numId w:val="1188"/>
         </w:numPr>
       </w:pPr>
       <w:r>
@@ -31293,7 +31553,7 @@
         <w:pStyle w:val="Compact"/>
         <w:numPr>
           <w:ilvl w:val="0"/>
-          <w:numId w:val="1187"/>
+          <w:numId w:val="1188"/>
         </w:numPr>
       </w:pPr>
       <w:r>
@@ -31315,7 +31575,7 @@
         <w:pStyle w:val="Compact"/>
         <w:numPr>
           <w:ilvl w:val="0"/>
-          <w:numId w:val="1187"/>
+          <w:numId w:val="1188"/>
         </w:numPr>
       </w:pPr>
       <w:r>
@@ -31451,7 +31711,7 @@
         <w:pStyle w:val="Compact"/>
         <w:numPr>
           <w:ilvl w:val="0"/>
-          <w:numId w:val="1188"/>
+          <w:numId w:val="1189"/>
         </w:numPr>
       </w:pPr>
       <w:r>
@@ -31479,7 +31739,7 @@
         <w:pStyle w:val="Compact"/>
         <w:numPr>
           <w:ilvl w:val="0"/>
-          <w:numId w:val="1188"/>
+          <w:numId w:val="1189"/>
         </w:numPr>
       </w:pPr>
       <w:r>
@@ -31501,7 +31761,7 @@
         <w:pStyle w:val="Compact"/>
         <w:numPr>
           <w:ilvl w:val="0"/>
-          <w:numId w:val="1188"/>
+          <w:numId w:val="1189"/>
         </w:numPr>
       </w:pPr>
       <w:r>
@@ -31523,7 +31783,7 @@
         <w:pStyle w:val="Compact"/>
         <w:numPr>
           <w:ilvl w:val="0"/>
-          <w:numId w:val="1188"/>
+          <w:numId w:val="1189"/>
         </w:numPr>
       </w:pPr>
       <w:r>
@@ -31557,7 +31817,7 @@
         <w:pStyle w:val="Compact"/>
         <w:numPr>
           <w:ilvl w:val="0"/>
-          <w:numId w:val="1189"/>
+          <w:numId w:val="1190"/>
         </w:numPr>
       </w:pPr>
       <w:r>
@@ -31579,7 +31839,7 @@
         <w:pStyle w:val="Compact"/>
         <w:numPr>
           <w:ilvl w:val="0"/>
-          <w:numId w:val="1189"/>
+          <w:numId w:val="1190"/>
         </w:numPr>
       </w:pPr>
       <w:r>
@@ -31601,7 +31861,7 @@
         <w:pStyle w:val="Compact"/>
         <w:numPr>
           <w:ilvl w:val="0"/>
-          <w:numId w:val="1189"/>
+          <w:numId w:val="1190"/>
         </w:numPr>
       </w:pPr>
       <w:r>
@@ -31623,7 +31883,7 @@
         <w:pStyle w:val="Compact"/>
         <w:numPr>
           <w:ilvl w:val="0"/>
-          <w:numId w:val="1189"/>
+          <w:numId w:val="1190"/>
         </w:numPr>
       </w:pPr>
       <w:r>
@@ -31759,7 +32019,7 @@
         <w:pStyle w:val="Compact"/>
         <w:numPr>
           <w:ilvl w:val="0"/>
-          <w:numId w:val="1190"/>
+          <w:numId w:val="1191"/>
         </w:numPr>
       </w:pPr>
       <w:r>
@@ -31787,7 +32047,7 @@
         <w:pStyle w:val="Compact"/>
         <w:numPr>
           <w:ilvl w:val="0"/>
-          <w:numId w:val="1190"/>
+          <w:numId w:val="1191"/>
         </w:numPr>
       </w:pPr>
       <w:r>
@@ -31809,7 +32069,7 @@
         <w:pStyle w:val="Compact"/>
         <w:numPr>
           <w:ilvl w:val="0"/>
-          <w:numId w:val="1190"/>
+          <w:numId w:val="1191"/>
         </w:numPr>
       </w:pPr>
       <w:r>
@@ -31831,7 +32091,7 @@
         <w:pStyle w:val="Compact"/>
         <w:numPr>
           <w:ilvl w:val="0"/>
-          <w:numId w:val="1190"/>
+          <w:numId w:val="1191"/>
         </w:numPr>
       </w:pPr>
       <w:r>
@@ -31865,7 +32125,7 @@
         <w:pStyle w:val="Compact"/>
         <w:numPr>
           <w:ilvl w:val="0"/>
-          <w:numId w:val="1191"/>
+          <w:numId w:val="1192"/>
         </w:numPr>
       </w:pPr>
       <w:r>
@@ -31887,7 +32147,7 @@
         <w:pStyle w:val="Compact"/>
         <w:numPr>
           <w:ilvl w:val="0"/>
-          <w:numId w:val="1191"/>
+          <w:numId w:val="1192"/>
         </w:numPr>
       </w:pPr>
       <w:r>
@@ -31909,7 +32169,7 @@
         <w:pStyle w:val="Compact"/>
         <w:numPr>
           <w:ilvl w:val="0"/>
-          <w:numId w:val="1191"/>
+          <w:numId w:val="1192"/>
         </w:numPr>
       </w:pPr>
       <w:r>
@@ -31931,7 +32191,7 @@
         <w:pStyle w:val="Compact"/>
         <w:numPr>
           <w:ilvl w:val="0"/>
-          <w:numId w:val="1191"/>
+          <w:numId w:val="1192"/>
         </w:numPr>
       </w:pPr>
       <w:r>
@@ -32073,7 +32333,7 @@
         <w:pStyle w:val="Compact"/>
         <w:numPr>
           <w:ilvl w:val="0"/>
-          <w:numId w:val="1192"/>
+          <w:numId w:val="1193"/>
         </w:numPr>
       </w:pPr>
       <w:r>
@@ -32101,7 +32361,7 @@
         <w:pStyle w:val="Compact"/>
         <w:numPr>
           <w:ilvl w:val="0"/>
-          <w:numId w:val="1192"/>
+          <w:numId w:val="1193"/>
         </w:numPr>
       </w:pPr>
       <w:r>
@@ -32123,7 +32383,7 @@
         <w:pStyle w:val="Compact"/>
         <w:numPr>
           <w:ilvl w:val="0"/>
-          <w:numId w:val="1192"/>
+          <w:numId w:val="1193"/>
         </w:numPr>
       </w:pPr>
       <w:r>
@@ -32145,7 +32405,7 @@
         <w:pStyle w:val="Compact"/>
         <w:numPr>
           <w:ilvl w:val="0"/>
-          <w:numId w:val="1192"/>
+          <w:numId w:val="1193"/>
         </w:numPr>
       </w:pPr>
       <w:r>
@@ -32179,7 +32439,7 @@
         <w:pStyle w:val="Compact"/>
         <w:numPr>
           <w:ilvl w:val="0"/>
-          <w:numId w:val="1193"/>
+          <w:numId w:val="1194"/>
         </w:numPr>
       </w:pPr>
       <w:r>
@@ -32201,7 +32461,7 @@
         <w:pStyle w:val="Compact"/>
         <w:numPr>
           <w:ilvl w:val="0"/>
-          <w:numId w:val="1193"/>
+          <w:numId w:val="1194"/>
         </w:numPr>
       </w:pPr>
       <w:r>
@@ -32223,7 +32483,7 @@
         <w:pStyle w:val="Compact"/>
         <w:numPr>
           <w:ilvl w:val="0"/>
-          <w:numId w:val="1193"/>
+          <w:numId w:val="1194"/>
         </w:numPr>
       </w:pPr>
       <w:r>
@@ -32245,7 +32505,7 @@
         <w:pStyle w:val="Compact"/>
         <w:numPr>
           <w:ilvl w:val="0"/>
-          <w:numId w:val="1193"/>
+          <w:numId w:val="1194"/>
         </w:numPr>
       </w:pPr>
       <w:r>
@@ -32387,7 +32647,7 @@
         <w:pStyle w:val="Compact"/>
         <w:numPr>
           <w:ilvl w:val="0"/>
-          <w:numId w:val="1194"/>
+          <w:numId w:val="1195"/>
         </w:numPr>
       </w:pPr>
       <w:r>
@@ -32409,7 +32669,7 @@
         <w:pStyle w:val="Compact"/>
         <w:numPr>
           <w:ilvl w:val="0"/>
-          <w:numId w:val="1194"/>
+          <w:numId w:val="1195"/>
         </w:numPr>
       </w:pPr>
       <w:r>
@@ -32431,7 +32691,7 @@
         <w:pStyle w:val="Compact"/>
         <w:numPr>
           <w:ilvl w:val="0"/>
-          <w:numId w:val="1194"/>
+          <w:numId w:val="1195"/>
         </w:numPr>
       </w:pPr>
       <w:r>
@@ -32453,7 +32713,7 @@
         <w:pStyle w:val="Compact"/>
         <w:numPr>
           <w:ilvl w:val="0"/>
-          <w:numId w:val="1194"/>
+          <w:numId w:val="1195"/>
         </w:numPr>
       </w:pPr>
       <w:r>
@@ -32487,7 +32747,7 @@
         <w:pStyle w:val="Compact"/>
         <w:numPr>
           <w:ilvl w:val="0"/>
-          <w:numId w:val="1195"/>
+          <w:numId w:val="1196"/>
         </w:numPr>
       </w:pPr>
       <w:r>
@@ -32509,7 +32769,7 @@
         <w:pStyle w:val="Compact"/>
         <w:numPr>
           <w:ilvl w:val="0"/>
-          <w:numId w:val="1195"/>
+          <w:numId w:val="1196"/>
         </w:numPr>
       </w:pPr>
       <w:r>
@@ -32531,7 +32791,7 @@
         <w:pStyle w:val="Compact"/>
         <w:numPr>
           <w:ilvl w:val="0"/>
-          <w:numId w:val="1195"/>
+          <w:numId w:val="1196"/>
         </w:numPr>
       </w:pPr>
       <w:r>
@@ -32553,7 +32813,7 @@
         <w:pStyle w:val="Compact"/>
         <w:numPr>
           <w:ilvl w:val="0"/>
-          <w:numId w:val="1195"/>
+          <w:numId w:val="1196"/>
         </w:numPr>
       </w:pPr>
       <w:r>
@@ -32695,7 +32955,7 @@
         <w:pStyle w:val="Compact"/>
         <w:numPr>
           <w:ilvl w:val="0"/>
-          <w:numId w:val="1196"/>
+          <w:numId w:val="1197"/>
         </w:numPr>
       </w:pPr>
       <w:r>
@@ -32723,7 +32983,7 @@
         <w:pStyle w:val="Compact"/>
         <w:numPr>
           <w:ilvl w:val="0"/>
-          <w:numId w:val="1196"/>
+          <w:numId w:val="1197"/>
         </w:numPr>
       </w:pPr>
       <w:r>
@@ -32745,7 +33005,7 @@
         <w:pStyle w:val="Compact"/>
         <w:numPr>
           <w:ilvl w:val="0"/>
-          <w:numId w:val="1196"/>
+          <w:numId w:val="1197"/>
         </w:numPr>
       </w:pPr>
       <w:r>
@@ -32767,7 +33027,7 @@
         <w:pStyle w:val="Compact"/>
         <w:numPr>
           <w:ilvl w:val="0"/>
-          <w:numId w:val="1196"/>
+          <w:numId w:val="1197"/>
         </w:numPr>
       </w:pPr>
       <w:r>
@@ -32801,7 +33061,7 @@
         <w:pStyle w:val="Compact"/>
         <w:numPr>
           <w:ilvl w:val="0"/>
-          <w:numId w:val="1197"/>
+          <w:numId w:val="1198"/>
         </w:numPr>
       </w:pPr>
       <w:r>
@@ -32823,7 +33083,7 @@
         <w:pStyle w:val="Compact"/>
         <w:numPr>
           <w:ilvl w:val="0"/>
-          <w:numId w:val="1197"/>
+          <w:numId w:val="1198"/>
         </w:numPr>
       </w:pPr>
       <w:r>
@@ -32845,7 +33105,7 @@
         <w:pStyle w:val="Compact"/>
         <w:numPr>
           <w:ilvl w:val="0"/>
-          <w:numId w:val="1197"/>
+          <w:numId w:val="1198"/>
         </w:numPr>
       </w:pPr>
       <w:r>
@@ -32867,7 +33127,7 @@
         <w:pStyle w:val="Compact"/>
         <w:numPr>
           <w:ilvl w:val="0"/>
-          <w:numId w:val="1197"/>
+          <w:numId w:val="1198"/>
         </w:numPr>
       </w:pPr>
       <w:r>
@@ -33009,7 +33269,7 @@
         <w:pStyle w:val="Compact"/>
         <w:numPr>
           <w:ilvl w:val="0"/>
-          <w:numId w:val="1198"/>
+          <w:numId w:val="1199"/>
         </w:numPr>
       </w:pPr>
       <w:r>
@@ -33031,7 +33291,7 @@
         <w:pStyle w:val="Compact"/>
         <w:numPr>
           <w:ilvl w:val="0"/>
-          <w:numId w:val="1198"/>
+          <w:numId w:val="1199"/>
         </w:numPr>
       </w:pPr>
       <w:r>
@@ -33053,7 +33313,7 @@
         <w:pStyle w:val="Compact"/>
         <w:numPr>
           <w:ilvl w:val="0"/>
-          <w:numId w:val="1198"/>
+          <w:numId w:val="1199"/>
         </w:numPr>
       </w:pPr>
       <w:r>
@@ -33075,7 +33335,7 @@
         <w:pStyle w:val="Compact"/>
         <w:numPr>
           <w:ilvl w:val="0"/>
-          <w:numId w:val="1198"/>
+          <w:numId w:val="1199"/>
         </w:numPr>
       </w:pPr>
       <w:r>
@@ -33109,7 +33369,7 @@
         <w:pStyle w:val="Compact"/>
         <w:numPr>
           <w:ilvl w:val="0"/>
-          <w:numId w:val="1199"/>
+          <w:numId w:val="1200"/>
         </w:numPr>
       </w:pPr>
       <w:r>
@@ -33131,7 +33391,7 @@
         <w:pStyle w:val="Compact"/>
         <w:numPr>
           <w:ilvl w:val="0"/>
-          <w:numId w:val="1199"/>
+          <w:numId w:val="1200"/>
         </w:numPr>
       </w:pPr>
       <w:r>
@@ -33153,7 +33413,7 @@
         <w:pStyle w:val="Compact"/>
         <w:numPr>
           <w:ilvl w:val="0"/>
-          <w:numId w:val="1199"/>
+          <w:numId w:val="1200"/>
         </w:numPr>
       </w:pPr>
       <w:r>
@@ -33175,7 +33435,7 @@
         <w:pStyle w:val="Compact"/>
         <w:numPr>
           <w:ilvl w:val="0"/>
-          <w:numId w:val="1199"/>
+          <w:numId w:val="1200"/>
         </w:numPr>
       </w:pPr>
       <w:r>
@@ -33317,7 +33577,7 @@
         <w:pStyle w:val="Compact"/>
         <w:numPr>
           <w:ilvl w:val="0"/>
-          <w:numId w:val="1200"/>
+          <w:numId w:val="1201"/>
         </w:numPr>
       </w:pPr>
       <w:r>
@@ -33339,7 +33599,7 @@
         <w:pStyle w:val="Compact"/>
         <w:numPr>
           <w:ilvl w:val="0"/>
-          <w:numId w:val="1200"/>
+          <w:numId w:val="1201"/>
         </w:numPr>
       </w:pPr>
       <w:r>
@@ -33361,7 +33621,7 @@
         <w:pStyle w:val="Compact"/>
         <w:numPr>
           <w:ilvl w:val="0"/>
-          <w:numId w:val="1200"/>
+          <w:numId w:val="1201"/>
         </w:numPr>
       </w:pPr>
       <w:r>
@@ -33383,7 +33643,7 @@
         <w:pStyle w:val="Compact"/>
         <w:numPr>
           <w:ilvl w:val="0"/>
-          <w:numId w:val="1200"/>
+          <w:numId w:val="1201"/>
         </w:numPr>
       </w:pPr>
       <w:r>
@@ -33417,7 +33677,7 @@
         <w:pStyle w:val="Compact"/>
         <w:numPr>
           <w:ilvl w:val="0"/>
-          <w:numId w:val="1201"/>
+          <w:numId w:val="1202"/>
         </w:numPr>
       </w:pPr>
       <w:r>
@@ -33439,7 +33699,7 @@
         <w:pStyle w:val="Compact"/>
         <w:numPr>
           <w:ilvl w:val="0"/>
-          <w:numId w:val="1201"/>
+          <w:numId w:val="1202"/>
         </w:numPr>
       </w:pPr>
       <w:r>
@@ -33461,7 +33721,7 @@
         <w:pStyle w:val="Compact"/>
         <w:numPr>
           <w:ilvl w:val="0"/>
-          <w:numId w:val="1201"/>
+          <w:numId w:val="1202"/>
         </w:numPr>
       </w:pPr>
       <w:r>
@@ -33483,7 +33743,7 @@
         <w:pStyle w:val="Compact"/>
         <w:numPr>
           <w:ilvl w:val="0"/>
-          <w:numId w:val="1201"/>
+          <w:numId w:val="1202"/>
         </w:numPr>
       </w:pPr>
       <w:r>
@@ -33638,7 +33898,7 @@
         <w:pStyle w:val="Compact"/>
         <w:numPr>
           <w:ilvl w:val="0"/>
-          <w:numId w:val="1202"/>
+          <w:numId w:val="1203"/>
         </w:numPr>
       </w:pPr>
       <w:r>
@@ -33660,7 +33920,7 @@
         <w:pStyle w:val="Compact"/>
         <w:numPr>
           <w:ilvl w:val="0"/>
-          <w:numId w:val="1202"/>
+          <w:numId w:val="1203"/>
         </w:numPr>
       </w:pPr>
       <w:r>
@@ -33682,7 +33942,7 @@
         <w:pStyle w:val="Compact"/>
         <w:numPr>
           <w:ilvl w:val="0"/>
-          <w:numId w:val="1202"/>
+          <w:numId w:val="1203"/>
         </w:numPr>
       </w:pPr>
       <w:r>
@@ -33704,7 +33964,7 @@
         <w:pStyle w:val="Compact"/>
         <w:numPr>
           <w:ilvl w:val="0"/>
-          <w:numId w:val="1202"/>
+          <w:numId w:val="1203"/>
         </w:numPr>
       </w:pPr>
       <w:r>
@@ -33738,7 +33998,7 @@
         <w:pStyle w:val="Compact"/>
         <w:numPr>
           <w:ilvl w:val="0"/>
-          <w:numId w:val="1203"/>
+          <w:numId w:val="1204"/>
         </w:numPr>
       </w:pPr>
       <w:r>
@@ -33760,7 +34020,7 @@
         <w:pStyle w:val="Compact"/>
         <w:numPr>
           <w:ilvl w:val="0"/>
-          <w:numId w:val="1203"/>
+          <w:numId w:val="1204"/>
         </w:numPr>
       </w:pPr>
       <w:r>
@@ -33782,7 +34042,7 @@
         <w:pStyle w:val="Compact"/>
         <w:numPr>
           <w:ilvl w:val="0"/>
-          <w:numId w:val="1203"/>
+          <w:numId w:val="1204"/>
         </w:numPr>
       </w:pPr>
       <w:r>
@@ -33804,7 +34064,7 @@
         <w:pStyle w:val="Compact"/>
         <w:numPr>
           <w:ilvl w:val="0"/>
-          <w:numId w:val="1203"/>
+          <w:numId w:val="1204"/>
         </w:numPr>
       </w:pPr>
       <w:r>
@@ -33946,7 +34206,7 @@
         <w:pStyle w:val="Compact"/>
         <w:numPr>
           <w:ilvl w:val="0"/>
-          <w:numId w:val="1204"/>
+          <w:numId w:val="1205"/>
         </w:numPr>
       </w:pPr>
       <w:r>
@@ -33974,7 +34234,7 @@
         <w:pStyle w:val="Compact"/>
         <w:numPr>
           <w:ilvl w:val="0"/>
-          <w:numId w:val="1204"/>
+          <w:numId w:val="1205"/>
         </w:numPr>
       </w:pPr>
       <w:r>
@@ -33996,7 +34256,7 @@
         <w:pStyle w:val="Compact"/>
         <w:numPr>
           <w:ilvl w:val="0"/>
-          <w:numId w:val="1204"/>
+          <w:numId w:val="1205"/>
         </w:numPr>
       </w:pPr>
       <w:r>
@@ -34018,7 +34278,7 @@
         <w:pStyle w:val="Compact"/>
         <w:numPr>
           <w:ilvl w:val="0"/>
-          <w:numId w:val="1204"/>
+          <w:numId w:val="1205"/>
         </w:numPr>
       </w:pPr>
       <w:r>
@@ -34052,7 +34312,7 @@
         <w:pStyle w:val="Compact"/>
         <w:numPr>
           <w:ilvl w:val="0"/>
-          <w:numId w:val="1205"/>
+          <w:numId w:val="1206"/>
         </w:numPr>
       </w:pPr>
       <w:r>
@@ -34074,7 +34334,7 @@
         <w:pStyle w:val="Compact"/>
         <w:numPr>
           <w:ilvl w:val="0"/>
-          <w:numId w:val="1205"/>
+          <w:numId w:val="1206"/>
         </w:numPr>
       </w:pPr>
       <w:r>
@@ -34096,7 +34356,7 @@
         <w:pStyle w:val="Compact"/>
         <w:numPr>
           <w:ilvl w:val="0"/>
-          <w:numId w:val="1205"/>
+          <w:numId w:val="1206"/>
         </w:numPr>
       </w:pPr>
       <w:r>
@@ -34118,7 +34378,7 @@
         <w:pStyle w:val="Compact"/>
         <w:numPr>
           <w:ilvl w:val="0"/>
-          <w:numId w:val="1205"/>
+          <w:numId w:val="1206"/>
         </w:numPr>
       </w:pPr>
       <w:r>
@@ -34266,7 +34526,7 @@
         <w:pStyle w:val="Compact"/>
         <w:numPr>
           <w:ilvl w:val="0"/>
-          <w:numId w:val="1206"/>
+          <w:numId w:val="1207"/>
         </w:numPr>
       </w:pPr>
       <w:r>
@@ -34288,7 +34548,7 @@
         <w:pStyle w:val="Compact"/>
         <w:numPr>
           <w:ilvl w:val="0"/>
-          <w:numId w:val="1206"/>
+          <w:numId w:val="1207"/>
         </w:numPr>
       </w:pPr>
       <w:r>
@@ -34310,7 +34570,7 @@
         <w:pStyle w:val="Compact"/>
         <w:numPr>
           <w:ilvl w:val="0"/>
-          <w:numId w:val="1206"/>
+          <w:numId w:val="1207"/>
         </w:numPr>
       </w:pPr>
       <w:r>
@@ -34332,7 +34592,7 @@
         <w:pStyle w:val="Compact"/>
         <w:numPr>
           <w:ilvl w:val="0"/>
-          <w:numId w:val="1206"/>
+          <w:numId w:val="1207"/>
         </w:numPr>
       </w:pPr>
       <w:r>
@@ -34366,7 +34626,7 @@
         <w:pStyle w:val="Compact"/>
         <w:numPr>
           <w:ilvl w:val="0"/>
-          <w:numId w:val="1207"/>
+          <w:numId w:val="1208"/>
         </w:numPr>
       </w:pPr>
       <w:r>
@@ -34388,7 +34648,7 @@
         <w:pStyle w:val="Compact"/>
         <w:numPr>
           <w:ilvl w:val="0"/>
-          <w:numId w:val="1207"/>
+          <w:numId w:val="1208"/>
         </w:numPr>
       </w:pPr>
       <w:r>
@@ -34410,7 +34670,7 @@
         <w:pStyle w:val="Compact"/>
         <w:numPr>
           <w:ilvl w:val="0"/>
-          <w:numId w:val="1207"/>
+          <w:numId w:val="1208"/>
         </w:numPr>
       </w:pPr>
       <w:r>
@@ -34432,7 +34692,7 @@
         <w:pStyle w:val="Compact"/>
         <w:numPr>
           <w:ilvl w:val="0"/>
-          <w:numId w:val="1207"/>
+          <w:numId w:val="1208"/>
         </w:numPr>
       </w:pPr>
       <w:r>
@@ -34568,7 +34828,7 @@
         <w:pStyle w:val="Compact"/>
         <w:numPr>
           <w:ilvl w:val="0"/>
-          <w:numId w:val="1208"/>
+          <w:numId w:val="1209"/>
         </w:numPr>
       </w:pPr>
       <w:r>
@@ -34590,7 +34850,7 @@
         <w:pStyle w:val="Compact"/>
         <w:numPr>
           <w:ilvl w:val="0"/>
-          <w:numId w:val="1208"/>
+          <w:numId w:val="1209"/>
         </w:numPr>
       </w:pPr>
       <w:r>
@@ -34612,7 +34872,7 @@
         <w:pStyle w:val="Compact"/>
         <w:numPr>
           <w:ilvl w:val="0"/>
-          <w:numId w:val="1208"/>
+          <w:numId w:val="1209"/>
         </w:numPr>
       </w:pPr>
       <w:r>
@@ -34634,7 +34894,7 @@
         <w:pStyle w:val="Compact"/>
         <w:numPr>
           <w:ilvl w:val="0"/>
-          <w:numId w:val="1208"/>
+          <w:numId w:val="1209"/>
         </w:numPr>
       </w:pPr>
       <w:r>
@@ -34668,7 +34928,7 @@
         <w:pStyle w:val="Compact"/>
         <w:numPr>
           <w:ilvl w:val="0"/>
-          <w:numId w:val="1209"/>
+          <w:numId w:val="1210"/>
         </w:numPr>
       </w:pPr>
       <w:r>
@@ -34690,7 +34950,7 @@
         <w:pStyle w:val="Compact"/>
         <w:numPr>
           <w:ilvl w:val="0"/>
-          <w:numId w:val="1209"/>
+          <w:numId w:val="1210"/>
         </w:numPr>
       </w:pPr>
       <w:r>
@@ -34712,7 +34972,7 @@
         <w:pStyle w:val="Compact"/>
         <w:numPr>
           <w:ilvl w:val="0"/>
-          <w:numId w:val="1209"/>
+          <w:numId w:val="1210"/>
         </w:numPr>
       </w:pPr>
       <w:r>
@@ -34734,7 +34994,7 @@
         <w:pStyle w:val="Compact"/>
         <w:numPr>
           <w:ilvl w:val="0"/>
-          <w:numId w:val="1209"/>
+          <w:numId w:val="1210"/>
         </w:numPr>
       </w:pPr>
       <w:r>
@@ -34870,7 +35130,7 @@
         <w:pStyle w:val="Compact"/>
         <w:numPr>
           <w:ilvl w:val="0"/>
-          <w:numId w:val="1210"/>
+          <w:numId w:val="1211"/>
         </w:numPr>
       </w:pPr>
       <w:r>
@@ -34892,7 +35152,7 @@
         <w:pStyle w:val="Compact"/>
         <w:numPr>
           <w:ilvl w:val="0"/>
-          <w:numId w:val="1210"/>
+          <w:numId w:val="1211"/>
         </w:numPr>
       </w:pPr>
       <w:r>
@@ -34914,7 +35174,7 @@
         <w:pStyle w:val="Compact"/>
         <w:numPr>
           <w:ilvl w:val="0"/>
-          <w:numId w:val="1210"/>
+          <w:numId w:val="1211"/>
         </w:numPr>
       </w:pPr>
       <w:r>
@@ -34936,7 +35196,7 @@
         <w:pStyle w:val="Compact"/>
         <w:numPr>
           <w:ilvl w:val="0"/>
-          <w:numId w:val="1210"/>
+          <w:numId w:val="1211"/>
         </w:numPr>
       </w:pPr>
       <w:r>
@@ -34970,7 +35230,7 @@
         <w:pStyle w:val="Compact"/>
         <w:numPr>
           <w:ilvl w:val="0"/>
-          <w:numId w:val="1211"/>
+          <w:numId w:val="1212"/>
         </w:numPr>
       </w:pPr>
       <w:r>
@@ -34992,7 +35252,7 @@
         <w:pStyle w:val="Compact"/>
         <w:numPr>
           <w:ilvl w:val="0"/>
-          <w:numId w:val="1211"/>
+          <w:numId w:val="1212"/>
         </w:numPr>
       </w:pPr>
       <w:r>
@@ -35014,7 +35274,7 @@
         <w:pStyle w:val="Compact"/>
         <w:numPr>
           <w:ilvl w:val="0"/>
-          <w:numId w:val="1211"/>
+          <w:numId w:val="1212"/>
         </w:numPr>
       </w:pPr>
       <w:r>
@@ -35036,7 +35296,7 @@
         <w:pStyle w:val="Compact"/>
         <w:numPr>
           <w:ilvl w:val="0"/>
-          <w:numId w:val="1211"/>
+          <w:numId w:val="1212"/>
         </w:numPr>
       </w:pPr>
       <w:r>
@@ -35178,7 +35438,7 @@
         <w:pStyle w:val="Compact"/>
         <w:numPr>
           <w:ilvl w:val="0"/>
-          <w:numId w:val="1212"/>
+          <w:numId w:val="1213"/>
         </w:numPr>
       </w:pPr>
       <w:r>
@@ -35200,7 +35460,7 @@
         <w:pStyle w:val="Compact"/>
         <w:numPr>
           <w:ilvl w:val="0"/>
-          <w:numId w:val="1212"/>
+          <w:numId w:val="1213"/>
         </w:numPr>
       </w:pPr>
       <w:r>
@@ -35222,7 +35482,7 @@
         <w:pStyle w:val="Compact"/>
         <w:numPr>
           <w:ilvl w:val="0"/>
-          <w:numId w:val="1212"/>
+          <w:numId w:val="1213"/>
         </w:numPr>
       </w:pPr>
       <w:r>
@@ -35244,7 +35504,7 @@
         <w:pStyle w:val="Compact"/>
         <w:numPr>
           <w:ilvl w:val="0"/>
-          <w:numId w:val="1212"/>
+          <w:numId w:val="1213"/>
         </w:numPr>
       </w:pPr>
       <w:r>
@@ -35278,7 +35538,7 @@
         <w:pStyle w:val="Compact"/>
         <w:numPr>
           <w:ilvl w:val="0"/>
-          <w:numId w:val="1213"/>
+          <w:numId w:val="1214"/>
         </w:numPr>
       </w:pPr>
       <w:r>
@@ -35300,7 +35560,7 @@
         <w:pStyle w:val="Compact"/>
         <w:numPr>
           <w:ilvl w:val="0"/>
-          <w:numId w:val="1213"/>
+          <w:numId w:val="1214"/>
         </w:numPr>
       </w:pPr>
       <w:r>
@@ -35322,7 +35582,7 @@
         <w:pStyle w:val="Compact"/>
         <w:numPr>
           <w:ilvl w:val="0"/>
-          <w:numId w:val="1213"/>
+          <w:numId w:val="1214"/>
         </w:numPr>
       </w:pPr>
       <w:r>
@@ -35344,7 +35604,7 @@
         <w:pStyle w:val="Compact"/>
         <w:numPr>
           <w:ilvl w:val="0"/>
-          <w:numId w:val="1213"/>
+          <w:numId w:val="1214"/>
         </w:numPr>
       </w:pPr>
       <w:r>
@@ -35486,7 +35746,7 @@
         <w:pStyle w:val="Compact"/>
         <w:numPr>
           <w:ilvl w:val="0"/>
-          <w:numId w:val="1214"/>
+          <w:numId w:val="1215"/>
         </w:numPr>
       </w:pPr>
       <w:r>
@@ -35508,7 +35768,7 @@
         <w:pStyle w:val="Compact"/>
         <w:numPr>
           <w:ilvl w:val="0"/>
-          <w:numId w:val="1214"/>
+          <w:numId w:val="1215"/>
         </w:numPr>
       </w:pPr>
       <w:r>
@@ -35530,7 +35790,7 @@
         <w:pStyle w:val="Compact"/>
         <w:numPr>
           <w:ilvl w:val="0"/>
-          <w:numId w:val="1214"/>
+          <w:numId w:val="1215"/>
         </w:numPr>
       </w:pPr>
       <w:r>
@@ -35552,7 +35812,7 @@
         <w:pStyle w:val="Compact"/>
         <w:numPr>
           <w:ilvl w:val="0"/>
-          <w:numId w:val="1214"/>
+          <w:numId w:val="1215"/>
         </w:numPr>
       </w:pPr>
       <w:r>
@@ -35586,7 +35846,7 @@
         <w:pStyle w:val="Compact"/>
         <w:numPr>
           <w:ilvl w:val="0"/>
-          <w:numId w:val="1215"/>
+          <w:numId w:val="1216"/>
         </w:numPr>
       </w:pPr>
       <w:r>
@@ -35608,7 +35868,7 @@
         <w:pStyle w:val="Compact"/>
         <w:numPr>
           <w:ilvl w:val="0"/>
-          <w:numId w:val="1215"/>
+          <w:numId w:val="1216"/>
         </w:numPr>
       </w:pPr>
       <w:r>
@@ -35630,7 +35890,7 @@
         <w:pStyle w:val="Compact"/>
         <w:numPr>
           <w:ilvl w:val="0"/>
-          <w:numId w:val="1215"/>
+          <w:numId w:val="1216"/>
         </w:numPr>
       </w:pPr>
       <w:r>
@@ -35652,7 +35912,7 @@
         <w:pStyle w:val="Compact"/>
         <w:numPr>
           <w:ilvl w:val="0"/>
-          <w:numId w:val="1215"/>
+          <w:numId w:val="1216"/>
         </w:numPr>
       </w:pPr>
       <w:r>
@@ -35794,7 +36054,7 @@
         <w:pStyle w:val="Compact"/>
         <w:numPr>
           <w:ilvl w:val="0"/>
-          <w:numId w:val="1216"/>
+          <w:numId w:val="1217"/>
         </w:numPr>
       </w:pPr>
       <w:r>
@@ -35816,7 +36076,7 @@
         <w:pStyle w:val="Compact"/>
         <w:numPr>
           <w:ilvl w:val="0"/>
-          <w:numId w:val="1216"/>
+          <w:numId w:val="1217"/>
         </w:numPr>
       </w:pPr>
       <w:r>
@@ -35838,7 +36098,7 @@
         <w:pStyle w:val="Compact"/>
         <w:numPr>
           <w:ilvl w:val="0"/>
-          <w:numId w:val="1216"/>
+          <w:numId w:val="1217"/>
         </w:numPr>
       </w:pPr>
       <w:r>
@@ -35860,7 +36120,7 @@
         <w:pStyle w:val="Compact"/>
         <w:numPr>
           <w:ilvl w:val="0"/>
-          <w:numId w:val="1216"/>
+          <w:numId w:val="1217"/>
         </w:numPr>
       </w:pPr>
       <w:r>
@@ -35894,7 +36154,7 @@
         <w:pStyle w:val="Compact"/>
         <w:numPr>
           <w:ilvl w:val="0"/>
-          <w:numId w:val="1217"/>
+          <w:numId w:val="1218"/>
         </w:numPr>
       </w:pPr>
       <w:r>
@@ -35916,7 +36176,7 @@
         <w:pStyle w:val="Compact"/>
         <w:numPr>
           <w:ilvl w:val="0"/>
-          <w:numId w:val="1217"/>
+          <w:numId w:val="1218"/>
         </w:numPr>
       </w:pPr>
       <w:r>
@@ -35938,7 +36198,7 @@
         <w:pStyle w:val="Compact"/>
         <w:numPr>
           <w:ilvl w:val="0"/>
-          <w:numId w:val="1217"/>
+          <w:numId w:val="1218"/>
         </w:numPr>
       </w:pPr>
       <w:r>
@@ -35960,7 +36220,7 @@
         <w:pStyle w:val="Compact"/>
         <w:numPr>
           <w:ilvl w:val="0"/>
-          <w:numId w:val="1217"/>
+          <w:numId w:val="1218"/>
         </w:numPr>
       </w:pPr>
       <w:r>
@@ -36108,7 +36368,7 @@
         <w:pStyle w:val="Compact"/>
         <w:numPr>
           <w:ilvl w:val="0"/>
-          <w:numId w:val="1218"/>
+          <w:numId w:val="1219"/>
         </w:numPr>
       </w:pPr>
       <w:r>
@@ -36136,7 +36396,7 @@
         <w:pStyle w:val="Compact"/>
         <w:numPr>
           <w:ilvl w:val="0"/>
-          <w:numId w:val="1218"/>
+          <w:numId w:val="1219"/>
         </w:numPr>
       </w:pPr>
       <w:r>
@@ -36158,7 +36418,7 @@
         <w:pStyle w:val="Compact"/>
         <w:numPr>
           <w:ilvl w:val="0"/>
-          <w:numId w:val="1218"/>
+          <w:numId w:val="1219"/>
         </w:numPr>
       </w:pPr>
       <w:r>
@@ -36180,7 +36440,7 @@
         <w:pStyle w:val="Compact"/>
         <w:numPr>
           <w:ilvl w:val="0"/>
-          <w:numId w:val="1218"/>
+          <w:numId w:val="1219"/>
         </w:numPr>
       </w:pPr>
       <w:r>
@@ -36214,7 +36474,7 @@
         <w:pStyle w:val="Compact"/>
         <w:numPr>
           <w:ilvl w:val="0"/>
-          <w:numId w:val="1219"/>
+          <w:numId w:val="1220"/>
         </w:numPr>
       </w:pPr>
       <w:r>
@@ -36236,7 +36496,7 @@
         <w:pStyle w:val="Compact"/>
         <w:numPr>
           <w:ilvl w:val="0"/>
-          <w:numId w:val="1219"/>
+          <w:numId w:val="1220"/>
         </w:numPr>
       </w:pPr>
       <w:r>
@@ -36258,7 +36518,7 @@
         <w:pStyle w:val="Compact"/>
         <w:numPr>
           <w:ilvl w:val="0"/>
-          <w:numId w:val="1219"/>
+          <w:numId w:val="1220"/>
         </w:numPr>
       </w:pPr>
       <w:r>
@@ -36280,7 +36540,7 @@
         <w:pStyle w:val="Compact"/>
         <w:numPr>
           <w:ilvl w:val="0"/>
-          <w:numId w:val="1219"/>
+          <w:numId w:val="1220"/>
         </w:numPr>
       </w:pPr>
       <w:r>
@@ -36434,7 +36694,7 @@
         <w:pStyle w:val="Compact"/>
         <w:numPr>
           <w:ilvl w:val="0"/>
-          <w:numId w:val="1220"/>
+          <w:numId w:val="1221"/>
         </w:numPr>
       </w:pPr>
       <w:r>
@@ -36456,7 +36716,7 @@
         <w:pStyle w:val="Compact"/>
         <w:numPr>
           <w:ilvl w:val="0"/>
-          <w:numId w:val="1220"/>
+          <w:numId w:val="1221"/>
         </w:numPr>
       </w:pPr>
       <w:r>
@@ -36478,7 +36738,7 @@
         <w:pStyle w:val="Compact"/>
         <w:numPr>
           <w:ilvl w:val="0"/>
-          <w:numId w:val="1220"/>
+          <w:numId w:val="1221"/>
         </w:numPr>
       </w:pPr>
       <w:r>
@@ -36500,7 +36760,7 @@
         <w:pStyle w:val="Compact"/>
         <w:numPr>
           <w:ilvl w:val="0"/>
-          <w:numId w:val="1220"/>
+          <w:numId w:val="1221"/>
         </w:numPr>
       </w:pPr>
       <w:r>
@@ -36534,7 +36794,7 @@
         <w:pStyle w:val="Compact"/>
         <w:numPr>
           <w:ilvl w:val="0"/>
-          <w:numId w:val="1221"/>
+          <w:numId w:val="1222"/>
         </w:numPr>
       </w:pPr>
       <w:r>
@@ -36556,7 +36816,7 @@
         <w:pStyle w:val="Compact"/>
         <w:numPr>
           <w:ilvl w:val="0"/>
-          <w:numId w:val="1221"/>
+          <w:numId w:val="1222"/>
         </w:numPr>
       </w:pPr>
       <w:r>
@@ -36578,7 +36838,7 @@
         <w:pStyle w:val="Compact"/>
         <w:numPr>
           <w:ilvl w:val="0"/>
-          <w:numId w:val="1221"/>
+          <w:numId w:val="1222"/>
         </w:numPr>
       </w:pPr>
       <w:r>
@@ -36612,7 +36872,7 @@
         <w:pStyle w:val="Compact"/>
         <w:numPr>
           <w:ilvl w:val="0"/>
-          <w:numId w:val="1221"/>
+          <w:numId w:val="1222"/>
         </w:numPr>
       </w:pPr>
       <w:r>
@@ -36770,7 +37030,7 @@
         <w:pStyle w:val="Compact"/>
         <w:numPr>
           <w:ilvl w:val="0"/>
-          <w:numId w:val="1222"/>
+          <w:numId w:val="1223"/>
         </w:numPr>
       </w:pPr>
       <w:r>
@@ -36798,7 +37058,7 @@
         <w:pStyle w:val="Compact"/>
         <w:numPr>
           <w:ilvl w:val="0"/>
-          <w:numId w:val="1222"/>
+          <w:numId w:val="1223"/>
         </w:numPr>
       </w:pPr>
       <w:r>
@@ -36820,7 +37080,7 @@
         <w:pStyle w:val="Compact"/>
         <w:numPr>
           <w:ilvl w:val="0"/>
-          <w:numId w:val="1222"/>
+          <w:numId w:val="1223"/>
         </w:numPr>
       </w:pPr>
       <w:r>
@@ -36842,7 +37102,7 @@
         <w:pStyle w:val="Compact"/>
         <w:numPr>
           <w:ilvl w:val="0"/>
-          <w:numId w:val="1222"/>
+          <w:numId w:val="1223"/>
         </w:numPr>
       </w:pPr>
       <w:r>
@@ -36876,7 +37136,7 @@
         <w:pStyle w:val="Compact"/>
         <w:numPr>
           <w:ilvl w:val="0"/>
-          <w:numId w:val="1223"/>
+          <w:numId w:val="1224"/>
         </w:numPr>
       </w:pPr>
       <w:r>
@@ -36898,7 +37158,7 @@
         <w:pStyle w:val="Compact"/>
         <w:numPr>
           <w:ilvl w:val="0"/>
-          <w:numId w:val="1223"/>
+          <w:numId w:val="1224"/>
         </w:numPr>
       </w:pPr>
       <w:r>
@@ -36920,7 +37180,7 @@
         <w:pStyle w:val="Compact"/>
         <w:numPr>
           <w:ilvl w:val="0"/>
-          <w:numId w:val="1223"/>
+          <w:numId w:val="1224"/>
         </w:numPr>
       </w:pPr>
       <w:r>
@@ -36942,7 +37202,7 @@
         <w:pStyle w:val="Compact"/>
         <w:numPr>
           <w:ilvl w:val="0"/>
-          <w:numId w:val="1223"/>
+          <w:numId w:val="1224"/>
         </w:numPr>
       </w:pPr>
       <w:r>
@@ -37084,7 +37344,7 @@
         <w:pStyle w:val="Compact"/>
         <w:numPr>
           <w:ilvl w:val="0"/>
-          <w:numId w:val="1224"/>
+          <w:numId w:val="1225"/>
         </w:numPr>
       </w:pPr>
       <w:r>
@@ -37106,7 +37366,7 @@
         <w:pStyle w:val="Compact"/>
         <w:numPr>
           <w:ilvl w:val="0"/>
-          <w:numId w:val="1224"/>
+          <w:numId w:val="1225"/>
         </w:numPr>
       </w:pPr>
       <w:r>
@@ -37128,7 +37388,7 @@
         <w:pStyle w:val="Compact"/>
         <w:numPr>
           <w:ilvl w:val="0"/>
-          <w:numId w:val="1224"/>
+          <w:numId w:val="1225"/>
         </w:numPr>
       </w:pPr>
       <w:r>
@@ -37150,7 +37410,7 @@
         <w:pStyle w:val="Compact"/>
         <w:numPr>
           <w:ilvl w:val="0"/>
-          <w:numId w:val="1224"/>
+          <w:numId w:val="1225"/>
         </w:numPr>
       </w:pPr>
       <w:r>
@@ -37184,7 +37444,7 @@
         <w:pStyle w:val="Compact"/>
         <w:numPr>
           <w:ilvl w:val="0"/>
-          <w:numId w:val="1225"/>
+          <w:numId w:val="1226"/>
         </w:numPr>
       </w:pPr>
       <w:r>
@@ -37206,7 +37466,7 @@
         <w:pStyle w:val="Compact"/>
         <w:numPr>
           <w:ilvl w:val="0"/>
-          <w:numId w:val="1225"/>
+          <w:numId w:val="1226"/>
         </w:numPr>
       </w:pPr>
       <w:r>
@@ -37228,7 +37488,7 @@
         <w:pStyle w:val="Compact"/>
         <w:numPr>
           <w:ilvl w:val="0"/>
-          <w:numId w:val="1225"/>
+          <w:numId w:val="1226"/>
         </w:numPr>
       </w:pPr>
       <w:r>
@@ -37250,7 +37510,7 @@
         <w:pStyle w:val="Compact"/>
         <w:numPr>
           <w:ilvl w:val="0"/>
-          <w:numId w:val="1225"/>
+          <w:numId w:val="1226"/>
         </w:numPr>
       </w:pPr>
       <w:r>
@@ -37398,7 +37658,7 @@
         <w:pStyle w:val="Compact"/>
         <w:numPr>
           <w:ilvl w:val="0"/>
-          <w:numId w:val="1226"/>
+          <w:numId w:val="1227"/>
         </w:numPr>
       </w:pPr>
       <w:r>
@@ -37420,7 +37680,7 @@
         <w:pStyle w:val="Compact"/>
         <w:numPr>
           <w:ilvl w:val="0"/>
-          <w:numId w:val="1226"/>
+          <w:numId w:val="1227"/>
         </w:numPr>
       </w:pPr>
       <w:r>
@@ -37442,7 +37702,7 @@
         <w:pStyle w:val="Compact"/>
         <w:numPr>
           <w:ilvl w:val="0"/>
-          <w:numId w:val="1226"/>
+          <w:numId w:val="1227"/>
         </w:numPr>
       </w:pPr>
       <w:r>
@@ -37464,7 +37724,7 @@
         <w:pStyle w:val="Compact"/>
         <w:numPr>
           <w:ilvl w:val="0"/>
-          <w:numId w:val="1226"/>
+          <w:numId w:val="1227"/>
         </w:numPr>
       </w:pPr>
       <w:r>
@@ -37498,7 +37758,7 @@
         <w:pStyle w:val="Compact"/>
         <w:numPr>
           <w:ilvl w:val="0"/>
-          <w:numId w:val="1227"/>
+          <w:numId w:val="1228"/>
         </w:numPr>
       </w:pPr>
       <w:r>
@@ -37520,7 +37780,7 @@
         <w:pStyle w:val="Compact"/>
         <w:numPr>
           <w:ilvl w:val="0"/>
-          <w:numId w:val="1227"/>
+          <w:numId w:val="1228"/>
         </w:numPr>
       </w:pPr>
       <w:r>
@@ -37542,7 +37802,7 @@
         <w:pStyle w:val="Compact"/>
         <w:numPr>
           <w:ilvl w:val="0"/>
-          <w:numId w:val="1227"/>
+          <w:numId w:val="1228"/>
         </w:numPr>
       </w:pPr>
       <w:r>
@@ -37564,7 +37824,7 @@
         <w:pStyle w:val="Compact"/>
         <w:numPr>
           <w:ilvl w:val="0"/>
-          <w:numId w:val="1227"/>
+          <w:numId w:val="1228"/>
         </w:numPr>
       </w:pPr>
       <w:r>
@@ -37586,7 +37846,7 @@
         <w:pStyle w:val="Compact"/>
         <w:numPr>
           <w:ilvl w:val="0"/>
-          <w:numId w:val="1227"/>
+          <w:numId w:val="1228"/>
         </w:numPr>
       </w:pPr>
       <w:r>
@@ -38068,34 +38328,7 @@
     <w:abstractNumId w:val="991"/>
   </w:num>
   <w:num w:numId="1005">
-    <w:abstractNumId w:val="99411"/>
-    <w:lvlOverride w:ilvl="0">
-      <w:startOverride w:val="1"/>
-    </w:lvlOverride>
-    <w:lvlOverride w:ilvl="1">
-      <w:startOverride w:val="1"/>
-    </w:lvlOverride>
-    <w:lvlOverride w:ilvl="2">
-      <w:startOverride w:val="1"/>
-    </w:lvlOverride>
-    <w:lvlOverride w:ilvl="3">
-      <w:startOverride w:val="1"/>
-    </w:lvlOverride>
-    <w:lvlOverride w:ilvl="4">
-      <w:startOverride w:val="1"/>
-    </w:lvlOverride>
-    <w:lvlOverride w:ilvl="5">
-      <w:startOverride w:val="1"/>
-    </w:lvlOverride>
-    <w:lvlOverride w:ilvl="6">
-      <w:startOverride w:val="1"/>
-    </w:lvlOverride>
-    <w:lvlOverride w:ilvl="7">
-      <w:startOverride w:val="1"/>
-    </w:lvlOverride>
-    <w:lvlOverride w:ilvl="8">
-      <w:startOverride w:val="1"/>
-    </w:lvlOverride>
+    <w:abstractNumId w:val="991"/>
   </w:num>
   <w:num w:numId="1006">
     <w:abstractNumId w:val="99411"/>
@@ -38158,7 +38391,34 @@
     </w:lvlOverride>
   </w:num>
   <w:num w:numId="1008">
-    <w:abstractNumId w:val="991"/>
+    <w:abstractNumId w:val="99411"/>
+    <w:lvlOverride w:ilvl="0">
+      <w:startOverride w:val="1"/>
+    </w:lvlOverride>
+    <w:lvlOverride w:ilvl="1">
+      <w:startOverride w:val="1"/>
+    </w:lvlOverride>
+    <w:lvlOverride w:ilvl="2">
+      <w:startOverride w:val="1"/>
+    </w:lvlOverride>
+    <w:lvlOverride w:ilvl="3">
+      <w:startOverride w:val="1"/>
+    </w:lvlOverride>
+    <w:lvlOverride w:ilvl="4">
+      <w:startOverride w:val="1"/>
+    </w:lvlOverride>
+    <w:lvlOverride w:ilvl="5">
+      <w:startOverride w:val="1"/>
+    </w:lvlOverride>
+    <w:lvlOverride w:ilvl="6">
+      <w:startOverride w:val="1"/>
+    </w:lvlOverride>
+    <w:lvlOverride w:ilvl="7">
+      <w:startOverride w:val="1"/>
+    </w:lvlOverride>
+    <w:lvlOverride w:ilvl="8">
+      <w:startOverride w:val="1"/>
+    </w:lvlOverride>
   </w:num>
   <w:num w:numId="1009">
     <w:abstractNumId w:val="991"/>
@@ -38815,6 +39075,9 @@
     <w:abstractNumId w:val="991"/>
   </w:num>
   <w:num w:numId="1227">
+    <w:abstractNumId w:val="991"/>
+  </w:num>
+  <w:num w:numId="1228">
     <w:abstractNumId w:val="991"/>
   </w:num>
 </w:numbering>
